--- a/s-s-event-bogor/print-notebooks/03-services/08-example-tables.docx
+++ b/s-s-event-bogor/print-notebooks/03-services/08-example-tables.docx
@@ -2801,7 +2801,7 @@
                 <w:color w:val="FFFFFF"/>
                 <w:sz w:val="20"/>
               </w:rPr>
-              <w:t>Total reductions</w:t>
+              <w:t>Opening total</w:t>
             </w:r>
           </w:p>
         </w:tc>
@@ -2851,7 +2851,7 @@
               <w:bottom w:val="single" w:sz="8" w:space="0" w:color="404040"/>
               <w:right w:val="single" w:sz="8" w:space="0" w:color="404040"/>
             </w:tcBorders>
-            <w:shd w:fill="D9D9D9" w:val="clear"/>
+            <w:shd w:fill="D4EEE5" w:val="clear"/>
           </w:tcPr>
           <w:p>
             <w:pPr>
@@ -2873,7 +2873,7 @@
                 <w:color w:val="30302F"/>
                 <w:sz w:val="20"/>
               </w:rPr>
-              <w:t>---</w:t>
+              <w:t>1 140</w:t>
             </w:r>
           </w:p>
         </w:tc>
@@ -2941,7 +2941,7 @@
                 <w:color w:val="30302F"/>
                 <w:sz w:val="20"/>
               </w:rPr>
-              <w:t>5</w:t>
+              <w:t>0</w:t>
             </w:r>
           </w:p>
         </w:tc>
@@ -2975,7 +2975,7 @@
                 <w:color w:val="30302F"/>
                 <w:sz w:val="20"/>
               </w:rPr>
-              <w:t>80</w:t>
+              <w:t>85</w:t>
             </w:r>
           </w:p>
         </w:tc>
@@ -3009,7 +3009,7 @@
                 <w:color w:val="30302F"/>
                 <w:sz w:val="20"/>
               </w:rPr>
-              <w:t>100</w:t>
+              <w:t>1 240</w:t>
             </w:r>
           </w:p>
         </w:tc>
@@ -3093,7 +3093,7 @@
               <w:bottom w:val="single" w:sz="8" w:space="0" w:color="404040"/>
               <w:right w:val="single" w:sz="8" w:space="0" w:color="404040"/>
             </w:tcBorders>
-            <w:shd w:fill="D9D9D9" w:val="clear"/>
+            <w:shd w:fill="D4EEE5" w:val="clear"/>
           </w:tcPr>
           <w:p>
             <w:pPr>
@@ -3115,7 +3115,7 @@
                 <w:color w:val="30302F"/>
                 <w:sz w:val="20"/>
               </w:rPr>
-              <w:t>---</w:t>
+              <w:t>790</w:t>
             </w:r>
           </w:p>
         </w:tc>
@@ -3149,7 +3149,7 @@
                 <w:color w:val="30302F"/>
                 <w:sz w:val="20"/>
               </w:rPr>
-              <w:t>10</w:t>
+              <w:t>5</w:t>
             </w:r>
           </w:p>
         </w:tc>
@@ -3183,7 +3183,7 @@
                 <w:color w:val="30302F"/>
                 <w:sz w:val="20"/>
               </w:rPr>
-              <w:t>50</w:t>
+              <w:t>55</w:t>
             </w:r>
           </w:p>
         </w:tc>
@@ -3217,7 +3217,7 @@
                 <w:color w:val="30302F"/>
                 <w:sz w:val="20"/>
               </w:rPr>
-              <w:t>70</w:t>
+              <w:t>860</w:t>
             </w:r>
           </w:p>
         </w:tc>
@@ -3322,7 +3322,7 @@
                 <w:color w:val="30302F"/>
                 <w:sz w:val="20"/>
               </w:rPr>
-              <w:t>5</w:t>
+              <w:t>0</w:t>
             </w:r>
           </w:p>
         </w:tc>
@@ -3335,7 +3335,7 @@
               <w:bottom w:val="single" w:sz="8" w:space="0" w:color="404040"/>
               <w:right w:val="single" w:sz="8" w:space="0" w:color="404040"/>
             </w:tcBorders>
-            <w:shd w:fill="D9D9D9" w:val="clear"/>
+            <w:shd w:fill="D4EEE5" w:val="clear"/>
           </w:tcPr>
           <w:p>
             <w:pPr>
@@ -3357,7 +3357,7 @@
                 <w:color w:val="30302F"/>
                 <w:sz w:val="20"/>
               </w:rPr>
-              <w:t>---</w:t>
+              <w:t>300</w:t>
             </w:r>
           </w:p>
         </w:tc>
@@ -3391,7 +3391,7 @@
                 <w:color w:val="30302F"/>
                 <w:sz w:val="20"/>
               </w:rPr>
-              <w:t>10</w:t>
+              <w:t>15</w:t>
             </w:r>
           </w:p>
         </w:tc>
@@ -3425,7 +3425,7 @@
                 <w:color w:val="30302F"/>
                 <w:sz w:val="20"/>
               </w:rPr>
-              <w:t>15</w:t>
+              <w:t>315</w:t>
             </w:r>
           </w:p>
         </w:tc>
@@ -3530,7 +3530,7 @@
                 <w:color w:val="30302F"/>
                 <w:sz w:val="20"/>
               </w:rPr>
-              <w:t>15</w:t>
+              <w:t>20</w:t>
             </w:r>
           </w:p>
         </w:tc>
@@ -3564,7 +3564,7 @@
                 <w:color w:val="30302F"/>
                 <w:sz w:val="20"/>
               </w:rPr>
-              <w:t>25</w:t>
+              <w:t>35</w:t>
             </w:r>
           </w:p>
         </w:tc>
@@ -3577,7 +3577,7 @@
               <w:bottom w:val="single" w:sz="8" w:space="0" w:color="404040"/>
               <w:right w:val="single" w:sz="8" w:space="0" w:color="404040"/>
             </w:tcBorders>
-            <w:shd w:fill="D9D9D9" w:val="clear"/>
+            <w:shd w:fill="D4EEE5" w:val="clear"/>
           </w:tcPr>
           <w:p>
             <w:pPr>
@@ -3599,7 +3599,7 @@
                 <w:color w:val="30302F"/>
                 <w:sz w:val="20"/>
               </w:rPr>
-              <w:t>---</w:t>
+              <w:t>7 500</w:t>
             </w:r>
           </w:p>
         </w:tc>
@@ -3633,7 +3633,7 @@
                 <w:color w:val="30302F"/>
                 <w:sz w:val="20"/>
               </w:rPr>
-              <w:t>70</w:t>
+              <w:t>7 585</w:t>
             </w:r>
           </w:p>
         </w:tc>
@@ -3648,7 +3648,7 @@
               <w:bottom w:val="single" w:sz="8" w:space="0" w:color="404040"/>
               <w:right w:val="single" w:sz="8" w:space="0" w:color="404040"/>
             </w:tcBorders>
-            <w:shd w:fill="3B9C7B" w:val="clear"/>
+            <w:shd w:fill="0A5455" w:val="clear"/>
           </w:tcPr>
           <w:p>
             <w:pPr>
@@ -3670,7 +3670,7 @@
                 <w:color w:val="FFFFFF"/>
                 <w:sz w:val="20"/>
               </w:rPr>
-              <w:t>Total additions</w:t>
+              <w:t>Closing total</w:t>
             </w:r>
           </w:p>
         </w:tc>
@@ -3705,7 +3705,7 @@
                 <w:color w:val="FFFFFF"/>
                 <w:sz w:val="20"/>
               </w:rPr>
-              <w:t>40</w:t>
+              <w:t>1 180</w:t>
             </w:r>
           </w:p>
         </w:tc>
@@ -3740,7 +3740,7 @@
                 <w:color w:val="FFFFFF"/>
                 <w:sz w:val="20"/>
               </w:rPr>
-              <w:t>35</w:t>
+              <w:t>825</w:t>
             </w:r>
           </w:p>
         </w:tc>
@@ -3775,7 +3775,7 @@
                 <w:color w:val="FFFFFF"/>
                 <w:sz w:val="20"/>
               </w:rPr>
-              <w:t>40</w:t>
+              <w:t>340</w:t>
             </w:r>
           </w:p>
         </w:tc>
@@ -3810,7 +3810,7 @@
                 <w:color w:val="FFFFFF"/>
                 <w:sz w:val="20"/>
               </w:rPr>
-              <w:t>140</w:t>
+              <w:t>7 655</w:t>
             </w:r>
           </w:p>
         </w:tc>
@@ -3845,7 +3845,7 @@
                 <w:color w:val="FFFFFF"/>
                 <w:sz w:val="20"/>
               </w:rPr>
-              <w:t>---</w:t>
+              <w:t>10 000</w:t>
             </w:r>
           </w:p>
         </w:tc>
@@ -5646,7 +5646,7 @@
                 <w:color w:val="FFFFFF"/>
                 <w:sz w:val="20"/>
               </w:rPr>
-              <w:t>--</w:t>
+              <w:t>average</w:t>
             </w:r>
           </w:p>
         </w:tc>
@@ -5681,7 +5681,6 @@
                 <w:color w:val="FFFFFF"/>
                 <w:sz w:val="20"/>
               </w:rPr>
-              <w:t>--</w:t>
             </w:r>
           </w:p>
         </w:tc>

--- a/s-s-event-bogor/print-notebooks/03-services/08-example-tables.docx
+++ b/s-s-event-bogor/print-notebooks/03-services/08-example-tables.docx
@@ -8801,6 +8801,4250 @@
         </w:tc>
       </w:tr>
     </w:tbl>
+    <w:p>
+      <w:r>
+        <w:br w:type="page"/>
+      </w:r>
+    </w:p>
+    <w:p>
+      <w:pPr>
+        <w:spacing w:before="360" w:after="120"/>
+      </w:pPr>
+      <w:r>
+        <w:rPr>
+          <w:rFonts w:ascii="Arial" w:hAnsi="Arial"/>
+          <w:b/>
+          <w:color w:val="0A5455"/>
+          <w:sz w:val="26"/>
+        </w:rPr>
+        <w:t>Table 4c -- Ecosystem Service Physical Use (Part A): Who Benefits?</w:t>
+      </w:r>
+    </w:p>
+    <w:tbl>
+      <w:tblPr>
+        <w:tblW w:type="auto" w:w="0"/>
+        <w:jc w:val="center"/>
+        <w:tblLook w:firstColumn="1" w:firstRow="1" w:lastColumn="0" w:lastRow="0" w:noHBand="0" w:noVBand="1" w:val="04A0"/>
+      </w:tblPr>
+      <w:tblGrid>
+        <w:gridCol w:w="1767"/>
+        <w:gridCol w:w="1767"/>
+        <w:gridCol w:w="1767"/>
+        <w:gridCol w:w="1767"/>
+        <w:gridCol w:w="1767"/>
+        <w:gridCol w:w="1767"/>
+        <w:gridCol w:w="1767"/>
+        <w:gridCol w:w="1767"/>
+      </w:tblGrid>
+      <w:tr>
+        <w:tc>
+          <w:tcPr>
+            <w:tcW w:type="dxa" w:w="1767"/>
+            <w:tcBorders>
+              <w:top w:val="single" w:sz="8" w:space="0" w:color="404040"/>
+              <w:left w:val="single" w:sz="8" w:space="0" w:color="404040"/>
+              <w:bottom w:val="single" w:sz="8" w:space="0" w:color="404040"/>
+              <w:right w:val="single" w:sz="8" w:space="0" w:color="404040"/>
+            </w:tcBorders>
+            <w:shd w:fill="3B9C7B" w:val="clear"/>
+          </w:tcPr>
+          <w:p>
+            <w:pPr>
+              <w:spacing w:before="80" w:after="80"/>
+              <w:jc w:val="center"/>
+            </w:pPr>
+            <w:r>
+              <w:rPr>
+                <w:rFonts w:ascii="Arial" w:hAnsi="Arial"/>
+                <w:b/>
+                <w:color w:val="FFFFFF"/>
+                <w:sz w:val="20"/>
+              </w:rPr>
+            </w:r>
+            <w:r>
+              <w:rPr>
+                <w:rFonts w:ascii="Arial" w:hAnsi="Arial"/>
+                <w:b/>
+                <w:color w:val="FFFFFF"/>
+                <w:sz w:val="20"/>
+              </w:rPr>
+              <w:t>Service</w:t>
+            </w:r>
+          </w:p>
+        </w:tc>
+        <w:tc>
+          <w:tcPr>
+            <w:tcW w:type="dxa" w:w="1767"/>
+            <w:tcBorders>
+              <w:top w:val="single" w:sz="8" w:space="0" w:color="404040"/>
+              <w:left w:val="single" w:sz="8" w:space="0" w:color="404040"/>
+              <w:bottom w:val="single" w:sz="8" w:space="0" w:color="404040"/>
+              <w:right w:val="single" w:sz="8" w:space="0" w:color="404040"/>
+            </w:tcBorders>
+            <w:shd w:fill="3B9C7B" w:val="clear"/>
+          </w:tcPr>
+          <w:p>
+            <w:pPr>
+              <w:spacing w:before="80" w:after="80"/>
+              <w:jc w:val="center"/>
+            </w:pPr>
+            <w:r>
+              <w:rPr>
+                <w:rFonts w:ascii="Arial" w:hAnsi="Arial"/>
+                <w:b/>
+                <w:color w:val="FFFFFF"/>
+                <w:sz w:val="20"/>
+              </w:rPr>
+            </w:r>
+            <w:r>
+              <w:rPr>
+                <w:rFonts w:ascii="Arial" w:hAnsi="Arial"/>
+                <w:b/>
+                <w:color w:val="FFFFFF"/>
+                <w:sz w:val="20"/>
+              </w:rPr>
+              <w:t>Unit</w:t>
+            </w:r>
+          </w:p>
+        </w:tc>
+        <w:tc>
+          <w:tcPr>
+            <w:tcW w:type="dxa" w:w="1767"/>
+            <w:tcBorders>
+              <w:top w:val="single" w:sz="8" w:space="0" w:color="404040"/>
+              <w:left w:val="single" w:sz="8" w:space="0" w:color="404040"/>
+              <w:bottom w:val="single" w:sz="8" w:space="0" w:color="404040"/>
+              <w:right w:val="single" w:sz="8" w:space="0" w:color="404040"/>
+            </w:tcBorders>
+            <w:shd w:fill="3B9C7B" w:val="clear"/>
+          </w:tcPr>
+          <w:p>
+            <w:pPr>
+              <w:spacing w:before="80" w:after="80"/>
+              <w:jc w:val="center"/>
+            </w:pPr>
+            <w:r>
+              <w:rPr>
+                <w:rFonts w:ascii="Arial" w:hAnsi="Arial"/>
+                <w:b/>
+                <w:color w:val="FFFFFF"/>
+                <w:sz w:val="20"/>
+              </w:rPr>
+            </w:r>
+            <w:r>
+              <w:rPr>
+                <w:rFonts w:ascii="Arial" w:hAnsi="Arial"/>
+                <w:b/>
+                <w:color w:val="FFFFFF"/>
+                <w:sz w:val="20"/>
+              </w:rPr>
+              <w:t>Fisheries</w:t>
+              <w:br/>
+              <w:t>sector</w:t>
+            </w:r>
+          </w:p>
+        </w:tc>
+        <w:tc>
+          <w:tcPr>
+            <w:tcW w:type="dxa" w:w="1767"/>
+            <w:tcBorders>
+              <w:top w:val="single" w:sz="8" w:space="0" w:color="404040"/>
+              <w:left w:val="single" w:sz="8" w:space="0" w:color="404040"/>
+              <w:bottom w:val="single" w:sz="8" w:space="0" w:color="404040"/>
+              <w:right w:val="single" w:sz="8" w:space="0" w:color="404040"/>
+            </w:tcBorders>
+            <w:shd w:fill="3B9C7B" w:val="clear"/>
+          </w:tcPr>
+          <w:p>
+            <w:pPr>
+              <w:spacing w:before="80" w:after="80"/>
+              <w:jc w:val="center"/>
+            </w:pPr>
+            <w:r>
+              <w:rPr>
+                <w:rFonts w:ascii="Arial" w:hAnsi="Arial"/>
+                <w:b/>
+                <w:color w:val="FFFFFF"/>
+                <w:sz w:val="20"/>
+              </w:rPr>
+            </w:r>
+            <w:r>
+              <w:rPr>
+                <w:rFonts w:ascii="Arial" w:hAnsi="Arial"/>
+                <w:b/>
+                <w:color w:val="FFFFFF"/>
+                <w:sz w:val="20"/>
+              </w:rPr>
+              <w:t>Tourism</w:t>
+              <w:br/>
+              <w:t>sector</w:t>
+            </w:r>
+          </w:p>
+        </w:tc>
+        <w:tc>
+          <w:tcPr>
+            <w:tcW w:type="dxa" w:w="1767"/>
+            <w:tcBorders>
+              <w:top w:val="single" w:sz="8" w:space="0" w:color="404040"/>
+              <w:left w:val="single" w:sz="8" w:space="0" w:color="404040"/>
+              <w:bottom w:val="single" w:sz="8" w:space="0" w:color="404040"/>
+              <w:right w:val="single" w:sz="8" w:space="0" w:color="404040"/>
+            </w:tcBorders>
+            <w:shd w:fill="3B9C7B" w:val="clear"/>
+          </w:tcPr>
+          <w:p>
+            <w:pPr>
+              <w:spacing w:before="80" w:after="80"/>
+              <w:jc w:val="center"/>
+            </w:pPr>
+            <w:r>
+              <w:rPr>
+                <w:rFonts w:ascii="Arial" w:hAnsi="Arial"/>
+                <w:b/>
+                <w:color w:val="FFFFFF"/>
+                <w:sz w:val="20"/>
+              </w:rPr>
+            </w:r>
+            <w:r>
+              <w:rPr>
+                <w:rFonts w:ascii="Arial" w:hAnsi="Arial"/>
+                <w:b/>
+                <w:color w:val="FFFFFF"/>
+                <w:sz w:val="20"/>
+              </w:rPr>
+              <w:t>Coastal</w:t>
+              <w:br/>
+              <w:t>households</w:t>
+            </w:r>
+          </w:p>
+        </w:tc>
+        <w:tc>
+          <w:tcPr>
+            <w:tcW w:type="dxa" w:w="1767"/>
+            <w:tcBorders>
+              <w:top w:val="single" w:sz="8" w:space="0" w:color="404040"/>
+              <w:left w:val="single" w:sz="8" w:space="0" w:color="404040"/>
+              <w:bottom w:val="single" w:sz="8" w:space="0" w:color="404040"/>
+              <w:right w:val="single" w:sz="8" w:space="0" w:color="404040"/>
+            </w:tcBorders>
+            <w:shd w:fill="3B9C7B" w:val="clear"/>
+          </w:tcPr>
+          <w:p>
+            <w:pPr>
+              <w:spacing w:before="80" w:after="80"/>
+              <w:jc w:val="center"/>
+            </w:pPr>
+            <w:r>
+              <w:rPr>
+                <w:rFonts w:ascii="Arial" w:hAnsi="Arial"/>
+                <w:b/>
+                <w:color w:val="FFFFFF"/>
+                <w:sz w:val="20"/>
+              </w:rPr>
+            </w:r>
+            <w:r>
+              <w:rPr>
+                <w:rFonts w:ascii="Arial" w:hAnsi="Arial"/>
+                <w:b/>
+                <w:color w:val="FFFFFF"/>
+                <w:sz w:val="20"/>
+              </w:rPr>
+              <w:t>Government</w:t>
+            </w:r>
+          </w:p>
+        </w:tc>
+        <w:tc>
+          <w:tcPr>
+            <w:tcW w:type="dxa" w:w="1767"/>
+            <w:tcBorders>
+              <w:top w:val="single" w:sz="8" w:space="0" w:color="404040"/>
+              <w:left w:val="single" w:sz="8" w:space="0" w:color="404040"/>
+              <w:bottom w:val="single" w:sz="8" w:space="0" w:color="404040"/>
+              <w:right w:val="single" w:sz="8" w:space="0" w:color="404040"/>
+            </w:tcBorders>
+            <w:shd w:fill="3B9C7B" w:val="clear"/>
+          </w:tcPr>
+          <w:p>
+            <w:pPr>
+              <w:spacing w:before="80" w:after="80"/>
+              <w:jc w:val="center"/>
+            </w:pPr>
+            <w:r>
+              <w:rPr>
+                <w:rFonts w:ascii="Arial" w:hAnsi="Arial"/>
+                <w:b/>
+                <w:color w:val="FFFFFF"/>
+                <w:sz w:val="20"/>
+              </w:rPr>
+            </w:r>
+            <w:r>
+              <w:rPr>
+                <w:rFonts w:ascii="Arial" w:hAnsi="Arial"/>
+                <w:b/>
+                <w:color w:val="FFFFFF"/>
+                <w:sz w:val="20"/>
+              </w:rPr>
+              <w:t>Global</w:t>
+              <w:br/>
+              <w:t>community</w:t>
+            </w:r>
+          </w:p>
+        </w:tc>
+        <w:tc>
+          <w:tcPr>
+            <w:tcW w:type="dxa" w:w="1767"/>
+            <w:tcBorders>
+              <w:top w:val="single" w:sz="8" w:space="0" w:color="404040"/>
+              <w:left w:val="single" w:sz="8" w:space="0" w:color="404040"/>
+              <w:bottom w:val="single" w:sz="8" w:space="0" w:color="404040"/>
+              <w:right w:val="single" w:sz="8" w:space="0" w:color="404040"/>
+            </w:tcBorders>
+            <w:shd w:fill="3B9C7B" w:val="clear"/>
+          </w:tcPr>
+          <w:p>
+            <w:pPr>
+              <w:spacing w:before="80" w:after="80"/>
+              <w:jc w:val="center"/>
+            </w:pPr>
+            <w:r>
+              <w:rPr>
+                <w:rFonts w:ascii="Arial" w:hAnsi="Arial"/>
+                <w:b/>
+                <w:color w:val="FFFFFF"/>
+                <w:sz w:val="20"/>
+              </w:rPr>
+            </w:r>
+            <w:r>
+              <w:rPr>
+                <w:rFonts w:ascii="Arial" w:hAnsi="Arial"/>
+                <w:b/>
+                <w:color w:val="FFFFFF"/>
+                <w:sz w:val="20"/>
+              </w:rPr>
+              <w:t>Total</w:t>
+            </w:r>
+          </w:p>
+        </w:tc>
+      </w:tr>
+      <w:tr>
+        <w:tc>
+          <w:tcPr>
+            <w:tcW w:type="dxa" w:w="1767"/>
+            <w:tcBorders>
+              <w:top w:val="single" w:sz="8" w:space="0" w:color="404040"/>
+              <w:left w:val="single" w:sz="8" w:space="0" w:color="404040"/>
+              <w:bottom w:val="single" w:sz="8" w:space="0" w:color="404040"/>
+              <w:right w:val="single" w:sz="8" w:space="0" w:color="404040"/>
+            </w:tcBorders>
+            <w:shd w:fill="0A5455" w:val="clear"/>
+          </w:tcPr>
+          <w:p>
+            <w:pPr>
+              <w:spacing w:before="80" w:after="80"/>
+              <w:jc w:val="left"/>
+            </w:pPr>
+            <w:r>
+              <w:rPr>
+                <w:rFonts w:ascii="Arial" w:hAnsi="Arial"/>
+                <w:b/>
+                <w:color w:val="FFFFFF"/>
+                <w:sz w:val="20"/>
+              </w:rPr>
+            </w:r>
+            <w:r>
+              <w:rPr>
+                <w:rFonts w:ascii="Arial" w:hAnsi="Arial"/>
+                <w:b/>
+                <w:color w:val="FFFFFF"/>
+                <w:sz w:val="20"/>
+              </w:rPr>
+              <w:t>Fish provisioning</w:t>
+            </w:r>
+          </w:p>
+        </w:tc>
+        <w:tc>
+          <w:tcPr>
+            <w:tcW w:type="dxa" w:w="1767"/>
+            <w:tcBorders>
+              <w:top w:val="single" w:sz="8" w:space="0" w:color="404040"/>
+              <w:left w:val="single" w:sz="8" w:space="0" w:color="404040"/>
+              <w:bottom w:val="single" w:sz="8" w:space="0" w:color="404040"/>
+              <w:right w:val="single" w:sz="8" w:space="0" w:color="404040"/>
+            </w:tcBorders>
+          </w:tcPr>
+          <w:p>
+            <w:pPr>
+              <w:spacing w:before="80" w:after="80"/>
+              <w:jc w:val="center"/>
+            </w:pPr>
+            <w:r>
+              <w:rPr>
+                <w:rFonts w:ascii="Arial" w:hAnsi="Arial"/>
+                <w:b w:val="0"/>
+                <w:color w:val="30302F"/>
+                <w:sz w:val="20"/>
+              </w:rPr>
+            </w:r>
+            <w:r>
+              <w:rPr>
+                <w:rFonts w:ascii="Arial" w:hAnsi="Arial"/>
+                <w:b w:val="0"/>
+                <w:color w:val="30302F"/>
+                <w:sz w:val="20"/>
+              </w:rPr>
+              <w:t>kg/yr</w:t>
+            </w:r>
+          </w:p>
+        </w:tc>
+        <w:tc>
+          <w:tcPr>
+            <w:tcW w:type="dxa" w:w="1767"/>
+            <w:tcBorders>
+              <w:top w:val="single" w:sz="8" w:space="0" w:color="404040"/>
+              <w:left w:val="single" w:sz="8" w:space="0" w:color="404040"/>
+              <w:bottom w:val="single" w:sz="8" w:space="0" w:color="404040"/>
+              <w:right w:val="single" w:sz="8" w:space="0" w:color="404040"/>
+            </w:tcBorders>
+          </w:tcPr>
+          <w:p>
+            <w:pPr>
+              <w:spacing w:before="80" w:after="80"/>
+              <w:jc w:val="center"/>
+            </w:pPr>
+            <w:r>
+              <w:rPr>
+                <w:rFonts w:ascii="Arial" w:hAnsi="Arial"/>
+                <w:b w:val="0"/>
+                <w:color w:val="30302F"/>
+                <w:sz w:val="20"/>
+              </w:rPr>
+            </w:r>
+            <w:r>
+              <w:rPr>
+                <w:rFonts w:ascii="Arial" w:hAnsi="Arial"/>
+                <w:b w:val="0"/>
+                <w:color w:val="30302F"/>
+                <w:sz w:val="20"/>
+              </w:rPr>
+              <w:t>180 000</w:t>
+            </w:r>
+          </w:p>
+        </w:tc>
+        <w:tc>
+          <w:tcPr>
+            <w:tcW w:type="dxa" w:w="1767"/>
+            <w:tcBorders>
+              <w:top w:val="single" w:sz="8" w:space="0" w:color="404040"/>
+              <w:left w:val="single" w:sz="8" w:space="0" w:color="404040"/>
+              <w:bottom w:val="single" w:sz="8" w:space="0" w:color="404040"/>
+              <w:right w:val="single" w:sz="8" w:space="0" w:color="404040"/>
+            </w:tcBorders>
+          </w:tcPr>
+          <w:p>
+            <w:pPr>
+              <w:spacing w:before="80" w:after="80"/>
+              <w:jc w:val="center"/>
+            </w:pPr>
+            <w:r>
+              <w:rPr>
+                <w:rFonts w:ascii="Arial" w:hAnsi="Arial"/>
+                <w:b w:val="0"/>
+                <w:color w:val="30302F"/>
+                <w:sz w:val="20"/>
+              </w:rPr>
+            </w:r>
+            <w:r>
+              <w:rPr>
+                <w:rFonts w:ascii="Arial" w:hAnsi="Arial"/>
+                <w:b w:val="0"/>
+                <w:color w:val="30302F"/>
+                <w:sz w:val="20"/>
+              </w:rPr>
+              <w:t>0</w:t>
+            </w:r>
+          </w:p>
+        </w:tc>
+        <w:tc>
+          <w:tcPr>
+            <w:tcW w:type="dxa" w:w="1767"/>
+            <w:tcBorders>
+              <w:top w:val="single" w:sz="8" w:space="0" w:color="404040"/>
+              <w:left w:val="single" w:sz="8" w:space="0" w:color="404040"/>
+              <w:bottom w:val="single" w:sz="8" w:space="0" w:color="404040"/>
+              <w:right w:val="single" w:sz="8" w:space="0" w:color="404040"/>
+            </w:tcBorders>
+          </w:tcPr>
+          <w:p>
+            <w:pPr>
+              <w:spacing w:before="80" w:after="80"/>
+              <w:jc w:val="center"/>
+            </w:pPr>
+            <w:r>
+              <w:rPr>
+                <w:rFonts w:ascii="Arial" w:hAnsi="Arial"/>
+                <w:b w:val="0"/>
+                <w:color w:val="30302F"/>
+                <w:sz w:val="20"/>
+              </w:rPr>
+            </w:r>
+            <w:r>
+              <w:rPr>
+                <w:rFonts w:ascii="Arial" w:hAnsi="Arial"/>
+                <w:b w:val="0"/>
+                <w:color w:val="30302F"/>
+                <w:sz w:val="20"/>
+              </w:rPr>
+              <w:t>0</w:t>
+            </w:r>
+          </w:p>
+        </w:tc>
+        <w:tc>
+          <w:tcPr>
+            <w:tcW w:type="dxa" w:w="1767"/>
+            <w:tcBorders>
+              <w:top w:val="single" w:sz="8" w:space="0" w:color="404040"/>
+              <w:left w:val="single" w:sz="8" w:space="0" w:color="404040"/>
+              <w:bottom w:val="single" w:sz="8" w:space="0" w:color="404040"/>
+              <w:right w:val="single" w:sz="8" w:space="0" w:color="404040"/>
+            </w:tcBorders>
+          </w:tcPr>
+          <w:p>
+            <w:pPr>
+              <w:spacing w:before="80" w:after="80"/>
+              <w:jc w:val="center"/>
+            </w:pPr>
+            <w:r>
+              <w:rPr>
+                <w:rFonts w:ascii="Arial" w:hAnsi="Arial"/>
+                <w:b w:val="0"/>
+                <w:color w:val="30302F"/>
+                <w:sz w:val="20"/>
+              </w:rPr>
+            </w:r>
+            <w:r>
+              <w:rPr>
+                <w:rFonts w:ascii="Arial" w:hAnsi="Arial"/>
+                <w:b w:val="0"/>
+                <w:color w:val="30302F"/>
+                <w:sz w:val="20"/>
+              </w:rPr>
+              <w:t>0</w:t>
+            </w:r>
+          </w:p>
+        </w:tc>
+        <w:tc>
+          <w:tcPr>
+            <w:tcW w:type="dxa" w:w="1767"/>
+            <w:tcBorders>
+              <w:top w:val="single" w:sz="8" w:space="0" w:color="404040"/>
+              <w:left w:val="single" w:sz="8" w:space="0" w:color="404040"/>
+              <w:bottom w:val="single" w:sz="8" w:space="0" w:color="404040"/>
+              <w:right w:val="single" w:sz="8" w:space="0" w:color="404040"/>
+            </w:tcBorders>
+          </w:tcPr>
+          <w:p>
+            <w:pPr>
+              <w:spacing w:before="80" w:after="80"/>
+              <w:jc w:val="center"/>
+            </w:pPr>
+            <w:r>
+              <w:rPr>
+                <w:rFonts w:ascii="Arial" w:hAnsi="Arial"/>
+                <w:b w:val="0"/>
+                <w:color w:val="30302F"/>
+                <w:sz w:val="20"/>
+              </w:rPr>
+            </w:r>
+            <w:r>
+              <w:rPr>
+                <w:rFonts w:ascii="Arial" w:hAnsi="Arial"/>
+                <w:b w:val="0"/>
+                <w:color w:val="30302F"/>
+                <w:sz w:val="20"/>
+              </w:rPr>
+              <w:t>0</w:t>
+            </w:r>
+          </w:p>
+        </w:tc>
+        <w:tc>
+          <w:tcPr>
+            <w:tcW w:type="dxa" w:w="1767"/>
+            <w:tcBorders>
+              <w:top w:val="single" w:sz="8" w:space="0" w:color="404040"/>
+              <w:left w:val="single" w:sz="8" w:space="0" w:color="404040"/>
+              <w:bottom w:val="single" w:sz="8" w:space="0" w:color="404040"/>
+              <w:right w:val="single" w:sz="8" w:space="0" w:color="404040"/>
+            </w:tcBorders>
+          </w:tcPr>
+          <w:p>
+            <w:pPr>
+              <w:spacing w:before="80" w:after="80"/>
+              <w:jc w:val="center"/>
+            </w:pPr>
+            <w:r>
+              <w:rPr>
+                <w:rFonts w:ascii="Arial" w:hAnsi="Arial"/>
+                <w:b w:val="0"/>
+                <w:color w:val="30302F"/>
+                <w:sz w:val="20"/>
+              </w:rPr>
+            </w:r>
+            <w:r>
+              <w:rPr>
+                <w:rFonts w:ascii="Arial" w:hAnsi="Arial"/>
+                <w:b w:val="0"/>
+                <w:color w:val="30302F"/>
+                <w:sz w:val="20"/>
+              </w:rPr>
+              <w:t>180 000</w:t>
+            </w:r>
+          </w:p>
+        </w:tc>
+      </w:tr>
+      <w:tr>
+        <w:tc>
+          <w:tcPr>
+            <w:tcW w:type="dxa" w:w="1767"/>
+            <w:tcBorders>
+              <w:top w:val="single" w:sz="8" w:space="0" w:color="404040"/>
+              <w:left w:val="single" w:sz="8" w:space="0" w:color="404040"/>
+              <w:bottom w:val="single" w:sz="8" w:space="0" w:color="404040"/>
+              <w:right w:val="single" w:sz="8" w:space="0" w:color="404040"/>
+            </w:tcBorders>
+            <w:shd w:fill="0A5455" w:val="clear"/>
+          </w:tcPr>
+          <w:p>
+            <w:pPr>
+              <w:spacing w:before="80" w:after="80"/>
+              <w:jc w:val="left"/>
+            </w:pPr>
+            <w:r>
+              <w:rPr>
+                <w:rFonts w:ascii="Arial" w:hAnsi="Arial"/>
+                <w:b/>
+                <w:color w:val="FFFFFF"/>
+                <w:sz w:val="20"/>
+              </w:rPr>
+            </w:r>
+            <w:r>
+              <w:rPr>
+                <w:rFonts w:ascii="Arial" w:hAnsi="Arial"/>
+                <w:b/>
+                <w:color w:val="FFFFFF"/>
+                <w:sz w:val="20"/>
+              </w:rPr>
+              <w:t>Carbon sequestration</w:t>
+            </w:r>
+          </w:p>
+        </w:tc>
+        <w:tc>
+          <w:tcPr>
+            <w:tcW w:type="dxa" w:w="1767"/>
+            <w:tcBorders>
+              <w:top w:val="single" w:sz="8" w:space="0" w:color="404040"/>
+              <w:left w:val="single" w:sz="8" w:space="0" w:color="404040"/>
+              <w:bottom w:val="single" w:sz="8" w:space="0" w:color="404040"/>
+              <w:right w:val="single" w:sz="8" w:space="0" w:color="404040"/>
+            </w:tcBorders>
+          </w:tcPr>
+          <w:p>
+            <w:pPr>
+              <w:spacing w:before="80" w:after="80"/>
+              <w:jc w:val="center"/>
+            </w:pPr>
+            <w:r>
+              <w:rPr>
+                <w:rFonts w:ascii="Arial" w:hAnsi="Arial"/>
+                <w:b w:val="0"/>
+                <w:color w:val="30302F"/>
+                <w:sz w:val="20"/>
+              </w:rPr>
+            </w:r>
+            <w:r>
+              <w:rPr>
+                <w:rFonts w:ascii="Arial" w:hAnsi="Arial"/>
+                <w:b w:val="0"/>
+                <w:color w:val="30302F"/>
+                <w:sz w:val="20"/>
+              </w:rPr>
+              <w:t>Mg CO2/yr</w:t>
+            </w:r>
+          </w:p>
+        </w:tc>
+        <w:tc>
+          <w:tcPr>
+            <w:tcW w:type="dxa" w:w="1767"/>
+            <w:tcBorders>
+              <w:top w:val="single" w:sz="8" w:space="0" w:color="404040"/>
+              <w:left w:val="single" w:sz="8" w:space="0" w:color="404040"/>
+              <w:bottom w:val="single" w:sz="8" w:space="0" w:color="404040"/>
+              <w:right w:val="single" w:sz="8" w:space="0" w:color="404040"/>
+            </w:tcBorders>
+          </w:tcPr>
+          <w:p>
+            <w:pPr>
+              <w:spacing w:before="80" w:after="80"/>
+              <w:jc w:val="center"/>
+            </w:pPr>
+            <w:r>
+              <w:rPr>
+                <w:rFonts w:ascii="Arial" w:hAnsi="Arial"/>
+                <w:b w:val="0"/>
+                <w:color w:val="30302F"/>
+                <w:sz w:val="20"/>
+              </w:rPr>
+            </w:r>
+            <w:r>
+              <w:rPr>
+                <w:rFonts w:ascii="Arial" w:hAnsi="Arial"/>
+                <w:b w:val="0"/>
+                <w:color w:val="30302F"/>
+                <w:sz w:val="20"/>
+              </w:rPr>
+              <w:t>0</w:t>
+            </w:r>
+          </w:p>
+        </w:tc>
+        <w:tc>
+          <w:tcPr>
+            <w:tcW w:type="dxa" w:w="1767"/>
+            <w:tcBorders>
+              <w:top w:val="single" w:sz="8" w:space="0" w:color="404040"/>
+              <w:left w:val="single" w:sz="8" w:space="0" w:color="404040"/>
+              <w:bottom w:val="single" w:sz="8" w:space="0" w:color="404040"/>
+              <w:right w:val="single" w:sz="8" w:space="0" w:color="404040"/>
+            </w:tcBorders>
+          </w:tcPr>
+          <w:p>
+            <w:pPr>
+              <w:spacing w:before="80" w:after="80"/>
+              <w:jc w:val="center"/>
+            </w:pPr>
+            <w:r>
+              <w:rPr>
+                <w:rFonts w:ascii="Arial" w:hAnsi="Arial"/>
+                <w:b w:val="0"/>
+                <w:color w:val="30302F"/>
+                <w:sz w:val="20"/>
+              </w:rPr>
+            </w:r>
+            <w:r>
+              <w:rPr>
+                <w:rFonts w:ascii="Arial" w:hAnsi="Arial"/>
+                <w:b w:val="0"/>
+                <w:color w:val="30302F"/>
+                <w:sz w:val="20"/>
+              </w:rPr>
+              <w:t>0</w:t>
+            </w:r>
+          </w:p>
+        </w:tc>
+        <w:tc>
+          <w:tcPr>
+            <w:tcW w:type="dxa" w:w="1767"/>
+            <w:tcBorders>
+              <w:top w:val="single" w:sz="8" w:space="0" w:color="404040"/>
+              <w:left w:val="single" w:sz="8" w:space="0" w:color="404040"/>
+              <w:bottom w:val="single" w:sz="8" w:space="0" w:color="404040"/>
+              <w:right w:val="single" w:sz="8" w:space="0" w:color="404040"/>
+            </w:tcBorders>
+          </w:tcPr>
+          <w:p>
+            <w:pPr>
+              <w:spacing w:before="80" w:after="80"/>
+              <w:jc w:val="center"/>
+            </w:pPr>
+            <w:r>
+              <w:rPr>
+                <w:rFonts w:ascii="Arial" w:hAnsi="Arial"/>
+                <w:b w:val="0"/>
+                <w:color w:val="30302F"/>
+                <w:sz w:val="20"/>
+              </w:rPr>
+            </w:r>
+            <w:r>
+              <w:rPr>
+                <w:rFonts w:ascii="Arial" w:hAnsi="Arial"/>
+                <w:b w:val="0"/>
+                <w:color w:val="30302F"/>
+                <w:sz w:val="20"/>
+              </w:rPr>
+              <w:t>0</w:t>
+            </w:r>
+          </w:p>
+        </w:tc>
+        <w:tc>
+          <w:tcPr>
+            <w:tcW w:type="dxa" w:w="1767"/>
+            <w:tcBorders>
+              <w:top w:val="single" w:sz="8" w:space="0" w:color="404040"/>
+              <w:left w:val="single" w:sz="8" w:space="0" w:color="404040"/>
+              <w:bottom w:val="single" w:sz="8" w:space="0" w:color="404040"/>
+              <w:right w:val="single" w:sz="8" w:space="0" w:color="404040"/>
+            </w:tcBorders>
+          </w:tcPr>
+          <w:p>
+            <w:pPr>
+              <w:spacing w:before="80" w:after="80"/>
+              <w:jc w:val="center"/>
+            </w:pPr>
+            <w:r>
+              <w:rPr>
+                <w:rFonts w:ascii="Arial" w:hAnsi="Arial"/>
+                <w:b w:val="0"/>
+                <w:color w:val="30302F"/>
+                <w:sz w:val="20"/>
+              </w:rPr>
+            </w:r>
+            <w:r>
+              <w:rPr>
+                <w:rFonts w:ascii="Arial" w:hAnsi="Arial"/>
+                <w:b w:val="0"/>
+                <w:color w:val="30302F"/>
+                <w:sz w:val="20"/>
+              </w:rPr>
+              <w:t>0</w:t>
+            </w:r>
+          </w:p>
+        </w:tc>
+        <w:tc>
+          <w:tcPr>
+            <w:tcW w:type="dxa" w:w="1767"/>
+            <w:tcBorders>
+              <w:top w:val="single" w:sz="8" w:space="0" w:color="404040"/>
+              <w:left w:val="single" w:sz="8" w:space="0" w:color="404040"/>
+              <w:bottom w:val="single" w:sz="8" w:space="0" w:color="404040"/>
+              <w:right w:val="single" w:sz="8" w:space="0" w:color="404040"/>
+            </w:tcBorders>
+          </w:tcPr>
+          <w:p>
+            <w:pPr>
+              <w:spacing w:before="80" w:after="80"/>
+              <w:jc w:val="center"/>
+            </w:pPr>
+            <w:r>
+              <w:rPr>
+                <w:rFonts w:ascii="Arial" w:hAnsi="Arial"/>
+                <w:b w:val="0"/>
+                <w:color w:val="30302F"/>
+                <w:sz w:val="20"/>
+              </w:rPr>
+            </w:r>
+            <w:r>
+              <w:rPr>
+                <w:rFonts w:ascii="Arial" w:hAnsi="Arial"/>
+                <w:b w:val="0"/>
+                <w:color w:val="30302F"/>
+                <w:sz w:val="20"/>
+              </w:rPr>
+              <w:t>2 335</w:t>
+            </w:r>
+          </w:p>
+        </w:tc>
+        <w:tc>
+          <w:tcPr>
+            <w:tcW w:type="dxa" w:w="1767"/>
+            <w:tcBorders>
+              <w:top w:val="single" w:sz="8" w:space="0" w:color="404040"/>
+              <w:left w:val="single" w:sz="8" w:space="0" w:color="404040"/>
+              <w:bottom w:val="single" w:sz="8" w:space="0" w:color="404040"/>
+              <w:right w:val="single" w:sz="8" w:space="0" w:color="404040"/>
+            </w:tcBorders>
+          </w:tcPr>
+          <w:p>
+            <w:pPr>
+              <w:spacing w:before="80" w:after="80"/>
+              <w:jc w:val="center"/>
+            </w:pPr>
+            <w:r>
+              <w:rPr>
+                <w:rFonts w:ascii="Arial" w:hAnsi="Arial"/>
+                <w:b w:val="0"/>
+                <w:color w:val="30302F"/>
+                <w:sz w:val="20"/>
+              </w:rPr>
+            </w:r>
+            <w:r>
+              <w:rPr>
+                <w:rFonts w:ascii="Arial" w:hAnsi="Arial"/>
+                <w:b w:val="0"/>
+                <w:color w:val="30302F"/>
+                <w:sz w:val="20"/>
+              </w:rPr>
+              <w:t>2 335</w:t>
+            </w:r>
+          </w:p>
+        </w:tc>
+      </w:tr>
+      <w:tr>
+        <w:tc>
+          <w:tcPr>
+            <w:tcW w:type="dxa" w:w="1767"/>
+            <w:tcBorders>
+              <w:top w:val="single" w:sz="8" w:space="0" w:color="404040"/>
+              <w:left w:val="single" w:sz="8" w:space="0" w:color="404040"/>
+              <w:bottom w:val="single" w:sz="8" w:space="0" w:color="404040"/>
+              <w:right w:val="single" w:sz="8" w:space="0" w:color="404040"/>
+            </w:tcBorders>
+            <w:shd w:fill="0A5455" w:val="clear"/>
+          </w:tcPr>
+          <w:p>
+            <w:pPr>
+              <w:spacing w:before="80" w:after="80"/>
+              <w:jc w:val="left"/>
+            </w:pPr>
+            <w:r>
+              <w:rPr>
+                <w:rFonts w:ascii="Arial" w:hAnsi="Arial"/>
+                <w:b/>
+                <w:color w:val="FFFFFF"/>
+                <w:sz w:val="20"/>
+              </w:rPr>
+            </w:r>
+            <w:r>
+              <w:rPr>
+                <w:rFonts w:ascii="Arial" w:hAnsi="Arial"/>
+                <w:b/>
+                <w:color w:val="FFFFFF"/>
+                <w:sz w:val="20"/>
+              </w:rPr>
+              <w:t>Coastal protection</w:t>
+            </w:r>
+          </w:p>
+        </w:tc>
+        <w:tc>
+          <w:tcPr>
+            <w:tcW w:type="dxa" w:w="1767"/>
+            <w:tcBorders>
+              <w:top w:val="single" w:sz="8" w:space="0" w:color="404040"/>
+              <w:left w:val="single" w:sz="8" w:space="0" w:color="404040"/>
+              <w:bottom w:val="single" w:sz="8" w:space="0" w:color="404040"/>
+              <w:right w:val="single" w:sz="8" w:space="0" w:color="404040"/>
+            </w:tcBorders>
+          </w:tcPr>
+          <w:p>
+            <w:pPr>
+              <w:spacing w:before="80" w:after="80"/>
+              <w:jc w:val="center"/>
+            </w:pPr>
+            <w:r>
+              <w:rPr>
+                <w:rFonts w:ascii="Arial" w:hAnsi="Arial"/>
+                <w:b w:val="0"/>
+                <w:color w:val="30302F"/>
+                <w:sz w:val="20"/>
+              </w:rPr>
+            </w:r>
+            <w:r>
+              <w:rPr>
+                <w:rFonts w:ascii="Arial" w:hAnsi="Arial"/>
+                <w:b w:val="0"/>
+                <w:color w:val="30302F"/>
+                <w:sz w:val="20"/>
+              </w:rPr>
+              <w:t>m coastline</w:t>
+            </w:r>
+          </w:p>
+        </w:tc>
+        <w:tc>
+          <w:tcPr>
+            <w:tcW w:type="dxa" w:w="1767"/>
+            <w:tcBorders>
+              <w:top w:val="single" w:sz="8" w:space="0" w:color="404040"/>
+              <w:left w:val="single" w:sz="8" w:space="0" w:color="404040"/>
+              <w:bottom w:val="single" w:sz="8" w:space="0" w:color="404040"/>
+              <w:right w:val="single" w:sz="8" w:space="0" w:color="404040"/>
+            </w:tcBorders>
+          </w:tcPr>
+          <w:p>
+            <w:pPr>
+              <w:spacing w:before="80" w:after="80"/>
+              <w:jc w:val="center"/>
+            </w:pPr>
+            <w:r>
+              <w:rPr>
+                <w:rFonts w:ascii="Arial" w:hAnsi="Arial"/>
+                <w:b w:val="0"/>
+                <w:color w:val="30302F"/>
+                <w:sz w:val="20"/>
+              </w:rPr>
+            </w:r>
+            <w:r>
+              <w:rPr>
+                <w:rFonts w:ascii="Arial" w:hAnsi="Arial"/>
+                <w:b w:val="0"/>
+                <w:color w:val="30302F"/>
+                <w:sz w:val="20"/>
+              </w:rPr>
+              <w:t>0</w:t>
+            </w:r>
+          </w:p>
+        </w:tc>
+        <w:tc>
+          <w:tcPr>
+            <w:tcW w:type="dxa" w:w="1767"/>
+            <w:tcBorders>
+              <w:top w:val="single" w:sz="8" w:space="0" w:color="404040"/>
+              <w:left w:val="single" w:sz="8" w:space="0" w:color="404040"/>
+              <w:bottom w:val="single" w:sz="8" w:space="0" w:color="404040"/>
+              <w:right w:val="single" w:sz="8" w:space="0" w:color="404040"/>
+            </w:tcBorders>
+          </w:tcPr>
+          <w:p>
+            <w:pPr>
+              <w:spacing w:before="80" w:after="80"/>
+              <w:jc w:val="center"/>
+            </w:pPr>
+            <w:r>
+              <w:rPr>
+                <w:rFonts w:ascii="Arial" w:hAnsi="Arial"/>
+                <w:b w:val="0"/>
+                <w:color w:val="30302F"/>
+                <w:sz w:val="20"/>
+              </w:rPr>
+            </w:r>
+            <w:r>
+              <w:rPr>
+                <w:rFonts w:ascii="Arial" w:hAnsi="Arial"/>
+                <w:b w:val="0"/>
+                <w:color w:val="30302F"/>
+                <w:sz w:val="20"/>
+              </w:rPr>
+              <w:t>0</w:t>
+            </w:r>
+          </w:p>
+        </w:tc>
+        <w:tc>
+          <w:tcPr>
+            <w:tcW w:type="dxa" w:w="1767"/>
+            <w:tcBorders>
+              <w:top w:val="single" w:sz="8" w:space="0" w:color="404040"/>
+              <w:left w:val="single" w:sz="8" w:space="0" w:color="404040"/>
+              <w:bottom w:val="single" w:sz="8" w:space="0" w:color="404040"/>
+              <w:right w:val="single" w:sz="8" w:space="0" w:color="404040"/>
+            </w:tcBorders>
+          </w:tcPr>
+          <w:p>
+            <w:pPr>
+              <w:spacing w:before="80" w:after="80"/>
+              <w:jc w:val="center"/>
+            </w:pPr>
+            <w:r>
+              <w:rPr>
+                <w:rFonts w:ascii="Arial" w:hAnsi="Arial"/>
+                <w:b w:val="0"/>
+                <w:color w:val="30302F"/>
+                <w:sz w:val="20"/>
+              </w:rPr>
+            </w:r>
+            <w:r>
+              <w:rPr>
+                <w:rFonts w:ascii="Arial" w:hAnsi="Arial"/>
+                <w:b w:val="0"/>
+                <w:color w:val="30302F"/>
+                <w:sz w:val="20"/>
+              </w:rPr>
+              <w:t>10 000</w:t>
+            </w:r>
+          </w:p>
+        </w:tc>
+        <w:tc>
+          <w:tcPr>
+            <w:tcW w:type="dxa" w:w="1767"/>
+            <w:tcBorders>
+              <w:top w:val="single" w:sz="8" w:space="0" w:color="404040"/>
+              <w:left w:val="single" w:sz="8" w:space="0" w:color="404040"/>
+              <w:bottom w:val="single" w:sz="8" w:space="0" w:color="404040"/>
+              <w:right w:val="single" w:sz="8" w:space="0" w:color="404040"/>
+            </w:tcBorders>
+          </w:tcPr>
+          <w:p>
+            <w:pPr>
+              <w:spacing w:before="80" w:after="80"/>
+              <w:jc w:val="center"/>
+            </w:pPr>
+            <w:r>
+              <w:rPr>
+                <w:rFonts w:ascii="Arial" w:hAnsi="Arial"/>
+                <w:b w:val="0"/>
+                <w:color w:val="30302F"/>
+                <w:sz w:val="20"/>
+              </w:rPr>
+            </w:r>
+            <w:r>
+              <w:rPr>
+                <w:rFonts w:ascii="Arial" w:hAnsi="Arial"/>
+                <w:b w:val="0"/>
+                <w:color w:val="30302F"/>
+                <w:sz w:val="20"/>
+              </w:rPr>
+              <w:t>5 500</w:t>
+            </w:r>
+          </w:p>
+        </w:tc>
+        <w:tc>
+          <w:tcPr>
+            <w:tcW w:type="dxa" w:w="1767"/>
+            <w:tcBorders>
+              <w:top w:val="single" w:sz="8" w:space="0" w:color="404040"/>
+              <w:left w:val="single" w:sz="8" w:space="0" w:color="404040"/>
+              <w:bottom w:val="single" w:sz="8" w:space="0" w:color="404040"/>
+              <w:right w:val="single" w:sz="8" w:space="0" w:color="404040"/>
+            </w:tcBorders>
+          </w:tcPr>
+          <w:p>
+            <w:pPr>
+              <w:spacing w:before="80" w:after="80"/>
+              <w:jc w:val="center"/>
+            </w:pPr>
+            <w:r>
+              <w:rPr>
+                <w:rFonts w:ascii="Arial" w:hAnsi="Arial"/>
+                <w:b w:val="0"/>
+                <w:color w:val="30302F"/>
+                <w:sz w:val="20"/>
+              </w:rPr>
+            </w:r>
+            <w:r>
+              <w:rPr>
+                <w:rFonts w:ascii="Arial" w:hAnsi="Arial"/>
+                <w:b w:val="0"/>
+                <w:color w:val="30302F"/>
+                <w:sz w:val="20"/>
+              </w:rPr>
+              <w:t>0</w:t>
+            </w:r>
+          </w:p>
+        </w:tc>
+        <w:tc>
+          <w:tcPr>
+            <w:tcW w:type="dxa" w:w="1767"/>
+            <w:tcBorders>
+              <w:top w:val="single" w:sz="8" w:space="0" w:color="404040"/>
+              <w:left w:val="single" w:sz="8" w:space="0" w:color="404040"/>
+              <w:bottom w:val="single" w:sz="8" w:space="0" w:color="404040"/>
+              <w:right w:val="single" w:sz="8" w:space="0" w:color="404040"/>
+            </w:tcBorders>
+          </w:tcPr>
+          <w:p>
+            <w:pPr>
+              <w:spacing w:before="80" w:after="80"/>
+              <w:jc w:val="center"/>
+            </w:pPr>
+            <w:r>
+              <w:rPr>
+                <w:rFonts w:ascii="Arial" w:hAnsi="Arial"/>
+                <w:b w:val="0"/>
+                <w:color w:val="30302F"/>
+                <w:sz w:val="20"/>
+              </w:rPr>
+            </w:r>
+            <w:r>
+              <w:rPr>
+                <w:rFonts w:ascii="Arial" w:hAnsi="Arial"/>
+                <w:b w:val="0"/>
+                <w:color w:val="30302F"/>
+                <w:sz w:val="20"/>
+              </w:rPr>
+              <w:t>15 500</w:t>
+            </w:r>
+          </w:p>
+        </w:tc>
+      </w:tr>
+      <w:tr>
+        <w:tc>
+          <w:tcPr>
+            <w:tcW w:type="dxa" w:w="1767"/>
+            <w:tcBorders>
+              <w:top w:val="single" w:sz="8" w:space="0" w:color="404040"/>
+              <w:left w:val="single" w:sz="8" w:space="0" w:color="404040"/>
+              <w:bottom w:val="single" w:sz="8" w:space="0" w:color="404040"/>
+              <w:right w:val="single" w:sz="8" w:space="0" w:color="404040"/>
+            </w:tcBorders>
+            <w:shd w:fill="0A5455" w:val="clear"/>
+          </w:tcPr>
+          <w:p>
+            <w:pPr>
+              <w:spacing w:before="80" w:after="80"/>
+              <w:jc w:val="left"/>
+            </w:pPr>
+            <w:r>
+              <w:rPr>
+                <w:rFonts w:ascii="Arial" w:hAnsi="Arial"/>
+                <w:b/>
+                <w:color w:val="FFFFFF"/>
+                <w:sz w:val="20"/>
+              </w:rPr>
+            </w:r>
+            <w:r>
+              <w:rPr>
+                <w:rFonts w:ascii="Arial" w:hAnsi="Arial"/>
+                <w:b/>
+                <w:color w:val="FFFFFF"/>
+                <w:sz w:val="20"/>
+              </w:rPr>
+              <w:t>Nursery habitat</w:t>
+            </w:r>
+          </w:p>
+        </w:tc>
+        <w:tc>
+          <w:tcPr>
+            <w:tcW w:type="dxa" w:w="1767"/>
+            <w:tcBorders>
+              <w:top w:val="single" w:sz="8" w:space="0" w:color="404040"/>
+              <w:left w:val="single" w:sz="8" w:space="0" w:color="404040"/>
+              <w:bottom w:val="single" w:sz="8" w:space="0" w:color="404040"/>
+              <w:right w:val="single" w:sz="8" w:space="0" w:color="404040"/>
+            </w:tcBorders>
+          </w:tcPr>
+          <w:p>
+            <w:pPr>
+              <w:spacing w:before="80" w:after="80"/>
+              <w:jc w:val="center"/>
+            </w:pPr>
+            <w:r>
+              <w:rPr>
+                <w:rFonts w:ascii="Arial" w:hAnsi="Arial"/>
+                <w:b w:val="0"/>
+                <w:color w:val="30302F"/>
+                <w:sz w:val="20"/>
+              </w:rPr>
+            </w:r>
+            <w:r>
+              <w:rPr>
+                <w:rFonts w:ascii="Arial" w:hAnsi="Arial"/>
+                <w:b w:val="0"/>
+                <w:color w:val="30302F"/>
+                <w:sz w:val="20"/>
+              </w:rPr>
+              <w:t>kg/yr</w:t>
+            </w:r>
+          </w:p>
+        </w:tc>
+        <w:tc>
+          <w:tcPr>
+            <w:tcW w:type="dxa" w:w="1767"/>
+            <w:tcBorders>
+              <w:top w:val="single" w:sz="8" w:space="0" w:color="404040"/>
+              <w:left w:val="single" w:sz="8" w:space="0" w:color="404040"/>
+              <w:bottom w:val="single" w:sz="8" w:space="0" w:color="404040"/>
+              <w:right w:val="single" w:sz="8" w:space="0" w:color="404040"/>
+            </w:tcBorders>
+          </w:tcPr>
+          <w:p>
+            <w:pPr>
+              <w:spacing w:before="80" w:after="80"/>
+              <w:jc w:val="center"/>
+            </w:pPr>
+            <w:r>
+              <w:rPr>
+                <w:rFonts w:ascii="Arial" w:hAnsi="Arial"/>
+                <w:b w:val="0"/>
+                <w:color w:val="30302F"/>
+                <w:sz w:val="20"/>
+              </w:rPr>
+            </w:r>
+            <w:r>
+              <w:rPr>
+                <w:rFonts w:ascii="Arial" w:hAnsi="Arial"/>
+                <w:b w:val="0"/>
+                <w:color w:val="30302F"/>
+                <w:sz w:val="20"/>
+              </w:rPr>
+              <w:t>7 300</w:t>
+            </w:r>
+          </w:p>
+        </w:tc>
+        <w:tc>
+          <w:tcPr>
+            <w:tcW w:type="dxa" w:w="1767"/>
+            <w:tcBorders>
+              <w:top w:val="single" w:sz="8" w:space="0" w:color="404040"/>
+              <w:left w:val="single" w:sz="8" w:space="0" w:color="404040"/>
+              <w:bottom w:val="single" w:sz="8" w:space="0" w:color="404040"/>
+              <w:right w:val="single" w:sz="8" w:space="0" w:color="404040"/>
+            </w:tcBorders>
+          </w:tcPr>
+          <w:p>
+            <w:pPr>
+              <w:spacing w:before="80" w:after="80"/>
+              <w:jc w:val="center"/>
+            </w:pPr>
+            <w:r>
+              <w:rPr>
+                <w:rFonts w:ascii="Arial" w:hAnsi="Arial"/>
+                <w:b w:val="0"/>
+                <w:color w:val="30302F"/>
+                <w:sz w:val="20"/>
+              </w:rPr>
+            </w:r>
+            <w:r>
+              <w:rPr>
+                <w:rFonts w:ascii="Arial" w:hAnsi="Arial"/>
+                <w:b w:val="0"/>
+                <w:color w:val="30302F"/>
+                <w:sz w:val="20"/>
+              </w:rPr>
+              <w:t>0</w:t>
+            </w:r>
+          </w:p>
+        </w:tc>
+        <w:tc>
+          <w:tcPr>
+            <w:tcW w:type="dxa" w:w="1767"/>
+            <w:tcBorders>
+              <w:top w:val="single" w:sz="8" w:space="0" w:color="404040"/>
+              <w:left w:val="single" w:sz="8" w:space="0" w:color="404040"/>
+              <w:bottom w:val="single" w:sz="8" w:space="0" w:color="404040"/>
+              <w:right w:val="single" w:sz="8" w:space="0" w:color="404040"/>
+            </w:tcBorders>
+          </w:tcPr>
+          <w:p>
+            <w:pPr>
+              <w:spacing w:before="80" w:after="80"/>
+              <w:jc w:val="center"/>
+            </w:pPr>
+            <w:r>
+              <w:rPr>
+                <w:rFonts w:ascii="Arial" w:hAnsi="Arial"/>
+                <w:b w:val="0"/>
+                <w:color w:val="30302F"/>
+                <w:sz w:val="20"/>
+              </w:rPr>
+            </w:r>
+            <w:r>
+              <w:rPr>
+                <w:rFonts w:ascii="Arial" w:hAnsi="Arial"/>
+                <w:b w:val="0"/>
+                <w:color w:val="30302F"/>
+                <w:sz w:val="20"/>
+              </w:rPr>
+              <w:t>0</w:t>
+            </w:r>
+          </w:p>
+        </w:tc>
+        <w:tc>
+          <w:tcPr>
+            <w:tcW w:type="dxa" w:w="1767"/>
+            <w:tcBorders>
+              <w:top w:val="single" w:sz="8" w:space="0" w:color="404040"/>
+              <w:left w:val="single" w:sz="8" w:space="0" w:color="404040"/>
+              <w:bottom w:val="single" w:sz="8" w:space="0" w:color="404040"/>
+              <w:right w:val="single" w:sz="8" w:space="0" w:color="404040"/>
+            </w:tcBorders>
+          </w:tcPr>
+          <w:p>
+            <w:pPr>
+              <w:spacing w:before="80" w:after="80"/>
+              <w:jc w:val="center"/>
+            </w:pPr>
+            <w:r>
+              <w:rPr>
+                <w:rFonts w:ascii="Arial" w:hAnsi="Arial"/>
+                <w:b w:val="0"/>
+                <w:color w:val="30302F"/>
+                <w:sz w:val="20"/>
+              </w:rPr>
+            </w:r>
+            <w:r>
+              <w:rPr>
+                <w:rFonts w:ascii="Arial" w:hAnsi="Arial"/>
+                <w:b w:val="0"/>
+                <w:color w:val="30302F"/>
+                <w:sz w:val="20"/>
+              </w:rPr>
+              <w:t>0</w:t>
+            </w:r>
+          </w:p>
+        </w:tc>
+        <w:tc>
+          <w:tcPr>
+            <w:tcW w:type="dxa" w:w="1767"/>
+            <w:tcBorders>
+              <w:top w:val="single" w:sz="8" w:space="0" w:color="404040"/>
+              <w:left w:val="single" w:sz="8" w:space="0" w:color="404040"/>
+              <w:bottom w:val="single" w:sz="8" w:space="0" w:color="404040"/>
+              <w:right w:val="single" w:sz="8" w:space="0" w:color="404040"/>
+            </w:tcBorders>
+          </w:tcPr>
+          <w:p>
+            <w:pPr>
+              <w:spacing w:before="80" w:after="80"/>
+              <w:jc w:val="center"/>
+            </w:pPr>
+            <w:r>
+              <w:rPr>
+                <w:rFonts w:ascii="Arial" w:hAnsi="Arial"/>
+                <w:b w:val="0"/>
+                <w:color w:val="30302F"/>
+                <w:sz w:val="20"/>
+              </w:rPr>
+            </w:r>
+            <w:r>
+              <w:rPr>
+                <w:rFonts w:ascii="Arial" w:hAnsi="Arial"/>
+                <w:b w:val="0"/>
+                <w:color w:val="30302F"/>
+                <w:sz w:val="20"/>
+              </w:rPr>
+              <w:t>0</w:t>
+            </w:r>
+          </w:p>
+        </w:tc>
+        <w:tc>
+          <w:tcPr>
+            <w:tcW w:type="dxa" w:w="1767"/>
+            <w:tcBorders>
+              <w:top w:val="single" w:sz="8" w:space="0" w:color="404040"/>
+              <w:left w:val="single" w:sz="8" w:space="0" w:color="404040"/>
+              <w:bottom w:val="single" w:sz="8" w:space="0" w:color="404040"/>
+              <w:right w:val="single" w:sz="8" w:space="0" w:color="404040"/>
+            </w:tcBorders>
+          </w:tcPr>
+          <w:p>
+            <w:pPr>
+              <w:spacing w:before="80" w:after="80"/>
+              <w:jc w:val="center"/>
+            </w:pPr>
+            <w:r>
+              <w:rPr>
+                <w:rFonts w:ascii="Arial" w:hAnsi="Arial"/>
+                <w:b w:val="0"/>
+                <w:color w:val="30302F"/>
+                <w:sz w:val="20"/>
+              </w:rPr>
+            </w:r>
+            <w:r>
+              <w:rPr>
+                <w:rFonts w:ascii="Arial" w:hAnsi="Arial"/>
+                <w:b w:val="0"/>
+                <w:color w:val="30302F"/>
+                <w:sz w:val="20"/>
+              </w:rPr>
+              <w:t>7 300</w:t>
+            </w:r>
+          </w:p>
+        </w:tc>
+      </w:tr>
+      <w:tr>
+        <w:tc>
+          <w:tcPr>
+            <w:tcW w:type="dxa" w:w="1767"/>
+            <w:tcBorders>
+              <w:top w:val="single" w:sz="8" w:space="0" w:color="404040"/>
+              <w:left w:val="single" w:sz="8" w:space="0" w:color="404040"/>
+              <w:bottom w:val="single" w:sz="8" w:space="0" w:color="404040"/>
+              <w:right w:val="single" w:sz="8" w:space="0" w:color="404040"/>
+            </w:tcBorders>
+            <w:shd w:fill="0A5455" w:val="clear"/>
+          </w:tcPr>
+          <w:p>
+            <w:pPr>
+              <w:spacing w:before="80" w:after="80"/>
+              <w:jc w:val="left"/>
+            </w:pPr>
+            <w:r>
+              <w:rPr>
+                <w:rFonts w:ascii="Arial" w:hAnsi="Arial"/>
+                <w:b/>
+                <w:color w:val="FFFFFF"/>
+                <w:sz w:val="20"/>
+              </w:rPr>
+            </w:r>
+            <w:r>
+              <w:rPr>
+                <w:rFonts w:ascii="Arial" w:hAnsi="Arial"/>
+                <w:b/>
+                <w:color w:val="FFFFFF"/>
+                <w:sz w:val="20"/>
+              </w:rPr>
+              <w:t>Recreation</w:t>
+            </w:r>
+          </w:p>
+        </w:tc>
+        <w:tc>
+          <w:tcPr>
+            <w:tcW w:type="dxa" w:w="1767"/>
+            <w:tcBorders>
+              <w:top w:val="single" w:sz="8" w:space="0" w:color="404040"/>
+              <w:left w:val="single" w:sz="8" w:space="0" w:color="404040"/>
+              <w:bottom w:val="single" w:sz="8" w:space="0" w:color="404040"/>
+              <w:right w:val="single" w:sz="8" w:space="0" w:color="404040"/>
+            </w:tcBorders>
+          </w:tcPr>
+          <w:p>
+            <w:pPr>
+              <w:spacing w:before="80" w:after="80"/>
+              <w:jc w:val="center"/>
+            </w:pPr>
+            <w:r>
+              <w:rPr>
+                <w:rFonts w:ascii="Arial" w:hAnsi="Arial"/>
+                <w:b w:val="0"/>
+                <w:color w:val="30302F"/>
+                <w:sz w:val="20"/>
+              </w:rPr>
+            </w:r>
+            <w:r>
+              <w:rPr>
+                <w:rFonts w:ascii="Arial" w:hAnsi="Arial"/>
+                <w:b w:val="0"/>
+                <w:color w:val="30302F"/>
+                <w:sz w:val="20"/>
+              </w:rPr>
+              <w:t>visitors/yr</w:t>
+            </w:r>
+          </w:p>
+        </w:tc>
+        <w:tc>
+          <w:tcPr>
+            <w:tcW w:type="dxa" w:w="1767"/>
+            <w:tcBorders>
+              <w:top w:val="single" w:sz="8" w:space="0" w:color="404040"/>
+              <w:left w:val="single" w:sz="8" w:space="0" w:color="404040"/>
+              <w:bottom w:val="single" w:sz="8" w:space="0" w:color="404040"/>
+              <w:right w:val="single" w:sz="8" w:space="0" w:color="404040"/>
+            </w:tcBorders>
+          </w:tcPr>
+          <w:p>
+            <w:pPr>
+              <w:spacing w:before="80" w:after="80"/>
+              <w:jc w:val="center"/>
+            </w:pPr>
+            <w:r>
+              <w:rPr>
+                <w:rFonts w:ascii="Arial" w:hAnsi="Arial"/>
+                <w:b w:val="0"/>
+                <w:color w:val="30302F"/>
+                <w:sz w:val="20"/>
+              </w:rPr>
+            </w:r>
+            <w:r>
+              <w:rPr>
+                <w:rFonts w:ascii="Arial" w:hAnsi="Arial"/>
+                <w:b w:val="0"/>
+                <w:color w:val="30302F"/>
+                <w:sz w:val="20"/>
+              </w:rPr>
+              <w:t>0</w:t>
+            </w:r>
+          </w:p>
+        </w:tc>
+        <w:tc>
+          <w:tcPr>
+            <w:tcW w:type="dxa" w:w="1767"/>
+            <w:tcBorders>
+              <w:top w:val="single" w:sz="8" w:space="0" w:color="404040"/>
+              <w:left w:val="single" w:sz="8" w:space="0" w:color="404040"/>
+              <w:bottom w:val="single" w:sz="8" w:space="0" w:color="404040"/>
+              <w:right w:val="single" w:sz="8" w:space="0" w:color="404040"/>
+            </w:tcBorders>
+          </w:tcPr>
+          <w:p>
+            <w:pPr>
+              <w:spacing w:before="80" w:after="80"/>
+              <w:jc w:val="center"/>
+            </w:pPr>
+            <w:r>
+              <w:rPr>
+                <w:rFonts w:ascii="Arial" w:hAnsi="Arial"/>
+                <w:b w:val="0"/>
+                <w:color w:val="30302F"/>
+                <w:sz w:val="20"/>
+              </w:rPr>
+            </w:r>
+            <w:r>
+              <w:rPr>
+                <w:rFonts w:ascii="Arial" w:hAnsi="Arial"/>
+                <w:b w:val="0"/>
+                <w:color w:val="30302F"/>
+                <w:sz w:val="20"/>
+              </w:rPr>
+              <w:t>15 000</w:t>
+            </w:r>
+          </w:p>
+        </w:tc>
+        <w:tc>
+          <w:tcPr>
+            <w:tcW w:type="dxa" w:w="1767"/>
+            <w:tcBorders>
+              <w:top w:val="single" w:sz="8" w:space="0" w:color="404040"/>
+              <w:left w:val="single" w:sz="8" w:space="0" w:color="404040"/>
+              <w:bottom w:val="single" w:sz="8" w:space="0" w:color="404040"/>
+              <w:right w:val="single" w:sz="8" w:space="0" w:color="404040"/>
+            </w:tcBorders>
+          </w:tcPr>
+          <w:p>
+            <w:pPr>
+              <w:spacing w:before="80" w:after="80"/>
+              <w:jc w:val="center"/>
+            </w:pPr>
+            <w:r>
+              <w:rPr>
+                <w:rFonts w:ascii="Arial" w:hAnsi="Arial"/>
+                <w:b w:val="0"/>
+                <w:color w:val="30302F"/>
+                <w:sz w:val="20"/>
+              </w:rPr>
+            </w:r>
+            <w:r>
+              <w:rPr>
+                <w:rFonts w:ascii="Arial" w:hAnsi="Arial"/>
+                <w:b w:val="0"/>
+                <w:color w:val="30302F"/>
+                <w:sz w:val="20"/>
+              </w:rPr>
+              <w:t>2 400</w:t>
+            </w:r>
+          </w:p>
+        </w:tc>
+        <w:tc>
+          <w:tcPr>
+            <w:tcW w:type="dxa" w:w="1767"/>
+            <w:tcBorders>
+              <w:top w:val="single" w:sz="8" w:space="0" w:color="404040"/>
+              <w:left w:val="single" w:sz="8" w:space="0" w:color="404040"/>
+              <w:bottom w:val="single" w:sz="8" w:space="0" w:color="404040"/>
+              <w:right w:val="single" w:sz="8" w:space="0" w:color="404040"/>
+            </w:tcBorders>
+          </w:tcPr>
+          <w:p>
+            <w:pPr>
+              <w:spacing w:before="80" w:after="80"/>
+              <w:jc w:val="center"/>
+            </w:pPr>
+            <w:r>
+              <w:rPr>
+                <w:rFonts w:ascii="Arial" w:hAnsi="Arial"/>
+                <w:b w:val="0"/>
+                <w:color w:val="30302F"/>
+                <w:sz w:val="20"/>
+              </w:rPr>
+            </w:r>
+            <w:r>
+              <w:rPr>
+                <w:rFonts w:ascii="Arial" w:hAnsi="Arial"/>
+                <w:b w:val="0"/>
+                <w:color w:val="30302F"/>
+                <w:sz w:val="20"/>
+              </w:rPr>
+              <w:t>0</w:t>
+            </w:r>
+          </w:p>
+        </w:tc>
+        <w:tc>
+          <w:tcPr>
+            <w:tcW w:type="dxa" w:w="1767"/>
+            <w:tcBorders>
+              <w:top w:val="single" w:sz="8" w:space="0" w:color="404040"/>
+              <w:left w:val="single" w:sz="8" w:space="0" w:color="404040"/>
+              <w:bottom w:val="single" w:sz="8" w:space="0" w:color="404040"/>
+              <w:right w:val="single" w:sz="8" w:space="0" w:color="404040"/>
+            </w:tcBorders>
+          </w:tcPr>
+          <w:p>
+            <w:pPr>
+              <w:spacing w:before="80" w:after="80"/>
+              <w:jc w:val="center"/>
+            </w:pPr>
+            <w:r>
+              <w:rPr>
+                <w:rFonts w:ascii="Arial" w:hAnsi="Arial"/>
+                <w:b w:val="0"/>
+                <w:color w:val="30302F"/>
+                <w:sz w:val="20"/>
+              </w:rPr>
+            </w:r>
+            <w:r>
+              <w:rPr>
+                <w:rFonts w:ascii="Arial" w:hAnsi="Arial"/>
+                <w:b w:val="0"/>
+                <w:color w:val="30302F"/>
+                <w:sz w:val="20"/>
+              </w:rPr>
+              <w:t>0</w:t>
+            </w:r>
+          </w:p>
+        </w:tc>
+        <w:tc>
+          <w:tcPr>
+            <w:tcW w:type="dxa" w:w="1767"/>
+            <w:tcBorders>
+              <w:top w:val="single" w:sz="8" w:space="0" w:color="404040"/>
+              <w:left w:val="single" w:sz="8" w:space="0" w:color="404040"/>
+              <w:bottom w:val="single" w:sz="8" w:space="0" w:color="404040"/>
+              <w:right w:val="single" w:sz="8" w:space="0" w:color="404040"/>
+            </w:tcBorders>
+          </w:tcPr>
+          <w:p>
+            <w:pPr>
+              <w:spacing w:before="80" w:after="80"/>
+              <w:jc w:val="center"/>
+            </w:pPr>
+            <w:r>
+              <w:rPr>
+                <w:rFonts w:ascii="Arial" w:hAnsi="Arial"/>
+                <w:b w:val="0"/>
+                <w:color w:val="30302F"/>
+                <w:sz w:val="20"/>
+              </w:rPr>
+            </w:r>
+            <w:r>
+              <w:rPr>
+                <w:rFonts w:ascii="Arial" w:hAnsi="Arial"/>
+                <w:b w:val="0"/>
+                <w:color w:val="30302F"/>
+                <w:sz w:val="20"/>
+              </w:rPr>
+              <w:t>17 400</w:t>
+            </w:r>
+          </w:p>
+        </w:tc>
+      </w:tr>
+      <w:tr>
+        <w:tc>
+          <w:tcPr>
+            <w:tcW w:type="dxa" w:w="1767"/>
+            <w:tcBorders>
+              <w:top w:val="single" w:sz="8" w:space="0" w:color="404040"/>
+              <w:left w:val="single" w:sz="8" w:space="0" w:color="404040"/>
+              <w:bottom w:val="single" w:sz="8" w:space="0" w:color="404040"/>
+              <w:right w:val="single" w:sz="8" w:space="0" w:color="404040"/>
+            </w:tcBorders>
+            <w:shd w:fill="0A5455" w:val="clear"/>
+          </w:tcPr>
+          <w:p>
+            <w:pPr>
+              <w:spacing w:before="80" w:after="80"/>
+              <w:jc w:val="left"/>
+            </w:pPr>
+            <w:r>
+              <w:rPr>
+                <w:rFonts w:ascii="Arial" w:hAnsi="Arial"/>
+                <w:b/>
+                <w:color w:val="FFFFFF"/>
+                <w:sz w:val="20"/>
+              </w:rPr>
+            </w:r>
+            <w:r>
+              <w:rPr>
+                <w:rFonts w:ascii="Arial" w:hAnsi="Arial"/>
+                <w:b/>
+                <w:color w:val="FFFFFF"/>
+                <w:sz w:val="20"/>
+              </w:rPr>
+              <w:t>Gleaning</w:t>
+            </w:r>
+          </w:p>
+        </w:tc>
+        <w:tc>
+          <w:tcPr>
+            <w:tcW w:type="dxa" w:w="1767"/>
+            <w:tcBorders>
+              <w:top w:val="single" w:sz="8" w:space="0" w:color="404040"/>
+              <w:left w:val="single" w:sz="8" w:space="0" w:color="404040"/>
+              <w:bottom w:val="single" w:sz="8" w:space="0" w:color="404040"/>
+              <w:right w:val="single" w:sz="8" w:space="0" w:color="404040"/>
+            </w:tcBorders>
+          </w:tcPr>
+          <w:p>
+            <w:pPr>
+              <w:spacing w:before="80" w:after="80"/>
+              <w:jc w:val="center"/>
+            </w:pPr>
+            <w:r>
+              <w:rPr>
+                <w:rFonts w:ascii="Arial" w:hAnsi="Arial"/>
+                <w:b w:val="0"/>
+                <w:color w:val="30302F"/>
+                <w:sz w:val="20"/>
+              </w:rPr>
+            </w:r>
+            <w:r>
+              <w:rPr>
+                <w:rFonts w:ascii="Arial" w:hAnsi="Arial"/>
+                <w:b w:val="0"/>
+                <w:color w:val="30302F"/>
+                <w:sz w:val="20"/>
+              </w:rPr>
+              <w:t>hours/yr</w:t>
+            </w:r>
+          </w:p>
+        </w:tc>
+        <w:tc>
+          <w:tcPr>
+            <w:tcW w:type="dxa" w:w="1767"/>
+            <w:tcBorders>
+              <w:top w:val="single" w:sz="8" w:space="0" w:color="404040"/>
+              <w:left w:val="single" w:sz="8" w:space="0" w:color="404040"/>
+              <w:bottom w:val="single" w:sz="8" w:space="0" w:color="404040"/>
+              <w:right w:val="single" w:sz="8" w:space="0" w:color="404040"/>
+            </w:tcBorders>
+          </w:tcPr>
+          <w:p>
+            <w:pPr>
+              <w:spacing w:before="80" w:after="80"/>
+              <w:jc w:val="center"/>
+            </w:pPr>
+            <w:r>
+              <w:rPr>
+                <w:rFonts w:ascii="Arial" w:hAnsi="Arial"/>
+                <w:b w:val="0"/>
+                <w:color w:val="30302F"/>
+                <w:sz w:val="20"/>
+              </w:rPr>
+            </w:r>
+            <w:r>
+              <w:rPr>
+                <w:rFonts w:ascii="Arial" w:hAnsi="Arial"/>
+                <w:b w:val="0"/>
+                <w:color w:val="30302F"/>
+                <w:sz w:val="20"/>
+              </w:rPr>
+              <w:t>0</w:t>
+            </w:r>
+          </w:p>
+        </w:tc>
+        <w:tc>
+          <w:tcPr>
+            <w:tcW w:type="dxa" w:w="1767"/>
+            <w:tcBorders>
+              <w:top w:val="single" w:sz="8" w:space="0" w:color="404040"/>
+              <w:left w:val="single" w:sz="8" w:space="0" w:color="404040"/>
+              <w:bottom w:val="single" w:sz="8" w:space="0" w:color="404040"/>
+              <w:right w:val="single" w:sz="8" w:space="0" w:color="404040"/>
+            </w:tcBorders>
+          </w:tcPr>
+          <w:p>
+            <w:pPr>
+              <w:spacing w:before="80" w:after="80"/>
+              <w:jc w:val="center"/>
+            </w:pPr>
+            <w:r>
+              <w:rPr>
+                <w:rFonts w:ascii="Arial" w:hAnsi="Arial"/>
+                <w:b w:val="0"/>
+                <w:color w:val="30302F"/>
+                <w:sz w:val="20"/>
+              </w:rPr>
+            </w:r>
+            <w:r>
+              <w:rPr>
+                <w:rFonts w:ascii="Arial" w:hAnsi="Arial"/>
+                <w:b w:val="0"/>
+                <w:color w:val="30302F"/>
+                <w:sz w:val="20"/>
+              </w:rPr>
+              <w:t>0</w:t>
+            </w:r>
+          </w:p>
+        </w:tc>
+        <w:tc>
+          <w:tcPr>
+            <w:tcW w:type="dxa" w:w="1767"/>
+            <w:tcBorders>
+              <w:top w:val="single" w:sz="8" w:space="0" w:color="404040"/>
+              <w:left w:val="single" w:sz="8" w:space="0" w:color="404040"/>
+              <w:bottom w:val="single" w:sz="8" w:space="0" w:color="404040"/>
+              <w:right w:val="single" w:sz="8" w:space="0" w:color="404040"/>
+            </w:tcBorders>
+          </w:tcPr>
+          <w:p>
+            <w:pPr>
+              <w:spacing w:before="80" w:after="80"/>
+              <w:jc w:val="center"/>
+            </w:pPr>
+            <w:r>
+              <w:rPr>
+                <w:rFonts w:ascii="Arial" w:hAnsi="Arial"/>
+                <w:b w:val="0"/>
+                <w:color w:val="30302F"/>
+                <w:sz w:val="20"/>
+              </w:rPr>
+            </w:r>
+            <w:r>
+              <w:rPr>
+                <w:rFonts w:ascii="Arial" w:hAnsi="Arial"/>
+                <w:b w:val="0"/>
+                <w:color w:val="30302F"/>
+                <w:sz w:val="20"/>
+              </w:rPr>
+              <w:t>18 000</w:t>
+            </w:r>
+          </w:p>
+        </w:tc>
+        <w:tc>
+          <w:tcPr>
+            <w:tcW w:type="dxa" w:w="1767"/>
+            <w:tcBorders>
+              <w:top w:val="single" w:sz="8" w:space="0" w:color="404040"/>
+              <w:left w:val="single" w:sz="8" w:space="0" w:color="404040"/>
+              <w:bottom w:val="single" w:sz="8" w:space="0" w:color="404040"/>
+              <w:right w:val="single" w:sz="8" w:space="0" w:color="404040"/>
+            </w:tcBorders>
+          </w:tcPr>
+          <w:p>
+            <w:pPr>
+              <w:spacing w:before="80" w:after="80"/>
+              <w:jc w:val="center"/>
+            </w:pPr>
+            <w:r>
+              <w:rPr>
+                <w:rFonts w:ascii="Arial" w:hAnsi="Arial"/>
+                <w:b w:val="0"/>
+                <w:color w:val="30302F"/>
+                <w:sz w:val="20"/>
+              </w:rPr>
+            </w:r>
+            <w:r>
+              <w:rPr>
+                <w:rFonts w:ascii="Arial" w:hAnsi="Arial"/>
+                <w:b w:val="0"/>
+                <w:color w:val="30302F"/>
+                <w:sz w:val="20"/>
+              </w:rPr>
+              <w:t>0</w:t>
+            </w:r>
+          </w:p>
+        </w:tc>
+        <w:tc>
+          <w:tcPr>
+            <w:tcW w:type="dxa" w:w="1767"/>
+            <w:tcBorders>
+              <w:top w:val="single" w:sz="8" w:space="0" w:color="404040"/>
+              <w:left w:val="single" w:sz="8" w:space="0" w:color="404040"/>
+              <w:bottom w:val="single" w:sz="8" w:space="0" w:color="404040"/>
+              <w:right w:val="single" w:sz="8" w:space="0" w:color="404040"/>
+            </w:tcBorders>
+          </w:tcPr>
+          <w:p>
+            <w:pPr>
+              <w:spacing w:before="80" w:after="80"/>
+              <w:jc w:val="center"/>
+            </w:pPr>
+            <w:r>
+              <w:rPr>
+                <w:rFonts w:ascii="Arial" w:hAnsi="Arial"/>
+                <w:b w:val="0"/>
+                <w:color w:val="30302F"/>
+                <w:sz w:val="20"/>
+              </w:rPr>
+            </w:r>
+            <w:r>
+              <w:rPr>
+                <w:rFonts w:ascii="Arial" w:hAnsi="Arial"/>
+                <w:b w:val="0"/>
+                <w:color w:val="30302F"/>
+                <w:sz w:val="20"/>
+              </w:rPr>
+              <w:t>0</w:t>
+            </w:r>
+          </w:p>
+        </w:tc>
+        <w:tc>
+          <w:tcPr>
+            <w:tcW w:type="dxa" w:w="1767"/>
+            <w:tcBorders>
+              <w:top w:val="single" w:sz="8" w:space="0" w:color="404040"/>
+              <w:left w:val="single" w:sz="8" w:space="0" w:color="404040"/>
+              <w:bottom w:val="single" w:sz="8" w:space="0" w:color="404040"/>
+              <w:right w:val="single" w:sz="8" w:space="0" w:color="404040"/>
+            </w:tcBorders>
+          </w:tcPr>
+          <w:p>
+            <w:pPr>
+              <w:spacing w:before="80" w:after="80"/>
+              <w:jc w:val="center"/>
+            </w:pPr>
+            <w:r>
+              <w:rPr>
+                <w:rFonts w:ascii="Arial" w:hAnsi="Arial"/>
+                <w:b w:val="0"/>
+                <w:color w:val="30302F"/>
+                <w:sz w:val="20"/>
+              </w:rPr>
+            </w:r>
+            <w:r>
+              <w:rPr>
+                <w:rFonts w:ascii="Arial" w:hAnsi="Arial"/>
+                <w:b w:val="0"/>
+                <w:color w:val="30302F"/>
+                <w:sz w:val="20"/>
+              </w:rPr>
+              <w:t>18 000</w:t>
+            </w:r>
+          </w:p>
+        </w:tc>
+      </w:tr>
+    </w:tbl>
+    <w:p>
+      <w:pPr>
+        <w:spacing w:before="80" w:after="80"/>
+        <w:jc w:val="left"/>
+      </w:pPr>
+      <w:r>
+        <w:rPr>
+          <w:i/>
+        </w:rPr>
+        <w:t>Supply is organized by ecosystem. Use is organized by beneficiary. Same quantities, different perspective.</w:t>
+      </w:r>
+    </w:p>
+    <w:p>
+      <w:pPr>
+        <w:spacing w:before="360" w:after="120"/>
+      </w:pPr>
+      <w:r>
+        <w:rPr>
+          <w:rFonts w:ascii="Arial" w:hAnsi="Arial"/>
+          <w:b/>
+          <w:color w:val="0A5455"/>
+          <w:sz w:val="26"/>
+        </w:rPr>
+        <w:t>Table 4d -- Ecosystem Service Monetary Use (Part B): USD/yr by Beneficiary</w:t>
+      </w:r>
+    </w:p>
+    <w:tbl>
+      <w:tblPr>
+        <w:tblW w:type="auto" w:w="0"/>
+        <w:jc w:val="center"/>
+        <w:tblLook w:firstColumn="1" w:firstRow="1" w:lastColumn="0" w:lastRow="0" w:noHBand="0" w:noVBand="1" w:val="04A0"/>
+      </w:tblPr>
+      <w:tblGrid>
+        <w:gridCol w:w="1767"/>
+        <w:gridCol w:w="1767"/>
+        <w:gridCol w:w="1767"/>
+        <w:gridCol w:w="1767"/>
+        <w:gridCol w:w="1767"/>
+        <w:gridCol w:w="1767"/>
+        <w:gridCol w:w="1767"/>
+        <w:gridCol w:w="1767"/>
+      </w:tblGrid>
+      <w:tr>
+        <w:tc>
+          <w:tcPr>
+            <w:tcW w:type="dxa" w:w="1767"/>
+            <w:tcBorders>
+              <w:top w:val="single" w:sz="8" w:space="0" w:color="404040"/>
+              <w:left w:val="single" w:sz="8" w:space="0" w:color="404040"/>
+              <w:bottom w:val="single" w:sz="8" w:space="0" w:color="404040"/>
+              <w:right w:val="single" w:sz="8" w:space="0" w:color="404040"/>
+            </w:tcBorders>
+            <w:shd w:fill="3B9C7B" w:val="clear"/>
+          </w:tcPr>
+          <w:p>
+            <w:pPr>
+              <w:spacing w:before="80" w:after="80"/>
+              <w:jc w:val="center"/>
+            </w:pPr>
+            <w:r>
+              <w:rPr>
+                <w:rFonts w:ascii="Arial" w:hAnsi="Arial"/>
+                <w:b/>
+                <w:color w:val="FFFFFF"/>
+                <w:sz w:val="20"/>
+              </w:rPr>
+            </w:r>
+            <w:r>
+              <w:rPr>
+                <w:rFonts w:ascii="Arial" w:hAnsi="Arial"/>
+                <w:b/>
+                <w:color w:val="FFFFFF"/>
+                <w:sz w:val="20"/>
+              </w:rPr>
+              <w:t>Service</w:t>
+            </w:r>
+          </w:p>
+        </w:tc>
+        <w:tc>
+          <w:tcPr>
+            <w:tcW w:type="dxa" w:w="1767"/>
+            <w:tcBorders>
+              <w:top w:val="single" w:sz="8" w:space="0" w:color="404040"/>
+              <w:left w:val="single" w:sz="8" w:space="0" w:color="404040"/>
+              <w:bottom w:val="single" w:sz="8" w:space="0" w:color="404040"/>
+              <w:right w:val="single" w:sz="8" w:space="0" w:color="404040"/>
+            </w:tcBorders>
+            <w:shd w:fill="3B9C7B" w:val="clear"/>
+          </w:tcPr>
+          <w:p>
+            <w:pPr>
+              <w:spacing w:before="80" w:after="80"/>
+              <w:jc w:val="center"/>
+            </w:pPr>
+            <w:r>
+              <w:rPr>
+                <w:rFonts w:ascii="Arial" w:hAnsi="Arial"/>
+                <w:b/>
+                <w:color w:val="FFFFFF"/>
+                <w:sz w:val="20"/>
+              </w:rPr>
+            </w:r>
+            <w:r>
+              <w:rPr>
+                <w:rFonts w:ascii="Arial" w:hAnsi="Arial"/>
+                <w:b/>
+                <w:color w:val="FFFFFF"/>
+                <w:sz w:val="20"/>
+              </w:rPr>
+              <w:t>Method</w:t>
+            </w:r>
+          </w:p>
+        </w:tc>
+        <w:tc>
+          <w:tcPr>
+            <w:tcW w:type="dxa" w:w="1767"/>
+            <w:tcBorders>
+              <w:top w:val="single" w:sz="8" w:space="0" w:color="404040"/>
+              <w:left w:val="single" w:sz="8" w:space="0" w:color="404040"/>
+              <w:bottom w:val="single" w:sz="8" w:space="0" w:color="404040"/>
+              <w:right w:val="single" w:sz="8" w:space="0" w:color="404040"/>
+            </w:tcBorders>
+            <w:shd w:fill="3B9C7B" w:val="clear"/>
+          </w:tcPr>
+          <w:p>
+            <w:pPr>
+              <w:spacing w:before="80" w:after="80"/>
+              <w:jc w:val="center"/>
+            </w:pPr>
+            <w:r>
+              <w:rPr>
+                <w:rFonts w:ascii="Arial" w:hAnsi="Arial"/>
+                <w:b/>
+                <w:color w:val="FFFFFF"/>
+                <w:sz w:val="20"/>
+              </w:rPr>
+            </w:r>
+            <w:r>
+              <w:rPr>
+                <w:rFonts w:ascii="Arial" w:hAnsi="Arial"/>
+                <w:b/>
+                <w:color w:val="FFFFFF"/>
+                <w:sz w:val="20"/>
+              </w:rPr>
+              <w:t>Fisheries</w:t>
+            </w:r>
+          </w:p>
+        </w:tc>
+        <w:tc>
+          <w:tcPr>
+            <w:tcW w:type="dxa" w:w="1767"/>
+            <w:tcBorders>
+              <w:top w:val="single" w:sz="8" w:space="0" w:color="404040"/>
+              <w:left w:val="single" w:sz="8" w:space="0" w:color="404040"/>
+              <w:bottom w:val="single" w:sz="8" w:space="0" w:color="404040"/>
+              <w:right w:val="single" w:sz="8" w:space="0" w:color="404040"/>
+            </w:tcBorders>
+            <w:shd w:fill="3B9C7B" w:val="clear"/>
+          </w:tcPr>
+          <w:p>
+            <w:pPr>
+              <w:spacing w:before="80" w:after="80"/>
+              <w:jc w:val="center"/>
+            </w:pPr>
+            <w:r>
+              <w:rPr>
+                <w:rFonts w:ascii="Arial" w:hAnsi="Arial"/>
+                <w:b/>
+                <w:color w:val="FFFFFF"/>
+                <w:sz w:val="20"/>
+              </w:rPr>
+            </w:r>
+            <w:r>
+              <w:rPr>
+                <w:rFonts w:ascii="Arial" w:hAnsi="Arial"/>
+                <w:b/>
+                <w:color w:val="FFFFFF"/>
+                <w:sz w:val="20"/>
+              </w:rPr>
+              <w:t>Tourism</w:t>
+            </w:r>
+          </w:p>
+        </w:tc>
+        <w:tc>
+          <w:tcPr>
+            <w:tcW w:type="dxa" w:w="1767"/>
+            <w:tcBorders>
+              <w:top w:val="single" w:sz="8" w:space="0" w:color="404040"/>
+              <w:left w:val="single" w:sz="8" w:space="0" w:color="404040"/>
+              <w:bottom w:val="single" w:sz="8" w:space="0" w:color="404040"/>
+              <w:right w:val="single" w:sz="8" w:space="0" w:color="404040"/>
+            </w:tcBorders>
+            <w:shd w:fill="3B9C7B" w:val="clear"/>
+          </w:tcPr>
+          <w:p>
+            <w:pPr>
+              <w:spacing w:before="80" w:after="80"/>
+              <w:jc w:val="center"/>
+            </w:pPr>
+            <w:r>
+              <w:rPr>
+                <w:rFonts w:ascii="Arial" w:hAnsi="Arial"/>
+                <w:b/>
+                <w:color w:val="FFFFFF"/>
+                <w:sz w:val="20"/>
+              </w:rPr>
+            </w:r>
+            <w:r>
+              <w:rPr>
+                <w:rFonts w:ascii="Arial" w:hAnsi="Arial"/>
+                <w:b/>
+                <w:color w:val="FFFFFF"/>
+                <w:sz w:val="20"/>
+              </w:rPr>
+              <w:t>Coastal HH</w:t>
+            </w:r>
+          </w:p>
+        </w:tc>
+        <w:tc>
+          <w:tcPr>
+            <w:tcW w:type="dxa" w:w="1767"/>
+            <w:tcBorders>
+              <w:top w:val="single" w:sz="8" w:space="0" w:color="404040"/>
+              <w:left w:val="single" w:sz="8" w:space="0" w:color="404040"/>
+              <w:bottom w:val="single" w:sz="8" w:space="0" w:color="404040"/>
+              <w:right w:val="single" w:sz="8" w:space="0" w:color="404040"/>
+            </w:tcBorders>
+            <w:shd w:fill="3B9C7B" w:val="clear"/>
+          </w:tcPr>
+          <w:p>
+            <w:pPr>
+              <w:spacing w:before="80" w:after="80"/>
+              <w:jc w:val="center"/>
+            </w:pPr>
+            <w:r>
+              <w:rPr>
+                <w:rFonts w:ascii="Arial" w:hAnsi="Arial"/>
+                <w:b/>
+                <w:color w:val="FFFFFF"/>
+                <w:sz w:val="20"/>
+              </w:rPr>
+            </w:r>
+            <w:r>
+              <w:rPr>
+                <w:rFonts w:ascii="Arial" w:hAnsi="Arial"/>
+                <w:b/>
+                <w:color w:val="FFFFFF"/>
+                <w:sz w:val="20"/>
+              </w:rPr>
+              <w:t>Government</w:t>
+            </w:r>
+          </w:p>
+        </w:tc>
+        <w:tc>
+          <w:tcPr>
+            <w:tcW w:type="dxa" w:w="1767"/>
+            <w:tcBorders>
+              <w:top w:val="single" w:sz="8" w:space="0" w:color="404040"/>
+              <w:left w:val="single" w:sz="8" w:space="0" w:color="404040"/>
+              <w:bottom w:val="single" w:sz="8" w:space="0" w:color="404040"/>
+              <w:right w:val="single" w:sz="8" w:space="0" w:color="404040"/>
+            </w:tcBorders>
+            <w:shd w:fill="3B9C7B" w:val="clear"/>
+          </w:tcPr>
+          <w:p>
+            <w:pPr>
+              <w:spacing w:before="80" w:after="80"/>
+              <w:jc w:val="center"/>
+            </w:pPr>
+            <w:r>
+              <w:rPr>
+                <w:rFonts w:ascii="Arial" w:hAnsi="Arial"/>
+                <w:b/>
+                <w:color w:val="FFFFFF"/>
+                <w:sz w:val="20"/>
+              </w:rPr>
+            </w:r>
+            <w:r>
+              <w:rPr>
+                <w:rFonts w:ascii="Arial" w:hAnsi="Arial"/>
+                <w:b/>
+                <w:color w:val="FFFFFF"/>
+                <w:sz w:val="20"/>
+              </w:rPr>
+              <w:t>Global</w:t>
+            </w:r>
+          </w:p>
+        </w:tc>
+        <w:tc>
+          <w:tcPr>
+            <w:tcW w:type="dxa" w:w="1767"/>
+            <w:tcBorders>
+              <w:top w:val="single" w:sz="8" w:space="0" w:color="404040"/>
+              <w:left w:val="single" w:sz="8" w:space="0" w:color="404040"/>
+              <w:bottom w:val="single" w:sz="8" w:space="0" w:color="404040"/>
+              <w:right w:val="single" w:sz="8" w:space="0" w:color="404040"/>
+            </w:tcBorders>
+            <w:shd w:fill="3B9C7B" w:val="clear"/>
+          </w:tcPr>
+          <w:p>
+            <w:pPr>
+              <w:spacing w:before="80" w:after="80"/>
+              <w:jc w:val="center"/>
+            </w:pPr>
+            <w:r>
+              <w:rPr>
+                <w:rFonts w:ascii="Arial" w:hAnsi="Arial"/>
+                <w:b/>
+                <w:color w:val="FFFFFF"/>
+                <w:sz w:val="20"/>
+              </w:rPr>
+            </w:r>
+            <w:r>
+              <w:rPr>
+                <w:rFonts w:ascii="Arial" w:hAnsi="Arial"/>
+                <w:b/>
+                <w:color w:val="FFFFFF"/>
+                <w:sz w:val="20"/>
+              </w:rPr>
+              <w:t>Total</w:t>
+            </w:r>
+          </w:p>
+        </w:tc>
+      </w:tr>
+      <w:tr>
+        <w:tc>
+          <w:tcPr>
+            <w:tcW w:type="dxa" w:w="1767"/>
+            <w:tcBorders>
+              <w:top w:val="single" w:sz="8" w:space="0" w:color="404040"/>
+              <w:left w:val="single" w:sz="8" w:space="0" w:color="404040"/>
+              <w:bottom w:val="single" w:sz="8" w:space="0" w:color="404040"/>
+              <w:right w:val="single" w:sz="8" w:space="0" w:color="404040"/>
+            </w:tcBorders>
+            <w:shd w:fill="0A5455" w:val="clear"/>
+          </w:tcPr>
+          <w:p>
+            <w:pPr>
+              <w:spacing w:before="80" w:after="80"/>
+              <w:jc w:val="left"/>
+            </w:pPr>
+            <w:r>
+              <w:rPr>
+                <w:rFonts w:ascii="Arial" w:hAnsi="Arial"/>
+                <w:b/>
+                <w:color w:val="FFFFFF"/>
+                <w:sz w:val="20"/>
+              </w:rPr>
+            </w:r>
+            <w:r>
+              <w:rPr>
+                <w:rFonts w:ascii="Arial" w:hAnsi="Arial"/>
+                <w:b/>
+                <w:color w:val="FFFFFF"/>
+                <w:sz w:val="20"/>
+              </w:rPr>
+              <w:t>Fish provisioning</w:t>
+            </w:r>
+          </w:p>
+        </w:tc>
+        <w:tc>
+          <w:tcPr>
+            <w:tcW w:type="dxa" w:w="1767"/>
+            <w:tcBorders>
+              <w:top w:val="single" w:sz="8" w:space="0" w:color="404040"/>
+              <w:left w:val="single" w:sz="8" w:space="0" w:color="404040"/>
+              <w:bottom w:val="single" w:sz="8" w:space="0" w:color="404040"/>
+              <w:right w:val="single" w:sz="8" w:space="0" w:color="404040"/>
+            </w:tcBorders>
+          </w:tcPr>
+          <w:p>
+            <w:pPr>
+              <w:spacing w:before="80" w:after="80"/>
+              <w:jc w:val="center"/>
+            </w:pPr>
+            <w:r>
+              <w:rPr>
+                <w:rFonts w:ascii="Arial" w:hAnsi="Arial"/>
+                <w:b w:val="0"/>
+                <w:color w:val="30302F"/>
+                <w:sz w:val="20"/>
+              </w:rPr>
+            </w:r>
+            <w:r>
+              <w:rPr>
+                <w:rFonts w:ascii="Arial" w:hAnsi="Arial"/>
+                <w:b w:val="0"/>
+                <w:color w:val="30302F"/>
+                <w:sz w:val="20"/>
+              </w:rPr>
+              <w:t>Resource rent</w:t>
+            </w:r>
+          </w:p>
+        </w:tc>
+        <w:tc>
+          <w:tcPr>
+            <w:tcW w:type="dxa" w:w="1767"/>
+            <w:tcBorders>
+              <w:top w:val="single" w:sz="8" w:space="0" w:color="404040"/>
+              <w:left w:val="single" w:sz="8" w:space="0" w:color="404040"/>
+              <w:bottom w:val="single" w:sz="8" w:space="0" w:color="404040"/>
+              <w:right w:val="single" w:sz="8" w:space="0" w:color="404040"/>
+            </w:tcBorders>
+          </w:tcPr>
+          <w:p>
+            <w:pPr>
+              <w:spacing w:before="80" w:after="80"/>
+              <w:jc w:val="center"/>
+            </w:pPr>
+            <w:r>
+              <w:rPr>
+                <w:rFonts w:ascii="Arial" w:hAnsi="Arial"/>
+                <w:b w:val="0"/>
+                <w:color w:val="30302F"/>
+                <w:sz w:val="20"/>
+              </w:rPr>
+            </w:r>
+            <w:r>
+              <w:rPr>
+                <w:rFonts w:ascii="Arial" w:hAnsi="Arial"/>
+                <w:b w:val="0"/>
+                <w:color w:val="30302F"/>
+                <w:sz w:val="20"/>
+              </w:rPr>
+              <w:t>210 000</w:t>
+            </w:r>
+          </w:p>
+        </w:tc>
+        <w:tc>
+          <w:tcPr>
+            <w:tcW w:type="dxa" w:w="1767"/>
+            <w:tcBorders>
+              <w:top w:val="single" w:sz="8" w:space="0" w:color="404040"/>
+              <w:left w:val="single" w:sz="8" w:space="0" w:color="404040"/>
+              <w:bottom w:val="single" w:sz="8" w:space="0" w:color="404040"/>
+              <w:right w:val="single" w:sz="8" w:space="0" w:color="404040"/>
+            </w:tcBorders>
+          </w:tcPr>
+          <w:p>
+            <w:pPr>
+              <w:spacing w:before="80" w:after="80"/>
+              <w:jc w:val="center"/>
+            </w:pPr>
+            <w:r>
+              <w:rPr>
+                <w:rFonts w:ascii="Arial" w:hAnsi="Arial"/>
+                <w:b w:val="0"/>
+                <w:color w:val="30302F"/>
+                <w:sz w:val="20"/>
+              </w:rPr>
+            </w:r>
+            <w:r>
+              <w:rPr>
+                <w:rFonts w:ascii="Arial" w:hAnsi="Arial"/>
+                <w:b w:val="0"/>
+                <w:color w:val="30302F"/>
+                <w:sz w:val="20"/>
+              </w:rPr>
+              <w:t>0</w:t>
+            </w:r>
+          </w:p>
+        </w:tc>
+        <w:tc>
+          <w:tcPr>
+            <w:tcW w:type="dxa" w:w="1767"/>
+            <w:tcBorders>
+              <w:top w:val="single" w:sz="8" w:space="0" w:color="404040"/>
+              <w:left w:val="single" w:sz="8" w:space="0" w:color="404040"/>
+              <w:bottom w:val="single" w:sz="8" w:space="0" w:color="404040"/>
+              <w:right w:val="single" w:sz="8" w:space="0" w:color="404040"/>
+            </w:tcBorders>
+          </w:tcPr>
+          <w:p>
+            <w:pPr>
+              <w:spacing w:before="80" w:after="80"/>
+              <w:jc w:val="center"/>
+            </w:pPr>
+            <w:r>
+              <w:rPr>
+                <w:rFonts w:ascii="Arial" w:hAnsi="Arial"/>
+                <w:b w:val="0"/>
+                <w:color w:val="30302F"/>
+                <w:sz w:val="20"/>
+              </w:rPr>
+            </w:r>
+            <w:r>
+              <w:rPr>
+                <w:rFonts w:ascii="Arial" w:hAnsi="Arial"/>
+                <w:b w:val="0"/>
+                <w:color w:val="30302F"/>
+                <w:sz w:val="20"/>
+              </w:rPr>
+              <w:t>0</w:t>
+            </w:r>
+          </w:p>
+        </w:tc>
+        <w:tc>
+          <w:tcPr>
+            <w:tcW w:type="dxa" w:w="1767"/>
+            <w:tcBorders>
+              <w:top w:val="single" w:sz="8" w:space="0" w:color="404040"/>
+              <w:left w:val="single" w:sz="8" w:space="0" w:color="404040"/>
+              <w:bottom w:val="single" w:sz="8" w:space="0" w:color="404040"/>
+              <w:right w:val="single" w:sz="8" w:space="0" w:color="404040"/>
+            </w:tcBorders>
+          </w:tcPr>
+          <w:p>
+            <w:pPr>
+              <w:spacing w:before="80" w:after="80"/>
+              <w:jc w:val="center"/>
+            </w:pPr>
+            <w:r>
+              <w:rPr>
+                <w:rFonts w:ascii="Arial" w:hAnsi="Arial"/>
+                <w:b w:val="0"/>
+                <w:color w:val="30302F"/>
+                <w:sz w:val="20"/>
+              </w:rPr>
+            </w:r>
+            <w:r>
+              <w:rPr>
+                <w:rFonts w:ascii="Arial" w:hAnsi="Arial"/>
+                <w:b w:val="0"/>
+                <w:color w:val="30302F"/>
+                <w:sz w:val="20"/>
+              </w:rPr>
+              <w:t>0</w:t>
+            </w:r>
+          </w:p>
+        </w:tc>
+        <w:tc>
+          <w:tcPr>
+            <w:tcW w:type="dxa" w:w="1767"/>
+            <w:tcBorders>
+              <w:top w:val="single" w:sz="8" w:space="0" w:color="404040"/>
+              <w:left w:val="single" w:sz="8" w:space="0" w:color="404040"/>
+              <w:bottom w:val="single" w:sz="8" w:space="0" w:color="404040"/>
+              <w:right w:val="single" w:sz="8" w:space="0" w:color="404040"/>
+            </w:tcBorders>
+          </w:tcPr>
+          <w:p>
+            <w:pPr>
+              <w:spacing w:before="80" w:after="80"/>
+              <w:jc w:val="center"/>
+            </w:pPr>
+            <w:r>
+              <w:rPr>
+                <w:rFonts w:ascii="Arial" w:hAnsi="Arial"/>
+                <w:b w:val="0"/>
+                <w:color w:val="30302F"/>
+                <w:sz w:val="20"/>
+              </w:rPr>
+            </w:r>
+            <w:r>
+              <w:rPr>
+                <w:rFonts w:ascii="Arial" w:hAnsi="Arial"/>
+                <w:b w:val="0"/>
+                <w:color w:val="30302F"/>
+                <w:sz w:val="20"/>
+              </w:rPr>
+              <w:t>0</w:t>
+            </w:r>
+          </w:p>
+        </w:tc>
+        <w:tc>
+          <w:tcPr>
+            <w:tcW w:type="dxa" w:w="1767"/>
+            <w:tcBorders>
+              <w:top w:val="single" w:sz="8" w:space="0" w:color="404040"/>
+              <w:left w:val="single" w:sz="8" w:space="0" w:color="404040"/>
+              <w:bottom w:val="single" w:sz="8" w:space="0" w:color="404040"/>
+              <w:right w:val="single" w:sz="8" w:space="0" w:color="404040"/>
+            </w:tcBorders>
+          </w:tcPr>
+          <w:p>
+            <w:pPr>
+              <w:spacing w:before="80" w:after="80"/>
+              <w:jc w:val="center"/>
+            </w:pPr>
+            <w:r>
+              <w:rPr>
+                <w:rFonts w:ascii="Arial" w:hAnsi="Arial"/>
+                <w:b w:val="0"/>
+                <w:color w:val="30302F"/>
+                <w:sz w:val="20"/>
+              </w:rPr>
+            </w:r>
+            <w:r>
+              <w:rPr>
+                <w:rFonts w:ascii="Arial" w:hAnsi="Arial"/>
+                <w:b w:val="0"/>
+                <w:color w:val="30302F"/>
+                <w:sz w:val="20"/>
+              </w:rPr>
+              <w:t>210 000</w:t>
+            </w:r>
+          </w:p>
+        </w:tc>
+      </w:tr>
+      <w:tr>
+        <w:tc>
+          <w:tcPr>
+            <w:tcW w:type="dxa" w:w="1767"/>
+            <w:tcBorders>
+              <w:top w:val="single" w:sz="8" w:space="0" w:color="404040"/>
+              <w:left w:val="single" w:sz="8" w:space="0" w:color="404040"/>
+              <w:bottom w:val="single" w:sz="8" w:space="0" w:color="404040"/>
+              <w:right w:val="single" w:sz="8" w:space="0" w:color="404040"/>
+            </w:tcBorders>
+            <w:shd w:fill="0A5455" w:val="clear"/>
+          </w:tcPr>
+          <w:p>
+            <w:pPr>
+              <w:spacing w:before="80" w:after="80"/>
+              <w:jc w:val="left"/>
+            </w:pPr>
+            <w:r>
+              <w:rPr>
+                <w:rFonts w:ascii="Arial" w:hAnsi="Arial"/>
+                <w:b/>
+                <w:color w:val="FFFFFF"/>
+                <w:sz w:val="20"/>
+              </w:rPr>
+            </w:r>
+            <w:r>
+              <w:rPr>
+                <w:rFonts w:ascii="Arial" w:hAnsi="Arial"/>
+                <w:b/>
+                <w:color w:val="FFFFFF"/>
+                <w:sz w:val="20"/>
+              </w:rPr>
+              <w:t>Carbon sequestration</w:t>
+            </w:r>
+          </w:p>
+        </w:tc>
+        <w:tc>
+          <w:tcPr>
+            <w:tcW w:type="dxa" w:w="1767"/>
+            <w:tcBorders>
+              <w:top w:val="single" w:sz="8" w:space="0" w:color="404040"/>
+              <w:left w:val="single" w:sz="8" w:space="0" w:color="404040"/>
+              <w:bottom w:val="single" w:sz="8" w:space="0" w:color="404040"/>
+              <w:right w:val="single" w:sz="8" w:space="0" w:color="404040"/>
+            </w:tcBorders>
+          </w:tcPr>
+          <w:p>
+            <w:pPr>
+              <w:spacing w:before="80" w:after="80"/>
+              <w:jc w:val="center"/>
+            </w:pPr>
+            <w:r>
+              <w:rPr>
+                <w:rFonts w:ascii="Arial" w:hAnsi="Arial"/>
+                <w:b w:val="0"/>
+                <w:color w:val="30302F"/>
+                <w:sz w:val="20"/>
+              </w:rPr>
+            </w:r>
+            <w:r>
+              <w:rPr>
+                <w:rFonts w:ascii="Arial" w:hAnsi="Arial"/>
+                <w:b w:val="0"/>
+                <w:color w:val="30302F"/>
+                <w:sz w:val="20"/>
+              </w:rPr>
+              <w:t>SCC</w:t>
+            </w:r>
+          </w:p>
+        </w:tc>
+        <w:tc>
+          <w:tcPr>
+            <w:tcW w:type="dxa" w:w="1767"/>
+            <w:tcBorders>
+              <w:top w:val="single" w:sz="8" w:space="0" w:color="404040"/>
+              <w:left w:val="single" w:sz="8" w:space="0" w:color="404040"/>
+              <w:bottom w:val="single" w:sz="8" w:space="0" w:color="404040"/>
+              <w:right w:val="single" w:sz="8" w:space="0" w:color="404040"/>
+            </w:tcBorders>
+          </w:tcPr>
+          <w:p>
+            <w:pPr>
+              <w:spacing w:before="80" w:after="80"/>
+              <w:jc w:val="center"/>
+            </w:pPr>
+            <w:r>
+              <w:rPr>
+                <w:rFonts w:ascii="Arial" w:hAnsi="Arial"/>
+                <w:b w:val="0"/>
+                <w:color w:val="30302F"/>
+                <w:sz w:val="20"/>
+              </w:rPr>
+            </w:r>
+            <w:r>
+              <w:rPr>
+                <w:rFonts w:ascii="Arial" w:hAnsi="Arial"/>
+                <w:b w:val="0"/>
+                <w:color w:val="30302F"/>
+                <w:sz w:val="20"/>
+              </w:rPr>
+              <w:t>0</w:t>
+            </w:r>
+          </w:p>
+        </w:tc>
+        <w:tc>
+          <w:tcPr>
+            <w:tcW w:type="dxa" w:w="1767"/>
+            <w:tcBorders>
+              <w:top w:val="single" w:sz="8" w:space="0" w:color="404040"/>
+              <w:left w:val="single" w:sz="8" w:space="0" w:color="404040"/>
+              <w:bottom w:val="single" w:sz="8" w:space="0" w:color="404040"/>
+              <w:right w:val="single" w:sz="8" w:space="0" w:color="404040"/>
+            </w:tcBorders>
+          </w:tcPr>
+          <w:p>
+            <w:pPr>
+              <w:spacing w:before="80" w:after="80"/>
+              <w:jc w:val="center"/>
+            </w:pPr>
+            <w:r>
+              <w:rPr>
+                <w:rFonts w:ascii="Arial" w:hAnsi="Arial"/>
+                <w:b w:val="0"/>
+                <w:color w:val="30302F"/>
+                <w:sz w:val="20"/>
+              </w:rPr>
+            </w:r>
+            <w:r>
+              <w:rPr>
+                <w:rFonts w:ascii="Arial" w:hAnsi="Arial"/>
+                <w:b w:val="0"/>
+                <w:color w:val="30302F"/>
+                <w:sz w:val="20"/>
+              </w:rPr>
+              <w:t>0</w:t>
+            </w:r>
+          </w:p>
+        </w:tc>
+        <w:tc>
+          <w:tcPr>
+            <w:tcW w:type="dxa" w:w="1767"/>
+            <w:tcBorders>
+              <w:top w:val="single" w:sz="8" w:space="0" w:color="404040"/>
+              <w:left w:val="single" w:sz="8" w:space="0" w:color="404040"/>
+              <w:bottom w:val="single" w:sz="8" w:space="0" w:color="404040"/>
+              <w:right w:val="single" w:sz="8" w:space="0" w:color="404040"/>
+            </w:tcBorders>
+          </w:tcPr>
+          <w:p>
+            <w:pPr>
+              <w:spacing w:before="80" w:after="80"/>
+              <w:jc w:val="center"/>
+            </w:pPr>
+            <w:r>
+              <w:rPr>
+                <w:rFonts w:ascii="Arial" w:hAnsi="Arial"/>
+                <w:b w:val="0"/>
+                <w:color w:val="30302F"/>
+                <w:sz w:val="20"/>
+              </w:rPr>
+            </w:r>
+            <w:r>
+              <w:rPr>
+                <w:rFonts w:ascii="Arial" w:hAnsi="Arial"/>
+                <w:b w:val="0"/>
+                <w:color w:val="30302F"/>
+                <w:sz w:val="20"/>
+              </w:rPr>
+              <w:t>0</w:t>
+            </w:r>
+          </w:p>
+        </w:tc>
+        <w:tc>
+          <w:tcPr>
+            <w:tcW w:type="dxa" w:w="1767"/>
+            <w:tcBorders>
+              <w:top w:val="single" w:sz="8" w:space="0" w:color="404040"/>
+              <w:left w:val="single" w:sz="8" w:space="0" w:color="404040"/>
+              <w:bottom w:val="single" w:sz="8" w:space="0" w:color="404040"/>
+              <w:right w:val="single" w:sz="8" w:space="0" w:color="404040"/>
+            </w:tcBorders>
+          </w:tcPr>
+          <w:p>
+            <w:pPr>
+              <w:spacing w:before="80" w:after="80"/>
+              <w:jc w:val="center"/>
+            </w:pPr>
+            <w:r>
+              <w:rPr>
+                <w:rFonts w:ascii="Arial" w:hAnsi="Arial"/>
+                <w:b w:val="0"/>
+                <w:color w:val="30302F"/>
+                <w:sz w:val="20"/>
+              </w:rPr>
+            </w:r>
+            <w:r>
+              <w:rPr>
+                <w:rFonts w:ascii="Arial" w:hAnsi="Arial"/>
+                <w:b w:val="0"/>
+                <w:color w:val="30302F"/>
+                <w:sz w:val="20"/>
+              </w:rPr>
+              <w:t>0</w:t>
+            </w:r>
+          </w:p>
+        </w:tc>
+        <w:tc>
+          <w:tcPr>
+            <w:tcW w:type="dxa" w:w="1767"/>
+            <w:tcBorders>
+              <w:top w:val="single" w:sz="8" w:space="0" w:color="404040"/>
+              <w:left w:val="single" w:sz="8" w:space="0" w:color="404040"/>
+              <w:bottom w:val="single" w:sz="8" w:space="0" w:color="404040"/>
+              <w:right w:val="single" w:sz="8" w:space="0" w:color="404040"/>
+            </w:tcBorders>
+          </w:tcPr>
+          <w:p>
+            <w:pPr>
+              <w:spacing w:before="80" w:after="80"/>
+              <w:jc w:val="center"/>
+            </w:pPr>
+            <w:r>
+              <w:rPr>
+                <w:rFonts w:ascii="Arial" w:hAnsi="Arial"/>
+                <w:b w:val="0"/>
+                <w:color w:val="30302F"/>
+                <w:sz w:val="20"/>
+              </w:rPr>
+            </w:r>
+            <w:r>
+              <w:rPr>
+                <w:rFonts w:ascii="Arial" w:hAnsi="Arial"/>
+                <w:b w:val="0"/>
+                <w:color w:val="30302F"/>
+                <w:sz w:val="20"/>
+              </w:rPr>
+              <w:t>119 085</w:t>
+            </w:r>
+          </w:p>
+        </w:tc>
+        <w:tc>
+          <w:tcPr>
+            <w:tcW w:type="dxa" w:w="1767"/>
+            <w:tcBorders>
+              <w:top w:val="single" w:sz="8" w:space="0" w:color="404040"/>
+              <w:left w:val="single" w:sz="8" w:space="0" w:color="404040"/>
+              <w:bottom w:val="single" w:sz="8" w:space="0" w:color="404040"/>
+              <w:right w:val="single" w:sz="8" w:space="0" w:color="404040"/>
+            </w:tcBorders>
+          </w:tcPr>
+          <w:p>
+            <w:pPr>
+              <w:spacing w:before="80" w:after="80"/>
+              <w:jc w:val="center"/>
+            </w:pPr>
+            <w:r>
+              <w:rPr>
+                <w:rFonts w:ascii="Arial" w:hAnsi="Arial"/>
+                <w:b w:val="0"/>
+                <w:color w:val="30302F"/>
+                <w:sz w:val="20"/>
+              </w:rPr>
+            </w:r>
+            <w:r>
+              <w:rPr>
+                <w:rFonts w:ascii="Arial" w:hAnsi="Arial"/>
+                <w:b w:val="0"/>
+                <w:color w:val="30302F"/>
+                <w:sz w:val="20"/>
+              </w:rPr>
+              <w:t>119 085</w:t>
+            </w:r>
+          </w:p>
+        </w:tc>
+      </w:tr>
+      <w:tr>
+        <w:tc>
+          <w:tcPr>
+            <w:tcW w:type="dxa" w:w="1767"/>
+            <w:tcBorders>
+              <w:top w:val="single" w:sz="8" w:space="0" w:color="404040"/>
+              <w:left w:val="single" w:sz="8" w:space="0" w:color="404040"/>
+              <w:bottom w:val="single" w:sz="8" w:space="0" w:color="404040"/>
+              <w:right w:val="single" w:sz="8" w:space="0" w:color="404040"/>
+            </w:tcBorders>
+            <w:shd w:fill="0A5455" w:val="clear"/>
+          </w:tcPr>
+          <w:p>
+            <w:pPr>
+              <w:spacing w:before="80" w:after="80"/>
+              <w:jc w:val="left"/>
+            </w:pPr>
+            <w:r>
+              <w:rPr>
+                <w:rFonts w:ascii="Arial" w:hAnsi="Arial"/>
+                <w:b/>
+                <w:color w:val="FFFFFF"/>
+                <w:sz w:val="20"/>
+              </w:rPr>
+            </w:r>
+            <w:r>
+              <w:rPr>
+                <w:rFonts w:ascii="Arial" w:hAnsi="Arial"/>
+                <w:b/>
+                <w:color w:val="FFFFFF"/>
+                <w:sz w:val="20"/>
+              </w:rPr>
+              <w:t>Coastal protection</w:t>
+            </w:r>
+          </w:p>
+        </w:tc>
+        <w:tc>
+          <w:tcPr>
+            <w:tcW w:type="dxa" w:w="1767"/>
+            <w:tcBorders>
+              <w:top w:val="single" w:sz="8" w:space="0" w:color="404040"/>
+              <w:left w:val="single" w:sz="8" w:space="0" w:color="404040"/>
+              <w:bottom w:val="single" w:sz="8" w:space="0" w:color="404040"/>
+              <w:right w:val="single" w:sz="8" w:space="0" w:color="404040"/>
+            </w:tcBorders>
+          </w:tcPr>
+          <w:p>
+            <w:pPr>
+              <w:spacing w:before="80" w:after="80"/>
+              <w:jc w:val="center"/>
+            </w:pPr>
+            <w:r>
+              <w:rPr>
+                <w:rFonts w:ascii="Arial" w:hAnsi="Arial"/>
+                <w:b w:val="0"/>
+                <w:color w:val="30302F"/>
+                <w:sz w:val="20"/>
+              </w:rPr>
+            </w:r>
+            <w:r>
+              <w:rPr>
+                <w:rFonts w:ascii="Arial" w:hAnsi="Arial"/>
+                <w:b w:val="0"/>
+                <w:color w:val="30302F"/>
+                <w:sz w:val="20"/>
+              </w:rPr>
+              <w:t>Replacement cost</w:t>
+            </w:r>
+          </w:p>
+        </w:tc>
+        <w:tc>
+          <w:tcPr>
+            <w:tcW w:type="dxa" w:w="1767"/>
+            <w:tcBorders>
+              <w:top w:val="single" w:sz="8" w:space="0" w:color="404040"/>
+              <w:left w:val="single" w:sz="8" w:space="0" w:color="404040"/>
+              <w:bottom w:val="single" w:sz="8" w:space="0" w:color="404040"/>
+              <w:right w:val="single" w:sz="8" w:space="0" w:color="404040"/>
+            </w:tcBorders>
+          </w:tcPr>
+          <w:p>
+            <w:pPr>
+              <w:spacing w:before="80" w:after="80"/>
+              <w:jc w:val="center"/>
+            </w:pPr>
+            <w:r>
+              <w:rPr>
+                <w:rFonts w:ascii="Arial" w:hAnsi="Arial"/>
+                <w:b w:val="0"/>
+                <w:color w:val="30302F"/>
+                <w:sz w:val="20"/>
+              </w:rPr>
+            </w:r>
+            <w:r>
+              <w:rPr>
+                <w:rFonts w:ascii="Arial" w:hAnsi="Arial"/>
+                <w:b w:val="0"/>
+                <w:color w:val="30302F"/>
+                <w:sz w:val="20"/>
+              </w:rPr>
+              <w:t>0</w:t>
+            </w:r>
+          </w:p>
+        </w:tc>
+        <w:tc>
+          <w:tcPr>
+            <w:tcW w:type="dxa" w:w="1767"/>
+            <w:tcBorders>
+              <w:top w:val="single" w:sz="8" w:space="0" w:color="404040"/>
+              <w:left w:val="single" w:sz="8" w:space="0" w:color="404040"/>
+              <w:bottom w:val="single" w:sz="8" w:space="0" w:color="404040"/>
+              <w:right w:val="single" w:sz="8" w:space="0" w:color="404040"/>
+            </w:tcBorders>
+          </w:tcPr>
+          <w:p>
+            <w:pPr>
+              <w:spacing w:before="80" w:after="80"/>
+              <w:jc w:val="center"/>
+            </w:pPr>
+            <w:r>
+              <w:rPr>
+                <w:rFonts w:ascii="Arial" w:hAnsi="Arial"/>
+                <w:b w:val="0"/>
+                <w:color w:val="30302F"/>
+                <w:sz w:val="20"/>
+              </w:rPr>
+            </w:r>
+            <w:r>
+              <w:rPr>
+                <w:rFonts w:ascii="Arial" w:hAnsi="Arial"/>
+                <w:b w:val="0"/>
+                <w:color w:val="30302F"/>
+                <w:sz w:val="20"/>
+              </w:rPr>
+              <w:t>0</w:t>
+            </w:r>
+          </w:p>
+        </w:tc>
+        <w:tc>
+          <w:tcPr>
+            <w:tcW w:type="dxa" w:w="1767"/>
+            <w:tcBorders>
+              <w:top w:val="single" w:sz="8" w:space="0" w:color="404040"/>
+              <w:left w:val="single" w:sz="8" w:space="0" w:color="404040"/>
+              <w:bottom w:val="single" w:sz="8" w:space="0" w:color="404040"/>
+              <w:right w:val="single" w:sz="8" w:space="0" w:color="404040"/>
+            </w:tcBorders>
+          </w:tcPr>
+          <w:p>
+            <w:pPr>
+              <w:spacing w:before="80" w:after="80"/>
+              <w:jc w:val="center"/>
+            </w:pPr>
+            <w:r>
+              <w:rPr>
+                <w:rFonts w:ascii="Arial" w:hAnsi="Arial"/>
+                <w:b w:val="0"/>
+                <w:color w:val="30302F"/>
+                <w:sz w:val="20"/>
+              </w:rPr>
+            </w:r>
+            <w:r>
+              <w:rPr>
+                <w:rFonts w:ascii="Arial" w:hAnsi="Arial"/>
+                <w:b w:val="0"/>
+                <w:color w:val="30302F"/>
+                <w:sz w:val="20"/>
+              </w:rPr>
+              <w:t>880 000</w:t>
+            </w:r>
+          </w:p>
+        </w:tc>
+        <w:tc>
+          <w:tcPr>
+            <w:tcW w:type="dxa" w:w="1767"/>
+            <w:tcBorders>
+              <w:top w:val="single" w:sz="8" w:space="0" w:color="404040"/>
+              <w:left w:val="single" w:sz="8" w:space="0" w:color="404040"/>
+              <w:bottom w:val="single" w:sz="8" w:space="0" w:color="404040"/>
+              <w:right w:val="single" w:sz="8" w:space="0" w:color="404040"/>
+            </w:tcBorders>
+          </w:tcPr>
+          <w:p>
+            <w:pPr>
+              <w:spacing w:before="80" w:after="80"/>
+              <w:jc w:val="center"/>
+            </w:pPr>
+            <w:r>
+              <w:rPr>
+                <w:rFonts w:ascii="Arial" w:hAnsi="Arial"/>
+                <w:b w:val="0"/>
+                <w:color w:val="30302F"/>
+                <w:sz w:val="20"/>
+              </w:rPr>
+            </w:r>
+            <w:r>
+              <w:rPr>
+                <w:rFonts w:ascii="Arial" w:hAnsi="Arial"/>
+                <w:b w:val="0"/>
+                <w:color w:val="30302F"/>
+                <w:sz w:val="20"/>
+              </w:rPr>
+              <w:t>495 000</w:t>
+            </w:r>
+          </w:p>
+        </w:tc>
+        <w:tc>
+          <w:tcPr>
+            <w:tcW w:type="dxa" w:w="1767"/>
+            <w:tcBorders>
+              <w:top w:val="single" w:sz="8" w:space="0" w:color="404040"/>
+              <w:left w:val="single" w:sz="8" w:space="0" w:color="404040"/>
+              <w:bottom w:val="single" w:sz="8" w:space="0" w:color="404040"/>
+              <w:right w:val="single" w:sz="8" w:space="0" w:color="404040"/>
+            </w:tcBorders>
+          </w:tcPr>
+          <w:p>
+            <w:pPr>
+              <w:spacing w:before="80" w:after="80"/>
+              <w:jc w:val="center"/>
+            </w:pPr>
+            <w:r>
+              <w:rPr>
+                <w:rFonts w:ascii="Arial" w:hAnsi="Arial"/>
+                <w:b w:val="0"/>
+                <w:color w:val="30302F"/>
+                <w:sz w:val="20"/>
+              </w:rPr>
+            </w:r>
+            <w:r>
+              <w:rPr>
+                <w:rFonts w:ascii="Arial" w:hAnsi="Arial"/>
+                <w:b w:val="0"/>
+                <w:color w:val="30302F"/>
+                <w:sz w:val="20"/>
+              </w:rPr>
+              <w:t>0</w:t>
+            </w:r>
+          </w:p>
+        </w:tc>
+        <w:tc>
+          <w:tcPr>
+            <w:tcW w:type="dxa" w:w="1767"/>
+            <w:tcBorders>
+              <w:top w:val="single" w:sz="8" w:space="0" w:color="404040"/>
+              <w:left w:val="single" w:sz="8" w:space="0" w:color="404040"/>
+              <w:bottom w:val="single" w:sz="8" w:space="0" w:color="404040"/>
+              <w:right w:val="single" w:sz="8" w:space="0" w:color="404040"/>
+            </w:tcBorders>
+          </w:tcPr>
+          <w:p>
+            <w:pPr>
+              <w:spacing w:before="80" w:after="80"/>
+              <w:jc w:val="center"/>
+            </w:pPr>
+            <w:r>
+              <w:rPr>
+                <w:rFonts w:ascii="Arial" w:hAnsi="Arial"/>
+                <w:b w:val="0"/>
+                <w:color w:val="30302F"/>
+                <w:sz w:val="20"/>
+              </w:rPr>
+            </w:r>
+            <w:r>
+              <w:rPr>
+                <w:rFonts w:ascii="Arial" w:hAnsi="Arial"/>
+                <w:b w:val="0"/>
+                <w:color w:val="30302F"/>
+                <w:sz w:val="20"/>
+              </w:rPr>
+              <w:t>1 375 000</w:t>
+            </w:r>
+          </w:p>
+        </w:tc>
+      </w:tr>
+      <w:tr>
+        <w:tc>
+          <w:tcPr>
+            <w:tcW w:type="dxa" w:w="1767"/>
+            <w:tcBorders>
+              <w:top w:val="single" w:sz="8" w:space="0" w:color="404040"/>
+              <w:left w:val="single" w:sz="8" w:space="0" w:color="404040"/>
+              <w:bottom w:val="single" w:sz="8" w:space="0" w:color="404040"/>
+              <w:right w:val="single" w:sz="8" w:space="0" w:color="404040"/>
+            </w:tcBorders>
+            <w:shd w:fill="0A5455" w:val="clear"/>
+          </w:tcPr>
+          <w:p>
+            <w:pPr>
+              <w:spacing w:before="80" w:after="80"/>
+              <w:jc w:val="left"/>
+            </w:pPr>
+            <w:r>
+              <w:rPr>
+                <w:rFonts w:ascii="Arial" w:hAnsi="Arial"/>
+                <w:b/>
+                <w:color w:val="FFFFFF"/>
+                <w:sz w:val="20"/>
+              </w:rPr>
+            </w:r>
+            <w:r>
+              <w:rPr>
+                <w:rFonts w:ascii="Arial" w:hAnsi="Arial"/>
+                <w:b/>
+                <w:color w:val="FFFFFF"/>
+                <w:sz w:val="20"/>
+              </w:rPr>
+              <w:t>Nursery habitat</w:t>
+            </w:r>
+          </w:p>
+        </w:tc>
+        <w:tc>
+          <w:tcPr>
+            <w:tcW w:type="dxa" w:w="1767"/>
+            <w:tcBorders>
+              <w:top w:val="single" w:sz="8" w:space="0" w:color="404040"/>
+              <w:left w:val="single" w:sz="8" w:space="0" w:color="404040"/>
+              <w:bottom w:val="single" w:sz="8" w:space="0" w:color="404040"/>
+              <w:right w:val="single" w:sz="8" w:space="0" w:color="404040"/>
+            </w:tcBorders>
+          </w:tcPr>
+          <w:p>
+            <w:pPr>
+              <w:spacing w:before="80" w:after="80"/>
+              <w:jc w:val="center"/>
+            </w:pPr>
+            <w:r>
+              <w:rPr>
+                <w:rFonts w:ascii="Arial" w:hAnsi="Arial"/>
+                <w:b w:val="0"/>
+                <w:color w:val="30302F"/>
+                <w:sz w:val="20"/>
+              </w:rPr>
+            </w:r>
+            <w:r>
+              <w:rPr>
+                <w:rFonts w:ascii="Arial" w:hAnsi="Arial"/>
+                <w:b w:val="0"/>
+                <w:color w:val="30302F"/>
+                <w:sz w:val="20"/>
+              </w:rPr>
+              <w:t>Productivity change</w:t>
+            </w:r>
+          </w:p>
+        </w:tc>
+        <w:tc>
+          <w:tcPr>
+            <w:tcW w:type="dxa" w:w="1767"/>
+            <w:tcBorders>
+              <w:top w:val="single" w:sz="8" w:space="0" w:color="404040"/>
+              <w:left w:val="single" w:sz="8" w:space="0" w:color="404040"/>
+              <w:bottom w:val="single" w:sz="8" w:space="0" w:color="404040"/>
+              <w:right w:val="single" w:sz="8" w:space="0" w:color="404040"/>
+            </w:tcBorders>
+          </w:tcPr>
+          <w:p>
+            <w:pPr>
+              <w:spacing w:before="80" w:after="80"/>
+              <w:jc w:val="center"/>
+            </w:pPr>
+            <w:r>
+              <w:rPr>
+                <w:rFonts w:ascii="Arial" w:hAnsi="Arial"/>
+                <w:b w:val="0"/>
+                <w:color w:val="30302F"/>
+                <w:sz w:val="20"/>
+              </w:rPr>
+            </w:r>
+            <w:r>
+              <w:rPr>
+                <w:rFonts w:ascii="Arial" w:hAnsi="Arial"/>
+                <w:b w:val="0"/>
+                <w:color w:val="30302F"/>
+                <w:sz w:val="20"/>
+              </w:rPr>
+              <w:t>127 750</w:t>
+            </w:r>
+          </w:p>
+        </w:tc>
+        <w:tc>
+          <w:tcPr>
+            <w:tcW w:type="dxa" w:w="1767"/>
+            <w:tcBorders>
+              <w:top w:val="single" w:sz="8" w:space="0" w:color="404040"/>
+              <w:left w:val="single" w:sz="8" w:space="0" w:color="404040"/>
+              <w:bottom w:val="single" w:sz="8" w:space="0" w:color="404040"/>
+              <w:right w:val="single" w:sz="8" w:space="0" w:color="404040"/>
+            </w:tcBorders>
+          </w:tcPr>
+          <w:p>
+            <w:pPr>
+              <w:spacing w:before="80" w:after="80"/>
+              <w:jc w:val="center"/>
+            </w:pPr>
+            <w:r>
+              <w:rPr>
+                <w:rFonts w:ascii="Arial" w:hAnsi="Arial"/>
+                <w:b w:val="0"/>
+                <w:color w:val="30302F"/>
+                <w:sz w:val="20"/>
+              </w:rPr>
+            </w:r>
+            <w:r>
+              <w:rPr>
+                <w:rFonts w:ascii="Arial" w:hAnsi="Arial"/>
+                <w:b w:val="0"/>
+                <w:color w:val="30302F"/>
+                <w:sz w:val="20"/>
+              </w:rPr>
+              <w:t>0</w:t>
+            </w:r>
+          </w:p>
+        </w:tc>
+        <w:tc>
+          <w:tcPr>
+            <w:tcW w:type="dxa" w:w="1767"/>
+            <w:tcBorders>
+              <w:top w:val="single" w:sz="8" w:space="0" w:color="404040"/>
+              <w:left w:val="single" w:sz="8" w:space="0" w:color="404040"/>
+              <w:bottom w:val="single" w:sz="8" w:space="0" w:color="404040"/>
+              <w:right w:val="single" w:sz="8" w:space="0" w:color="404040"/>
+            </w:tcBorders>
+          </w:tcPr>
+          <w:p>
+            <w:pPr>
+              <w:spacing w:before="80" w:after="80"/>
+              <w:jc w:val="center"/>
+            </w:pPr>
+            <w:r>
+              <w:rPr>
+                <w:rFonts w:ascii="Arial" w:hAnsi="Arial"/>
+                <w:b w:val="0"/>
+                <w:color w:val="30302F"/>
+                <w:sz w:val="20"/>
+              </w:rPr>
+            </w:r>
+            <w:r>
+              <w:rPr>
+                <w:rFonts w:ascii="Arial" w:hAnsi="Arial"/>
+                <w:b w:val="0"/>
+                <w:color w:val="30302F"/>
+                <w:sz w:val="20"/>
+              </w:rPr>
+              <w:t>0</w:t>
+            </w:r>
+          </w:p>
+        </w:tc>
+        <w:tc>
+          <w:tcPr>
+            <w:tcW w:type="dxa" w:w="1767"/>
+            <w:tcBorders>
+              <w:top w:val="single" w:sz="8" w:space="0" w:color="404040"/>
+              <w:left w:val="single" w:sz="8" w:space="0" w:color="404040"/>
+              <w:bottom w:val="single" w:sz="8" w:space="0" w:color="404040"/>
+              <w:right w:val="single" w:sz="8" w:space="0" w:color="404040"/>
+            </w:tcBorders>
+          </w:tcPr>
+          <w:p>
+            <w:pPr>
+              <w:spacing w:before="80" w:after="80"/>
+              <w:jc w:val="center"/>
+            </w:pPr>
+            <w:r>
+              <w:rPr>
+                <w:rFonts w:ascii="Arial" w:hAnsi="Arial"/>
+                <w:b w:val="0"/>
+                <w:color w:val="30302F"/>
+                <w:sz w:val="20"/>
+              </w:rPr>
+            </w:r>
+            <w:r>
+              <w:rPr>
+                <w:rFonts w:ascii="Arial" w:hAnsi="Arial"/>
+                <w:b w:val="0"/>
+                <w:color w:val="30302F"/>
+                <w:sz w:val="20"/>
+              </w:rPr>
+              <w:t>0</w:t>
+            </w:r>
+          </w:p>
+        </w:tc>
+        <w:tc>
+          <w:tcPr>
+            <w:tcW w:type="dxa" w:w="1767"/>
+            <w:tcBorders>
+              <w:top w:val="single" w:sz="8" w:space="0" w:color="404040"/>
+              <w:left w:val="single" w:sz="8" w:space="0" w:color="404040"/>
+              <w:bottom w:val="single" w:sz="8" w:space="0" w:color="404040"/>
+              <w:right w:val="single" w:sz="8" w:space="0" w:color="404040"/>
+            </w:tcBorders>
+          </w:tcPr>
+          <w:p>
+            <w:pPr>
+              <w:spacing w:before="80" w:after="80"/>
+              <w:jc w:val="center"/>
+            </w:pPr>
+            <w:r>
+              <w:rPr>
+                <w:rFonts w:ascii="Arial" w:hAnsi="Arial"/>
+                <w:b w:val="0"/>
+                <w:color w:val="30302F"/>
+                <w:sz w:val="20"/>
+              </w:rPr>
+            </w:r>
+            <w:r>
+              <w:rPr>
+                <w:rFonts w:ascii="Arial" w:hAnsi="Arial"/>
+                <w:b w:val="0"/>
+                <w:color w:val="30302F"/>
+                <w:sz w:val="20"/>
+              </w:rPr>
+              <w:t>0</w:t>
+            </w:r>
+          </w:p>
+        </w:tc>
+        <w:tc>
+          <w:tcPr>
+            <w:tcW w:type="dxa" w:w="1767"/>
+            <w:tcBorders>
+              <w:top w:val="single" w:sz="8" w:space="0" w:color="404040"/>
+              <w:left w:val="single" w:sz="8" w:space="0" w:color="404040"/>
+              <w:bottom w:val="single" w:sz="8" w:space="0" w:color="404040"/>
+              <w:right w:val="single" w:sz="8" w:space="0" w:color="404040"/>
+            </w:tcBorders>
+          </w:tcPr>
+          <w:p>
+            <w:pPr>
+              <w:spacing w:before="80" w:after="80"/>
+              <w:jc w:val="center"/>
+            </w:pPr>
+            <w:r>
+              <w:rPr>
+                <w:rFonts w:ascii="Arial" w:hAnsi="Arial"/>
+                <w:b w:val="0"/>
+                <w:color w:val="30302F"/>
+                <w:sz w:val="20"/>
+              </w:rPr>
+            </w:r>
+            <w:r>
+              <w:rPr>
+                <w:rFonts w:ascii="Arial" w:hAnsi="Arial"/>
+                <w:b w:val="0"/>
+                <w:color w:val="30302F"/>
+                <w:sz w:val="20"/>
+              </w:rPr>
+              <w:t>127 750</w:t>
+            </w:r>
+          </w:p>
+        </w:tc>
+      </w:tr>
+      <w:tr>
+        <w:tc>
+          <w:tcPr>
+            <w:tcW w:type="dxa" w:w="1767"/>
+            <w:tcBorders>
+              <w:top w:val="single" w:sz="8" w:space="0" w:color="404040"/>
+              <w:left w:val="single" w:sz="8" w:space="0" w:color="404040"/>
+              <w:bottom w:val="single" w:sz="8" w:space="0" w:color="404040"/>
+              <w:right w:val="single" w:sz="8" w:space="0" w:color="404040"/>
+            </w:tcBorders>
+            <w:shd w:fill="0A5455" w:val="clear"/>
+          </w:tcPr>
+          <w:p>
+            <w:pPr>
+              <w:spacing w:before="80" w:after="80"/>
+              <w:jc w:val="left"/>
+            </w:pPr>
+            <w:r>
+              <w:rPr>
+                <w:rFonts w:ascii="Arial" w:hAnsi="Arial"/>
+                <w:b/>
+                <w:color w:val="FFFFFF"/>
+                <w:sz w:val="20"/>
+              </w:rPr>
+            </w:r>
+            <w:r>
+              <w:rPr>
+                <w:rFonts w:ascii="Arial" w:hAnsi="Arial"/>
+                <w:b/>
+                <w:color w:val="FFFFFF"/>
+                <w:sz w:val="20"/>
+              </w:rPr>
+              <w:t>Recreation</w:t>
+            </w:r>
+          </w:p>
+        </w:tc>
+        <w:tc>
+          <w:tcPr>
+            <w:tcW w:type="dxa" w:w="1767"/>
+            <w:tcBorders>
+              <w:top w:val="single" w:sz="8" w:space="0" w:color="404040"/>
+              <w:left w:val="single" w:sz="8" w:space="0" w:color="404040"/>
+              <w:bottom w:val="single" w:sz="8" w:space="0" w:color="404040"/>
+              <w:right w:val="single" w:sz="8" w:space="0" w:color="404040"/>
+            </w:tcBorders>
+          </w:tcPr>
+          <w:p>
+            <w:pPr>
+              <w:spacing w:before="80" w:after="80"/>
+              <w:jc w:val="center"/>
+            </w:pPr>
+            <w:r>
+              <w:rPr>
+                <w:rFonts w:ascii="Arial" w:hAnsi="Arial"/>
+                <w:b w:val="0"/>
+                <w:color w:val="30302F"/>
+                <w:sz w:val="20"/>
+              </w:rPr>
+            </w:r>
+            <w:r>
+              <w:rPr>
+                <w:rFonts w:ascii="Arial" w:hAnsi="Arial"/>
+                <w:b w:val="0"/>
+                <w:color w:val="30302F"/>
+                <w:sz w:val="20"/>
+              </w:rPr>
+              <w:t>Expenditure</w:t>
+            </w:r>
+          </w:p>
+        </w:tc>
+        <w:tc>
+          <w:tcPr>
+            <w:tcW w:type="dxa" w:w="1767"/>
+            <w:tcBorders>
+              <w:top w:val="single" w:sz="8" w:space="0" w:color="404040"/>
+              <w:left w:val="single" w:sz="8" w:space="0" w:color="404040"/>
+              <w:bottom w:val="single" w:sz="8" w:space="0" w:color="404040"/>
+              <w:right w:val="single" w:sz="8" w:space="0" w:color="404040"/>
+            </w:tcBorders>
+          </w:tcPr>
+          <w:p>
+            <w:pPr>
+              <w:spacing w:before="80" w:after="80"/>
+              <w:jc w:val="center"/>
+            </w:pPr>
+            <w:r>
+              <w:rPr>
+                <w:rFonts w:ascii="Arial" w:hAnsi="Arial"/>
+                <w:b w:val="0"/>
+                <w:color w:val="30302F"/>
+                <w:sz w:val="20"/>
+              </w:rPr>
+            </w:r>
+            <w:r>
+              <w:rPr>
+                <w:rFonts w:ascii="Arial" w:hAnsi="Arial"/>
+                <w:b w:val="0"/>
+                <w:color w:val="30302F"/>
+                <w:sz w:val="20"/>
+              </w:rPr>
+              <w:t>0</w:t>
+            </w:r>
+          </w:p>
+        </w:tc>
+        <w:tc>
+          <w:tcPr>
+            <w:tcW w:type="dxa" w:w="1767"/>
+            <w:tcBorders>
+              <w:top w:val="single" w:sz="8" w:space="0" w:color="404040"/>
+              <w:left w:val="single" w:sz="8" w:space="0" w:color="404040"/>
+              <w:bottom w:val="single" w:sz="8" w:space="0" w:color="404040"/>
+              <w:right w:val="single" w:sz="8" w:space="0" w:color="404040"/>
+            </w:tcBorders>
+          </w:tcPr>
+          <w:p>
+            <w:pPr>
+              <w:spacing w:before="80" w:after="80"/>
+              <w:jc w:val="center"/>
+            </w:pPr>
+            <w:r>
+              <w:rPr>
+                <w:rFonts w:ascii="Arial" w:hAnsi="Arial"/>
+                <w:b w:val="0"/>
+                <w:color w:val="30302F"/>
+                <w:sz w:val="20"/>
+              </w:rPr>
+            </w:r>
+            <w:r>
+              <w:rPr>
+                <w:rFonts w:ascii="Arial" w:hAnsi="Arial"/>
+                <w:b w:val="0"/>
+                <w:color w:val="30302F"/>
+                <w:sz w:val="20"/>
+              </w:rPr>
+              <w:t>1 275 000</w:t>
+            </w:r>
+          </w:p>
+        </w:tc>
+        <w:tc>
+          <w:tcPr>
+            <w:tcW w:type="dxa" w:w="1767"/>
+            <w:tcBorders>
+              <w:top w:val="single" w:sz="8" w:space="0" w:color="404040"/>
+              <w:left w:val="single" w:sz="8" w:space="0" w:color="404040"/>
+              <w:bottom w:val="single" w:sz="8" w:space="0" w:color="404040"/>
+              <w:right w:val="single" w:sz="8" w:space="0" w:color="404040"/>
+            </w:tcBorders>
+          </w:tcPr>
+          <w:p>
+            <w:pPr>
+              <w:spacing w:before="80" w:after="80"/>
+              <w:jc w:val="center"/>
+            </w:pPr>
+            <w:r>
+              <w:rPr>
+                <w:rFonts w:ascii="Arial" w:hAnsi="Arial"/>
+                <w:b w:val="0"/>
+                <w:color w:val="30302F"/>
+                <w:sz w:val="20"/>
+              </w:rPr>
+            </w:r>
+            <w:r>
+              <w:rPr>
+                <w:rFonts w:ascii="Arial" w:hAnsi="Arial"/>
+                <w:b w:val="0"/>
+                <w:color w:val="30302F"/>
+                <w:sz w:val="20"/>
+              </w:rPr>
+              <w:t>84 000</w:t>
+            </w:r>
+          </w:p>
+        </w:tc>
+        <w:tc>
+          <w:tcPr>
+            <w:tcW w:type="dxa" w:w="1767"/>
+            <w:tcBorders>
+              <w:top w:val="single" w:sz="8" w:space="0" w:color="404040"/>
+              <w:left w:val="single" w:sz="8" w:space="0" w:color="404040"/>
+              <w:bottom w:val="single" w:sz="8" w:space="0" w:color="404040"/>
+              <w:right w:val="single" w:sz="8" w:space="0" w:color="404040"/>
+            </w:tcBorders>
+          </w:tcPr>
+          <w:p>
+            <w:pPr>
+              <w:spacing w:before="80" w:after="80"/>
+              <w:jc w:val="center"/>
+            </w:pPr>
+            <w:r>
+              <w:rPr>
+                <w:rFonts w:ascii="Arial" w:hAnsi="Arial"/>
+                <w:b w:val="0"/>
+                <w:color w:val="30302F"/>
+                <w:sz w:val="20"/>
+              </w:rPr>
+            </w:r>
+            <w:r>
+              <w:rPr>
+                <w:rFonts w:ascii="Arial" w:hAnsi="Arial"/>
+                <w:b w:val="0"/>
+                <w:color w:val="30302F"/>
+                <w:sz w:val="20"/>
+              </w:rPr>
+              <w:t>0</w:t>
+            </w:r>
+          </w:p>
+        </w:tc>
+        <w:tc>
+          <w:tcPr>
+            <w:tcW w:type="dxa" w:w="1767"/>
+            <w:tcBorders>
+              <w:top w:val="single" w:sz="8" w:space="0" w:color="404040"/>
+              <w:left w:val="single" w:sz="8" w:space="0" w:color="404040"/>
+              <w:bottom w:val="single" w:sz="8" w:space="0" w:color="404040"/>
+              <w:right w:val="single" w:sz="8" w:space="0" w:color="404040"/>
+            </w:tcBorders>
+          </w:tcPr>
+          <w:p>
+            <w:pPr>
+              <w:spacing w:before="80" w:after="80"/>
+              <w:jc w:val="center"/>
+            </w:pPr>
+            <w:r>
+              <w:rPr>
+                <w:rFonts w:ascii="Arial" w:hAnsi="Arial"/>
+                <w:b w:val="0"/>
+                <w:color w:val="30302F"/>
+                <w:sz w:val="20"/>
+              </w:rPr>
+            </w:r>
+            <w:r>
+              <w:rPr>
+                <w:rFonts w:ascii="Arial" w:hAnsi="Arial"/>
+                <w:b w:val="0"/>
+                <w:color w:val="30302F"/>
+                <w:sz w:val="20"/>
+              </w:rPr>
+              <w:t>0</w:t>
+            </w:r>
+          </w:p>
+        </w:tc>
+        <w:tc>
+          <w:tcPr>
+            <w:tcW w:type="dxa" w:w="1767"/>
+            <w:tcBorders>
+              <w:top w:val="single" w:sz="8" w:space="0" w:color="404040"/>
+              <w:left w:val="single" w:sz="8" w:space="0" w:color="404040"/>
+              <w:bottom w:val="single" w:sz="8" w:space="0" w:color="404040"/>
+              <w:right w:val="single" w:sz="8" w:space="0" w:color="404040"/>
+            </w:tcBorders>
+          </w:tcPr>
+          <w:p>
+            <w:pPr>
+              <w:spacing w:before="80" w:after="80"/>
+              <w:jc w:val="center"/>
+            </w:pPr>
+            <w:r>
+              <w:rPr>
+                <w:rFonts w:ascii="Arial" w:hAnsi="Arial"/>
+                <w:b w:val="0"/>
+                <w:color w:val="30302F"/>
+                <w:sz w:val="20"/>
+              </w:rPr>
+            </w:r>
+            <w:r>
+              <w:rPr>
+                <w:rFonts w:ascii="Arial" w:hAnsi="Arial"/>
+                <w:b w:val="0"/>
+                <w:color w:val="30302F"/>
+                <w:sz w:val="20"/>
+              </w:rPr>
+              <w:t>1 359 000</w:t>
+            </w:r>
+          </w:p>
+        </w:tc>
+      </w:tr>
+      <w:tr>
+        <w:tc>
+          <w:tcPr>
+            <w:tcW w:type="dxa" w:w="1767"/>
+            <w:tcBorders>
+              <w:top w:val="single" w:sz="8" w:space="0" w:color="404040"/>
+              <w:left w:val="single" w:sz="8" w:space="0" w:color="404040"/>
+              <w:bottom w:val="single" w:sz="8" w:space="0" w:color="404040"/>
+              <w:right w:val="single" w:sz="8" w:space="0" w:color="404040"/>
+            </w:tcBorders>
+            <w:shd w:fill="0A5455" w:val="clear"/>
+          </w:tcPr>
+          <w:p>
+            <w:pPr>
+              <w:spacing w:before="80" w:after="80"/>
+              <w:jc w:val="left"/>
+            </w:pPr>
+            <w:r>
+              <w:rPr>
+                <w:rFonts w:ascii="Arial" w:hAnsi="Arial"/>
+                <w:b/>
+                <w:color w:val="FFFFFF"/>
+                <w:sz w:val="20"/>
+              </w:rPr>
+            </w:r>
+            <w:r>
+              <w:rPr>
+                <w:rFonts w:ascii="Arial" w:hAnsi="Arial"/>
+                <w:b/>
+                <w:color w:val="FFFFFF"/>
+                <w:sz w:val="20"/>
+              </w:rPr>
+              <w:t>Gleaning</w:t>
+            </w:r>
+          </w:p>
+        </w:tc>
+        <w:tc>
+          <w:tcPr>
+            <w:tcW w:type="dxa" w:w="1767"/>
+            <w:tcBorders>
+              <w:top w:val="single" w:sz="8" w:space="0" w:color="404040"/>
+              <w:left w:val="single" w:sz="8" w:space="0" w:color="404040"/>
+              <w:bottom w:val="single" w:sz="8" w:space="0" w:color="404040"/>
+              <w:right w:val="single" w:sz="8" w:space="0" w:color="404040"/>
+            </w:tcBorders>
+          </w:tcPr>
+          <w:p>
+            <w:pPr>
+              <w:spacing w:before="80" w:after="80"/>
+              <w:jc w:val="center"/>
+            </w:pPr>
+            <w:r>
+              <w:rPr>
+                <w:rFonts w:ascii="Arial" w:hAnsi="Arial"/>
+                <w:b w:val="0"/>
+                <w:color w:val="30302F"/>
+                <w:sz w:val="20"/>
+              </w:rPr>
+            </w:r>
+            <w:r>
+              <w:rPr>
+                <w:rFonts w:ascii="Arial" w:hAnsi="Arial"/>
+                <w:b w:val="0"/>
+                <w:color w:val="30302F"/>
+                <w:sz w:val="20"/>
+              </w:rPr>
+              <w:t>Equiv. wage</w:t>
+            </w:r>
+          </w:p>
+        </w:tc>
+        <w:tc>
+          <w:tcPr>
+            <w:tcW w:type="dxa" w:w="1767"/>
+            <w:tcBorders>
+              <w:top w:val="single" w:sz="8" w:space="0" w:color="404040"/>
+              <w:left w:val="single" w:sz="8" w:space="0" w:color="404040"/>
+              <w:bottom w:val="single" w:sz="8" w:space="0" w:color="404040"/>
+              <w:right w:val="single" w:sz="8" w:space="0" w:color="404040"/>
+            </w:tcBorders>
+          </w:tcPr>
+          <w:p>
+            <w:pPr>
+              <w:spacing w:before="80" w:after="80"/>
+              <w:jc w:val="center"/>
+            </w:pPr>
+            <w:r>
+              <w:rPr>
+                <w:rFonts w:ascii="Arial" w:hAnsi="Arial"/>
+                <w:b w:val="0"/>
+                <w:color w:val="30302F"/>
+                <w:sz w:val="20"/>
+              </w:rPr>
+            </w:r>
+            <w:r>
+              <w:rPr>
+                <w:rFonts w:ascii="Arial" w:hAnsi="Arial"/>
+                <w:b w:val="0"/>
+                <w:color w:val="30302F"/>
+                <w:sz w:val="20"/>
+              </w:rPr>
+              <w:t>0</w:t>
+            </w:r>
+          </w:p>
+        </w:tc>
+        <w:tc>
+          <w:tcPr>
+            <w:tcW w:type="dxa" w:w="1767"/>
+            <w:tcBorders>
+              <w:top w:val="single" w:sz="8" w:space="0" w:color="404040"/>
+              <w:left w:val="single" w:sz="8" w:space="0" w:color="404040"/>
+              <w:bottom w:val="single" w:sz="8" w:space="0" w:color="404040"/>
+              <w:right w:val="single" w:sz="8" w:space="0" w:color="404040"/>
+            </w:tcBorders>
+          </w:tcPr>
+          <w:p>
+            <w:pPr>
+              <w:spacing w:before="80" w:after="80"/>
+              <w:jc w:val="center"/>
+            </w:pPr>
+            <w:r>
+              <w:rPr>
+                <w:rFonts w:ascii="Arial" w:hAnsi="Arial"/>
+                <w:b w:val="0"/>
+                <w:color w:val="30302F"/>
+                <w:sz w:val="20"/>
+              </w:rPr>
+            </w:r>
+            <w:r>
+              <w:rPr>
+                <w:rFonts w:ascii="Arial" w:hAnsi="Arial"/>
+                <w:b w:val="0"/>
+                <w:color w:val="30302F"/>
+                <w:sz w:val="20"/>
+              </w:rPr>
+              <w:t>0</w:t>
+            </w:r>
+          </w:p>
+        </w:tc>
+        <w:tc>
+          <w:tcPr>
+            <w:tcW w:type="dxa" w:w="1767"/>
+            <w:tcBorders>
+              <w:top w:val="single" w:sz="8" w:space="0" w:color="404040"/>
+              <w:left w:val="single" w:sz="8" w:space="0" w:color="404040"/>
+              <w:bottom w:val="single" w:sz="8" w:space="0" w:color="404040"/>
+              <w:right w:val="single" w:sz="8" w:space="0" w:color="404040"/>
+            </w:tcBorders>
+          </w:tcPr>
+          <w:p>
+            <w:pPr>
+              <w:spacing w:before="80" w:after="80"/>
+              <w:jc w:val="center"/>
+            </w:pPr>
+            <w:r>
+              <w:rPr>
+                <w:rFonts w:ascii="Arial" w:hAnsi="Arial"/>
+                <w:b w:val="0"/>
+                <w:color w:val="30302F"/>
+                <w:sz w:val="20"/>
+              </w:rPr>
+            </w:r>
+            <w:r>
+              <w:rPr>
+                <w:rFonts w:ascii="Arial" w:hAnsi="Arial"/>
+                <w:b w:val="0"/>
+                <w:color w:val="30302F"/>
+                <w:sz w:val="20"/>
+              </w:rPr>
+              <w:t>63 000</w:t>
+            </w:r>
+          </w:p>
+        </w:tc>
+        <w:tc>
+          <w:tcPr>
+            <w:tcW w:type="dxa" w:w="1767"/>
+            <w:tcBorders>
+              <w:top w:val="single" w:sz="8" w:space="0" w:color="404040"/>
+              <w:left w:val="single" w:sz="8" w:space="0" w:color="404040"/>
+              <w:bottom w:val="single" w:sz="8" w:space="0" w:color="404040"/>
+              <w:right w:val="single" w:sz="8" w:space="0" w:color="404040"/>
+            </w:tcBorders>
+          </w:tcPr>
+          <w:p>
+            <w:pPr>
+              <w:spacing w:before="80" w:after="80"/>
+              <w:jc w:val="center"/>
+            </w:pPr>
+            <w:r>
+              <w:rPr>
+                <w:rFonts w:ascii="Arial" w:hAnsi="Arial"/>
+                <w:b w:val="0"/>
+                <w:color w:val="30302F"/>
+                <w:sz w:val="20"/>
+              </w:rPr>
+            </w:r>
+            <w:r>
+              <w:rPr>
+                <w:rFonts w:ascii="Arial" w:hAnsi="Arial"/>
+                <w:b w:val="0"/>
+                <w:color w:val="30302F"/>
+                <w:sz w:val="20"/>
+              </w:rPr>
+              <w:t>0</w:t>
+            </w:r>
+          </w:p>
+        </w:tc>
+        <w:tc>
+          <w:tcPr>
+            <w:tcW w:type="dxa" w:w="1767"/>
+            <w:tcBorders>
+              <w:top w:val="single" w:sz="8" w:space="0" w:color="404040"/>
+              <w:left w:val="single" w:sz="8" w:space="0" w:color="404040"/>
+              <w:bottom w:val="single" w:sz="8" w:space="0" w:color="404040"/>
+              <w:right w:val="single" w:sz="8" w:space="0" w:color="404040"/>
+            </w:tcBorders>
+          </w:tcPr>
+          <w:p>
+            <w:pPr>
+              <w:spacing w:before="80" w:after="80"/>
+              <w:jc w:val="center"/>
+            </w:pPr>
+            <w:r>
+              <w:rPr>
+                <w:rFonts w:ascii="Arial" w:hAnsi="Arial"/>
+                <w:b w:val="0"/>
+                <w:color w:val="30302F"/>
+                <w:sz w:val="20"/>
+              </w:rPr>
+            </w:r>
+            <w:r>
+              <w:rPr>
+                <w:rFonts w:ascii="Arial" w:hAnsi="Arial"/>
+                <w:b w:val="0"/>
+                <w:color w:val="30302F"/>
+                <w:sz w:val="20"/>
+              </w:rPr>
+              <w:t>0</w:t>
+            </w:r>
+          </w:p>
+        </w:tc>
+        <w:tc>
+          <w:tcPr>
+            <w:tcW w:type="dxa" w:w="1767"/>
+            <w:tcBorders>
+              <w:top w:val="single" w:sz="8" w:space="0" w:color="404040"/>
+              <w:left w:val="single" w:sz="8" w:space="0" w:color="404040"/>
+              <w:bottom w:val="single" w:sz="8" w:space="0" w:color="404040"/>
+              <w:right w:val="single" w:sz="8" w:space="0" w:color="404040"/>
+            </w:tcBorders>
+          </w:tcPr>
+          <w:p>
+            <w:pPr>
+              <w:spacing w:before="80" w:after="80"/>
+              <w:jc w:val="center"/>
+            </w:pPr>
+            <w:r>
+              <w:rPr>
+                <w:rFonts w:ascii="Arial" w:hAnsi="Arial"/>
+                <w:b w:val="0"/>
+                <w:color w:val="30302F"/>
+                <w:sz w:val="20"/>
+              </w:rPr>
+            </w:r>
+            <w:r>
+              <w:rPr>
+                <w:rFonts w:ascii="Arial" w:hAnsi="Arial"/>
+                <w:b w:val="0"/>
+                <w:color w:val="30302F"/>
+                <w:sz w:val="20"/>
+              </w:rPr>
+              <w:t>63 000</w:t>
+            </w:r>
+          </w:p>
+        </w:tc>
+      </w:tr>
+      <w:tr>
+        <w:tc>
+          <w:tcPr>
+            <w:tcW w:type="dxa" w:w="1767"/>
+            <w:tcBorders>
+              <w:top w:val="single" w:sz="8" w:space="0" w:color="404040"/>
+              <w:left w:val="single" w:sz="8" w:space="0" w:color="404040"/>
+              <w:bottom w:val="single" w:sz="8" w:space="0" w:color="404040"/>
+              <w:right w:val="single" w:sz="8" w:space="0" w:color="404040"/>
+            </w:tcBorders>
+            <w:shd w:fill="3B9C7B" w:val="clear"/>
+          </w:tcPr>
+          <w:p>
+            <w:pPr>
+              <w:spacing w:before="80" w:after="80"/>
+              <w:jc w:val="left"/>
+            </w:pPr>
+            <w:r>
+              <w:rPr>
+                <w:rFonts w:ascii="Arial" w:hAnsi="Arial"/>
+                <w:b/>
+                <w:color w:val="FFFFFF"/>
+                <w:sz w:val="20"/>
+              </w:rPr>
+            </w:r>
+            <w:r>
+              <w:rPr>
+                <w:rFonts w:ascii="Arial" w:hAnsi="Arial"/>
+                <w:b/>
+                <w:color w:val="FFFFFF"/>
+                <w:sz w:val="20"/>
+              </w:rPr>
+              <w:t>Total</w:t>
+            </w:r>
+          </w:p>
+        </w:tc>
+        <w:tc>
+          <w:tcPr>
+            <w:tcW w:type="dxa" w:w="1767"/>
+            <w:tcBorders>
+              <w:top w:val="single" w:sz="8" w:space="0" w:color="404040"/>
+              <w:left w:val="single" w:sz="8" w:space="0" w:color="404040"/>
+              <w:bottom w:val="single" w:sz="8" w:space="0" w:color="404040"/>
+              <w:right w:val="single" w:sz="8" w:space="0" w:color="404040"/>
+            </w:tcBorders>
+            <w:shd w:fill="3B9C7B" w:val="clear"/>
+          </w:tcPr>
+          <w:p>
+            <w:pPr>
+              <w:spacing w:before="80" w:after="80"/>
+              <w:jc w:val="center"/>
+            </w:pPr>
+            <w:r>
+              <w:rPr>
+                <w:rFonts w:ascii="Arial" w:hAnsi="Arial"/>
+                <w:b/>
+                <w:color w:val="FFFFFF"/>
+                <w:sz w:val="20"/>
+              </w:rPr>
+            </w:r>
+            <w:r>
+              <w:rPr>
+                <w:rFonts w:ascii="Arial" w:hAnsi="Arial"/>
+                <w:b/>
+                <w:color w:val="FFFFFF"/>
+                <w:sz w:val="20"/>
+              </w:rPr>
+            </w:r>
+          </w:p>
+        </w:tc>
+        <w:tc>
+          <w:tcPr>
+            <w:tcW w:type="dxa" w:w="1767"/>
+            <w:tcBorders>
+              <w:top w:val="single" w:sz="8" w:space="0" w:color="404040"/>
+              <w:left w:val="single" w:sz="8" w:space="0" w:color="404040"/>
+              <w:bottom w:val="single" w:sz="8" w:space="0" w:color="404040"/>
+              <w:right w:val="single" w:sz="8" w:space="0" w:color="404040"/>
+            </w:tcBorders>
+            <w:shd w:fill="3B9C7B" w:val="clear"/>
+          </w:tcPr>
+          <w:p>
+            <w:pPr>
+              <w:spacing w:before="80" w:after="80"/>
+              <w:jc w:val="center"/>
+            </w:pPr>
+            <w:r>
+              <w:rPr>
+                <w:rFonts w:ascii="Arial" w:hAnsi="Arial"/>
+                <w:b/>
+                <w:color w:val="FFFFFF"/>
+                <w:sz w:val="20"/>
+              </w:rPr>
+            </w:r>
+            <w:r>
+              <w:rPr>
+                <w:rFonts w:ascii="Arial" w:hAnsi="Arial"/>
+                <w:b/>
+                <w:color w:val="FFFFFF"/>
+                <w:sz w:val="20"/>
+              </w:rPr>
+              <w:t>337 750</w:t>
+            </w:r>
+          </w:p>
+        </w:tc>
+        <w:tc>
+          <w:tcPr>
+            <w:tcW w:type="dxa" w:w="1767"/>
+            <w:tcBorders>
+              <w:top w:val="single" w:sz="8" w:space="0" w:color="404040"/>
+              <w:left w:val="single" w:sz="8" w:space="0" w:color="404040"/>
+              <w:bottom w:val="single" w:sz="8" w:space="0" w:color="404040"/>
+              <w:right w:val="single" w:sz="8" w:space="0" w:color="404040"/>
+            </w:tcBorders>
+            <w:shd w:fill="3B9C7B" w:val="clear"/>
+          </w:tcPr>
+          <w:p>
+            <w:pPr>
+              <w:spacing w:before="80" w:after="80"/>
+              <w:jc w:val="center"/>
+            </w:pPr>
+            <w:r>
+              <w:rPr>
+                <w:rFonts w:ascii="Arial" w:hAnsi="Arial"/>
+                <w:b/>
+                <w:color w:val="FFFFFF"/>
+                <w:sz w:val="20"/>
+              </w:rPr>
+            </w:r>
+            <w:r>
+              <w:rPr>
+                <w:rFonts w:ascii="Arial" w:hAnsi="Arial"/>
+                <w:b/>
+                <w:color w:val="FFFFFF"/>
+                <w:sz w:val="20"/>
+              </w:rPr>
+              <w:t>1 275 000</w:t>
+            </w:r>
+          </w:p>
+        </w:tc>
+        <w:tc>
+          <w:tcPr>
+            <w:tcW w:type="dxa" w:w="1767"/>
+            <w:tcBorders>
+              <w:top w:val="single" w:sz="8" w:space="0" w:color="404040"/>
+              <w:left w:val="single" w:sz="8" w:space="0" w:color="404040"/>
+              <w:bottom w:val="single" w:sz="8" w:space="0" w:color="404040"/>
+              <w:right w:val="single" w:sz="8" w:space="0" w:color="404040"/>
+            </w:tcBorders>
+            <w:shd w:fill="3B9C7B" w:val="clear"/>
+          </w:tcPr>
+          <w:p>
+            <w:pPr>
+              <w:spacing w:before="80" w:after="80"/>
+              <w:jc w:val="center"/>
+            </w:pPr>
+            <w:r>
+              <w:rPr>
+                <w:rFonts w:ascii="Arial" w:hAnsi="Arial"/>
+                <w:b/>
+                <w:color w:val="FFFFFF"/>
+                <w:sz w:val="20"/>
+              </w:rPr>
+            </w:r>
+            <w:r>
+              <w:rPr>
+                <w:rFonts w:ascii="Arial" w:hAnsi="Arial"/>
+                <w:b/>
+                <w:color w:val="FFFFFF"/>
+                <w:sz w:val="20"/>
+              </w:rPr>
+              <w:t>1 027 000</w:t>
+            </w:r>
+          </w:p>
+        </w:tc>
+        <w:tc>
+          <w:tcPr>
+            <w:tcW w:type="dxa" w:w="1767"/>
+            <w:tcBorders>
+              <w:top w:val="single" w:sz="8" w:space="0" w:color="404040"/>
+              <w:left w:val="single" w:sz="8" w:space="0" w:color="404040"/>
+              <w:bottom w:val="single" w:sz="8" w:space="0" w:color="404040"/>
+              <w:right w:val="single" w:sz="8" w:space="0" w:color="404040"/>
+            </w:tcBorders>
+            <w:shd w:fill="3B9C7B" w:val="clear"/>
+          </w:tcPr>
+          <w:p>
+            <w:pPr>
+              <w:spacing w:before="80" w:after="80"/>
+              <w:jc w:val="center"/>
+            </w:pPr>
+            <w:r>
+              <w:rPr>
+                <w:rFonts w:ascii="Arial" w:hAnsi="Arial"/>
+                <w:b/>
+                <w:color w:val="FFFFFF"/>
+                <w:sz w:val="20"/>
+              </w:rPr>
+            </w:r>
+            <w:r>
+              <w:rPr>
+                <w:rFonts w:ascii="Arial" w:hAnsi="Arial"/>
+                <w:b/>
+                <w:color w:val="FFFFFF"/>
+                <w:sz w:val="20"/>
+              </w:rPr>
+              <w:t>495 000</w:t>
+            </w:r>
+          </w:p>
+        </w:tc>
+        <w:tc>
+          <w:tcPr>
+            <w:tcW w:type="dxa" w:w="1767"/>
+            <w:tcBorders>
+              <w:top w:val="single" w:sz="8" w:space="0" w:color="404040"/>
+              <w:left w:val="single" w:sz="8" w:space="0" w:color="404040"/>
+              <w:bottom w:val="single" w:sz="8" w:space="0" w:color="404040"/>
+              <w:right w:val="single" w:sz="8" w:space="0" w:color="404040"/>
+            </w:tcBorders>
+            <w:shd w:fill="3B9C7B" w:val="clear"/>
+          </w:tcPr>
+          <w:p>
+            <w:pPr>
+              <w:spacing w:before="80" w:after="80"/>
+              <w:jc w:val="center"/>
+            </w:pPr>
+            <w:r>
+              <w:rPr>
+                <w:rFonts w:ascii="Arial" w:hAnsi="Arial"/>
+                <w:b/>
+                <w:color w:val="FFFFFF"/>
+                <w:sz w:val="20"/>
+              </w:rPr>
+            </w:r>
+            <w:r>
+              <w:rPr>
+                <w:rFonts w:ascii="Arial" w:hAnsi="Arial"/>
+                <w:b/>
+                <w:color w:val="FFFFFF"/>
+                <w:sz w:val="20"/>
+              </w:rPr>
+              <w:t>119 085</w:t>
+            </w:r>
+          </w:p>
+        </w:tc>
+        <w:tc>
+          <w:tcPr>
+            <w:tcW w:type="dxa" w:w="1767"/>
+            <w:tcBorders>
+              <w:top w:val="single" w:sz="8" w:space="0" w:color="404040"/>
+              <w:left w:val="single" w:sz="8" w:space="0" w:color="404040"/>
+              <w:bottom w:val="single" w:sz="8" w:space="0" w:color="404040"/>
+              <w:right w:val="single" w:sz="8" w:space="0" w:color="404040"/>
+            </w:tcBorders>
+            <w:shd w:fill="3B9C7B" w:val="clear"/>
+          </w:tcPr>
+          <w:p>
+            <w:pPr>
+              <w:spacing w:before="80" w:after="80"/>
+              <w:jc w:val="center"/>
+            </w:pPr>
+            <w:r>
+              <w:rPr>
+                <w:rFonts w:ascii="Arial" w:hAnsi="Arial"/>
+                <w:b/>
+                <w:color w:val="FFFFFF"/>
+                <w:sz w:val="20"/>
+              </w:rPr>
+            </w:r>
+            <w:r>
+              <w:rPr>
+                <w:rFonts w:ascii="Arial" w:hAnsi="Arial"/>
+                <w:b/>
+                <w:color w:val="FFFFFF"/>
+                <w:sz w:val="20"/>
+              </w:rPr>
+              <w:t>3 253 835</w:t>
+            </w:r>
+          </w:p>
+        </w:tc>
+      </w:tr>
+    </w:tbl>
+    <w:p>
+      <w:pPr>
+        <w:spacing w:before="80" w:after="80"/>
+        <w:jc w:val="left"/>
+      </w:pPr>
+      <w:r>
+        <w:rPr>
+          <w:i/>
+        </w:rPr>
+        <w:t>Tourism sector receives the most value (39%). Coastal households receive 32% (protection + gleaning + mangrove recreation).</w:t>
+      </w:r>
+    </w:p>
     <w:sectPr>
       <w:pgSz w:w="15840" w:h="12240"/>
       <w:pgMar w:top="850" w:right="850" w:bottom="850" w:left="850" w:header="720" w:footer="720" w:gutter="0"/>

--- a/s-s-event-bogor/print-notebooks/03-services/08-example-tables.docx
+++ b/s-s-event-bogor/print-notebooks/03-services/08-example-tables.docx
@@ -13043,6 +13043,3106 @@
           <w:i/>
         </w:rPr>
         <w:t>Tourism sector receives the most value (39%). Coastal households receive 32% (protection + gleaning + mangrove recreation).</w:t>
+      </w:r>
+    </w:p>
+    <w:p>
+      <w:r>
+        <w:br w:type="page"/>
+      </w:r>
+    </w:p>
+    <w:p>
+      <w:pPr>
+        <w:spacing w:before="360" w:after="120"/>
+      </w:pPr>
+      <w:r>
+        <w:rPr>
+          <w:rFonts w:ascii="Arial" w:hAnsi="Arial"/>
+          <w:b/>
+          <w:color w:val="0A5455"/>
+          <w:sz w:val="26"/>
+        </w:rPr>
+        <w:t>Table 4e -- Combined Physical Supply and Use Table</w:t>
+      </w:r>
+    </w:p>
+    <w:tbl>
+      <w:tblPr>
+        <w:tblW w:type="auto" w:w="0"/>
+        <w:jc w:val="center"/>
+        <w:tblLook w:firstColumn="1" w:firstRow="1" w:lastColumn="0" w:lastRow="0" w:noHBand="0" w:noVBand="1" w:val="04A0"/>
+      </w:tblPr>
+      <w:tblGrid>
+        <w:gridCol w:w="1178"/>
+        <w:gridCol w:w="1178"/>
+        <w:gridCol w:w="1178"/>
+        <w:gridCol w:w="1178"/>
+        <w:gridCol w:w="1178"/>
+        <w:gridCol w:w="1178"/>
+        <w:gridCol w:w="1178"/>
+        <w:gridCol w:w="1178"/>
+        <w:gridCol w:w="1178"/>
+        <w:gridCol w:w="1178"/>
+        <w:gridCol w:w="1178"/>
+        <w:gridCol w:w="1178"/>
+      </w:tblGrid>
+      <w:tr>
+        <w:tc>
+          <w:tcPr>
+            <w:tcW w:type="dxa" w:w="1178"/>
+            <w:tcBorders>
+              <w:top w:val="single" w:sz="8" w:space="0" w:color="404040"/>
+              <w:left w:val="single" w:sz="8" w:space="0" w:color="404040"/>
+              <w:bottom w:val="single" w:sz="8" w:space="0" w:color="404040"/>
+              <w:right w:val="single" w:sz="8" w:space="0" w:color="404040"/>
+            </w:tcBorders>
+            <w:shd w:fill="2C745B" w:val="clear"/>
+          </w:tcPr>
+          <w:p>
+            <w:pPr>
+              <w:spacing w:before="80" w:after="80"/>
+              <w:jc w:val="left"/>
+            </w:pPr>
+            <w:r>
+              <w:rPr>
+                <w:rFonts w:ascii="Arial" w:hAnsi="Arial"/>
+                <w:b w:val="0"/>
+                <w:color w:val="30302F"/>
+                <w:sz w:val="20"/>
+              </w:rPr>
+            </w:r>
+            <w:r>
+              <w:rPr>
+                <w:rFonts w:ascii="Arial" w:hAnsi="Arial"/>
+                <w:b w:val="0"/>
+                <w:color w:val="30302F"/>
+                <w:sz w:val="20"/>
+              </w:rPr>
+            </w:r>
+          </w:p>
+        </w:tc>
+        <w:tc>
+          <w:tcPr>
+            <w:tcW w:type="dxa" w:w="1178"/>
+            <w:tcBorders>
+              <w:top w:val="single" w:sz="8" w:space="0" w:color="404040"/>
+              <w:left w:val="single" w:sz="8" w:space="0" w:color="404040"/>
+              <w:bottom w:val="single" w:sz="8" w:space="0" w:color="404040"/>
+              <w:right w:val="single" w:sz="8" w:space="0" w:color="404040"/>
+            </w:tcBorders>
+            <w:shd w:fill="2C745B" w:val="clear"/>
+          </w:tcPr>
+          <w:p>
+            <w:pPr>
+              <w:spacing w:before="80" w:after="80"/>
+              <w:jc w:val="left"/>
+            </w:pPr>
+            <w:r>
+              <w:rPr>
+                <w:rFonts w:ascii="Arial" w:hAnsi="Arial"/>
+                <w:b w:val="0"/>
+                <w:color w:val="30302F"/>
+                <w:sz w:val="20"/>
+              </w:rPr>
+            </w:r>
+            <w:r>
+              <w:rPr>
+                <w:rFonts w:ascii="Arial" w:hAnsi="Arial"/>
+                <w:b w:val="0"/>
+                <w:color w:val="30302F"/>
+                <w:sz w:val="20"/>
+              </w:rPr>
+            </w:r>
+          </w:p>
+        </w:tc>
+        <w:tc>
+          <w:tcPr>
+            <w:tcW w:type="dxa" w:w="4712"/>
+            <w:gridSpan w:val="4"/>
+            <w:tcBorders>
+              <w:top w:val="single" w:sz="8" w:space="0" w:color="404040"/>
+              <w:left w:val="single" w:sz="8" w:space="0" w:color="404040"/>
+              <w:bottom w:val="single" w:sz="8" w:space="0" w:color="404040"/>
+              <w:right w:val="single" w:sz="8" w:space="0" w:color="404040"/>
+            </w:tcBorders>
+            <w:shd w:fill="3B9C7B" w:val="clear"/>
+          </w:tcPr>
+          <w:p>
+            <w:pPr>
+              <w:spacing w:before="80" w:after="80"/>
+              <w:jc w:val="center"/>
+            </w:pPr>
+            <w:r>
+              <w:rPr>
+                <w:rFonts w:ascii="Arial" w:hAnsi="Arial"/>
+                <w:b/>
+                <w:color w:val="FFFFFF"/>
+                <w:sz w:val="20"/>
+              </w:rPr>
+            </w:r>
+            <w:r>
+              <w:rPr>
+                <w:rFonts w:ascii="Arial" w:hAnsi="Arial"/>
+                <w:b/>
+                <w:color w:val="FFFFFF"/>
+                <w:sz w:val="20"/>
+              </w:rPr>
+              <w:t>SUPPLY (by ecosystem)</w:t>
+            </w:r>
+          </w:p>
+        </w:tc>
+        <w:tc>
+          <w:tcPr>
+            <w:tcW w:type="dxa" w:w="7068"/>
+            <w:gridSpan w:val="6"/>
+            <w:tcBorders>
+              <w:top w:val="single" w:sz="8" w:space="0" w:color="404040"/>
+              <w:left w:val="single" w:sz="8" w:space="0" w:color="404040"/>
+              <w:bottom w:val="single" w:sz="8" w:space="0" w:color="404040"/>
+              <w:right w:val="single" w:sz="8" w:space="0" w:color="404040"/>
+            </w:tcBorders>
+            <w:shd w:fill="2C745B" w:val="clear"/>
+          </w:tcPr>
+          <w:p>
+            <w:pPr>
+              <w:spacing w:before="80" w:after="80"/>
+              <w:jc w:val="center"/>
+            </w:pPr>
+            <w:r>
+              <w:rPr>
+                <w:rFonts w:ascii="Arial" w:hAnsi="Arial"/>
+                <w:b/>
+                <w:color w:val="FFFFFF"/>
+                <w:sz w:val="20"/>
+              </w:rPr>
+            </w:r>
+            <w:r>
+              <w:rPr>
+                <w:rFonts w:ascii="Arial" w:hAnsi="Arial"/>
+                <w:b/>
+                <w:color w:val="FFFFFF"/>
+                <w:sz w:val="20"/>
+              </w:rPr>
+              <w:t>USE (by beneficiary)</w:t>
+            </w:r>
+          </w:p>
+        </w:tc>
+      </w:tr>
+      <w:tr>
+        <w:tc>
+          <w:tcPr>
+            <w:tcW w:type="dxa" w:w="1178"/>
+            <w:tcBorders>
+              <w:top w:val="single" w:sz="8" w:space="0" w:color="404040"/>
+              <w:left w:val="single" w:sz="8" w:space="0" w:color="404040"/>
+              <w:bottom w:val="single" w:sz="8" w:space="0" w:color="404040"/>
+              <w:right w:val="single" w:sz="8" w:space="0" w:color="404040"/>
+            </w:tcBorders>
+            <w:shd w:fill="3B9C7B" w:val="clear"/>
+            <w:shd w:fill="3B9C7B" w:val="clear"/>
+          </w:tcPr>
+          <w:p>
+            <w:pPr>
+              <w:spacing w:before="80" w:after="80"/>
+              <w:jc w:val="center"/>
+            </w:pPr>
+            <w:r>
+              <w:rPr>
+                <w:rFonts w:ascii="Arial" w:hAnsi="Arial"/>
+                <w:b/>
+                <w:color w:val="FFFFFF"/>
+                <w:sz w:val="20"/>
+              </w:rPr>
+            </w:r>
+            <w:r>
+              <w:rPr>
+                <w:rFonts w:ascii="Arial" w:hAnsi="Arial"/>
+                <w:b/>
+                <w:color w:val="FFFFFF"/>
+                <w:sz w:val="20"/>
+              </w:rPr>
+              <w:t>Service</w:t>
+            </w:r>
+          </w:p>
+        </w:tc>
+        <w:tc>
+          <w:tcPr>
+            <w:tcW w:type="dxa" w:w="1178"/>
+            <w:tcBorders>
+              <w:top w:val="single" w:sz="8" w:space="0" w:color="404040"/>
+              <w:left w:val="single" w:sz="8" w:space="0" w:color="404040"/>
+              <w:bottom w:val="single" w:sz="8" w:space="0" w:color="404040"/>
+              <w:right w:val="single" w:sz="8" w:space="0" w:color="404040"/>
+            </w:tcBorders>
+            <w:shd w:fill="3B9C7B" w:val="clear"/>
+            <w:shd w:fill="3B9C7B" w:val="clear"/>
+          </w:tcPr>
+          <w:p>
+            <w:pPr>
+              <w:spacing w:before="80" w:after="80"/>
+              <w:jc w:val="center"/>
+            </w:pPr>
+            <w:r>
+              <w:rPr>
+                <w:rFonts w:ascii="Arial" w:hAnsi="Arial"/>
+                <w:b/>
+                <w:color w:val="FFFFFF"/>
+                <w:sz w:val="20"/>
+              </w:rPr>
+            </w:r>
+            <w:r>
+              <w:rPr>
+                <w:rFonts w:ascii="Arial" w:hAnsi="Arial"/>
+                <w:b/>
+                <w:color w:val="FFFFFF"/>
+                <w:sz w:val="20"/>
+              </w:rPr>
+              <w:t>Unit</w:t>
+            </w:r>
+          </w:p>
+        </w:tc>
+        <w:tc>
+          <w:tcPr>
+            <w:tcW w:type="dxa" w:w="1178"/>
+            <w:tcBorders>
+              <w:top w:val="single" w:sz="8" w:space="0" w:color="404040"/>
+              <w:left w:val="single" w:sz="8" w:space="0" w:color="404040"/>
+              <w:bottom w:val="single" w:sz="8" w:space="0" w:color="404040"/>
+              <w:right w:val="single" w:sz="8" w:space="0" w:color="404040"/>
+            </w:tcBorders>
+            <w:shd w:fill="3B9C7B" w:val="clear"/>
+            <w:shd w:fill="3B9C7B" w:val="clear"/>
+          </w:tcPr>
+          <w:p>
+            <w:pPr>
+              <w:spacing w:before="80" w:after="80"/>
+              <w:jc w:val="center"/>
+            </w:pPr>
+            <w:r>
+              <w:rPr>
+                <w:rFonts w:ascii="Arial" w:hAnsi="Arial"/>
+                <w:b/>
+                <w:color w:val="FFFFFF"/>
+                <w:sz w:val="20"/>
+              </w:rPr>
+            </w:r>
+            <w:r>
+              <w:rPr>
+                <w:rFonts w:ascii="Arial" w:hAnsi="Arial"/>
+                <w:b/>
+                <w:color w:val="FFFFFF"/>
+                <w:sz w:val="20"/>
+              </w:rPr>
+              <w:t>Coral reefs</w:t>
+            </w:r>
+          </w:p>
+        </w:tc>
+        <w:tc>
+          <w:tcPr>
+            <w:tcW w:type="dxa" w:w="1178"/>
+            <w:tcBorders>
+              <w:top w:val="single" w:sz="8" w:space="0" w:color="404040"/>
+              <w:left w:val="single" w:sz="8" w:space="0" w:color="404040"/>
+              <w:bottom w:val="single" w:sz="8" w:space="0" w:color="404040"/>
+              <w:right w:val="single" w:sz="8" w:space="0" w:color="404040"/>
+            </w:tcBorders>
+            <w:shd w:fill="3B9C7B" w:val="clear"/>
+            <w:shd w:fill="3B9C7B" w:val="clear"/>
+          </w:tcPr>
+          <w:p>
+            <w:pPr>
+              <w:spacing w:before="80" w:after="80"/>
+              <w:jc w:val="center"/>
+            </w:pPr>
+            <w:r>
+              <w:rPr>
+                <w:rFonts w:ascii="Arial" w:hAnsi="Arial"/>
+                <w:b/>
+                <w:color w:val="FFFFFF"/>
+                <w:sz w:val="20"/>
+              </w:rPr>
+            </w:r>
+            <w:r>
+              <w:rPr>
+                <w:rFonts w:ascii="Arial" w:hAnsi="Arial"/>
+                <w:b/>
+                <w:color w:val="FFFFFF"/>
+                <w:sz w:val="20"/>
+              </w:rPr>
+              <w:t>Seagrass</w:t>
+            </w:r>
+          </w:p>
+        </w:tc>
+        <w:tc>
+          <w:tcPr>
+            <w:tcW w:type="dxa" w:w="1178"/>
+            <w:tcBorders>
+              <w:top w:val="single" w:sz="8" w:space="0" w:color="404040"/>
+              <w:left w:val="single" w:sz="8" w:space="0" w:color="404040"/>
+              <w:bottom w:val="single" w:sz="8" w:space="0" w:color="404040"/>
+              <w:right w:val="single" w:sz="8" w:space="0" w:color="404040"/>
+            </w:tcBorders>
+            <w:shd w:fill="3B9C7B" w:val="clear"/>
+            <w:shd w:fill="3B9C7B" w:val="clear"/>
+          </w:tcPr>
+          <w:p>
+            <w:pPr>
+              <w:spacing w:before="80" w:after="80"/>
+              <w:jc w:val="center"/>
+            </w:pPr>
+            <w:r>
+              <w:rPr>
+                <w:rFonts w:ascii="Arial" w:hAnsi="Arial"/>
+                <w:b/>
+                <w:color w:val="FFFFFF"/>
+                <w:sz w:val="20"/>
+              </w:rPr>
+            </w:r>
+            <w:r>
+              <w:rPr>
+                <w:rFonts w:ascii="Arial" w:hAnsi="Arial"/>
+                <w:b/>
+                <w:color w:val="FFFFFF"/>
+                <w:sz w:val="20"/>
+              </w:rPr>
+              <w:t>Mangroves</w:t>
+            </w:r>
+          </w:p>
+        </w:tc>
+        <w:tc>
+          <w:tcPr>
+            <w:tcW w:type="dxa" w:w="1178"/>
+            <w:tcBorders>
+              <w:top w:val="single" w:sz="8" w:space="0" w:color="404040"/>
+              <w:left w:val="single" w:sz="8" w:space="0" w:color="404040"/>
+              <w:bottom w:val="single" w:sz="8" w:space="0" w:color="404040"/>
+              <w:right w:val="single" w:sz="8" w:space="0" w:color="404040"/>
+            </w:tcBorders>
+            <w:shd w:fill="3B9C7B" w:val="clear"/>
+            <w:shd w:fill="3B9C7B" w:val="clear"/>
+          </w:tcPr>
+          <w:p>
+            <w:pPr>
+              <w:spacing w:before="80" w:after="80"/>
+              <w:jc w:val="center"/>
+            </w:pPr>
+            <w:r>
+              <w:rPr>
+                <w:rFonts w:ascii="Arial" w:hAnsi="Arial"/>
+                <w:b/>
+                <w:color w:val="FFFFFF"/>
+                <w:sz w:val="20"/>
+              </w:rPr>
+            </w:r>
+            <w:r>
+              <w:rPr>
+                <w:rFonts w:ascii="Arial" w:hAnsi="Arial"/>
+                <w:b/>
+                <w:color w:val="FFFFFF"/>
+                <w:sz w:val="20"/>
+              </w:rPr>
+              <w:t>Total</w:t>
+            </w:r>
+          </w:p>
+        </w:tc>
+        <w:tc>
+          <w:tcPr>
+            <w:tcW w:type="dxa" w:w="1178"/>
+            <w:tcBorders>
+              <w:top w:val="single" w:sz="8" w:space="0" w:color="404040"/>
+              <w:left w:val="single" w:sz="8" w:space="0" w:color="404040"/>
+              <w:bottom w:val="single" w:sz="8" w:space="0" w:color="404040"/>
+              <w:right w:val="single" w:sz="8" w:space="0" w:color="404040"/>
+            </w:tcBorders>
+            <w:shd w:fill="3B9C7B" w:val="clear"/>
+            <w:shd w:fill="2C745B" w:val="clear"/>
+          </w:tcPr>
+          <w:p>
+            <w:pPr>
+              <w:spacing w:before="80" w:after="80"/>
+              <w:jc w:val="center"/>
+            </w:pPr>
+            <w:r>
+              <w:rPr>
+                <w:rFonts w:ascii="Arial" w:hAnsi="Arial"/>
+                <w:b/>
+                <w:color w:val="FFFFFF"/>
+                <w:sz w:val="20"/>
+              </w:rPr>
+            </w:r>
+            <w:r>
+              <w:rPr>
+                <w:rFonts w:ascii="Arial" w:hAnsi="Arial"/>
+                <w:b/>
+                <w:color w:val="FFFFFF"/>
+                <w:sz w:val="20"/>
+              </w:rPr>
+              <w:t>Fisheries</w:t>
+            </w:r>
+          </w:p>
+        </w:tc>
+        <w:tc>
+          <w:tcPr>
+            <w:tcW w:type="dxa" w:w="1178"/>
+            <w:tcBorders>
+              <w:top w:val="single" w:sz="8" w:space="0" w:color="404040"/>
+              <w:left w:val="single" w:sz="8" w:space="0" w:color="404040"/>
+              <w:bottom w:val="single" w:sz="8" w:space="0" w:color="404040"/>
+              <w:right w:val="single" w:sz="8" w:space="0" w:color="404040"/>
+            </w:tcBorders>
+            <w:shd w:fill="3B9C7B" w:val="clear"/>
+            <w:shd w:fill="2C745B" w:val="clear"/>
+          </w:tcPr>
+          <w:p>
+            <w:pPr>
+              <w:spacing w:before="80" w:after="80"/>
+              <w:jc w:val="center"/>
+            </w:pPr>
+            <w:r>
+              <w:rPr>
+                <w:rFonts w:ascii="Arial" w:hAnsi="Arial"/>
+                <w:b/>
+                <w:color w:val="FFFFFF"/>
+                <w:sz w:val="20"/>
+              </w:rPr>
+            </w:r>
+            <w:r>
+              <w:rPr>
+                <w:rFonts w:ascii="Arial" w:hAnsi="Arial"/>
+                <w:b/>
+                <w:color w:val="FFFFFF"/>
+                <w:sz w:val="20"/>
+              </w:rPr>
+              <w:t>Tourism</w:t>
+            </w:r>
+          </w:p>
+        </w:tc>
+        <w:tc>
+          <w:tcPr>
+            <w:tcW w:type="dxa" w:w="1178"/>
+            <w:tcBorders>
+              <w:top w:val="single" w:sz="8" w:space="0" w:color="404040"/>
+              <w:left w:val="single" w:sz="8" w:space="0" w:color="404040"/>
+              <w:bottom w:val="single" w:sz="8" w:space="0" w:color="404040"/>
+              <w:right w:val="single" w:sz="8" w:space="0" w:color="404040"/>
+            </w:tcBorders>
+            <w:shd w:fill="3B9C7B" w:val="clear"/>
+            <w:shd w:fill="2C745B" w:val="clear"/>
+          </w:tcPr>
+          <w:p>
+            <w:pPr>
+              <w:spacing w:before="80" w:after="80"/>
+              <w:jc w:val="center"/>
+            </w:pPr>
+            <w:r>
+              <w:rPr>
+                <w:rFonts w:ascii="Arial" w:hAnsi="Arial"/>
+                <w:b/>
+                <w:color w:val="FFFFFF"/>
+                <w:sz w:val="20"/>
+              </w:rPr>
+            </w:r>
+            <w:r>
+              <w:rPr>
+                <w:rFonts w:ascii="Arial" w:hAnsi="Arial"/>
+                <w:b/>
+                <w:color w:val="FFFFFF"/>
+                <w:sz w:val="20"/>
+              </w:rPr>
+              <w:t>Coastal HH</w:t>
+            </w:r>
+          </w:p>
+        </w:tc>
+        <w:tc>
+          <w:tcPr>
+            <w:tcW w:type="dxa" w:w="1178"/>
+            <w:tcBorders>
+              <w:top w:val="single" w:sz="8" w:space="0" w:color="404040"/>
+              <w:left w:val="single" w:sz="8" w:space="0" w:color="404040"/>
+              <w:bottom w:val="single" w:sz="8" w:space="0" w:color="404040"/>
+              <w:right w:val="single" w:sz="8" w:space="0" w:color="404040"/>
+            </w:tcBorders>
+            <w:shd w:fill="3B9C7B" w:val="clear"/>
+            <w:shd w:fill="2C745B" w:val="clear"/>
+          </w:tcPr>
+          <w:p>
+            <w:pPr>
+              <w:spacing w:before="80" w:after="80"/>
+              <w:jc w:val="center"/>
+            </w:pPr>
+            <w:r>
+              <w:rPr>
+                <w:rFonts w:ascii="Arial" w:hAnsi="Arial"/>
+                <w:b/>
+                <w:color w:val="FFFFFF"/>
+                <w:sz w:val="20"/>
+              </w:rPr>
+            </w:r>
+            <w:r>
+              <w:rPr>
+                <w:rFonts w:ascii="Arial" w:hAnsi="Arial"/>
+                <w:b/>
+                <w:color w:val="FFFFFF"/>
+                <w:sz w:val="20"/>
+              </w:rPr>
+              <w:t>Govt</w:t>
+            </w:r>
+          </w:p>
+        </w:tc>
+        <w:tc>
+          <w:tcPr>
+            <w:tcW w:type="dxa" w:w="1178"/>
+            <w:tcBorders>
+              <w:top w:val="single" w:sz="8" w:space="0" w:color="404040"/>
+              <w:left w:val="single" w:sz="8" w:space="0" w:color="404040"/>
+              <w:bottom w:val="single" w:sz="8" w:space="0" w:color="404040"/>
+              <w:right w:val="single" w:sz="8" w:space="0" w:color="404040"/>
+            </w:tcBorders>
+            <w:shd w:fill="3B9C7B" w:val="clear"/>
+            <w:shd w:fill="2C745B" w:val="clear"/>
+          </w:tcPr>
+          <w:p>
+            <w:pPr>
+              <w:spacing w:before="80" w:after="80"/>
+              <w:jc w:val="center"/>
+            </w:pPr>
+            <w:r>
+              <w:rPr>
+                <w:rFonts w:ascii="Arial" w:hAnsi="Arial"/>
+                <w:b/>
+                <w:color w:val="FFFFFF"/>
+                <w:sz w:val="20"/>
+              </w:rPr>
+            </w:r>
+            <w:r>
+              <w:rPr>
+                <w:rFonts w:ascii="Arial" w:hAnsi="Arial"/>
+                <w:b/>
+                <w:color w:val="FFFFFF"/>
+                <w:sz w:val="20"/>
+              </w:rPr>
+              <w:t>Global</w:t>
+            </w:r>
+          </w:p>
+        </w:tc>
+        <w:tc>
+          <w:tcPr>
+            <w:tcW w:type="dxa" w:w="1178"/>
+            <w:tcBorders>
+              <w:top w:val="single" w:sz="8" w:space="0" w:color="404040"/>
+              <w:left w:val="single" w:sz="8" w:space="0" w:color="404040"/>
+              <w:bottom w:val="single" w:sz="8" w:space="0" w:color="404040"/>
+              <w:right w:val="single" w:sz="8" w:space="0" w:color="404040"/>
+            </w:tcBorders>
+            <w:shd w:fill="3B9C7B" w:val="clear"/>
+            <w:shd w:fill="2C745B" w:val="clear"/>
+          </w:tcPr>
+          <w:p>
+            <w:pPr>
+              <w:spacing w:before="80" w:after="80"/>
+              <w:jc w:val="center"/>
+            </w:pPr>
+            <w:r>
+              <w:rPr>
+                <w:rFonts w:ascii="Arial" w:hAnsi="Arial"/>
+                <w:b/>
+                <w:color w:val="FFFFFF"/>
+                <w:sz w:val="20"/>
+              </w:rPr>
+            </w:r>
+            <w:r>
+              <w:rPr>
+                <w:rFonts w:ascii="Arial" w:hAnsi="Arial"/>
+                <w:b/>
+                <w:color w:val="FFFFFF"/>
+                <w:sz w:val="20"/>
+              </w:rPr>
+              <w:t>Total</w:t>
+            </w:r>
+          </w:p>
+        </w:tc>
+      </w:tr>
+      <w:tr>
+        <w:tc>
+          <w:tcPr>
+            <w:tcW w:type="dxa" w:w="1178"/>
+            <w:tcBorders>
+              <w:top w:val="single" w:sz="8" w:space="0" w:color="404040"/>
+              <w:left w:val="single" w:sz="8" w:space="0" w:color="404040"/>
+              <w:bottom w:val="single" w:sz="8" w:space="0" w:color="404040"/>
+              <w:right w:val="single" w:sz="8" w:space="0" w:color="404040"/>
+            </w:tcBorders>
+            <w:shd w:fill="0A5455" w:val="clear"/>
+          </w:tcPr>
+          <w:p>
+            <w:pPr>
+              <w:spacing w:before="80" w:after="80"/>
+              <w:jc w:val="left"/>
+            </w:pPr>
+            <w:r>
+              <w:rPr>
+                <w:rFonts w:ascii="Arial" w:hAnsi="Arial"/>
+                <w:b/>
+                <w:color w:val="FFFFFF"/>
+                <w:sz w:val="20"/>
+              </w:rPr>
+            </w:r>
+            <w:r>
+              <w:rPr>
+                <w:rFonts w:ascii="Arial" w:hAnsi="Arial"/>
+                <w:b/>
+                <w:color w:val="FFFFFF"/>
+                <w:sz w:val="20"/>
+              </w:rPr>
+              <w:t>Fish provisioning</w:t>
+            </w:r>
+          </w:p>
+        </w:tc>
+        <w:tc>
+          <w:tcPr>
+            <w:tcW w:type="dxa" w:w="1178"/>
+            <w:tcBorders>
+              <w:top w:val="single" w:sz="8" w:space="0" w:color="404040"/>
+              <w:left w:val="single" w:sz="8" w:space="0" w:color="404040"/>
+              <w:bottom w:val="single" w:sz="8" w:space="0" w:color="404040"/>
+              <w:right w:val="single" w:sz="8" w:space="0" w:color="404040"/>
+            </w:tcBorders>
+            <w:shd w:fill="0A5455" w:val="clear"/>
+          </w:tcPr>
+          <w:p>
+            <w:pPr>
+              <w:spacing w:before="80" w:after="80"/>
+              <w:jc w:val="center"/>
+            </w:pPr>
+            <w:r>
+              <w:rPr>
+                <w:rFonts w:ascii="Arial" w:hAnsi="Arial"/>
+                <w:b w:val="0"/>
+                <w:color w:val="FFFFFF"/>
+                <w:sz w:val="18"/>
+              </w:rPr>
+            </w:r>
+            <w:r>
+              <w:rPr>
+                <w:rFonts w:ascii="Arial" w:hAnsi="Arial"/>
+                <w:b w:val="0"/>
+                <w:color w:val="FFFFFF"/>
+                <w:sz w:val="18"/>
+              </w:rPr>
+              <w:t>kg/yr</w:t>
+            </w:r>
+          </w:p>
+        </w:tc>
+        <w:tc>
+          <w:tcPr>
+            <w:tcW w:type="dxa" w:w="1178"/>
+            <w:tcBorders>
+              <w:top w:val="single" w:sz="8" w:space="0" w:color="404040"/>
+              <w:left w:val="single" w:sz="8" w:space="0" w:color="404040"/>
+              <w:bottom w:val="single" w:sz="8" w:space="0" w:color="404040"/>
+              <w:right w:val="single" w:sz="8" w:space="0" w:color="404040"/>
+            </w:tcBorders>
+          </w:tcPr>
+          <w:p>
+            <w:pPr>
+              <w:spacing w:before="80" w:after="80"/>
+              <w:jc w:val="center"/>
+            </w:pPr>
+            <w:r>
+              <w:rPr>
+                <w:rFonts w:ascii="Arial" w:hAnsi="Arial"/>
+                <w:b w:val="0"/>
+                <w:color w:val="30302F"/>
+                <w:sz w:val="20"/>
+              </w:rPr>
+            </w:r>
+            <w:r>
+              <w:rPr>
+                <w:rFonts w:ascii="Arial" w:hAnsi="Arial"/>
+                <w:b w:val="0"/>
+                <w:color w:val="30302F"/>
+                <w:sz w:val="20"/>
+              </w:rPr>
+              <w:t>120,000</w:t>
+            </w:r>
+          </w:p>
+        </w:tc>
+        <w:tc>
+          <w:tcPr>
+            <w:tcW w:type="dxa" w:w="1178"/>
+            <w:tcBorders>
+              <w:top w:val="single" w:sz="8" w:space="0" w:color="404040"/>
+              <w:left w:val="single" w:sz="8" w:space="0" w:color="404040"/>
+              <w:bottom w:val="single" w:sz="8" w:space="0" w:color="404040"/>
+              <w:right w:val="single" w:sz="8" w:space="0" w:color="404040"/>
+            </w:tcBorders>
+          </w:tcPr>
+          <w:p>
+            <w:pPr>
+              <w:spacing w:before="80" w:after="80"/>
+              <w:jc w:val="center"/>
+            </w:pPr>
+            <w:r>
+              <w:rPr>
+                <w:rFonts w:ascii="Arial" w:hAnsi="Arial"/>
+                <w:b w:val="0"/>
+                <w:color w:val="30302F"/>
+                <w:sz w:val="20"/>
+              </w:rPr>
+            </w:r>
+            <w:r>
+              <w:rPr>
+                <w:rFonts w:ascii="Arial" w:hAnsi="Arial"/>
+                <w:b w:val="0"/>
+                <w:color w:val="30302F"/>
+                <w:sz w:val="20"/>
+              </w:rPr>
+              <w:t>45,000</w:t>
+            </w:r>
+          </w:p>
+        </w:tc>
+        <w:tc>
+          <w:tcPr>
+            <w:tcW w:type="dxa" w:w="1178"/>
+            <w:tcBorders>
+              <w:top w:val="single" w:sz="8" w:space="0" w:color="404040"/>
+              <w:left w:val="single" w:sz="8" w:space="0" w:color="404040"/>
+              <w:bottom w:val="single" w:sz="8" w:space="0" w:color="404040"/>
+              <w:right w:val="single" w:sz="8" w:space="0" w:color="404040"/>
+            </w:tcBorders>
+          </w:tcPr>
+          <w:p>
+            <w:pPr>
+              <w:spacing w:before="80" w:after="80"/>
+              <w:jc w:val="center"/>
+            </w:pPr>
+            <w:r>
+              <w:rPr>
+                <w:rFonts w:ascii="Arial" w:hAnsi="Arial"/>
+                <w:b w:val="0"/>
+                <w:color w:val="30302F"/>
+                <w:sz w:val="20"/>
+              </w:rPr>
+            </w:r>
+            <w:r>
+              <w:rPr>
+                <w:rFonts w:ascii="Arial" w:hAnsi="Arial"/>
+                <w:b w:val="0"/>
+                <w:color w:val="30302F"/>
+                <w:sz w:val="20"/>
+              </w:rPr>
+              <w:t>15,000</w:t>
+            </w:r>
+          </w:p>
+        </w:tc>
+        <w:tc>
+          <w:tcPr>
+            <w:tcW w:type="dxa" w:w="1178"/>
+            <w:tcBorders>
+              <w:top w:val="single" w:sz="8" w:space="0" w:color="404040"/>
+              <w:left w:val="single" w:sz="8" w:space="0" w:color="404040"/>
+              <w:bottom w:val="single" w:sz="8" w:space="0" w:color="404040"/>
+              <w:right w:val="single" w:sz="8" w:space="0" w:color="404040"/>
+            </w:tcBorders>
+          </w:tcPr>
+          <w:p>
+            <w:pPr>
+              <w:spacing w:before="80" w:after="80"/>
+              <w:jc w:val="center"/>
+            </w:pPr>
+            <w:r>
+              <w:rPr>
+                <w:rFonts w:ascii="Arial" w:hAnsi="Arial"/>
+                <w:b w:val="0"/>
+                <w:color w:val="30302F"/>
+                <w:sz w:val="20"/>
+              </w:rPr>
+            </w:r>
+            <w:r>
+              <w:rPr>
+                <w:rFonts w:ascii="Arial" w:hAnsi="Arial"/>
+                <w:b w:val="0"/>
+                <w:color w:val="30302F"/>
+                <w:sz w:val="20"/>
+              </w:rPr>
+              <w:t>180,000</w:t>
+            </w:r>
+          </w:p>
+        </w:tc>
+        <w:tc>
+          <w:tcPr>
+            <w:tcW w:type="dxa" w:w="1178"/>
+            <w:tcBorders>
+              <w:top w:val="single" w:sz="8" w:space="0" w:color="404040"/>
+              <w:left w:val="single" w:sz="8" w:space="0" w:color="404040"/>
+              <w:bottom w:val="single" w:sz="8" w:space="0" w:color="404040"/>
+              <w:right w:val="single" w:sz="8" w:space="0" w:color="404040"/>
+            </w:tcBorders>
+          </w:tcPr>
+          <w:p>
+            <w:pPr>
+              <w:spacing w:before="80" w:after="80"/>
+              <w:jc w:val="center"/>
+            </w:pPr>
+            <w:r>
+              <w:rPr>
+                <w:rFonts w:ascii="Arial" w:hAnsi="Arial"/>
+                <w:b w:val="0"/>
+                <w:color w:val="30302F"/>
+                <w:sz w:val="20"/>
+              </w:rPr>
+            </w:r>
+            <w:r>
+              <w:rPr>
+                <w:rFonts w:ascii="Arial" w:hAnsi="Arial"/>
+                <w:b w:val="0"/>
+                <w:color w:val="30302F"/>
+                <w:sz w:val="20"/>
+              </w:rPr>
+              <w:t>180,000</w:t>
+            </w:r>
+          </w:p>
+        </w:tc>
+        <w:tc>
+          <w:tcPr>
+            <w:tcW w:type="dxa" w:w="1178"/>
+            <w:tcBorders>
+              <w:top w:val="single" w:sz="8" w:space="0" w:color="404040"/>
+              <w:left w:val="single" w:sz="8" w:space="0" w:color="404040"/>
+              <w:bottom w:val="single" w:sz="8" w:space="0" w:color="404040"/>
+              <w:right w:val="single" w:sz="8" w:space="0" w:color="404040"/>
+            </w:tcBorders>
+          </w:tcPr>
+          <w:p>
+            <w:pPr>
+              <w:spacing w:before="80" w:after="80"/>
+              <w:jc w:val="center"/>
+            </w:pPr>
+            <w:r>
+              <w:rPr>
+                <w:rFonts w:ascii="Arial" w:hAnsi="Arial"/>
+                <w:b w:val="0"/>
+                <w:color w:val="30302F"/>
+                <w:sz w:val="20"/>
+              </w:rPr>
+            </w:r>
+            <w:r>
+              <w:rPr>
+                <w:rFonts w:ascii="Arial" w:hAnsi="Arial"/>
+                <w:b w:val="0"/>
+                <w:color w:val="30302F"/>
+                <w:sz w:val="20"/>
+              </w:rPr>
+              <w:t>0</w:t>
+            </w:r>
+          </w:p>
+        </w:tc>
+        <w:tc>
+          <w:tcPr>
+            <w:tcW w:type="dxa" w:w="1178"/>
+            <w:tcBorders>
+              <w:top w:val="single" w:sz="8" w:space="0" w:color="404040"/>
+              <w:left w:val="single" w:sz="8" w:space="0" w:color="404040"/>
+              <w:bottom w:val="single" w:sz="8" w:space="0" w:color="404040"/>
+              <w:right w:val="single" w:sz="8" w:space="0" w:color="404040"/>
+            </w:tcBorders>
+          </w:tcPr>
+          <w:p>
+            <w:pPr>
+              <w:spacing w:before="80" w:after="80"/>
+              <w:jc w:val="center"/>
+            </w:pPr>
+            <w:r>
+              <w:rPr>
+                <w:rFonts w:ascii="Arial" w:hAnsi="Arial"/>
+                <w:b w:val="0"/>
+                <w:color w:val="30302F"/>
+                <w:sz w:val="20"/>
+              </w:rPr>
+            </w:r>
+            <w:r>
+              <w:rPr>
+                <w:rFonts w:ascii="Arial" w:hAnsi="Arial"/>
+                <w:b w:val="0"/>
+                <w:color w:val="30302F"/>
+                <w:sz w:val="20"/>
+              </w:rPr>
+              <w:t>0</w:t>
+            </w:r>
+          </w:p>
+        </w:tc>
+        <w:tc>
+          <w:tcPr>
+            <w:tcW w:type="dxa" w:w="1178"/>
+            <w:tcBorders>
+              <w:top w:val="single" w:sz="8" w:space="0" w:color="404040"/>
+              <w:left w:val="single" w:sz="8" w:space="0" w:color="404040"/>
+              <w:bottom w:val="single" w:sz="8" w:space="0" w:color="404040"/>
+              <w:right w:val="single" w:sz="8" w:space="0" w:color="404040"/>
+            </w:tcBorders>
+          </w:tcPr>
+          <w:p>
+            <w:pPr>
+              <w:spacing w:before="80" w:after="80"/>
+              <w:jc w:val="center"/>
+            </w:pPr>
+            <w:r>
+              <w:rPr>
+                <w:rFonts w:ascii="Arial" w:hAnsi="Arial"/>
+                <w:b w:val="0"/>
+                <w:color w:val="30302F"/>
+                <w:sz w:val="20"/>
+              </w:rPr>
+            </w:r>
+            <w:r>
+              <w:rPr>
+                <w:rFonts w:ascii="Arial" w:hAnsi="Arial"/>
+                <w:b w:val="0"/>
+                <w:color w:val="30302F"/>
+                <w:sz w:val="20"/>
+              </w:rPr>
+              <w:t>0</w:t>
+            </w:r>
+          </w:p>
+        </w:tc>
+        <w:tc>
+          <w:tcPr>
+            <w:tcW w:type="dxa" w:w="1178"/>
+            <w:tcBorders>
+              <w:top w:val="single" w:sz="8" w:space="0" w:color="404040"/>
+              <w:left w:val="single" w:sz="8" w:space="0" w:color="404040"/>
+              <w:bottom w:val="single" w:sz="8" w:space="0" w:color="404040"/>
+              <w:right w:val="single" w:sz="8" w:space="0" w:color="404040"/>
+            </w:tcBorders>
+          </w:tcPr>
+          <w:p>
+            <w:pPr>
+              <w:spacing w:before="80" w:after="80"/>
+              <w:jc w:val="center"/>
+            </w:pPr>
+            <w:r>
+              <w:rPr>
+                <w:rFonts w:ascii="Arial" w:hAnsi="Arial"/>
+                <w:b w:val="0"/>
+                <w:color w:val="30302F"/>
+                <w:sz w:val="20"/>
+              </w:rPr>
+            </w:r>
+            <w:r>
+              <w:rPr>
+                <w:rFonts w:ascii="Arial" w:hAnsi="Arial"/>
+                <w:b w:val="0"/>
+                <w:color w:val="30302F"/>
+                <w:sz w:val="20"/>
+              </w:rPr>
+              <w:t>0</w:t>
+            </w:r>
+          </w:p>
+        </w:tc>
+        <w:tc>
+          <w:tcPr>
+            <w:tcW w:type="dxa" w:w="1178"/>
+            <w:tcBorders>
+              <w:top w:val="single" w:sz="8" w:space="0" w:color="404040"/>
+              <w:left w:val="single" w:sz="8" w:space="0" w:color="404040"/>
+              <w:bottom w:val="single" w:sz="8" w:space="0" w:color="404040"/>
+              <w:right w:val="single" w:sz="8" w:space="0" w:color="404040"/>
+            </w:tcBorders>
+          </w:tcPr>
+          <w:p>
+            <w:pPr>
+              <w:spacing w:before="80" w:after="80"/>
+              <w:jc w:val="center"/>
+            </w:pPr>
+            <w:r>
+              <w:rPr>
+                <w:rFonts w:ascii="Arial" w:hAnsi="Arial"/>
+                <w:b w:val="0"/>
+                <w:color w:val="30302F"/>
+                <w:sz w:val="20"/>
+              </w:rPr>
+            </w:r>
+            <w:r>
+              <w:rPr>
+                <w:rFonts w:ascii="Arial" w:hAnsi="Arial"/>
+                <w:b w:val="0"/>
+                <w:color w:val="30302F"/>
+                <w:sz w:val="20"/>
+              </w:rPr>
+              <w:t>180,000</w:t>
+            </w:r>
+          </w:p>
+        </w:tc>
+      </w:tr>
+      <w:tr>
+        <w:tc>
+          <w:tcPr>
+            <w:tcW w:type="dxa" w:w="1178"/>
+            <w:tcBorders>
+              <w:top w:val="single" w:sz="8" w:space="0" w:color="404040"/>
+              <w:left w:val="single" w:sz="8" w:space="0" w:color="404040"/>
+              <w:bottom w:val="single" w:sz="8" w:space="0" w:color="404040"/>
+              <w:right w:val="single" w:sz="8" w:space="0" w:color="404040"/>
+            </w:tcBorders>
+            <w:shd w:fill="0A5455" w:val="clear"/>
+          </w:tcPr>
+          <w:p>
+            <w:pPr>
+              <w:spacing w:before="80" w:after="80"/>
+              <w:jc w:val="left"/>
+            </w:pPr>
+            <w:r>
+              <w:rPr>
+                <w:rFonts w:ascii="Arial" w:hAnsi="Arial"/>
+                <w:b/>
+                <w:color w:val="FFFFFF"/>
+                <w:sz w:val="20"/>
+              </w:rPr>
+            </w:r>
+            <w:r>
+              <w:rPr>
+                <w:rFonts w:ascii="Arial" w:hAnsi="Arial"/>
+                <w:b/>
+                <w:color w:val="FFFFFF"/>
+                <w:sz w:val="20"/>
+              </w:rPr>
+              <w:t>Carbon sequestration</w:t>
+            </w:r>
+          </w:p>
+        </w:tc>
+        <w:tc>
+          <w:tcPr>
+            <w:tcW w:type="dxa" w:w="1178"/>
+            <w:tcBorders>
+              <w:top w:val="single" w:sz="8" w:space="0" w:color="404040"/>
+              <w:left w:val="single" w:sz="8" w:space="0" w:color="404040"/>
+              <w:bottom w:val="single" w:sz="8" w:space="0" w:color="404040"/>
+              <w:right w:val="single" w:sz="8" w:space="0" w:color="404040"/>
+            </w:tcBorders>
+            <w:shd w:fill="0A5455" w:val="clear"/>
+          </w:tcPr>
+          <w:p>
+            <w:pPr>
+              <w:spacing w:before="80" w:after="80"/>
+              <w:jc w:val="center"/>
+            </w:pPr>
+            <w:r>
+              <w:rPr>
+                <w:rFonts w:ascii="Arial" w:hAnsi="Arial"/>
+                <w:b w:val="0"/>
+                <w:color w:val="FFFFFF"/>
+                <w:sz w:val="18"/>
+              </w:rPr>
+            </w:r>
+            <w:r>
+              <w:rPr>
+                <w:rFonts w:ascii="Arial" w:hAnsi="Arial"/>
+                <w:b w:val="0"/>
+                <w:color w:val="FFFFFF"/>
+                <w:sz w:val="18"/>
+              </w:rPr>
+              <w:t>Mg CO₂/yr</w:t>
+            </w:r>
+          </w:p>
+        </w:tc>
+        <w:tc>
+          <w:tcPr>
+            <w:tcW w:type="dxa" w:w="1178"/>
+            <w:tcBorders>
+              <w:top w:val="single" w:sz="8" w:space="0" w:color="404040"/>
+              <w:left w:val="single" w:sz="8" w:space="0" w:color="404040"/>
+              <w:bottom w:val="single" w:sz="8" w:space="0" w:color="404040"/>
+              <w:right w:val="single" w:sz="8" w:space="0" w:color="404040"/>
+            </w:tcBorders>
+          </w:tcPr>
+          <w:p>
+            <w:pPr>
+              <w:spacing w:before="80" w:after="80"/>
+              <w:jc w:val="center"/>
+            </w:pPr>
+            <w:r>
+              <w:rPr>
+                <w:rFonts w:ascii="Arial" w:hAnsi="Arial"/>
+                <w:b w:val="0"/>
+                <w:color w:val="30302F"/>
+                <w:sz w:val="20"/>
+              </w:rPr>
+            </w:r>
+            <w:r>
+              <w:rPr>
+                <w:rFonts w:ascii="Arial" w:hAnsi="Arial"/>
+                <w:b w:val="0"/>
+                <w:color w:val="30302F"/>
+                <w:sz w:val="20"/>
+              </w:rPr>
+              <w:t>0</w:t>
+            </w:r>
+          </w:p>
+        </w:tc>
+        <w:tc>
+          <w:tcPr>
+            <w:tcW w:type="dxa" w:w="1178"/>
+            <w:tcBorders>
+              <w:top w:val="single" w:sz="8" w:space="0" w:color="404040"/>
+              <w:left w:val="single" w:sz="8" w:space="0" w:color="404040"/>
+              <w:bottom w:val="single" w:sz="8" w:space="0" w:color="404040"/>
+              <w:right w:val="single" w:sz="8" w:space="0" w:color="404040"/>
+            </w:tcBorders>
+          </w:tcPr>
+          <w:p>
+            <w:pPr>
+              <w:spacing w:before="80" w:after="80"/>
+              <w:jc w:val="center"/>
+            </w:pPr>
+            <w:r>
+              <w:rPr>
+                <w:rFonts w:ascii="Arial" w:hAnsi="Arial"/>
+                <w:b w:val="0"/>
+                <w:color w:val="30302F"/>
+                <w:sz w:val="20"/>
+              </w:rPr>
+            </w:r>
+            <w:r>
+              <w:rPr>
+                <w:rFonts w:ascii="Arial" w:hAnsi="Arial"/>
+                <w:b w:val="0"/>
+                <w:color w:val="30302F"/>
+                <w:sz w:val="20"/>
+              </w:rPr>
+              <w:t>1,040</w:t>
+            </w:r>
+          </w:p>
+        </w:tc>
+        <w:tc>
+          <w:tcPr>
+            <w:tcW w:type="dxa" w:w="1178"/>
+            <w:tcBorders>
+              <w:top w:val="single" w:sz="8" w:space="0" w:color="404040"/>
+              <w:left w:val="single" w:sz="8" w:space="0" w:color="404040"/>
+              <w:bottom w:val="single" w:sz="8" w:space="0" w:color="404040"/>
+              <w:right w:val="single" w:sz="8" w:space="0" w:color="404040"/>
+            </w:tcBorders>
+          </w:tcPr>
+          <w:p>
+            <w:pPr>
+              <w:spacing w:before="80" w:after="80"/>
+              <w:jc w:val="center"/>
+            </w:pPr>
+            <w:r>
+              <w:rPr>
+                <w:rFonts w:ascii="Arial" w:hAnsi="Arial"/>
+                <w:b w:val="0"/>
+                <w:color w:val="30302F"/>
+                <w:sz w:val="20"/>
+              </w:rPr>
+            </w:r>
+            <w:r>
+              <w:rPr>
+                <w:rFonts w:ascii="Arial" w:hAnsi="Arial"/>
+                <w:b w:val="0"/>
+                <w:color w:val="30302F"/>
+                <w:sz w:val="20"/>
+              </w:rPr>
+              <w:t>1,295</w:t>
+            </w:r>
+          </w:p>
+        </w:tc>
+        <w:tc>
+          <w:tcPr>
+            <w:tcW w:type="dxa" w:w="1178"/>
+            <w:tcBorders>
+              <w:top w:val="single" w:sz="8" w:space="0" w:color="404040"/>
+              <w:left w:val="single" w:sz="8" w:space="0" w:color="404040"/>
+              <w:bottom w:val="single" w:sz="8" w:space="0" w:color="404040"/>
+              <w:right w:val="single" w:sz="8" w:space="0" w:color="404040"/>
+            </w:tcBorders>
+          </w:tcPr>
+          <w:p>
+            <w:pPr>
+              <w:spacing w:before="80" w:after="80"/>
+              <w:jc w:val="center"/>
+            </w:pPr>
+            <w:r>
+              <w:rPr>
+                <w:rFonts w:ascii="Arial" w:hAnsi="Arial"/>
+                <w:b w:val="0"/>
+                <w:color w:val="30302F"/>
+                <w:sz w:val="20"/>
+              </w:rPr>
+            </w:r>
+            <w:r>
+              <w:rPr>
+                <w:rFonts w:ascii="Arial" w:hAnsi="Arial"/>
+                <w:b w:val="0"/>
+                <w:color w:val="30302F"/>
+                <w:sz w:val="20"/>
+              </w:rPr>
+              <w:t>2,335</w:t>
+            </w:r>
+          </w:p>
+        </w:tc>
+        <w:tc>
+          <w:tcPr>
+            <w:tcW w:type="dxa" w:w="1178"/>
+            <w:tcBorders>
+              <w:top w:val="single" w:sz="8" w:space="0" w:color="404040"/>
+              <w:left w:val="single" w:sz="8" w:space="0" w:color="404040"/>
+              <w:bottom w:val="single" w:sz="8" w:space="0" w:color="404040"/>
+              <w:right w:val="single" w:sz="8" w:space="0" w:color="404040"/>
+            </w:tcBorders>
+          </w:tcPr>
+          <w:p>
+            <w:pPr>
+              <w:spacing w:before="80" w:after="80"/>
+              <w:jc w:val="center"/>
+            </w:pPr>
+            <w:r>
+              <w:rPr>
+                <w:rFonts w:ascii="Arial" w:hAnsi="Arial"/>
+                <w:b w:val="0"/>
+                <w:color w:val="30302F"/>
+                <w:sz w:val="20"/>
+              </w:rPr>
+            </w:r>
+            <w:r>
+              <w:rPr>
+                <w:rFonts w:ascii="Arial" w:hAnsi="Arial"/>
+                <w:b w:val="0"/>
+                <w:color w:val="30302F"/>
+                <w:sz w:val="20"/>
+              </w:rPr>
+              <w:t>0</w:t>
+            </w:r>
+          </w:p>
+        </w:tc>
+        <w:tc>
+          <w:tcPr>
+            <w:tcW w:type="dxa" w:w="1178"/>
+            <w:tcBorders>
+              <w:top w:val="single" w:sz="8" w:space="0" w:color="404040"/>
+              <w:left w:val="single" w:sz="8" w:space="0" w:color="404040"/>
+              <w:bottom w:val="single" w:sz="8" w:space="0" w:color="404040"/>
+              <w:right w:val="single" w:sz="8" w:space="0" w:color="404040"/>
+            </w:tcBorders>
+          </w:tcPr>
+          <w:p>
+            <w:pPr>
+              <w:spacing w:before="80" w:after="80"/>
+              <w:jc w:val="center"/>
+            </w:pPr>
+            <w:r>
+              <w:rPr>
+                <w:rFonts w:ascii="Arial" w:hAnsi="Arial"/>
+                <w:b w:val="0"/>
+                <w:color w:val="30302F"/>
+                <w:sz w:val="20"/>
+              </w:rPr>
+            </w:r>
+            <w:r>
+              <w:rPr>
+                <w:rFonts w:ascii="Arial" w:hAnsi="Arial"/>
+                <w:b w:val="0"/>
+                <w:color w:val="30302F"/>
+                <w:sz w:val="20"/>
+              </w:rPr>
+              <w:t>0</w:t>
+            </w:r>
+          </w:p>
+        </w:tc>
+        <w:tc>
+          <w:tcPr>
+            <w:tcW w:type="dxa" w:w="1178"/>
+            <w:tcBorders>
+              <w:top w:val="single" w:sz="8" w:space="0" w:color="404040"/>
+              <w:left w:val="single" w:sz="8" w:space="0" w:color="404040"/>
+              <w:bottom w:val="single" w:sz="8" w:space="0" w:color="404040"/>
+              <w:right w:val="single" w:sz="8" w:space="0" w:color="404040"/>
+            </w:tcBorders>
+          </w:tcPr>
+          <w:p>
+            <w:pPr>
+              <w:spacing w:before="80" w:after="80"/>
+              <w:jc w:val="center"/>
+            </w:pPr>
+            <w:r>
+              <w:rPr>
+                <w:rFonts w:ascii="Arial" w:hAnsi="Arial"/>
+                <w:b w:val="0"/>
+                <w:color w:val="30302F"/>
+                <w:sz w:val="20"/>
+              </w:rPr>
+            </w:r>
+            <w:r>
+              <w:rPr>
+                <w:rFonts w:ascii="Arial" w:hAnsi="Arial"/>
+                <w:b w:val="0"/>
+                <w:color w:val="30302F"/>
+                <w:sz w:val="20"/>
+              </w:rPr>
+              <w:t>0</w:t>
+            </w:r>
+          </w:p>
+        </w:tc>
+        <w:tc>
+          <w:tcPr>
+            <w:tcW w:type="dxa" w:w="1178"/>
+            <w:tcBorders>
+              <w:top w:val="single" w:sz="8" w:space="0" w:color="404040"/>
+              <w:left w:val="single" w:sz="8" w:space="0" w:color="404040"/>
+              <w:bottom w:val="single" w:sz="8" w:space="0" w:color="404040"/>
+              <w:right w:val="single" w:sz="8" w:space="0" w:color="404040"/>
+            </w:tcBorders>
+          </w:tcPr>
+          <w:p>
+            <w:pPr>
+              <w:spacing w:before="80" w:after="80"/>
+              <w:jc w:val="center"/>
+            </w:pPr>
+            <w:r>
+              <w:rPr>
+                <w:rFonts w:ascii="Arial" w:hAnsi="Arial"/>
+                <w:b w:val="0"/>
+                <w:color w:val="30302F"/>
+                <w:sz w:val="20"/>
+              </w:rPr>
+            </w:r>
+            <w:r>
+              <w:rPr>
+                <w:rFonts w:ascii="Arial" w:hAnsi="Arial"/>
+                <w:b w:val="0"/>
+                <w:color w:val="30302F"/>
+                <w:sz w:val="20"/>
+              </w:rPr>
+              <w:t>0</w:t>
+            </w:r>
+          </w:p>
+        </w:tc>
+        <w:tc>
+          <w:tcPr>
+            <w:tcW w:type="dxa" w:w="1178"/>
+            <w:tcBorders>
+              <w:top w:val="single" w:sz="8" w:space="0" w:color="404040"/>
+              <w:left w:val="single" w:sz="8" w:space="0" w:color="404040"/>
+              <w:bottom w:val="single" w:sz="8" w:space="0" w:color="404040"/>
+              <w:right w:val="single" w:sz="8" w:space="0" w:color="404040"/>
+            </w:tcBorders>
+          </w:tcPr>
+          <w:p>
+            <w:pPr>
+              <w:spacing w:before="80" w:after="80"/>
+              <w:jc w:val="center"/>
+            </w:pPr>
+            <w:r>
+              <w:rPr>
+                <w:rFonts w:ascii="Arial" w:hAnsi="Arial"/>
+                <w:b w:val="0"/>
+                <w:color w:val="30302F"/>
+                <w:sz w:val="20"/>
+              </w:rPr>
+            </w:r>
+            <w:r>
+              <w:rPr>
+                <w:rFonts w:ascii="Arial" w:hAnsi="Arial"/>
+                <w:b w:val="0"/>
+                <w:color w:val="30302F"/>
+                <w:sz w:val="20"/>
+              </w:rPr>
+              <w:t>2,335</w:t>
+            </w:r>
+          </w:p>
+        </w:tc>
+        <w:tc>
+          <w:tcPr>
+            <w:tcW w:type="dxa" w:w="1178"/>
+            <w:tcBorders>
+              <w:top w:val="single" w:sz="8" w:space="0" w:color="404040"/>
+              <w:left w:val="single" w:sz="8" w:space="0" w:color="404040"/>
+              <w:bottom w:val="single" w:sz="8" w:space="0" w:color="404040"/>
+              <w:right w:val="single" w:sz="8" w:space="0" w:color="404040"/>
+            </w:tcBorders>
+          </w:tcPr>
+          <w:p>
+            <w:pPr>
+              <w:spacing w:before="80" w:after="80"/>
+              <w:jc w:val="center"/>
+            </w:pPr>
+            <w:r>
+              <w:rPr>
+                <w:rFonts w:ascii="Arial" w:hAnsi="Arial"/>
+                <w:b w:val="0"/>
+                <w:color w:val="30302F"/>
+                <w:sz w:val="20"/>
+              </w:rPr>
+            </w:r>
+            <w:r>
+              <w:rPr>
+                <w:rFonts w:ascii="Arial" w:hAnsi="Arial"/>
+                <w:b w:val="0"/>
+                <w:color w:val="30302F"/>
+                <w:sz w:val="20"/>
+              </w:rPr>
+              <w:t>2,335</w:t>
+            </w:r>
+          </w:p>
+        </w:tc>
+      </w:tr>
+      <w:tr>
+        <w:tc>
+          <w:tcPr>
+            <w:tcW w:type="dxa" w:w="1178"/>
+            <w:tcBorders>
+              <w:top w:val="single" w:sz="8" w:space="0" w:color="404040"/>
+              <w:left w:val="single" w:sz="8" w:space="0" w:color="404040"/>
+              <w:bottom w:val="single" w:sz="8" w:space="0" w:color="404040"/>
+              <w:right w:val="single" w:sz="8" w:space="0" w:color="404040"/>
+            </w:tcBorders>
+            <w:shd w:fill="0A5455" w:val="clear"/>
+          </w:tcPr>
+          <w:p>
+            <w:pPr>
+              <w:spacing w:before="80" w:after="80"/>
+              <w:jc w:val="left"/>
+            </w:pPr>
+            <w:r>
+              <w:rPr>
+                <w:rFonts w:ascii="Arial" w:hAnsi="Arial"/>
+                <w:b/>
+                <w:color w:val="FFFFFF"/>
+                <w:sz w:val="20"/>
+              </w:rPr>
+            </w:r>
+            <w:r>
+              <w:rPr>
+                <w:rFonts w:ascii="Arial" w:hAnsi="Arial"/>
+                <w:b/>
+                <w:color w:val="FFFFFF"/>
+                <w:sz w:val="20"/>
+              </w:rPr>
+              <w:t>Coastal protection</w:t>
+            </w:r>
+          </w:p>
+        </w:tc>
+        <w:tc>
+          <w:tcPr>
+            <w:tcW w:type="dxa" w:w="1178"/>
+            <w:tcBorders>
+              <w:top w:val="single" w:sz="8" w:space="0" w:color="404040"/>
+              <w:left w:val="single" w:sz="8" w:space="0" w:color="404040"/>
+              <w:bottom w:val="single" w:sz="8" w:space="0" w:color="404040"/>
+              <w:right w:val="single" w:sz="8" w:space="0" w:color="404040"/>
+            </w:tcBorders>
+            <w:shd w:fill="0A5455" w:val="clear"/>
+          </w:tcPr>
+          <w:p>
+            <w:pPr>
+              <w:spacing w:before="80" w:after="80"/>
+              <w:jc w:val="center"/>
+            </w:pPr>
+            <w:r>
+              <w:rPr>
+                <w:rFonts w:ascii="Arial" w:hAnsi="Arial"/>
+                <w:b w:val="0"/>
+                <w:color w:val="FFFFFF"/>
+                <w:sz w:val="18"/>
+              </w:rPr>
+            </w:r>
+            <w:r>
+              <w:rPr>
+                <w:rFonts w:ascii="Arial" w:hAnsi="Arial"/>
+                <w:b w:val="0"/>
+                <w:color w:val="FFFFFF"/>
+                <w:sz w:val="18"/>
+              </w:rPr>
+              <w:t>m coastline</w:t>
+            </w:r>
+          </w:p>
+        </w:tc>
+        <w:tc>
+          <w:tcPr>
+            <w:tcW w:type="dxa" w:w="1178"/>
+            <w:tcBorders>
+              <w:top w:val="single" w:sz="8" w:space="0" w:color="404040"/>
+              <w:left w:val="single" w:sz="8" w:space="0" w:color="404040"/>
+              <w:bottom w:val="single" w:sz="8" w:space="0" w:color="404040"/>
+              <w:right w:val="single" w:sz="8" w:space="0" w:color="404040"/>
+            </w:tcBorders>
+          </w:tcPr>
+          <w:p>
+            <w:pPr>
+              <w:spacing w:before="80" w:after="80"/>
+              <w:jc w:val="center"/>
+            </w:pPr>
+            <w:r>
+              <w:rPr>
+                <w:rFonts w:ascii="Arial" w:hAnsi="Arial"/>
+                <w:b w:val="0"/>
+                <w:color w:val="30302F"/>
+                <w:sz w:val="20"/>
+              </w:rPr>
+            </w:r>
+            <w:r>
+              <w:rPr>
+                <w:rFonts w:ascii="Arial" w:hAnsi="Arial"/>
+                <w:b w:val="0"/>
+                <w:color w:val="30302F"/>
+                <w:sz w:val="20"/>
+              </w:rPr>
+              <w:t>12,000</w:t>
+            </w:r>
+          </w:p>
+        </w:tc>
+        <w:tc>
+          <w:tcPr>
+            <w:tcW w:type="dxa" w:w="1178"/>
+            <w:tcBorders>
+              <w:top w:val="single" w:sz="8" w:space="0" w:color="404040"/>
+              <w:left w:val="single" w:sz="8" w:space="0" w:color="404040"/>
+              <w:bottom w:val="single" w:sz="8" w:space="0" w:color="404040"/>
+              <w:right w:val="single" w:sz="8" w:space="0" w:color="404040"/>
+            </w:tcBorders>
+          </w:tcPr>
+          <w:p>
+            <w:pPr>
+              <w:spacing w:before="80" w:after="80"/>
+              <w:jc w:val="center"/>
+            </w:pPr>
+            <w:r>
+              <w:rPr>
+                <w:rFonts w:ascii="Arial" w:hAnsi="Arial"/>
+                <w:b w:val="0"/>
+                <w:color w:val="30302F"/>
+                <w:sz w:val="20"/>
+              </w:rPr>
+            </w:r>
+            <w:r>
+              <w:rPr>
+                <w:rFonts w:ascii="Arial" w:hAnsi="Arial"/>
+                <w:b w:val="0"/>
+                <w:color w:val="30302F"/>
+                <w:sz w:val="20"/>
+              </w:rPr>
+              <w:t>0</w:t>
+            </w:r>
+          </w:p>
+        </w:tc>
+        <w:tc>
+          <w:tcPr>
+            <w:tcW w:type="dxa" w:w="1178"/>
+            <w:tcBorders>
+              <w:top w:val="single" w:sz="8" w:space="0" w:color="404040"/>
+              <w:left w:val="single" w:sz="8" w:space="0" w:color="404040"/>
+              <w:bottom w:val="single" w:sz="8" w:space="0" w:color="404040"/>
+              <w:right w:val="single" w:sz="8" w:space="0" w:color="404040"/>
+            </w:tcBorders>
+          </w:tcPr>
+          <w:p>
+            <w:pPr>
+              <w:spacing w:before="80" w:after="80"/>
+              <w:jc w:val="center"/>
+            </w:pPr>
+            <w:r>
+              <w:rPr>
+                <w:rFonts w:ascii="Arial" w:hAnsi="Arial"/>
+                <w:b w:val="0"/>
+                <w:color w:val="30302F"/>
+                <w:sz w:val="20"/>
+              </w:rPr>
+            </w:r>
+            <w:r>
+              <w:rPr>
+                <w:rFonts w:ascii="Arial" w:hAnsi="Arial"/>
+                <w:b w:val="0"/>
+                <w:color w:val="30302F"/>
+                <w:sz w:val="20"/>
+              </w:rPr>
+              <w:t>3,500</w:t>
+            </w:r>
+          </w:p>
+        </w:tc>
+        <w:tc>
+          <w:tcPr>
+            <w:tcW w:type="dxa" w:w="1178"/>
+            <w:tcBorders>
+              <w:top w:val="single" w:sz="8" w:space="0" w:color="404040"/>
+              <w:left w:val="single" w:sz="8" w:space="0" w:color="404040"/>
+              <w:bottom w:val="single" w:sz="8" w:space="0" w:color="404040"/>
+              <w:right w:val="single" w:sz="8" w:space="0" w:color="404040"/>
+            </w:tcBorders>
+          </w:tcPr>
+          <w:p>
+            <w:pPr>
+              <w:spacing w:before="80" w:after="80"/>
+              <w:jc w:val="center"/>
+            </w:pPr>
+            <w:r>
+              <w:rPr>
+                <w:rFonts w:ascii="Arial" w:hAnsi="Arial"/>
+                <w:b w:val="0"/>
+                <w:color w:val="30302F"/>
+                <w:sz w:val="20"/>
+              </w:rPr>
+            </w:r>
+            <w:r>
+              <w:rPr>
+                <w:rFonts w:ascii="Arial" w:hAnsi="Arial"/>
+                <w:b w:val="0"/>
+                <w:color w:val="30302F"/>
+                <w:sz w:val="20"/>
+              </w:rPr>
+              <w:t>15,500</w:t>
+            </w:r>
+          </w:p>
+        </w:tc>
+        <w:tc>
+          <w:tcPr>
+            <w:tcW w:type="dxa" w:w="1178"/>
+            <w:tcBorders>
+              <w:top w:val="single" w:sz="8" w:space="0" w:color="404040"/>
+              <w:left w:val="single" w:sz="8" w:space="0" w:color="404040"/>
+              <w:bottom w:val="single" w:sz="8" w:space="0" w:color="404040"/>
+              <w:right w:val="single" w:sz="8" w:space="0" w:color="404040"/>
+            </w:tcBorders>
+          </w:tcPr>
+          <w:p>
+            <w:pPr>
+              <w:spacing w:before="80" w:after="80"/>
+              <w:jc w:val="center"/>
+            </w:pPr>
+            <w:r>
+              <w:rPr>
+                <w:rFonts w:ascii="Arial" w:hAnsi="Arial"/>
+                <w:b w:val="0"/>
+                <w:color w:val="30302F"/>
+                <w:sz w:val="20"/>
+              </w:rPr>
+            </w:r>
+            <w:r>
+              <w:rPr>
+                <w:rFonts w:ascii="Arial" w:hAnsi="Arial"/>
+                <w:b w:val="0"/>
+                <w:color w:val="30302F"/>
+                <w:sz w:val="20"/>
+              </w:rPr>
+              <w:t>0</w:t>
+            </w:r>
+          </w:p>
+        </w:tc>
+        <w:tc>
+          <w:tcPr>
+            <w:tcW w:type="dxa" w:w="1178"/>
+            <w:tcBorders>
+              <w:top w:val="single" w:sz="8" w:space="0" w:color="404040"/>
+              <w:left w:val="single" w:sz="8" w:space="0" w:color="404040"/>
+              <w:bottom w:val="single" w:sz="8" w:space="0" w:color="404040"/>
+              <w:right w:val="single" w:sz="8" w:space="0" w:color="404040"/>
+            </w:tcBorders>
+          </w:tcPr>
+          <w:p>
+            <w:pPr>
+              <w:spacing w:before="80" w:after="80"/>
+              <w:jc w:val="center"/>
+            </w:pPr>
+            <w:r>
+              <w:rPr>
+                <w:rFonts w:ascii="Arial" w:hAnsi="Arial"/>
+                <w:b w:val="0"/>
+                <w:color w:val="30302F"/>
+                <w:sz w:val="20"/>
+              </w:rPr>
+            </w:r>
+            <w:r>
+              <w:rPr>
+                <w:rFonts w:ascii="Arial" w:hAnsi="Arial"/>
+                <w:b w:val="0"/>
+                <w:color w:val="30302F"/>
+                <w:sz w:val="20"/>
+              </w:rPr>
+              <w:t>0</w:t>
+            </w:r>
+          </w:p>
+        </w:tc>
+        <w:tc>
+          <w:tcPr>
+            <w:tcW w:type="dxa" w:w="1178"/>
+            <w:tcBorders>
+              <w:top w:val="single" w:sz="8" w:space="0" w:color="404040"/>
+              <w:left w:val="single" w:sz="8" w:space="0" w:color="404040"/>
+              <w:bottom w:val="single" w:sz="8" w:space="0" w:color="404040"/>
+              <w:right w:val="single" w:sz="8" w:space="0" w:color="404040"/>
+            </w:tcBorders>
+          </w:tcPr>
+          <w:p>
+            <w:pPr>
+              <w:spacing w:before="80" w:after="80"/>
+              <w:jc w:val="center"/>
+            </w:pPr>
+            <w:r>
+              <w:rPr>
+                <w:rFonts w:ascii="Arial" w:hAnsi="Arial"/>
+                <w:b w:val="0"/>
+                <w:color w:val="30302F"/>
+                <w:sz w:val="20"/>
+              </w:rPr>
+            </w:r>
+            <w:r>
+              <w:rPr>
+                <w:rFonts w:ascii="Arial" w:hAnsi="Arial"/>
+                <w:b w:val="0"/>
+                <w:color w:val="30302F"/>
+                <w:sz w:val="20"/>
+              </w:rPr>
+              <w:t>10,000</w:t>
+            </w:r>
+          </w:p>
+        </w:tc>
+        <w:tc>
+          <w:tcPr>
+            <w:tcW w:type="dxa" w:w="1178"/>
+            <w:tcBorders>
+              <w:top w:val="single" w:sz="8" w:space="0" w:color="404040"/>
+              <w:left w:val="single" w:sz="8" w:space="0" w:color="404040"/>
+              <w:bottom w:val="single" w:sz="8" w:space="0" w:color="404040"/>
+              <w:right w:val="single" w:sz="8" w:space="0" w:color="404040"/>
+            </w:tcBorders>
+          </w:tcPr>
+          <w:p>
+            <w:pPr>
+              <w:spacing w:before="80" w:after="80"/>
+              <w:jc w:val="center"/>
+            </w:pPr>
+            <w:r>
+              <w:rPr>
+                <w:rFonts w:ascii="Arial" w:hAnsi="Arial"/>
+                <w:b w:val="0"/>
+                <w:color w:val="30302F"/>
+                <w:sz w:val="20"/>
+              </w:rPr>
+            </w:r>
+            <w:r>
+              <w:rPr>
+                <w:rFonts w:ascii="Arial" w:hAnsi="Arial"/>
+                <w:b w:val="0"/>
+                <w:color w:val="30302F"/>
+                <w:sz w:val="20"/>
+              </w:rPr>
+              <w:t>5,500</w:t>
+            </w:r>
+          </w:p>
+        </w:tc>
+        <w:tc>
+          <w:tcPr>
+            <w:tcW w:type="dxa" w:w="1178"/>
+            <w:tcBorders>
+              <w:top w:val="single" w:sz="8" w:space="0" w:color="404040"/>
+              <w:left w:val="single" w:sz="8" w:space="0" w:color="404040"/>
+              <w:bottom w:val="single" w:sz="8" w:space="0" w:color="404040"/>
+              <w:right w:val="single" w:sz="8" w:space="0" w:color="404040"/>
+            </w:tcBorders>
+          </w:tcPr>
+          <w:p>
+            <w:pPr>
+              <w:spacing w:before="80" w:after="80"/>
+              <w:jc w:val="center"/>
+            </w:pPr>
+            <w:r>
+              <w:rPr>
+                <w:rFonts w:ascii="Arial" w:hAnsi="Arial"/>
+                <w:b w:val="0"/>
+                <w:color w:val="30302F"/>
+                <w:sz w:val="20"/>
+              </w:rPr>
+            </w:r>
+            <w:r>
+              <w:rPr>
+                <w:rFonts w:ascii="Arial" w:hAnsi="Arial"/>
+                <w:b w:val="0"/>
+                <w:color w:val="30302F"/>
+                <w:sz w:val="20"/>
+              </w:rPr>
+              <w:t>0</w:t>
+            </w:r>
+          </w:p>
+        </w:tc>
+        <w:tc>
+          <w:tcPr>
+            <w:tcW w:type="dxa" w:w="1178"/>
+            <w:tcBorders>
+              <w:top w:val="single" w:sz="8" w:space="0" w:color="404040"/>
+              <w:left w:val="single" w:sz="8" w:space="0" w:color="404040"/>
+              <w:bottom w:val="single" w:sz="8" w:space="0" w:color="404040"/>
+              <w:right w:val="single" w:sz="8" w:space="0" w:color="404040"/>
+            </w:tcBorders>
+          </w:tcPr>
+          <w:p>
+            <w:pPr>
+              <w:spacing w:before="80" w:after="80"/>
+              <w:jc w:val="center"/>
+            </w:pPr>
+            <w:r>
+              <w:rPr>
+                <w:rFonts w:ascii="Arial" w:hAnsi="Arial"/>
+                <w:b w:val="0"/>
+                <w:color w:val="30302F"/>
+                <w:sz w:val="20"/>
+              </w:rPr>
+            </w:r>
+            <w:r>
+              <w:rPr>
+                <w:rFonts w:ascii="Arial" w:hAnsi="Arial"/>
+                <w:b w:val="0"/>
+                <w:color w:val="30302F"/>
+                <w:sz w:val="20"/>
+              </w:rPr>
+              <w:t>15,500</w:t>
+            </w:r>
+          </w:p>
+        </w:tc>
+      </w:tr>
+      <w:tr>
+        <w:tc>
+          <w:tcPr>
+            <w:tcW w:type="dxa" w:w="1178"/>
+            <w:tcBorders>
+              <w:top w:val="single" w:sz="8" w:space="0" w:color="404040"/>
+              <w:left w:val="single" w:sz="8" w:space="0" w:color="404040"/>
+              <w:bottom w:val="single" w:sz="8" w:space="0" w:color="404040"/>
+              <w:right w:val="single" w:sz="8" w:space="0" w:color="404040"/>
+            </w:tcBorders>
+            <w:shd w:fill="0A5455" w:val="clear"/>
+          </w:tcPr>
+          <w:p>
+            <w:pPr>
+              <w:spacing w:before="80" w:after="80"/>
+              <w:jc w:val="left"/>
+            </w:pPr>
+            <w:r>
+              <w:rPr>
+                <w:rFonts w:ascii="Arial" w:hAnsi="Arial"/>
+                <w:b/>
+                <w:color w:val="FFFFFF"/>
+                <w:sz w:val="20"/>
+              </w:rPr>
+            </w:r>
+            <w:r>
+              <w:rPr>
+                <w:rFonts w:ascii="Arial" w:hAnsi="Arial"/>
+                <w:b/>
+                <w:color w:val="FFFFFF"/>
+                <w:sz w:val="20"/>
+              </w:rPr>
+              <w:t>Nursery habitat</w:t>
+            </w:r>
+          </w:p>
+        </w:tc>
+        <w:tc>
+          <w:tcPr>
+            <w:tcW w:type="dxa" w:w="1178"/>
+            <w:tcBorders>
+              <w:top w:val="single" w:sz="8" w:space="0" w:color="404040"/>
+              <w:left w:val="single" w:sz="8" w:space="0" w:color="404040"/>
+              <w:bottom w:val="single" w:sz="8" w:space="0" w:color="404040"/>
+              <w:right w:val="single" w:sz="8" w:space="0" w:color="404040"/>
+            </w:tcBorders>
+            <w:shd w:fill="0A5455" w:val="clear"/>
+          </w:tcPr>
+          <w:p>
+            <w:pPr>
+              <w:spacing w:before="80" w:after="80"/>
+              <w:jc w:val="center"/>
+            </w:pPr>
+            <w:r>
+              <w:rPr>
+                <w:rFonts w:ascii="Arial" w:hAnsi="Arial"/>
+                <w:b w:val="0"/>
+                <w:color w:val="FFFFFF"/>
+                <w:sz w:val="18"/>
+              </w:rPr>
+            </w:r>
+            <w:r>
+              <w:rPr>
+                <w:rFonts w:ascii="Arial" w:hAnsi="Arial"/>
+                <w:b w:val="0"/>
+                <w:color w:val="FFFFFF"/>
+                <w:sz w:val="18"/>
+              </w:rPr>
+              <w:t>kg/yr</w:t>
+            </w:r>
+          </w:p>
+        </w:tc>
+        <w:tc>
+          <w:tcPr>
+            <w:tcW w:type="dxa" w:w="1178"/>
+            <w:tcBorders>
+              <w:top w:val="single" w:sz="8" w:space="0" w:color="404040"/>
+              <w:left w:val="single" w:sz="8" w:space="0" w:color="404040"/>
+              <w:bottom w:val="single" w:sz="8" w:space="0" w:color="404040"/>
+              <w:right w:val="single" w:sz="8" w:space="0" w:color="404040"/>
+            </w:tcBorders>
+          </w:tcPr>
+          <w:p>
+            <w:pPr>
+              <w:spacing w:before="80" w:after="80"/>
+              <w:jc w:val="center"/>
+            </w:pPr>
+            <w:r>
+              <w:rPr>
+                <w:rFonts w:ascii="Arial" w:hAnsi="Arial"/>
+                <w:b w:val="0"/>
+                <w:color w:val="30302F"/>
+                <w:sz w:val="20"/>
+              </w:rPr>
+            </w:r>
+            <w:r>
+              <w:rPr>
+                <w:rFonts w:ascii="Arial" w:hAnsi="Arial"/>
+                <w:b w:val="0"/>
+                <w:color w:val="30302F"/>
+                <w:sz w:val="20"/>
+              </w:rPr>
+              <w:t>4,500</w:t>
+            </w:r>
+          </w:p>
+        </w:tc>
+        <w:tc>
+          <w:tcPr>
+            <w:tcW w:type="dxa" w:w="1178"/>
+            <w:tcBorders>
+              <w:top w:val="single" w:sz="8" w:space="0" w:color="404040"/>
+              <w:left w:val="single" w:sz="8" w:space="0" w:color="404040"/>
+              <w:bottom w:val="single" w:sz="8" w:space="0" w:color="404040"/>
+              <w:right w:val="single" w:sz="8" w:space="0" w:color="404040"/>
+            </w:tcBorders>
+          </w:tcPr>
+          <w:p>
+            <w:pPr>
+              <w:spacing w:before="80" w:after="80"/>
+              <w:jc w:val="center"/>
+            </w:pPr>
+            <w:r>
+              <w:rPr>
+                <w:rFonts w:ascii="Arial" w:hAnsi="Arial"/>
+                <w:b w:val="0"/>
+                <w:color w:val="30302F"/>
+                <w:sz w:val="20"/>
+              </w:rPr>
+            </w:r>
+            <w:r>
+              <w:rPr>
+                <w:rFonts w:ascii="Arial" w:hAnsi="Arial"/>
+                <w:b w:val="0"/>
+                <w:color w:val="30302F"/>
+                <w:sz w:val="20"/>
+              </w:rPr>
+              <w:t>2,800</w:t>
+            </w:r>
+          </w:p>
+        </w:tc>
+        <w:tc>
+          <w:tcPr>
+            <w:tcW w:type="dxa" w:w="1178"/>
+            <w:tcBorders>
+              <w:top w:val="single" w:sz="8" w:space="0" w:color="404040"/>
+              <w:left w:val="single" w:sz="8" w:space="0" w:color="404040"/>
+              <w:bottom w:val="single" w:sz="8" w:space="0" w:color="404040"/>
+              <w:right w:val="single" w:sz="8" w:space="0" w:color="404040"/>
+            </w:tcBorders>
+          </w:tcPr>
+          <w:p>
+            <w:pPr>
+              <w:spacing w:before="80" w:after="80"/>
+              <w:jc w:val="center"/>
+            </w:pPr>
+            <w:r>
+              <w:rPr>
+                <w:rFonts w:ascii="Arial" w:hAnsi="Arial"/>
+                <w:b w:val="0"/>
+                <w:color w:val="30302F"/>
+                <w:sz w:val="20"/>
+              </w:rPr>
+            </w:r>
+            <w:r>
+              <w:rPr>
+                <w:rFonts w:ascii="Arial" w:hAnsi="Arial"/>
+                <w:b w:val="0"/>
+                <w:color w:val="30302F"/>
+                <w:sz w:val="20"/>
+              </w:rPr>
+              <w:t>0</w:t>
+            </w:r>
+          </w:p>
+        </w:tc>
+        <w:tc>
+          <w:tcPr>
+            <w:tcW w:type="dxa" w:w="1178"/>
+            <w:tcBorders>
+              <w:top w:val="single" w:sz="8" w:space="0" w:color="404040"/>
+              <w:left w:val="single" w:sz="8" w:space="0" w:color="404040"/>
+              <w:bottom w:val="single" w:sz="8" w:space="0" w:color="404040"/>
+              <w:right w:val="single" w:sz="8" w:space="0" w:color="404040"/>
+            </w:tcBorders>
+          </w:tcPr>
+          <w:p>
+            <w:pPr>
+              <w:spacing w:before="80" w:after="80"/>
+              <w:jc w:val="center"/>
+            </w:pPr>
+            <w:r>
+              <w:rPr>
+                <w:rFonts w:ascii="Arial" w:hAnsi="Arial"/>
+                <w:b w:val="0"/>
+                <w:color w:val="30302F"/>
+                <w:sz w:val="20"/>
+              </w:rPr>
+            </w:r>
+            <w:r>
+              <w:rPr>
+                <w:rFonts w:ascii="Arial" w:hAnsi="Arial"/>
+                <w:b w:val="0"/>
+                <w:color w:val="30302F"/>
+                <w:sz w:val="20"/>
+              </w:rPr>
+              <w:t>7,300</w:t>
+            </w:r>
+          </w:p>
+        </w:tc>
+        <w:tc>
+          <w:tcPr>
+            <w:tcW w:type="dxa" w:w="1178"/>
+            <w:tcBorders>
+              <w:top w:val="single" w:sz="8" w:space="0" w:color="404040"/>
+              <w:left w:val="single" w:sz="8" w:space="0" w:color="404040"/>
+              <w:bottom w:val="single" w:sz="8" w:space="0" w:color="404040"/>
+              <w:right w:val="single" w:sz="8" w:space="0" w:color="404040"/>
+            </w:tcBorders>
+          </w:tcPr>
+          <w:p>
+            <w:pPr>
+              <w:spacing w:before="80" w:after="80"/>
+              <w:jc w:val="center"/>
+            </w:pPr>
+            <w:r>
+              <w:rPr>
+                <w:rFonts w:ascii="Arial" w:hAnsi="Arial"/>
+                <w:b w:val="0"/>
+                <w:color w:val="30302F"/>
+                <w:sz w:val="20"/>
+              </w:rPr>
+            </w:r>
+            <w:r>
+              <w:rPr>
+                <w:rFonts w:ascii="Arial" w:hAnsi="Arial"/>
+                <w:b w:val="0"/>
+                <w:color w:val="30302F"/>
+                <w:sz w:val="20"/>
+              </w:rPr>
+              <w:t>7,300</w:t>
+            </w:r>
+          </w:p>
+        </w:tc>
+        <w:tc>
+          <w:tcPr>
+            <w:tcW w:type="dxa" w:w="1178"/>
+            <w:tcBorders>
+              <w:top w:val="single" w:sz="8" w:space="0" w:color="404040"/>
+              <w:left w:val="single" w:sz="8" w:space="0" w:color="404040"/>
+              <w:bottom w:val="single" w:sz="8" w:space="0" w:color="404040"/>
+              <w:right w:val="single" w:sz="8" w:space="0" w:color="404040"/>
+            </w:tcBorders>
+          </w:tcPr>
+          <w:p>
+            <w:pPr>
+              <w:spacing w:before="80" w:after="80"/>
+              <w:jc w:val="center"/>
+            </w:pPr>
+            <w:r>
+              <w:rPr>
+                <w:rFonts w:ascii="Arial" w:hAnsi="Arial"/>
+                <w:b w:val="0"/>
+                <w:color w:val="30302F"/>
+                <w:sz w:val="20"/>
+              </w:rPr>
+            </w:r>
+            <w:r>
+              <w:rPr>
+                <w:rFonts w:ascii="Arial" w:hAnsi="Arial"/>
+                <w:b w:val="0"/>
+                <w:color w:val="30302F"/>
+                <w:sz w:val="20"/>
+              </w:rPr>
+              <w:t>0</w:t>
+            </w:r>
+          </w:p>
+        </w:tc>
+        <w:tc>
+          <w:tcPr>
+            <w:tcW w:type="dxa" w:w="1178"/>
+            <w:tcBorders>
+              <w:top w:val="single" w:sz="8" w:space="0" w:color="404040"/>
+              <w:left w:val="single" w:sz="8" w:space="0" w:color="404040"/>
+              <w:bottom w:val="single" w:sz="8" w:space="0" w:color="404040"/>
+              <w:right w:val="single" w:sz="8" w:space="0" w:color="404040"/>
+            </w:tcBorders>
+          </w:tcPr>
+          <w:p>
+            <w:pPr>
+              <w:spacing w:before="80" w:after="80"/>
+              <w:jc w:val="center"/>
+            </w:pPr>
+            <w:r>
+              <w:rPr>
+                <w:rFonts w:ascii="Arial" w:hAnsi="Arial"/>
+                <w:b w:val="0"/>
+                <w:color w:val="30302F"/>
+                <w:sz w:val="20"/>
+              </w:rPr>
+            </w:r>
+            <w:r>
+              <w:rPr>
+                <w:rFonts w:ascii="Arial" w:hAnsi="Arial"/>
+                <w:b w:val="0"/>
+                <w:color w:val="30302F"/>
+                <w:sz w:val="20"/>
+              </w:rPr>
+              <w:t>0</w:t>
+            </w:r>
+          </w:p>
+        </w:tc>
+        <w:tc>
+          <w:tcPr>
+            <w:tcW w:type="dxa" w:w="1178"/>
+            <w:tcBorders>
+              <w:top w:val="single" w:sz="8" w:space="0" w:color="404040"/>
+              <w:left w:val="single" w:sz="8" w:space="0" w:color="404040"/>
+              <w:bottom w:val="single" w:sz="8" w:space="0" w:color="404040"/>
+              <w:right w:val="single" w:sz="8" w:space="0" w:color="404040"/>
+            </w:tcBorders>
+          </w:tcPr>
+          <w:p>
+            <w:pPr>
+              <w:spacing w:before="80" w:after="80"/>
+              <w:jc w:val="center"/>
+            </w:pPr>
+            <w:r>
+              <w:rPr>
+                <w:rFonts w:ascii="Arial" w:hAnsi="Arial"/>
+                <w:b w:val="0"/>
+                <w:color w:val="30302F"/>
+                <w:sz w:val="20"/>
+              </w:rPr>
+            </w:r>
+            <w:r>
+              <w:rPr>
+                <w:rFonts w:ascii="Arial" w:hAnsi="Arial"/>
+                <w:b w:val="0"/>
+                <w:color w:val="30302F"/>
+                <w:sz w:val="20"/>
+              </w:rPr>
+              <w:t>0</w:t>
+            </w:r>
+          </w:p>
+        </w:tc>
+        <w:tc>
+          <w:tcPr>
+            <w:tcW w:type="dxa" w:w="1178"/>
+            <w:tcBorders>
+              <w:top w:val="single" w:sz="8" w:space="0" w:color="404040"/>
+              <w:left w:val="single" w:sz="8" w:space="0" w:color="404040"/>
+              <w:bottom w:val="single" w:sz="8" w:space="0" w:color="404040"/>
+              <w:right w:val="single" w:sz="8" w:space="0" w:color="404040"/>
+            </w:tcBorders>
+          </w:tcPr>
+          <w:p>
+            <w:pPr>
+              <w:spacing w:before="80" w:after="80"/>
+              <w:jc w:val="center"/>
+            </w:pPr>
+            <w:r>
+              <w:rPr>
+                <w:rFonts w:ascii="Arial" w:hAnsi="Arial"/>
+                <w:b w:val="0"/>
+                <w:color w:val="30302F"/>
+                <w:sz w:val="20"/>
+              </w:rPr>
+            </w:r>
+            <w:r>
+              <w:rPr>
+                <w:rFonts w:ascii="Arial" w:hAnsi="Arial"/>
+                <w:b w:val="0"/>
+                <w:color w:val="30302F"/>
+                <w:sz w:val="20"/>
+              </w:rPr>
+              <w:t>0</w:t>
+            </w:r>
+          </w:p>
+        </w:tc>
+        <w:tc>
+          <w:tcPr>
+            <w:tcW w:type="dxa" w:w="1178"/>
+            <w:tcBorders>
+              <w:top w:val="single" w:sz="8" w:space="0" w:color="404040"/>
+              <w:left w:val="single" w:sz="8" w:space="0" w:color="404040"/>
+              <w:bottom w:val="single" w:sz="8" w:space="0" w:color="404040"/>
+              <w:right w:val="single" w:sz="8" w:space="0" w:color="404040"/>
+            </w:tcBorders>
+          </w:tcPr>
+          <w:p>
+            <w:pPr>
+              <w:spacing w:before="80" w:after="80"/>
+              <w:jc w:val="center"/>
+            </w:pPr>
+            <w:r>
+              <w:rPr>
+                <w:rFonts w:ascii="Arial" w:hAnsi="Arial"/>
+                <w:b w:val="0"/>
+                <w:color w:val="30302F"/>
+                <w:sz w:val="20"/>
+              </w:rPr>
+            </w:r>
+            <w:r>
+              <w:rPr>
+                <w:rFonts w:ascii="Arial" w:hAnsi="Arial"/>
+                <w:b w:val="0"/>
+                <w:color w:val="30302F"/>
+                <w:sz w:val="20"/>
+              </w:rPr>
+              <w:t>7,300</w:t>
+            </w:r>
+          </w:p>
+        </w:tc>
+      </w:tr>
+      <w:tr>
+        <w:tc>
+          <w:tcPr>
+            <w:tcW w:type="dxa" w:w="1178"/>
+            <w:tcBorders>
+              <w:top w:val="single" w:sz="8" w:space="0" w:color="404040"/>
+              <w:left w:val="single" w:sz="8" w:space="0" w:color="404040"/>
+              <w:bottom w:val="single" w:sz="8" w:space="0" w:color="404040"/>
+              <w:right w:val="single" w:sz="8" w:space="0" w:color="404040"/>
+            </w:tcBorders>
+            <w:shd w:fill="0A5455" w:val="clear"/>
+          </w:tcPr>
+          <w:p>
+            <w:pPr>
+              <w:spacing w:before="80" w:after="80"/>
+              <w:jc w:val="left"/>
+            </w:pPr>
+            <w:r>
+              <w:rPr>
+                <w:rFonts w:ascii="Arial" w:hAnsi="Arial"/>
+                <w:b/>
+                <w:color w:val="FFFFFF"/>
+                <w:sz w:val="20"/>
+              </w:rPr>
+            </w:r>
+            <w:r>
+              <w:rPr>
+                <w:rFonts w:ascii="Arial" w:hAnsi="Arial"/>
+                <w:b/>
+                <w:color w:val="FFFFFF"/>
+                <w:sz w:val="20"/>
+              </w:rPr>
+              <w:t>Recreation</w:t>
+            </w:r>
+          </w:p>
+        </w:tc>
+        <w:tc>
+          <w:tcPr>
+            <w:tcW w:type="dxa" w:w="1178"/>
+            <w:tcBorders>
+              <w:top w:val="single" w:sz="8" w:space="0" w:color="404040"/>
+              <w:left w:val="single" w:sz="8" w:space="0" w:color="404040"/>
+              <w:bottom w:val="single" w:sz="8" w:space="0" w:color="404040"/>
+              <w:right w:val="single" w:sz="8" w:space="0" w:color="404040"/>
+            </w:tcBorders>
+            <w:shd w:fill="0A5455" w:val="clear"/>
+          </w:tcPr>
+          <w:p>
+            <w:pPr>
+              <w:spacing w:before="80" w:after="80"/>
+              <w:jc w:val="center"/>
+            </w:pPr>
+            <w:r>
+              <w:rPr>
+                <w:rFonts w:ascii="Arial" w:hAnsi="Arial"/>
+                <w:b w:val="0"/>
+                <w:color w:val="FFFFFF"/>
+                <w:sz w:val="18"/>
+              </w:rPr>
+            </w:r>
+            <w:r>
+              <w:rPr>
+                <w:rFonts w:ascii="Arial" w:hAnsi="Arial"/>
+                <w:b w:val="0"/>
+                <w:color w:val="FFFFFF"/>
+                <w:sz w:val="18"/>
+              </w:rPr>
+              <w:t>visitors/yr</w:t>
+            </w:r>
+          </w:p>
+        </w:tc>
+        <w:tc>
+          <w:tcPr>
+            <w:tcW w:type="dxa" w:w="1178"/>
+            <w:tcBorders>
+              <w:top w:val="single" w:sz="8" w:space="0" w:color="404040"/>
+              <w:left w:val="single" w:sz="8" w:space="0" w:color="404040"/>
+              <w:bottom w:val="single" w:sz="8" w:space="0" w:color="404040"/>
+              <w:right w:val="single" w:sz="8" w:space="0" w:color="404040"/>
+            </w:tcBorders>
+          </w:tcPr>
+          <w:p>
+            <w:pPr>
+              <w:spacing w:before="80" w:after="80"/>
+              <w:jc w:val="center"/>
+            </w:pPr>
+            <w:r>
+              <w:rPr>
+                <w:rFonts w:ascii="Arial" w:hAnsi="Arial"/>
+                <w:b w:val="0"/>
+                <w:color w:val="30302F"/>
+                <w:sz w:val="20"/>
+              </w:rPr>
+            </w:r>
+            <w:r>
+              <w:rPr>
+                <w:rFonts w:ascii="Arial" w:hAnsi="Arial"/>
+                <w:b w:val="0"/>
+                <w:color w:val="30302F"/>
+                <w:sz w:val="20"/>
+              </w:rPr>
+              <w:t>15,000</w:t>
+            </w:r>
+          </w:p>
+        </w:tc>
+        <w:tc>
+          <w:tcPr>
+            <w:tcW w:type="dxa" w:w="1178"/>
+            <w:tcBorders>
+              <w:top w:val="single" w:sz="8" w:space="0" w:color="404040"/>
+              <w:left w:val="single" w:sz="8" w:space="0" w:color="404040"/>
+              <w:bottom w:val="single" w:sz="8" w:space="0" w:color="404040"/>
+              <w:right w:val="single" w:sz="8" w:space="0" w:color="404040"/>
+            </w:tcBorders>
+          </w:tcPr>
+          <w:p>
+            <w:pPr>
+              <w:spacing w:before="80" w:after="80"/>
+              <w:jc w:val="center"/>
+            </w:pPr>
+            <w:r>
+              <w:rPr>
+                <w:rFonts w:ascii="Arial" w:hAnsi="Arial"/>
+                <w:b w:val="0"/>
+                <w:color w:val="30302F"/>
+                <w:sz w:val="20"/>
+              </w:rPr>
+            </w:r>
+            <w:r>
+              <w:rPr>
+                <w:rFonts w:ascii="Arial" w:hAnsi="Arial"/>
+                <w:b w:val="0"/>
+                <w:color w:val="30302F"/>
+                <w:sz w:val="20"/>
+              </w:rPr>
+              <w:t>0</w:t>
+            </w:r>
+          </w:p>
+        </w:tc>
+        <w:tc>
+          <w:tcPr>
+            <w:tcW w:type="dxa" w:w="1178"/>
+            <w:tcBorders>
+              <w:top w:val="single" w:sz="8" w:space="0" w:color="404040"/>
+              <w:left w:val="single" w:sz="8" w:space="0" w:color="404040"/>
+              <w:bottom w:val="single" w:sz="8" w:space="0" w:color="404040"/>
+              <w:right w:val="single" w:sz="8" w:space="0" w:color="404040"/>
+            </w:tcBorders>
+          </w:tcPr>
+          <w:p>
+            <w:pPr>
+              <w:spacing w:before="80" w:after="80"/>
+              <w:jc w:val="center"/>
+            </w:pPr>
+            <w:r>
+              <w:rPr>
+                <w:rFonts w:ascii="Arial" w:hAnsi="Arial"/>
+                <w:b w:val="0"/>
+                <w:color w:val="30302F"/>
+                <w:sz w:val="20"/>
+              </w:rPr>
+            </w:r>
+            <w:r>
+              <w:rPr>
+                <w:rFonts w:ascii="Arial" w:hAnsi="Arial"/>
+                <w:b w:val="0"/>
+                <w:color w:val="30302F"/>
+                <w:sz w:val="20"/>
+              </w:rPr>
+              <w:t>2,400</w:t>
+            </w:r>
+          </w:p>
+        </w:tc>
+        <w:tc>
+          <w:tcPr>
+            <w:tcW w:type="dxa" w:w="1178"/>
+            <w:tcBorders>
+              <w:top w:val="single" w:sz="8" w:space="0" w:color="404040"/>
+              <w:left w:val="single" w:sz="8" w:space="0" w:color="404040"/>
+              <w:bottom w:val="single" w:sz="8" w:space="0" w:color="404040"/>
+              <w:right w:val="single" w:sz="8" w:space="0" w:color="404040"/>
+            </w:tcBorders>
+          </w:tcPr>
+          <w:p>
+            <w:pPr>
+              <w:spacing w:before="80" w:after="80"/>
+              <w:jc w:val="center"/>
+            </w:pPr>
+            <w:r>
+              <w:rPr>
+                <w:rFonts w:ascii="Arial" w:hAnsi="Arial"/>
+                <w:b w:val="0"/>
+                <w:color w:val="30302F"/>
+                <w:sz w:val="20"/>
+              </w:rPr>
+            </w:r>
+            <w:r>
+              <w:rPr>
+                <w:rFonts w:ascii="Arial" w:hAnsi="Arial"/>
+                <w:b w:val="0"/>
+                <w:color w:val="30302F"/>
+                <w:sz w:val="20"/>
+              </w:rPr>
+              <w:t>17,400</w:t>
+            </w:r>
+          </w:p>
+        </w:tc>
+        <w:tc>
+          <w:tcPr>
+            <w:tcW w:type="dxa" w:w="1178"/>
+            <w:tcBorders>
+              <w:top w:val="single" w:sz="8" w:space="0" w:color="404040"/>
+              <w:left w:val="single" w:sz="8" w:space="0" w:color="404040"/>
+              <w:bottom w:val="single" w:sz="8" w:space="0" w:color="404040"/>
+              <w:right w:val="single" w:sz="8" w:space="0" w:color="404040"/>
+            </w:tcBorders>
+          </w:tcPr>
+          <w:p>
+            <w:pPr>
+              <w:spacing w:before="80" w:after="80"/>
+              <w:jc w:val="center"/>
+            </w:pPr>
+            <w:r>
+              <w:rPr>
+                <w:rFonts w:ascii="Arial" w:hAnsi="Arial"/>
+                <w:b w:val="0"/>
+                <w:color w:val="30302F"/>
+                <w:sz w:val="20"/>
+              </w:rPr>
+            </w:r>
+            <w:r>
+              <w:rPr>
+                <w:rFonts w:ascii="Arial" w:hAnsi="Arial"/>
+                <w:b w:val="0"/>
+                <w:color w:val="30302F"/>
+                <w:sz w:val="20"/>
+              </w:rPr>
+              <w:t>0</w:t>
+            </w:r>
+          </w:p>
+        </w:tc>
+        <w:tc>
+          <w:tcPr>
+            <w:tcW w:type="dxa" w:w="1178"/>
+            <w:tcBorders>
+              <w:top w:val="single" w:sz="8" w:space="0" w:color="404040"/>
+              <w:left w:val="single" w:sz="8" w:space="0" w:color="404040"/>
+              <w:bottom w:val="single" w:sz="8" w:space="0" w:color="404040"/>
+              <w:right w:val="single" w:sz="8" w:space="0" w:color="404040"/>
+            </w:tcBorders>
+          </w:tcPr>
+          <w:p>
+            <w:pPr>
+              <w:spacing w:before="80" w:after="80"/>
+              <w:jc w:val="center"/>
+            </w:pPr>
+            <w:r>
+              <w:rPr>
+                <w:rFonts w:ascii="Arial" w:hAnsi="Arial"/>
+                <w:b w:val="0"/>
+                <w:color w:val="30302F"/>
+                <w:sz w:val="20"/>
+              </w:rPr>
+            </w:r>
+            <w:r>
+              <w:rPr>
+                <w:rFonts w:ascii="Arial" w:hAnsi="Arial"/>
+                <w:b w:val="0"/>
+                <w:color w:val="30302F"/>
+                <w:sz w:val="20"/>
+              </w:rPr>
+              <w:t>15,000</w:t>
+            </w:r>
+          </w:p>
+        </w:tc>
+        <w:tc>
+          <w:tcPr>
+            <w:tcW w:type="dxa" w:w="1178"/>
+            <w:tcBorders>
+              <w:top w:val="single" w:sz="8" w:space="0" w:color="404040"/>
+              <w:left w:val="single" w:sz="8" w:space="0" w:color="404040"/>
+              <w:bottom w:val="single" w:sz="8" w:space="0" w:color="404040"/>
+              <w:right w:val="single" w:sz="8" w:space="0" w:color="404040"/>
+            </w:tcBorders>
+          </w:tcPr>
+          <w:p>
+            <w:pPr>
+              <w:spacing w:before="80" w:after="80"/>
+              <w:jc w:val="center"/>
+            </w:pPr>
+            <w:r>
+              <w:rPr>
+                <w:rFonts w:ascii="Arial" w:hAnsi="Arial"/>
+                <w:b w:val="0"/>
+                <w:color w:val="30302F"/>
+                <w:sz w:val="20"/>
+              </w:rPr>
+            </w:r>
+            <w:r>
+              <w:rPr>
+                <w:rFonts w:ascii="Arial" w:hAnsi="Arial"/>
+                <w:b w:val="0"/>
+                <w:color w:val="30302F"/>
+                <w:sz w:val="20"/>
+              </w:rPr>
+              <w:t>2,400</w:t>
+            </w:r>
+          </w:p>
+        </w:tc>
+        <w:tc>
+          <w:tcPr>
+            <w:tcW w:type="dxa" w:w="1178"/>
+            <w:tcBorders>
+              <w:top w:val="single" w:sz="8" w:space="0" w:color="404040"/>
+              <w:left w:val="single" w:sz="8" w:space="0" w:color="404040"/>
+              <w:bottom w:val="single" w:sz="8" w:space="0" w:color="404040"/>
+              <w:right w:val="single" w:sz="8" w:space="0" w:color="404040"/>
+            </w:tcBorders>
+          </w:tcPr>
+          <w:p>
+            <w:pPr>
+              <w:spacing w:before="80" w:after="80"/>
+              <w:jc w:val="center"/>
+            </w:pPr>
+            <w:r>
+              <w:rPr>
+                <w:rFonts w:ascii="Arial" w:hAnsi="Arial"/>
+                <w:b w:val="0"/>
+                <w:color w:val="30302F"/>
+                <w:sz w:val="20"/>
+              </w:rPr>
+            </w:r>
+            <w:r>
+              <w:rPr>
+                <w:rFonts w:ascii="Arial" w:hAnsi="Arial"/>
+                <w:b w:val="0"/>
+                <w:color w:val="30302F"/>
+                <w:sz w:val="20"/>
+              </w:rPr>
+              <w:t>0</w:t>
+            </w:r>
+          </w:p>
+        </w:tc>
+        <w:tc>
+          <w:tcPr>
+            <w:tcW w:type="dxa" w:w="1178"/>
+            <w:tcBorders>
+              <w:top w:val="single" w:sz="8" w:space="0" w:color="404040"/>
+              <w:left w:val="single" w:sz="8" w:space="0" w:color="404040"/>
+              <w:bottom w:val="single" w:sz="8" w:space="0" w:color="404040"/>
+              <w:right w:val="single" w:sz="8" w:space="0" w:color="404040"/>
+            </w:tcBorders>
+          </w:tcPr>
+          <w:p>
+            <w:pPr>
+              <w:spacing w:before="80" w:after="80"/>
+              <w:jc w:val="center"/>
+            </w:pPr>
+            <w:r>
+              <w:rPr>
+                <w:rFonts w:ascii="Arial" w:hAnsi="Arial"/>
+                <w:b w:val="0"/>
+                <w:color w:val="30302F"/>
+                <w:sz w:val="20"/>
+              </w:rPr>
+            </w:r>
+            <w:r>
+              <w:rPr>
+                <w:rFonts w:ascii="Arial" w:hAnsi="Arial"/>
+                <w:b w:val="0"/>
+                <w:color w:val="30302F"/>
+                <w:sz w:val="20"/>
+              </w:rPr>
+              <w:t>0</w:t>
+            </w:r>
+          </w:p>
+        </w:tc>
+        <w:tc>
+          <w:tcPr>
+            <w:tcW w:type="dxa" w:w="1178"/>
+            <w:tcBorders>
+              <w:top w:val="single" w:sz="8" w:space="0" w:color="404040"/>
+              <w:left w:val="single" w:sz="8" w:space="0" w:color="404040"/>
+              <w:bottom w:val="single" w:sz="8" w:space="0" w:color="404040"/>
+              <w:right w:val="single" w:sz="8" w:space="0" w:color="404040"/>
+            </w:tcBorders>
+          </w:tcPr>
+          <w:p>
+            <w:pPr>
+              <w:spacing w:before="80" w:after="80"/>
+              <w:jc w:val="center"/>
+            </w:pPr>
+            <w:r>
+              <w:rPr>
+                <w:rFonts w:ascii="Arial" w:hAnsi="Arial"/>
+                <w:b w:val="0"/>
+                <w:color w:val="30302F"/>
+                <w:sz w:val="20"/>
+              </w:rPr>
+            </w:r>
+            <w:r>
+              <w:rPr>
+                <w:rFonts w:ascii="Arial" w:hAnsi="Arial"/>
+                <w:b w:val="0"/>
+                <w:color w:val="30302F"/>
+                <w:sz w:val="20"/>
+              </w:rPr>
+              <w:t>17,400</w:t>
+            </w:r>
+          </w:p>
+        </w:tc>
+      </w:tr>
+      <w:tr>
+        <w:tc>
+          <w:tcPr>
+            <w:tcW w:type="dxa" w:w="1178"/>
+            <w:tcBorders>
+              <w:top w:val="single" w:sz="8" w:space="0" w:color="404040"/>
+              <w:left w:val="single" w:sz="8" w:space="0" w:color="404040"/>
+              <w:bottom w:val="single" w:sz="8" w:space="0" w:color="404040"/>
+              <w:right w:val="single" w:sz="8" w:space="0" w:color="404040"/>
+            </w:tcBorders>
+            <w:shd w:fill="0A5455" w:val="clear"/>
+          </w:tcPr>
+          <w:p>
+            <w:pPr>
+              <w:spacing w:before="80" w:after="80"/>
+              <w:jc w:val="left"/>
+            </w:pPr>
+            <w:r>
+              <w:rPr>
+                <w:rFonts w:ascii="Arial" w:hAnsi="Arial"/>
+                <w:b/>
+                <w:color w:val="FFFFFF"/>
+                <w:sz w:val="20"/>
+              </w:rPr>
+            </w:r>
+            <w:r>
+              <w:rPr>
+                <w:rFonts w:ascii="Arial" w:hAnsi="Arial"/>
+                <w:b/>
+                <w:color w:val="FFFFFF"/>
+                <w:sz w:val="20"/>
+              </w:rPr>
+              <w:t>Gleaning</w:t>
+            </w:r>
+          </w:p>
+        </w:tc>
+        <w:tc>
+          <w:tcPr>
+            <w:tcW w:type="dxa" w:w="1178"/>
+            <w:tcBorders>
+              <w:top w:val="single" w:sz="8" w:space="0" w:color="404040"/>
+              <w:left w:val="single" w:sz="8" w:space="0" w:color="404040"/>
+              <w:bottom w:val="single" w:sz="8" w:space="0" w:color="404040"/>
+              <w:right w:val="single" w:sz="8" w:space="0" w:color="404040"/>
+            </w:tcBorders>
+            <w:shd w:fill="0A5455" w:val="clear"/>
+          </w:tcPr>
+          <w:p>
+            <w:pPr>
+              <w:spacing w:before="80" w:after="80"/>
+              <w:jc w:val="center"/>
+            </w:pPr>
+            <w:r>
+              <w:rPr>
+                <w:rFonts w:ascii="Arial" w:hAnsi="Arial"/>
+                <w:b w:val="0"/>
+                <w:color w:val="FFFFFF"/>
+                <w:sz w:val="18"/>
+              </w:rPr>
+            </w:r>
+            <w:r>
+              <w:rPr>
+                <w:rFonts w:ascii="Arial" w:hAnsi="Arial"/>
+                <w:b w:val="0"/>
+                <w:color w:val="FFFFFF"/>
+                <w:sz w:val="18"/>
+              </w:rPr>
+              <w:t>hours/yr</w:t>
+            </w:r>
+          </w:p>
+        </w:tc>
+        <w:tc>
+          <w:tcPr>
+            <w:tcW w:type="dxa" w:w="1178"/>
+            <w:tcBorders>
+              <w:top w:val="single" w:sz="8" w:space="0" w:color="404040"/>
+              <w:left w:val="single" w:sz="8" w:space="0" w:color="404040"/>
+              <w:bottom w:val="single" w:sz="8" w:space="0" w:color="404040"/>
+              <w:right w:val="single" w:sz="8" w:space="0" w:color="404040"/>
+            </w:tcBorders>
+          </w:tcPr>
+          <w:p>
+            <w:pPr>
+              <w:spacing w:before="80" w:after="80"/>
+              <w:jc w:val="center"/>
+            </w:pPr>
+            <w:r>
+              <w:rPr>
+                <w:rFonts w:ascii="Arial" w:hAnsi="Arial"/>
+                <w:b w:val="0"/>
+                <w:color w:val="30302F"/>
+                <w:sz w:val="20"/>
+              </w:rPr>
+            </w:r>
+            <w:r>
+              <w:rPr>
+                <w:rFonts w:ascii="Arial" w:hAnsi="Arial"/>
+                <w:b w:val="0"/>
+                <w:color w:val="30302F"/>
+                <w:sz w:val="20"/>
+              </w:rPr>
+              <w:t>0</w:t>
+            </w:r>
+          </w:p>
+        </w:tc>
+        <w:tc>
+          <w:tcPr>
+            <w:tcW w:type="dxa" w:w="1178"/>
+            <w:tcBorders>
+              <w:top w:val="single" w:sz="8" w:space="0" w:color="404040"/>
+              <w:left w:val="single" w:sz="8" w:space="0" w:color="404040"/>
+              <w:bottom w:val="single" w:sz="8" w:space="0" w:color="404040"/>
+              <w:right w:val="single" w:sz="8" w:space="0" w:color="404040"/>
+            </w:tcBorders>
+          </w:tcPr>
+          <w:p>
+            <w:pPr>
+              <w:spacing w:before="80" w:after="80"/>
+              <w:jc w:val="center"/>
+            </w:pPr>
+            <w:r>
+              <w:rPr>
+                <w:rFonts w:ascii="Arial" w:hAnsi="Arial"/>
+                <w:b w:val="0"/>
+                <w:color w:val="30302F"/>
+                <w:sz w:val="20"/>
+              </w:rPr>
+            </w:r>
+            <w:r>
+              <w:rPr>
+                <w:rFonts w:ascii="Arial" w:hAnsi="Arial"/>
+                <w:b w:val="0"/>
+                <w:color w:val="30302F"/>
+                <w:sz w:val="20"/>
+              </w:rPr>
+              <w:t>18,000</w:t>
+            </w:r>
+          </w:p>
+        </w:tc>
+        <w:tc>
+          <w:tcPr>
+            <w:tcW w:type="dxa" w:w="1178"/>
+            <w:tcBorders>
+              <w:top w:val="single" w:sz="8" w:space="0" w:color="404040"/>
+              <w:left w:val="single" w:sz="8" w:space="0" w:color="404040"/>
+              <w:bottom w:val="single" w:sz="8" w:space="0" w:color="404040"/>
+              <w:right w:val="single" w:sz="8" w:space="0" w:color="404040"/>
+            </w:tcBorders>
+          </w:tcPr>
+          <w:p>
+            <w:pPr>
+              <w:spacing w:before="80" w:after="80"/>
+              <w:jc w:val="center"/>
+            </w:pPr>
+            <w:r>
+              <w:rPr>
+                <w:rFonts w:ascii="Arial" w:hAnsi="Arial"/>
+                <w:b w:val="0"/>
+                <w:color w:val="30302F"/>
+                <w:sz w:val="20"/>
+              </w:rPr>
+            </w:r>
+            <w:r>
+              <w:rPr>
+                <w:rFonts w:ascii="Arial" w:hAnsi="Arial"/>
+                <w:b w:val="0"/>
+                <w:color w:val="30302F"/>
+                <w:sz w:val="20"/>
+              </w:rPr>
+              <w:t>0</w:t>
+            </w:r>
+          </w:p>
+        </w:tc>
+        <w:tc>
+          <w:tcPr>
+            <w:tcW w:type="dxa" w:w="1178"/>
+            <w:tcBorders>
+              <w:top w:val="single" w:sz="8" w:space="0" w:color="404040"/>
+              <w:left w:val="single" w:sz="8" w:space="0" w:color="404040"/>
+              <w:bottom w:val="single" w:sz="8" w:space="0" w:color="404040"/>
+              <w:right w:val="single" w:sz="8" w:space="0" w:color="404040"/>
+            </w:tcBorders>
+          </w:tcPr>
+          <w:p>
+            <w:pPr>
+              <w:spacing w:before="80" w:after="80"/>
+              <w:jc w:val="center"/>
+            </w:pPr>
+            <w:r>
+              <w:rPr>
+                <w:rFonts w:ascii="Arial" w:hAnsi="Arial"/>
+                <w:b w:val="0"/>
+                <w:color w:val="30302F"/>
+                <w:sz w:val="20"/>
+              </w:rPr>
+            </w:r>
+            <w:r>
+              <w:rPr>
+                <w:rFonts w:ascii="Arial" w:hAnsi="Arial"/>
+                <w:b w:val="0"/>
+                <w:color w:val="30302F"/>
+                <w:sz w:val="20"/>
+              </w:rPr>
+              <w:t>18,000</w:t>
+            </w:r>
+          </w:p>
+        </w:tc>
+        <w:tc>
+          <w:tcPr>
+            <w:tcW w:type="dxa" w:w="1178"/>
+            <w:tcBorders>
+              <w:top w:val="single" w:sz="8" w:space="0" w:color="404040"/>
+              <w:left w:val="single" w:sz="8" w:space="0" w:color="404040"/>
+              <w:bottom w:val="single" w:sz="8" w:space="0" w:color="404040"/>
+              <w:right w:val="single" w:sz="8" w:space="0" w:color="404040"/>
+            </w:tcBorders>
+          </w:tcPr>
+          <w:p>
+            <w:pPr>
+              <w:spacing w:before="80" w:after="80"/>
+              <w:jc w:val="center"/>
+            </w:pPr>
+            <w:r>
+              <w:rPr>
+                <w:rFonts w:ascii="Arial" w:hAnsi="Arial"/>
+                <w:b w:val="0"/>
+                <w:color w:val="30302F"/>
+                <w:sz w:val="20"/>
+              </w:rPr>
+            </w:r>
+            <w:r>
+              <w:rPr>
+                <w:rFonts w:ascii="Arial" w:hAnsi="Arial"/>
+                <w:b w:val="0"/>
+                <w:color w:val="30302F"/>
+                <w:sz w:val="20"/>
+              </w:rPr>
+              <w:t>0</w:t>
+            </w:r>
+          </w:p>
+        </w:tc>
+        <w:tc>
+          <w:tcPr>
+            <w:tcW w:type="dxa" w:w="1178"/>
+            <w:tcBorders>
+              <w:top w:val="single" w:sz="8" w:space="0" w:color="404040"/>
+              <w:left w:val="single" w:sz="8" w:space="0" w:color="404040"/>
+              <w:bottom w:val="single" w:sz="8" w:space="0" w:color="404040"/>
+              <w:right w:val="single" w:sz="8" w:space="0" w:color="404040"/>
+            </w:tcBorders>
+          </w:tcPr>
+          <w:p>
+            <w:pPr>
+              <w:spacing w:before="80" w:after="80"/>
+              <w:jc w:val="center"/>
+            </w:pPr>
+            <w:r>
+              <w:rPr>
+                <w:rFonts w:ascii="Arial" w:hAnsi="Arial"/>
+                <w:b w:val="0"/>
+                <w:color w:val="30302F"/>
+                <w:sz w:val="20"/>
+              </w:rPr>
+            </w:r>
+            <w:r>
+              <w:rPr>
+                <w:rFonts w:ascii="Arial" w:hAnsi="Arial"/>
+                <w:b w:val="0"/>
+                <w:color w:val="30302F"/>
+                <w:sz w:val="20"/>
+              </w:rPr>
+              <w:t>0</w:t>
+            </w:r>
+          </w:p>
+        </w:tc>
+        <w:tc>
+          <w:tcPr>
+            <w:tcW w:type="dxa" w:w="1178"/>
+            <w:tcBorders>
+              <w:top w:val="single" w:sz="8" w:space="0" w:color="404040"/>
+              <w:left w:val="single" w:sz="8" w:space="0" w:color="404040"/>
+              <w:bottom w:val="single" w:sz="8" w:space="0" w:color="404040"/>
+              <w:right w:val="single" w:sz="8" w:space="0" w:color="404040"/>
+            </w:tcBorders>
+          </w:tcPr>
+          <w:p>
+            <w:pPr>
+              <w:spacing w:before="80" w:after="80"/>
+              <w:jc w:val="center"/>
+            </w:pPr>
+            <w:r>
+              <w:rPr>
+                <w:rFonts w:ascii="Arial" w:hAnsi="Arial"/>
+                <w:b w:val="0"/>
+                <w:color w:val="30302F"/>
+                <w:sz w:val="20"/>
+              </w:rPr>
+            </w:r>
+            <w:r>
+              <w:rPr>
+                <w:rFonts w:ascii="Arial" w:hAnsi="Arial"/>
+                <w:b w:val="0"/>
+                <w:color w:val="30302F"/>
+                <w:sz w:val="20"/>
+              </w:rPr>
+              <w:t>18,000</w:t>
+            </w:r>
+          </w:p>
+        </w:tc>
+        <w:tc>
+          <w:tcPr>
+            <w:tcW w:type="dxa" w:w="1178"/>
+            <w:tcBorders>
+              <w:top w:val="single" w:sz="8" w:space="0" w:color="404040"/>
+              <w:left w:val="single" w:sz="8" w:space="0" w:color="404040"/>
+              <w:bottom w:val="single" w:sz="8" w:space="0" w:color="404040"/>
+              <w:right w:val="single" w:sz="8" w:space="0" w:color="404040"/>
+            </w:tcBorders>
+          </w:tcPr>
+          <w:p>
+            <w:pPr>
+              <w:spacing w:before="80" w:after="80"/>
+              <w:jc w:val="center"/>
+            </w:pPr>
+            <w:r>
+              <w:rPr>
+                <w:rFonts w:ascii="Arial" w:hAnsi="Arial"/>
+                <w:b w:val="0"/>
+                <w:color w:val="30302F"/>
+                <w:sz w:val="20"/>
+              </w:rPr>
+            </w:r>
+            <w:r>
+              <w:rPr>
+                <w:rFonts w:ascii="Arial" w:hAnsi="Arial"/>
+                <w:b w:val="0"/>
+                <w:color w:val="30302F"/>
+                <w:sz w:val="20"/>
+              </w:rPr>
+              <w:t>0</w:t>
+            </w:r>
+          </w:p>
+        </w:tc>
+        <w:tc>
+          <w:tcPr>
+            <w:tcW w:type="dxa" w:w="1178"/>
+            <w:tcBorders>
+              <w:top w:val="single" w:sz="8" w:space="0" w:color="404040"/>
+              <w:left w:val="single" w:sz="8" w:space="0" w:color="404040"/>
+              <w:bottom w:val="single" w:sz="8" w:space="0" w:color="404040"/>
+              <w:right w:val="single" w:sz="8" w:space="0" w:color="404040"/>
+            </w:tcBorders>
+          </w:tcPr>
+          <w:p>
+            <w:pPr>
+              <w:spacing w:before="80" w:after="80"/>
+              <w:jc w:val="center"/>
+            </w:pPr>
+            <w:r>
+              <w:rPr>
+                <w:rFonts w:ascii="Arial" w:hAnsi="Arial"/>
+                <w:b w:val="0"/>
+                <w:color w:val="30302F"/>
+                <w:sz w:val="20"/>
+              </w:rPr>
+            </w:r>
+            <w:r>
+              <w:rPr>
+                <w:rFonts w:ascii="Arial" w:hAnsi="Arial"/>
+                <w:b w:val="0"/>
+                <w:color w:val="30302F"/>
+                <w:sz w:val="20"/>
+              </w:rPr>
+              <w:t>0</w:t>
+            </w:r>
+          </w:p>
+        </w:tc>
+        <w:tc>
+          <w:tcPr>
+            <w:tcW w:type="dxa" w:w="1178"/>
+            <w:tcBorders>
+              <w:top w:val="single" w:sz="8" w:space="0" w:color="404040"/>
+              <w:left w:val="single" w:sz="8" w:space="0" w:color="404040"/>
+              <w:bottom w:val="single" w:sz="8" w:space="0" w:color="404040"/>
+              <w:right w:val="single" w:sz="8" w:space="0" w:color="404040"/>
+            </w:tcBorders>
+          </w:tcPr>
+          <w:p>
+            <w:pPr>
+              <w:spacing w:before="80" w:after="80"/>
+              <w:jc w:val="center"/>
+            </w:pPr>
+            <w:r>
+              <w:rPr>
+                <w:rFonts w:ascii="Arial" w:hAnsi="Arial"/>
+                <w:b w:val="0"/>
+                <w:color w:val="30302F"/>
+                <w:sz w:val="20"/>
+              </w:rPr>
+            </w:r>
+            <w:r>
+              <w:rPr>
+                <w:rFonts w:ascii="Arial" w:hAnsi="Arial"/>
+                <w:b w:val="0"/>
+                <w:color w:val="30302F"/>
+                <w:sz w:val="20"/>
+              </w:rPr>
+              <w:t>18,000</w:t>
+            </w:r>
+          </w:p>
+        </w:tc>
+      </w:tr>
+    </w:tbl>
+    <w:p>
+      <w:pPr>
+        <w:spacing w:before="80" w:after="80"/>
+        <w:jc w:val="left"/>
+      </w:pPr>
+      <w:r>
+        <w:rPr>
+          <w:i/>
+        </w:rPr>
+        <w:t>Accounting identity: Total supply = Total use for each service row. Supply is organised by ecosystem type; use is organised by beneficiary sector.</w:t>
       </w:r>
     </w:p>
     <w:sectPr>

--- a/s-s-event-bogor/print-notebooks/03-services/08-example-tables.docx
+++ b/s-s-event-bogor/print-notebooks/03-services/08-example-tables.docx
@@ -13061,7 +13061,19 @@
           <w:color w:val="0A5455"/>
           <w:sz w:val="26"/>
         </w:rPr>
-        <w:t>Table 4e -- Combined Physical Supply and Use Table</w:t>
+        <w:t>Table 4e -- Supply and Use of Ecosystem Services (SEEA EA Table 7.1)</w:t>
+      </w:r>
+    </w:p>
+    <w:p>
+      <w:pPr>
+        <w:spacing w:before="80" w:after="80"/>
+        <w:jc w:val="left"/>
+      </w:pPr>
+      <w:r>
+        <w:rPr>
+          <w:b/>
+        </w:rPr>
+        <w:t>SUPPLY TABLE (Table 7.1a)</w:t>
       </w:r>
     </w:p>
     <w:tbl>
@@ -13071,30 +13083,31 @@
         <w:tblLook w:firstColumn="1" w:firstRow="1" w:lastColumn="0" w:lastRow="0" w:noHBand="0" w:noVBand="1" w:val="04A0"/>
       </w:tblPr>
       <w:tblGrid>
-        <w:gridCol w:w="1178"/>
-        <w:gridCol w:w="1178"/>
-        <w:gridCol w:w="1178"/>
-        <w:gridCol w:w="1178"/>
-        <w:gridCol w:w="1178"/>
-        <w:gridCol w:w="1178"/>
-        <w:gridCol w:w="1178"/>
-        <w:gridCol w:w="1178"/>
-        <w:gridCol w:w="1178"/>
-        <w:gridCol w:w="1178"/>
-        <w:gridCol w:w="1178"/>
-        <w:gridCol w:w="1178"/>
+        <w:gridCol w:w="1088"/>
+        <w:gridCol w:w="1088"/>
+        <w:gridCol w:w="1088"/>
+        <w:gridCol w:w="1088"/>
+        <w:gridCol w:w="1088"/>
+        <w:gridCol w:w="1088"/>
+        <w:gridCol w:w="1088"/>
+        <w:gridCol w:w="1088"/>
+        <w:gridCol w:w="1088"/>
+        <w:gridCol w:w="1088"/>
+        <w:gridCol w:w="1088"/>
+        <w:gridCol w:w="1088"/>
+        <w:gridCol w:w="1088"/>
       </w:tblGrid>
       <w:tr>
         <w:tc>
           <w:tcPr>
-            <w:tcW w:type="dxa" w:w="1178"/>
-            <w:tcBorders>
-              <w:top w:val="single" w:sz="8" w:space="0" w:color="404040"/>
-              <w:left w:val="single" w:sz="8" w:space="0" w:color="404040"/>
-              <w:bottom w:val="single" w:sz="8" w:space="0" w:color="404040"/>
-              <w:right w:val="single" w:sz="8" w:space="0" w:color="404040"/>
-            </w:tcBorders>
-            <w:shd w:fill="2C745B" w:val="clear"/>
+            <w:tcW w:type="dxa" w:w="1088"/>
+            <w:tcBorders>
+              <w:top w:val="single" w:sz="8" w:space="0" w:color="404040"/>
+              <w:left w:val="single" w:sz="8" w:space="0" w:color="404040"/>
+              <w:bottom w:val="single" w:sz="8" w:space="0" w:color="404040"/>
+              <w:right w:val="single" w:sz="8" w:space="0" w:color="404040"/>
+            </w:tcBorders>
+            <w:shd w:fill="3B9C7B" w:val="clear"/>
           </w:tcPr>
           <w:p>
             <w:pPr>
@@ -13121,14 +13134,14 @@
         </w:tc>
         <w:tc>
           <w:tcPr>
-            <w:tcW w:type="dxa" w:w="1178"/>
-            <w:tcBorders>
-              <w:top w:val="single" w:sz="8" w:space="0" w:color="404040"/>
-              <w:left w:val="single" w:sz="8" w:space="0" w:color="404040"/>
-              <w:bottom w:val="single" w:sz="8" w:space="0" w:color="404040"/>
-              <w:right w:val="single" w:sz="8" w:space="0" w:color="404040"/>
-            </w:tcBorders>
-            <w:shd w:fill="2C745B" w:val="clear"/>
+            <w:tcW w:type="dxa" w:w="1088"/>
+            <w:tcBorders>
+              <w:top w:val="single" w:sz="8" w:space="0" w:color="404040"/>
+              <w:left w:val="single" w:sz="8" w:space="0" w:color="404040"/>
+              <w:bottom w:val="single" w:sz="8" w:space="0" w:color="404040"/>
+              <w:right w:val="single" w:sz="8" w:space="0" w:color="404040"/>
+            </w:tcBorders>
+            <w:shd w:fill="3B9C7B" w:val="clear"/>
           </w:tcPr>
           <w:p>
             <w:pPr>
@@ -13155,8 +13168,15 @@
         </w:tc>
         <w:tc>
           <w:tcPr>
-            <w:tcW w:type="dxa" w:w="4712"/>
-            <w:gridSpan w:val="4"/>
+            <w:tcW w:type="dxa" w:w="6528"/>
+            <w:gridSpan w:val="6"/>
+            <w:tcBorders>
+              <w:top w:val="single" w:sz="8" w:space="0" w:color="404040"/>
+              <w:left w:val="single" w:sz="8" w:space="0" w:color="404040"/>
+              <w:bottom w:val="single" w:sz="8" w:space="0" w:color="404040"/>
+              <w:right w:val="single" w:sz="8" w:space="0" w:color="404040"/>
+            </w:tcBorders>
+            <w:shd w:fill="3B9C7B" w:val="clear"/>
             <w:tcBorders>
               <w:top w:val="single" w:sz="8" w:space="0" w:color="404040"/>
               <w:left w:val="single" w:sz="8" w:space="0" w:color="404040"/>
@@ -13185,21 +13205,28 @@
                 <w:color w:val="FFFFFF"/>
                 <w:sz w:val="20"/>
               </w:rPr>
-              <w:t>SUPPLY (by ecosystem)</w:t>
-            </w:r>
-          </w:p>
-        </w:tc>
-        <w:tc>
-          <w:tcPr>
-            <w:tcW w:type="dxa" w:w="7068"/>
-            <w:gridSpan w:val="6"/>
-            <w:tcBorders>
-              <w:top w:val="single" w:sz="8" w:space="0" w:color="404040"/>
-              <w:left w:val="single" w:sz="8" w:space="0" w:color="404040"/>
-              <w:bottom w:val="single" w:sz="8" w:space="0" w:color="404040"/>
-              <w:right w:val="single" w:sz="8" w:space="0" w:color="404040"/>
-            </w:tcBorders>
-            <w:shd w:fill="2C745B" w:val="clear"/>
+              <w:t>Economic units</w:t>
+            </w:r>
+          </w:p>
+        </w:tc>
+        <w:tc>
+          <w:tcPr>
+            <w:tcW w:type="dxa" w:w="3264"/>
+            <w:gridSpan w:val="3"/>
+            <w:tcBorders>
+              <w:top w:val="single" w:sz="8" w:space="0" w:color="404040"/>
+              <w:left w:val="single" w:sz="8" w:space="0" w:color="404040"/>
+              <w:bottom w:val="single" w:sz="8" w:space="0" w:color="404040"/>
+              <w:right w:val="single" w:sz="8" w:space="0" w:color="404040"/>
+            </w:tcBorders>
+            <w:shd w:fill="3B9C7B" w:val="clear"/>
+            <w:tcBorders>
+              <w:top w:val="single" w:sz="8" w:space="0" w:color="404040"/>
+              <w:left w:val="single" w:sz="8" w:space="0" w:color="404040"/>
+              <w:bottom w:val="single" w:sz="8" w:space="0" w:color="404040"/>
+              <w:right w:val="single" w:sz="8" w:space="0" w:color="404040"/>
+            </w:tcBorders>
+            <w:shd w:fill="3B9C7B" w:val="clear"/>
           </w:tcPr>
           <w:p>
             <w:pPr>
@@ -13221,7 +13248,75 @@
                 <w:color w:val="FFFFFF"/>
                 <w:sz w:val="20"/>
               </w:rPr>
-              <w:t>USE (by beneficiary)</w:t>
+              <w:t>Ecosystem types</w:t>
+            </w:r>
+          </w:p>
+        </w:tc>
+        <w:tc>
+          <w:tcPr>
+            <w:tcW w:type="dxa" w:w="1088"/>
+            <w:tcBorders>
+              <w:top w:val="single" w:sz="8" w:space="0" w:color="404040"/>
+              <w:left w:val="single" w:sz="8" w:space="0" w:color="404040"/>
+              <w:bottom w:val="single" w:sz="8" w:space="0" w:color="404040"/>
+              <w:right w:val="single" w:sz="8" w:space="0" w:color="404040"/>
+            </w:tcBorders>
+            <w:shd w:fill="3B9C7B" w:val="clear"/>
+          </w:tcPr>
+          <w:p>
+            <w:pPr>
+              <w:spacing w:before="80" w:after="80"/>
+              <w:jc w:val="left"/>
+            </w:pPr>
+            <w:r>
+              <w:rPr>
+                <w:rFonts w:ascii="Arial" w:hAnsi="Arial"/>
+                <w:b w:val="0"/>
+                <w:color w:val="30302F"/>
+                <w:sz w:val="20"/>
+              </w:rPr>
+            </w:r>
+            <w:r>
+              <w:rPr>
+                <w:rFonts w:ascii="Arial" w:hAnsi="Arial"/>
+                <w:b w:val="0"/>
+                <w:color w:val="30302F"/>
+                <w:sz w:val="20"/>
+              </w:rPr>
+            </w:r>
+          </w:p>
+        </w:tc>
+        <w:tc>
+          <w:tcPr>
+            <w:tcW w:type="dxa" w:w="1088"/>
+            <w:tcBorders>
+              <w:top w:val="single" w:sz="8" w:space="0" w:color="404040"/>
+              <w:left w:val="single" w:sz="8" w:space="0" w:color="404040"/>
+              <w:bottom w:val="single" w:sz="8" w:space="0" w:color="404040"/>
+              <w:right w:val="single" w:sz="8" w:space="0" w:color="404040"/>
+            </w:tcBorders>
+            <w:shd w:fill="3B9C7B" w:val="clear"/>
+          </w:tcPr>
+          <w:p>
+            <w:pPr>
+              <w:spacing w:before="80" w:after="80"/>
+              <w:jc w:val="left"/>
+            </w:pPr>
+            <w:r>
+              <w:rPr>
+                <w:rFonts w:ascii="Arial" w:hAnsi="Arial"/>
+                <w:b w:val="0"/>
+                <w:color w:val="30302F"/>
+                <w:sz w:val="20"/>
+              </w:rPr>
+            </w:r>
+            <w:r>
+              <w:rPr>
+                <w:rFonts w:ascii="Arial" w:hAnsi="Arial"/>
+                <w:b w:val="0"/>
+                <w:color w:val="30302F"/>
+                <w:sz w:val="20"/>
+              </w:rPr>
             </w:r>
           </w:p>
         </w:tc>
@@ -13229,7 +13324,7 @@
       <w:tr>
         <w:tc>
           <w:tcPr>
-            <w:tcW w:type="dxa" w:w="1178"/>
+            <w:tcW w:type="dxa" w:w="1088"/>
             <w:tcBorders>
               <w:top w:val="single" w:sz="8" w:space="0" w:color="404040"/>
               <w:left w:val="single" w:sz="8" w:space="0" w:color="404040"/>
@@ -13265,7 +13360,7 @@
         </w:tc>
         <w:tc>
           <w:tcPr>
-            <w:tcW w:type="dxa" w:w="1178"/>
+            <w:tcW w:type="dxa" w:w="1088"/>
             <w:tcBorders>
               <w:top w:val="single" w:sz="8" w:space="0" w:color="404040"/>
               <w:left w:val="single" w:sz="8" w:space="0" w:color="404040"/>
@@ -13301,7 +13396,7 @@
         </w:tc>
         <w:tc>
           <w:tcPr>
-            <w:tcW w:type="dxa" w:w="1178"/>
+            <w:tcW w:type="dxa" w:w="1088"/>
             <w:tcBorders>
               <w:top w:val="single" w:sz="8" w:space="0" w:color="404040"/>
               <w:left w:val="single" w:sz="8" w:space="0" w:color="404040"/>
@@ -13331,13 +13426,13 @@
                 <w:color w:val="FFFFFF"/>
                 <w:sz w:val="20"/>
               </w:rPr>
-              <w:t>Coral reefs</w:t>
-            </w:r>
-          </w:p>
-        </w:tc>
-        <w:tc>
-          <w:tcPr>
-            <w:tcW w:type="dxa" w:w="1178"/>
+              <w:t>Fisheries</w:t>
+            </w:r>
+          </w:p>
+        </w:tc>
+        <w:tc>
+          <w:tcPr>
+            <w:tcW w:type="dxa" w:w="1088"/>
             <w:tcBorders>
               <w:top w:val="single" w:sz="8" w:space="0" w:color="404040"/>
               <w:left w:val="single" w:sz="8" w:space="0" w:color="404040"/>
@@ -13367,13 +13462,13 @@
                 <w:color w:val="FFFFFF"/>
                 <w:sz w:val="20"/>
               </w:rPr>
-              <w:t>Seagrass</w:t>
-            </w:r>
-          </w:p>
-        </w:tc>
-        <w:tc>
-          <w:tcPr>
-            <w:tcW w:type="dxa" w:w="1178"/>
+              <w:t>Tourism</w:t>
+            </w:r>
+          </w:p>
+        </w:tc>
+        <w:tc>
+          <w:tcPr>
+            <w:tcW w:type="dxa" w:w="1088"/>
             <w:tcBorders>
               <w:top w:val="single" w:sz="8" w:space="0" w:color="404040"/>
               <w:left w:val="single" w:sz="8" w:space="0" w:color="404040"/>
@@ -13403,13 +13498,13 @@
                 <w:color w:val="FFFFFF"/>
                 <w:sz w:val="20"/>
               </w:rPr>
-              <w:t>Mangroves</w:t>
-            </w:r>
-          </w:p>
-        </w:tc>
-        <w:tc>
-          <w:tcPr>
-            <w:tcW w:type="dxa" w:w="1178"/>
+              <w:t>Other industry</w:t>
+            </w:r>
+          </w:p>
+        </w:tc>
+        <w:tc>
+          <w:tcPr>
+            <w:tcW w:type="dxa" w:w="1088"/>
             <w:tcBorders>
               <w:top w:val="single" w:sz="8" w:space="0" w:color="404040"/>
               <w:left w:val="single" w:sz="8" w:space="0" w:color="404040"/>
@@ -13439,13 +13534,3290 @@
                 <w:color w:val="FFFFFF"/>
                 <w:sz w:val="20"/>
               </w:rPr>
+              <w:t>Households</w:t>
+            </w:r>
+          </w:p>
+        </w:tc>
+        <w:tc>
+          <w:tcPr>
+            <w:tcW w:type="dxa" w:w="1088"/>
+            <w:tcBorders>
+              <w:top w:val="single" w:sz="8" w:space="0" w:color="404040"/>
+              <w:left w:val="single" w:sz="8" w:space="0" w:color="404040"/>
+              <w:bottom w:val="single" w:sz="8" w:space="0" w:color="404040"/>
+              <w:right w:val="single" w:sz="8" w:space="0" w:color="404040"/>
+            </w:tcBorders>
+            <w:shd w:fill="3B9C7B" w:val="clear"/>
+            <w:shd w:fill="3B9C7B" w:val="clear"/>
+          </w:tcPr>
+          <w:p>
+            <w:pPr>
+              <w:spacing w:before="80" w:after="80"/>
+              <w:jc w:val="center"/>
+            </w:pPr>
+            <w:r>
+              <w:rPr>
+                <w:rFonts w:ascii="Arial" w:hAnsi="Arial"/>
+                <w:b/>
+                <w:color w:val="FFFFFF"/>
+                <w:sz w:val="20"/>
+              </w:rPr>
+            </w:r>
+            <w:r>
+              <w:rPr>
+                <w:rFonts w:ascii="Arial" w:hAnsi="Arial"/>
+                <w:b/>
+                <w:color w:val="FFFFFF"/>
+                <w:sz w:val="20"/>
+              </w:rPr>
+              <w:t>Govt</w:t>
+            </w:r>
+          </w:p>
+        </w:tc>
+        <w:tc>
+          <w:tcPr>
+            <w:tcW w:type="dxa" w:w="1088"/>
+            <w:tcBorders>
+              <w:top w:val="single" w:sz="8" w:space="0" w:color="404040"/>
+              <w:left w:val="single" w:sz="8" w:space="0" w:color="404040"/>
+              <w:bottom w:val="single" w:sz="8" w:space="0" w:color="404040"/>
+              <w:right w:val="single" w:sz="8" w:space="0" w:color="404040"/>
+            </w:tcBorders>
+            <w:shd w:fill="3B9C7B" w:val="clear"/>
+            <w:shd w:fill="3B9C7B" w:val="clear"/>
+          </w:tcPr>
+          <w:p>
+            <w:pPr>
+              <w:spacing w:before="80" w:after="80"/>
+              <w:jc w:val="center"/>
+            </w:pPr>
+            <w:r>
+              <w:rPr>
+                <w:rFonts w:ascii="Arial" w:hAnsi="Arial"/>
+                <w:b/>
+                <w:color w:val="FFFFFF"/>
+                <w:sz w:val="20"/>
+              </w:rPr>
+            </w:r>
+            <w:r>
+              <w:rPr>
+                <w:rFonts w:ascii="Arial" w:hAnsi="Arial"/>
+                <w:b/>
+                <w:color w:val="FFFFFF"/>
+                <w:sz w:val="20"/>
+              </w:rPr>
+              <w:t>Global/</w:t>
+              <w:br/>
+              <w:t>Exports</w:t>
+            </w:r>
+          </w:p>
+        </w:tc>
+        <w:tc>
+          <w:tcPr>
+            <w:tcW w:type="dxa" w:w="1088"/>
+            <w:tcBorders>
+              <w:top w:val="single" w:sz="8" w:space="0" w:color="404040"/>
+              <w:left w:val="single" w:sz="8" w:space="0" w:color="404040"/>
+              <w:bottom w:val="single" w:sz="8" w:space="0" w:color="404040"/>
+              <w:right w:val="single" w:sz="8" w:space="0" w:color="404040"/>
+            </w:tcBorders>
+            <w:shd w:fill="3B9C7B" w:val="clear"/>
+            <w:shd w:fill="3B9C7B" w:val="clear"/>
+          </w:tcPr>
+          <w:p>
+            <w:pPr>
+              <w:spacing w:before="80" w:after="80"/>
+              <w:jc w:val="center"/>
+            </w:pPr>
+            <w:r>
+              <w:rPr>
+                <w:rFonts w:ascii="Arial" w:hAnsi="Arial"/>
+                <w:b/>
+                <w:color w:val="FFFFFF"/>
+                <w:sz w:val="20"/>
+              </w:rPr>
+            </w:r>
+            <w:r>
+              <w:rPr>
+                <w:rFonts w:ascii="Arial" w:hAnsi="Arial"/>
+                <w:b/>
+                <w:color w:val="FFFFFF"/>
+                <w:sz w:val="20"/>
+              </w:rPr>
+              <w:t>Coral reefs</w:t>
+              <w:br/>
+              <w:t>(M1.3)</w:t>
+            </w:r>
+          </w:p>
+        </w:tc>
+        <w:tc>
+          <w:tcPr>
+            <w:tcW w:type="dxa" w:w="1088"/>
+            <w:tcBorders>
+              <w:top w:val="single" w:sz="8" w:space="0" w:color="404040"/>
+              <w:left w:val="single" w:sz="8" w:space="0" w:color="404040"/>
+              <w:bottom w:val="single" w:sz="8" w:space="0" w:color="404040"/>
+              <w:right w:val="single" w:sz="8" w:space="0" w:color="404040"/>
+            </w:tcBorders>
+            <w:shd w:fill="3B9C7B" w:val="clear"/>
+            <w:shd w:fill="3B9C7B" w:val="clear"/>
+          </w:tcPr>
+          <w:p>
+            <w:pPr>
+              <w:spacing w:before="80" w:after="80"/>
+              <w:jc w:val="center"/>
+            </w:pPr>
+            <w:r>
+              <w:rPr>
+                <w:rFonts w:ascii="Arial" w:hAnsi="Arial"/>
+                <w:b/>
+                <w:color w:val="FFFFFF"/>
+                <w:sz w:val="20"/>
+              </w:rPr>
+            </w:r>
+            <w:r>
+              <w:rPr>
+                <w:rFonts w:ascii="Arial" w:hAnsi="Arial"/>
+                <w:b/>
+                <w:color w:val="FFFFFF"/>
+                <w:sz w:val="20"/>
+              </w:rPr>
+              <w:t>Seagrass</w:t>
+              <w:br/>
+              <w:t>(M1.1)</w:t>
+            </w:r>
+          </w:p>
+        </w:tc>
+        <w:tc>
+          <w:tcPr>
+            <w:tcW w:type="dxa" w:w="1088"/>
+            <w:tcBorders>
+              <w:top w:val="single" w:sz="8" w:space="0" w:color="404040"/>
+              <w:left w:val="single" w:sz="8" w:space="0" w:color="404040"/>
+              <w:bottom w:val="single" w:sz="8" w:space="0" w:color="404040"/>
+              <w:right w:val="single" w:sz="8" w:space="0" w:color="404040"/>
+            </w:tcBorders>
+            <w:shd w:fill="3B9C7B" w:val="clear"/>
+            <w:shd w:fill="3B9C7B" w:val="clear"/>
+          </w:tcPr>
+          <w:p>
+            <w:pPr>
+              <w:spacing w:before="80" w:after="80"/>
+              <w:jc w:val="center"/>
+            </w:pPr>
+            <w:r>
+              <w:rPr>
+                <w:rFonts w:ascii="Arial" w:hAnsi="Arial"/>
+                <w:b/>
+                <w:color w:val="FFFFFF"/>
+                <w:sz w:val="20"/>
+              </w:rPr>
+            </w:r>
+            <w:r>
+              <w:rPr>
+                <w:rFonts w:ascii="Arial" w:hAnsi="Arial"/>
+                <w:b/>
+                <w:color w:val="FFFFFF"/>
+                <w:sz w:val="20"/>
+              </w:rPr>
+              <w:t>Mangroves</w:t>
+              <w:br/>
+              <w:t>(MFT1.2)</w:t>
+            </w:r>
+          </w:p>
+        </w:tc>
+        <w:tc>
+          <w:tcPr>
+            <w:tcW w:type="dxa" w:w="1088"/>
+            <w:tcBorders>
+              <w:top w:val="single" w:sz="8" w:space="0" w:color="404040"/>
+              <w:left w:val="single" w:sz="8" w:space="0" w:color="404040"/>
+              <w:bottom w:val="single" w:sz="8" w:space="0" w:color="404040"/>
+              <w:right w:val="single" w:sz="8" w:space="0" w:color="404040"/>
+            </w:tcBorders>
+            <w:shd w:fill="3B9C7B" w:val="clear"/>
+            <w:shd w:fill="3B9C7B" w:val="clear"/>
+          </w:tcPr>
+          <w:p>
+            <w:pPr>
+              <w:spacing w:before="80" w:after="80"/>
+              <w:jc w:val="center"/>
+            </w:pPr>
+            <w:r>
+              <w:rPr>
+                <w:rFonts w:ascii="Arial" w:hAnsi="Arial"/>
+                <w:b/>
+                <w:color w:val="FFFFFF"/>
+                <w:sz w:val="20"/>
+              </w:rPr>
+            </w:r>
+            <w:r>
+              <w:rPr>
+                <w:rFonts w:ascii="Arial" w:hAnsi="Arial"/>
+                <w:b/>
+                <w:color w:val="FFFFFF"/>
+                <w:sz w:val="20"/>
+              </w:rPr>
               <w:t>Total</w:t>
-            </w:r>
-          </w:p>
-        </w:tc>
-        <w:tc>
-          <w:tcPr>
-            <w:tcW w:type="dxa" w:w="1178"/>
+              <w:br/>
+              <w:t>ecosystem</w:t>
+            </w:r>
+          </w:p>
+        </w:tc>
+        <w:tc>
+          <w:tcPr>
+            <w:tcW w:type="dxa" w:w="1088"/>
+            <w:tcBorders>
+              <w:top w:val="single" w:sz="8" w:space="0" w:color="404040"/>
+              <w:left w:val="single" w:sz="8" w:space="0" w:color="404040"/>
+              <w:bottom w:val="single" w:sz="8" w:space="0" w:color="404040"/>
+              <w:right w:val="single" w:sz="8" w:space="0" w:color="404040"/>
+            </w:tcBorders>
+            <w:shd w:fill="3B9C7B" w:val="clear"/>
+            <w:shd w:fill="3B9C7B" w:val="clear"/>
+          </w:tcPr>
+          <w:p>
+            <w:pPr>
+              <w:spacing w:before="80" w:after="80"/>
+              <w:jc w:val="center"/>
+            </w:pPr>
+            <w:r>
+              <w:rPr>
+                <w:rFonts w:ascii="Arial" w:hAnsi="Arial"/>
+                <w:b/>
+                <w:color w:val="FFFFFF"/>
+                <w:sz w:val="20"/>
+              </w:rPr>
+            </w:r>
+            <w:r>
+              <w:rPr>
+                <w:rFonts w:ascii="Arial" w:hAnsi="Arial"/>
+                <w:b/>
+                <w:color w:val="FFFFFF"/>
+                <w:sz w:val="20"/>
+              </w:rPr>
+              <w:t>TOTAL</w:t>
+            </w:r>
+          </w:p>
+        </w:tc>
+      </w:tr>
+      <w:tr>
+        <w:tc>
+          <w:tcPr>
+            <w:tcW w:type="dxa" w:w="14144"/>
+            <w:gridSpan w:val="13"/>
+            <w:tcBorders>
+              <w:top w:val="single" w:sz="8" w:space="0" w:color="404040"/>
+              <w:left w:val="single" w:sz="8" w:space="0" w:color="404040"/>
+              <w:bottom w:val="single" w:sz="8" w:space="0" w:color="404040"/>
+              <w:right w:val="single" w:sz="8" w:space="0" w:color="404040"/>
+            </w:tcBorders>
+            <w:shd w:fill="D5E8D4" w:val="clear"/>
+          </w:tcPr>
+          <w:p>
+            <w:pPr>
+              <w:spacing w:before="80" w:after="80"/>
+              <w:jc w:val="center"/>
+            </w:pPr>
+            <w:r>
+              <w:rPr>
+                <w:rFonts w:ascii="Arial" w:hAnsi="Arial"/>
+                <w:b/>
+                <w:i/>
+                <w:color w:val="404040"/>
+                <w:sz w:val="18"/>
+              </w:rPr>
+            </w:r>
+            <w:r>
+              <w:rPr>
+                <w:rFonts w:ascii="Arial" w:hAnsi="Arial"/>
+                <w:b/>
+                <w:i/>
+                <w:color w:val="404040"/>
+                <w:sz w:val="18"/>
+              </w:rPr>
+              <w:t>Provisioning services (6.1)</w:t>
+            </w:r>
+          </w:p>
+        </w:tc>
+      </w:tr>
+      <w:tr>
+        <w:tc>
+          <w:tcPr>
+            <w:tcW w:type="dxa" w:w="1088"/>
+            <w:tcBorders>
+              <w:top w:val="single" w:sz="8" w:space="0" w:color="404040"/>
+              <w:left w:val="single" w:sz="8" w:space="0" w:color="404040"/>
+              <w:bottom w:val="single" w:sz="8" w:space="0" w:color="404040"/>
+              <w:right w:val="single" w:sz="8" w:space="0" w:color="404040"/>
+            </w:tcBorders>
+            <w:shd w:fill="0A5455" w:val="clear"/>
+          </w:tcPr>
+          <w:p>
+            <w:pPr>
+              <w:spacing w:before="80" w:after="80"/>
+              <w:jc w:val="left"/>
+            </w:pPr>
+            <w:r>
+              <w:rPr>
+                <w:rFonts w:ascii="Arial" w:hAnsi="Arial"/>
+                <w:b/>
+                <w:color w:val="FFFFFF"/>
+                <w:sz w:val="20"/>
+              </w:rPr>
+            </w:r>
+            <w:r>
+              <w:rPr>
+                <w:rFonts w:ascii="Arial" w:hAnsi="Arial"/>
+                <w:b/>
+                <w:color w:val="FFFFFF"/>
+                <w:sz w:val="20"/>
+              </w:rPr>
+              <w:t>Fish provisioning</w:t>
+            </w:r>
+          </w:p>
+        </w:tc>
+        <w:tc>
+          <w:tcPr>
+            <w:tcW w:type="dxa" w:w="1088"/>
+            <w:tcBorders>
+              <w:top w:val="single" w:sz="8" w:space="0" w:color="404040"/>
+              <w:left w:val="single" w:sz="8" w:space="0" w:color="404040"/>
+              <w:bottom w:val="single" w:sz="8" w:space="0" w:color="404040"/>
+              <w:right w:val="single" w:sz="8" w:space="0" w:color="404040"/>
+            </w:tcBorders>
+            <w:shd w:fill="0A5455" w:val="clear"/>
+          </w:tcPr>
+          <w:p>
+            <w:pPr>
+              <w:spacing w:before="80" w:after="80"/>
+              <w:jc w:val="center"/>
+            </w:pPr>
+            <w:r>
+              <w:rPr>
+                <w:rFonts w:ascii="Arial" w:hAnsi="Arial"/>
+                <w:b w:val="0"/>
+                <w:color w:val="FFFFFF"/>
+                <w:sz w:val="18"/>
+              </w:rPr>
+            </w:r>
+            <w:r>
+              <w:rPr>
+                <w:rFonts w:ascii="Arial" w:hAnsi="Arial"/>
+                <w:b w:val="0"/>
+                <w:color w:val="FFFFFF"/>
+                <w:sz w:val="18"/>
+              </w:rPr>
+              <w:t>kg/yr</w:t>
+            </w:r>
+          </w:p>
+        </w:tc>
+        <w:tc>
+          <w:tcPr>
+            <w:tcW w:type="dxa" w:w="1088"/>
+            <w:tcBorders>
+              <w:top w:val="single" w:sz="8" w:space="0" w:color="404040"/>
+              <w:left w:val="single" w:sz="8" w:space="0" w:color="404040"/>
+              <w:bottom w:val="single" w:sz="8" w:space="0" w:color="404040"/>
+              <w:right w:val="single" w:sz="8" w:space="0" w:color="404040"/>
+            </w:tcBorders>
+          </w:tcPr>
+          <w:p>
+            <w:pPr>
+              <w:spacing w:before="80" w:after="80"/>
+              <w:jc w:val="center"/>
+            </w:pPr>
+            <w:r>
+              <w:rPr>
+                <w:rFonts w:ascii="Arial" w:hAnsi="Arial"/>
+                <w:b w:val="0"/>
+                <w:color w:val="30302F"/>
+                <w:sz w:val="20"/>
+              </w:rPr>
+            </w:r>
+            <w:r>
+              <w:rPr>
+                <w:rFonts w:ascii="Arial" w:hAnsi="Arial"/>
+                <w:b w:val="0"/>
+                <w:color w:val="30302F"/>
+                <w:sz w:val="20"/>
+              </w:rPr>
+            </w:r>
+          </w:p>
+        </w:tc>
+        <w:tc>
+          <w:tcPr>
+            <w:tcW w:type="dxa" w:w="1088"/>
+            <w:tcBorders>
+              <w:top w:val="single" w:sz="8" w:space="0" w:color="404040"/>
+              <w:left w:val="single" w:sz="8" w:space="0" w:color="404040"/>
+              <w:bottom w:val="single" w:sz="8" w:space="0" w:color="404040"/>
+              <w:right w:val="single" w:sz="8" w:space="0" w:color="404040"/>
+            </w:tcBorders>
+          </w:tcPr>
+          <w:p>
+            <w:pPr>
+              <w:spacing w:before="80" w:after="80"/>
+              <w:jc w:val="center"/>
+            </w:pPr>
+            <w:r>
+              <w:rPr>
+                <w:rFonts w:ascii="Arial" w:hAnsi="Arial"/>
+                <w:b w:val="0"/>
+                <w:color w:val="30302F"/>
+                <w:sz w:val="20"/>
+              </w:rPr>
+            </w:r>
+            <w:r>
+              <w:rPr>
+                <w:rFonts w:ascii="Arial" w:hAnsi="Arial"/>
+                <w:b w:val="0"/>
+                <w:color w:val="30302F"/>
+                <w:sz w:val="20"/>
+              </w:rPr>
+            </w:r>
+          </w:p>
+        </w:tc>
+        <w:tc>
+          <w:tcPr>
+            <w:tcW w:type="dxa" w:w="1088"/>
+            <w:tcBorders>
+              <w:top w:val="single" w:sz="8" w:space="0" w:color="404040"/>
+              <w:left w:val="single" w:sz="8" w:space="0" w:color="404040"/>
+              <w:bottom w:val="single" w:sz="8" w:space="0" w:color="404040"/>
+              <w:right w:val="single" w:sz="8" w:space="0" w:color="404040"/>
+            </w:tcBorders>
+          </w:tcPr>
+          <w:p>
+            <w:pPr>
+              <w:spacing w:before="80" w:after="80"/>
+              <w:jc w:val="center"/>
+            </w:pPr>
+            <w:r>
+              <w:rPr>
+                <w:rFonts w:ascii="Arial" w:hAnsi="Arial"/>
+                <w:b w:val="0"/>
+                <w:color w:val="30302F"/>
+                <w:sz w:val="20"/>
+              </w:rPr>
+            </w:r>
+            <w:r>
+              <w:rPr>
+                <w:rFonts w:ascii="Arial" w:hAnsi="Arial"/>
+                <w:b w:val="0"/>
+                <w:color w:val="30302F"/>
+                <w:sz w:val="20"/>
+              </w:rPr>
+            </w:r>
+          </w:p>
+        </w:tc>
+        <w:tc>
+          <w:tcPr>
+            <w:tcW w:type="dxa" w:w="1088"/>
+            <w:tcBorders>
+              <w:top w:val="single" w:sz="8" w:space="0" w:color="404040"/>
+              <w:left w:val="single" w:sz="8" w:space="0" w:color="404040"/>
+              <w:bottom w:val="single" w:sz="8" w:space="0" w:color="404040"/>
+              <w:right w:val="single" w:sz="8" w:space="0" w:color="404040"/>
+            </w:tcBorders>
+          </w:tcPr>
+          <w:p>
+            <w:pPr>
+              <w:spacing w:before="80" w:after="80"/>
+              <w:jc w:val="center"/>
+            </w:pPr>
+            <w:r>
+              <w:rPr>
+                <w:rFonts w:ascii="Arial" w:hAnsi="Arial"/>
+                <w:b w:val="0"/>
+                <w:color w:val="30302F"/>
+                <w:sz w:val="20"/>
+              </w:rPr>
+            </w:r>
+            <w:r>
+              <w:rPr>
+                <w:rFonts w:ascii="Arial" w:hAnsi="Arial"/>
+                <w:b w:val="0"/>
+                <w:color w:val="30302F"/>
+                <w:sz w:val="20"/>
+              </w:rPr>
+            </w:r>
+          </w:p>
+        </w:tc>
+        <w:tc>
+          <w:tcPr>
+            <w:tcW w:type="dxa" w:w="1088"/>
+            <w:tcBorders>
+              <w:top w:val="single" w:sz="8" w:space="0" w:color="404040"/>
+              <w:left w:val="single" w:sz="8" w:space="0" w:color="404040"/>
+              <w:bottom w:val="single" w:sz="8" w:space="0" w:color="404040"/>
+              <w:right w:val="single" w:sz="8" w:space="0" w:color="404040"/>
+            </w:tcBorders>
+          </w:tcPr>
+          <w:p>
+            <w:pPr>
+              <w:spacing w:before="80" w:after="80"/>
+              <w:jc w:val="center"/>
+            </w:pPr>
+            <w:r>
+              <w:rPr>
+                <w:rFonts w:ascii="Arial" w:hAnsi="Arial"/>
+                <w:b w:val="0"/>
+                <w:color w:val="30302F"/>
+                <w:sz w:val="20"/>
+              </w:rPr>
+            </w:r>
+            <w:r>
+              <w:rPr>
+                <w:rFonts w:ascii="Arial" w:hAnsi="Arial"/>
+                <w:b w:val="0"/>
+                <w:color w:val="30302F"/>
+                <w:sz w:val="20"/>
+              </w:rPr>
+            </w:r>
+          </w:p>
+        </w:tc>
+        <w:tc>
+          <w:tcPr>
+            <w:tcW w:type="dxa" w:w="1088"/>
+            <w:tcBorders>
+              <w:top w:val="single" w:sz="8" w:space="0" w:color="404040"/>
+              <w:left w:val="single" w:sz="8" w:space="0" w:color="404040"/>
+              <w:bottom w:val="single" w:sz="8" w:space="0" w:color="404040"/>
+              <w:right w:val="single" w:sz="8" w:space="0" w:color="404040"/>
+            </w:tcBorders>
+          </w:tcPr>
+          <w:p>
+            <w:pPr>
+              <w:spacing w:before="80" w:after="80"/>
+              <w:jc w:val="center"/>
+            </w:pPr>
+            <w:r>
+              <w:rPr>
+                <w:rFonts w:ascii="Arial" w:hAnsi="Arial"/>
+                <w:b w:val="0"/>
+                <w:color w:val="30302F"/>
+                <w:sz w:val="20"/>
+              </w:rPr>
+            </w:r>
+            <w:r>
+              <w:rPr>
+                <w:rFonts w:ascii="Arial" w:hAnsi="Arial"/>
+                <w:b w:val="0"/>
+                <w:color w:val="30302F"/>
+                <w:sz w:val="20"/>
+              </w:rPr>
+            </w:r>
+          </w:p>
+        </w:tc>
+        <w:tc>
+          <w:tcPr>
+            <w:tcW w:type="dxa" w:w="1088"/>
+            <w:tcBorders>
+              <w:top w:val="single" w:sz="8" w:space="0" w:color="404040"/>
+              <w:left w:val="single" w:sz="8" w:space="0" w:color="404040"/>
+              <w:bottom w:val="single" w:sz="8" w:space="0" w:color="404040"/>
+              <w:right w:val="single" w:sz="8" w:space="0" w:color="404040"/>
+            </w:tcBorders>
+          </w:tcPr>
+          <w:p>
+            <w:pPr>
+              <w:spacing w:before="80" w:after="80"/>
+              <w:jc w:val="center"/>
+            </w:pPr>
+            <w:r>
+              <w:rPr>
+                <w:rFonts w:ascii="Arial" w:hAnsi="Arial"/>
+                <w:b w:val="0"/>
+                <w:color w:val="30302F"/>
+                <w:sz w:val="20"/>
+              </w:rPr>
+            </w:r>
+            <w:r>
+              <w:rPr>
+                <w:rFonts w:ascii="Arial" w:hAnsi="Arial"/>
+                <w:b w:val="0"/>
+                <w:color w:val="30302F"/>
+                <w:sz w:val="20"/>
+              </w:rPr>
+              <w:t>120,000</w:t>
+            </w:r>
+          </w:p>
+        </w:tc>
+        <w:tc>
+          <w:tcPr>
+            <w:tcW w:type="dxa" w:w="1088"/>
+            <w:tcBorders>
+              <w:top w:val="single" w:sz="8" w:space="0" w:color="404040"/>
+              <w:left w:val="single" w:sz="8" w:space="0" w:color="404040"/>
+              <w:bottom w:val="single" w:sz="8" w:space="0" w:color="404040"/>
+              <w:right w:val="single" w:sz="8" w:space="0" w:color="404040"/>
+            </w:tcBorders>
+          </w:tcPr>
+          <w:p>
+            <w:pPr>
+              <w:spacing w:before="80" w:after="80"/>
+              <w:jc w:val="center"/>
+            </w:pPr>
+            <w:r>
+              <w:rPr>
+                <w:rFonts w:ascii="Arial" w:hAnsi="Arial"/>
+                <w:b w:val="0"/>
+                <w:color w:val="30302F"/>
+                <w:sz w:val="20"/>
+              </w:rPr>
+            </w:r>
+            <w:r>
+              <w:rPr>
+                <w:rFonts w:ascii="Arial" w:hAnsi="Arial"/>
+                <w:b w:val="0"/>
+                <w:color w:val="30302F"/>
+                <w:sz w:val="20"/>
+              </w:rPr>
+              <w:t>45,000</w:t>
+            </w:r>
+          </w:p>
+        </w:tc>
+        <w:tc>
+          <w:tcPr>
+            <w:tcW w:type="dxa" w:w="1088"/>
+            <w:tcBorders>
+              <w:top w:val="single" w:sz="8" w:space="0" w:color="404040"/>
+              <w:left w:val="single" w:sz="8" w:space="0" w:color="404040"/>
+              <w:bottom w:val="single" w:sz="8" w:space="0" w:color="404040"/>
+              <w:right w:val="single" w:sz="8" w:space="0" w:color="404040"/>
+            </w:tcBorders>
+          </w:tcPr>
+          <w:p>
+            <w:pPr>
+              <w:spacing w:before="80" w:after="80"/>
+              <w:jc w:val="center"/>
+            </w:pPr>
+            <w:r>
+              <w:rPr>
+                <w:rFonts w:ascii="Arial" w:hAnsi="Arial"/>
+                <w:b w:val="0"/>
+                <w:color w:val="30302F"/>
+                <w:sz w:val="20"/>
+              </w:rPr>
+            </w:r>
+            <w:r>
+              <w:rPr>
+                <w:rFonts w:ascii="Arial" w:hAnsi="Arial"/>
+                <w:b w:val="0"/>
+                <w:color w:val="30302F"/>
+                <w:sz w:val="20"/>
+              </w:rPr>
+              <w:t>15,000</w:t>
+            </w:r>
+          </w:p>
+        </w:tc>
+        <w:tc>
+          <w:tcPr>
+            <w:tcW w:type="dxa" w:w="1088"/>
+            <w:tcBorders>
+              <w:top w:val="single" w:sz="8" w:space="0" w:color="404040"/>
+              <w:left w:val="single" w:sz="8" w:space="0" w:color="404040"/>
+              <w:bottom w:val="single" w:sz="8" w:space="0" w:color="404040"/>
+              <w:right w:val="single" w:sz="8" w:space="0" w:color="404040"/>
+            </w:tcBorders>
+          </w:tcPr>
+          <w:p>
+            <w:pPr>
+              <w:spacing w:before="80" w:after="80"/>
+              <w:jc w:val="center"/>
+            </w:pPr>
+            <w:r>
+              <w:rPr>
+                <w:rFonts w:ascii="Arial" w:hAnsi="Arial"/>
+                <w:b w:val="0"/>
+                <w:color w:val="30302F"/>
+                <w:sz w:val="20"/>
+              </w:rPr>
+            </w:r>
+            <w:r>
+              <w:rPr>
+                <w:rFonts w:ascii="Arial" w:hAnsi="Arial"/>
+                <w:b w:val="0"/>
+                <w:color w:val="30302F"/>
+                <w:sz w:val="20"/>
+              </w:rPr>
+              <w:t>180,000</w:t>
+            </w:r>
+          </w:p>
+        </w:tc>
+        <w:tc>
+          <w:tcPr>
+            <w:tcW w:type="dxa" w:w="1088"/>
+            <w:tcBorders>
+              <w:top w:val="single" w:sz="8" w:space="0" w:color="404040"/>
+              <w:left w:val="single" w:sz="8" w:space="0" w:color="404040"/>
+              <w:bottom w:val="single" w:sz="8" w:space="0" w:color="404040"/>
+              <w:right w:val="single" w:sz="8" w:space="0" w:color="404040"/>
+            </w:tcBorders>
+          </w:tcPr>
+          <w:p>
+            <w:pPr>
+              <w:spacing w:before="80" w:after="80"/>
+              <w:jc w:val="center"/>
+            </w:pPr>
+            <w:r>
+              <w:rPr>
+                <w:rFonts w:ascii="Arial" w:hAnsi="Arial"/>
+                <w:b w:val="0"/>
+                <w:color w:val="30302F"/>
+                <w:sz w:val="20"/>
+              </w:rPr>
+            </w:r>
+            <w:r>
+              <w:rPr>
+                <w:rFonts w:ascii="Arial" w:hAnsi="Arial"/>
+                <w:b w:val="0"/>
+                <w:color w:val="30302F"/>
+                <w:sz w:val="20"/>
+              </w:rPr>
+              <w:t>180,000</w:t>
+            </w:r>
+          </w:p>
+        </w:tc>
+      </w:tr>
+      <w:tr>
+        <w:tc>
+          <w:tcPr>
+            <w:tcW w:type="dxa" w:w="14144"/>
+            <w:gridSpan w:val="13"/>
+            <w:tcBorders>
+              <w:top w:val="single" w:sz="8" w:space="0" w:color="404040"/>
+              <w:left w:val="single" w:sz="8" w:space="0" w:color="404040"/>
+              <w:bottom w:val="single" w:sz="8" w:space="0" w:color="404040"/>
+              <w:right w:val="single" w:sz="8" w:space="0" w:color="404040"/>
+            </w:tcBorders>
+            <w:shd w:fill="D5E8D4" w:val="clear"/>
+          </w:tcPr>
+          <w:p>
+            <w:pPr>
+              <w:spacing w:before="80" w:after="80"/>
+              <w:jc w:val="center"/>
+            </w:pPr>
+            <w:r>
+              <w:rPr>
+                <w:rFonts w:ascii="Arial" w:hAnsi="Arial"/>
+                <w:b/>
+                <w:i/>
+                <w:color w:val="404040"/>
+                <w:sz w:val="18"/>
+              </w:rPr>
+            </w:r>
+            <w:r>
+              <w:rPr>
+                <w:rFonts w:ascii="Arial" w:hAnsi="Arial"/>
+                <w:b/>
+                <w:i/>
+                <w:color w:val="404040"/>
+                <w:sz w:val="18"/>
+              </w:rPr>
+              <w:t>Regulating &amp; maintenance services (6.2–6.5)</w:t>
+            </w:r>
+          </w:p>
+        </w:tc>
+      </w:tr>
+      <w:tr>
+        <w:tc>
+          <w:tcPr>
+            <w:tcW w:type="dxa" w:w="1088"/>
+            <w:tcBorders>
+              <w:top w:val="single" w:sz="8" w:space="0" w:color="404040"/>
+              <w:left w:val="single" w:sz="8" w:space="0" w:color="404040"/>
+              <w:bottom w:val="single" w:sz="8" w:space="0" w:color="404040"/>
+              <w:right w:val="single" w:sz="8" w:space="0" w:color="404040"/>
+            </w:tcBorders>
+            <w:shd w:fill="0A5455" w:val="clear"/>
+          </w:tcPr>
+          <w:p>
+            <w:pPr>
+              <w:spacing w:before="80" w:after="80"/>
+              <w:jc w:val="left"/>
+            </w:pPr>
+            <w:r>
+              <w:rPr>
+                <w:rFonts w:ascii="Arial" w:hAnsi="Arial"/>
+                <w:b/>
+                <w:color w:val="FFFFFF"/>
+                <w:sz w:val="20"/>
+              </w:rPr>
+            </w:r>
+            <w:r>
+              <w:rPr>
+                <w:rFonts w:ascii="Arial" w:hAnsi="Arial"/>
+                <w:b/>
+                <w:color w:val="FFFFFF"/>
+                <w:sz w:val="20"/>
+              </w:rPr>
+              <w:t>Carbon sequestration</w:t>
+            </w:r>
+          </w:p>
+        </w:tc>
+        <w:tc>
+          <w:tcPr>
+            <w:tcW w:type="dxa" w:w="1088"/>
+            <w:tcBorders>
+              <w:top w:val="single" w:sz="8" w:space="0" w:color="404040"/>
+              <w:left w:val="single" w:sz="8" w:space="0" w:color="404040"/>
+              <w:bottom w:val="single" w:sz="8" w:space="0" w:color="404040"/>
+              <w:right w:val="single" w:sz="8" w:space="0" w:color="404040"/>
+            </w:tcBorders>
+            <w:shd w:fill="0A5455" w:val="clear"/>
+          </w:tcPr>
+          <w:p>
+            <w:pPr>
+              <w:spacing w:before="80" w:after="80"/>
+              <w:jc w:val="center"/>
+            </w:pPr>
+            <w:r>
+              <w:rPr>
+                <w:rFonts w:ascii="Arial" w:hAnsi="Arial"/>
+                <w:b w:val="0"/>
+                <w:color w:val="FFFFFF"/>
+                <w:sz w:val="18"/>
+              </w:rPr>
+            </w:r>
+            <w:r>
+              <w:rPr>
+                <w:rFonts w:ascii="Arial" w:hAnsi="Arial"/>
+                <w:b w:val="0"/>
+                <w:color w:val="FFFFFF"/>
+                <w:sz w:val="18"/>
+              </w:rPr>
+              <w:t>Mg CO₂/yr</w:t>
+            </w:r>
+          </w:p>
+        </w:tc>
+        <w:tc>
+          <w:tcPr>
+            <w:tcW w:type="dxa" w:w="1088"/>
+            <w:tcBorders>
+              <w:top w:val="single" w:sz="8" w:space="0" w:color="404040"/>
+              <w:left w:val="single" w:sz="8" w:space="0" w:color="404040"/>
+              <w:bottom w:val="single" w:sz="8" w:space="0" w:color="404040"/>
+              <w:right w:val="single" w:sz="8" w:space="0" w:color="404040"/>
+            </w:tcBorders>
+          </w:tcPr>
+          <w:p>
+            <w:pPr>
+              <w:spacing w:before="80" w:after="80"/>
+              <w:jc w:val="center"/>
+            </w:pPr>
+            <w:r>
+              <w:rPr>
+                <w:rFonts w:ascii="Arial" w:hAnsi="Arial"/>
+                <w:b w:val="0"/>
+                <w:color w:val="30302F"/>
+                <w:sz w:val="20"/>
+              </w:rPr>
+            </w:r>
+            <w:r>
+              <w:rPr>
+                <w:rFonts w:ascii="Arial" w:hAnsi="Arial"/>
+                <w:b w:val="0"/>
+                <w:color w:val="30302F"/>
+                <w:sz w:val="20"/>
+              </w:rPr>
+            </w:r>
+          </w:p>
+        </w:tc>
+        <w:tc>
+          <w:tcPr>
+            <w:tcW w:type="dxa" w:w="1088"/>
+            <w:tcBorders>
+              <w:top w:val="single" w:sz="8" w:space="0" w:color="404040"/>
+              <w:left w:val="single" w:sz="8" w:space="0" w:color="404040"/>
+              <w:bottom w:val="single" w:sz="8" w:space="0" w:color="404040"/>
+              <w:right w:val="single" w:sz="8" w:space="0" w:color="404040"/>
+            </w:tcBorders>
+          </w:tcPr>
+          <w:p>
+            <w:pPr>
+              <w:spacing w:before="80" w:after="80"/>
+              <w:jc w:val="center"/>
+            </w:pPr>
+            <w:r>
+              <w:rPr>
+                <w:rFonts w:ascii="Arial" w:hAnsi="Arial"/>
+                <w:b w:val="0"/>
+                <w:color w:val="30302F"/>
+                <w:sz w:val="20"/>
+              </w:rPr>
+            </w:r>
+            <w:r>
+              <w:rPr>
+                <w:rFonts w:ascii="Arial" w:hAnsi="Arial"/>
+                <w:b w:val="0"/>
+                <w:color w:val="30302F"/>
+                <w:sz w:val="20"/>
+              </w:rPr>
+            </w:r>
+          </w:p>
+        </w:tc>
+        <w:tc>
+          <w:tcPr>
+            <w:tcW w:type="dxa" w:w="1088"/>
+            <w:tcBorders>
+              <w:top w:val="single" w:sz="8" w:space="0" w:color="404040"/>
+              <w:left w:val="single" w:sz="8" w:space="0" w:color="404040"/>
+              <w:bottom w:val="single" w:sz="8" w:space="0" w:color="404040"/>
+              <w:right w:val="single" w:sz="8" w:space="0" w:color="404040"/>
+            </w:tcBorders>
+          </w:tcPr>
+          <w:p>
+            <w:pPr>
+              <w:spacing w:before="80" w:after="80"/>
+              <w:jc w:val="center"/>
+            </w:pPr>
+            <w:r>
+              <w:rPr>
+                <w:rFonts w:ascii="Arial" w:hAnsi="Arial"/>
+                <w:b w:val="0"/>
+                <w:color w:val="30302F"/>
+                <w:sz w:val="20"/>
+              </w:rPr>
+            </w:r>
+            <w:r>
+              <w:rPr>
+                <w:rFonts w:ascii="Arial" w:hAnsi="Arial"/>
+                <w:b w:val="0"/>
+                <w:color w:val="30302F"/>
+                <w:sz w:val="20"/>
+              </w:rPr>
+            </w:r>
+          </w:p>
+        </w:tc>
+        <w:tc>
+          <w:tcPr>
+            <w:tcW w:type="dxa" w:w="1088"/>
+            <w:tcBorders>
+              <w:top w:val="single" w:sz="8" w:space="0" w:color="404040"/>
+              <w:left w:val="single" w:sz="8" w:space="0" w:color="404040"/>
+              <w:bottom w:val="single" w:sz="8" w:space="0" w:color="404040"/>
+              <w:right w:val="single" w:sz="8" w:space="0" w:color="404040"/>
+            </w:tcBorders>
+          </w:tcPr>
+          <w:p>
+            <w:pPr>
+              <w:spacing w:before="80" w:after="80"/>
+              <w:jc w:val="center"/>
+            </w:pPr>
+            <w:r>
+              <w:rPr>
+                <w:rFonts w:ascii="Arial" w:hAnsi="Arial"/>
+                <w:b w:val="0"/>
+                <w:color w:val="30302F"/>
+                <w:sz w:val="20"/>
+              </w:rPr>
+            </w:r>
+            <w:r>
+              <w:rPr>
+                <w:rFonts w:ascii="Arial" w:hAnsi="Arial"/>
+                <w:b w:val="0"/>
+                <w:color w:val="30302F"/>
+                <w:sz w:val="20"/>
+              </w:rPr>
+            </w:r>
+          </w:p>
+        </w:tc>
+        <w:tc>
+          <w:tcPr>
+            <w:tcW w:type="dxa" w:w="1088"/>
+            <w:tcBorders>
+              <w:top w:val="single" w:sz="8" w:space="0" w:color="404040"/>
+              <w:left w:val="single" w:sz="8" w:space="0" w:color="404040"/>
+              <w:bottom w:val="single" w:sz="8" w:space="0" w:color="404040"/>
+              <w:right w:val="single" w:sz="8" w:space="0" w:color="404040"/>
+            </w:tcBorders>
+          </w:tcPr>
+          <w:p>
+            <w:pPr>
+              <w:spacing w:before="80" w:after="80"/>
+              <w:jc w:val="center"/>
+            </w:pPr>
+            <w:r>
+              <w:rPr>
+                <w:rFonts w:ascii="Arial" w:hAnsi="Arial"/>
+                <w:b w:val="0"/>
+                <w:color w:val="30302F"/>
+                <w:sz w:val="20"/>
+              </w:rPr>
+            </w:r>
+            <w:r>
+              <w:rPr>
+                <w:rFonts w:ascii="Arial" w:hAnsi="Arial"/>
+                <w:b w:val="0"/>
+                <w:color w:val="30302F"/>
+                <w:sz w:val="20"/>
+              </w:rPr>
+            </w:r>
+          </w:p>
+        </w:tc>
+        <w:tc>
+          <w:tcPr>
+            <w:tcW w:type="dxa" w:w="1088"/>
+            <w:tcBorders>
+              <w:top w:val="single" w:sz="8" w:space="0" w:color="404040"/>
+              <w:left w:val="single" w:sz="8" w:space="0" w:color="404040"/>
+              <w:bottom w:val="single" w:sz="8" w:space="0" w:color="404040"/>
+              <w:right w:val="single" w:sz="8" w:space="0" w:color="404040"/>
+            </w:tcBorders>
+          </w:tcPr>
+          <w:p>
+            <w:pPr>
+              <w:spacing w:before="80" w:after="80"/>
+              <w:jc w:val="center"/>
+            </w:pPr>
+            <w:r>
+              <w:rPr>
+                <w:rFonts w:ascii="Arial" w:hAnsi="Arial"/>
+                <w:b w:val="0"/>
+                <w:color w:val="30302F"/>
+                <w:sz w:val="20"/>
+              </w:rPr>
+            </w:r>
+            <w:r>
+              <w:rPr>
+                <w:rFonts w:ascii="Arial" w:hAnsi="Arial"/>
+                <w:b w:val="0"/>
+                <w:color w:val="30302F"/>
+                <w:sz w:val="20"/>
+              </w:rPr>
+            </w:r>
+          </w:p>
+        </w:tc>
+        <w:tc>
+          <w:tcPr>
+            <w:tcW w:type="dxa" w:w="1088"/>
+            <w:tcBorders>
+              <w:top w:val="single" w:sz="8" w:space="0" w:color="404040"/>
+              <w:left w:val="single" w:sz="8" w:space="0" w:color="404040"/>
+              <w:bottom w:val="single" w:sz="8" w:space="0" w:color="404040"/>
+              <w:right w:val="single" w:sz="8" w:space="0" w:color="404040"/>
+            </w:tcBorders>
+          </w:tcPr>
+          <w:p>
+            <w:pPr>
+              <w:spacing w:before="80" w:after="80"/>
+              <w:jc w:val="center"/>
+            </w:pPr>
+            <w:r>
+              <w:rPr>
+                <w:rFonts w:ascii="Arial" w:hAnsi="Arial"/>
+                <w:b w:val="0"/>
+                <w:color w:val="30302F"/>
+                <w:sz w:val="20"/>
+              </w:rPr>
+            </w:r>
+            <w:r>
+              <w:rPr>
+                <w:rFonts w:ascii="Arial" w:hAnsi="Arial"/>
+                <w:b w:val="0"/>
+                <w:color w:val="30302F"/>
+                <w:sz w:val="20"/>
+              </w:rPr>
+            </w:r>
+          </w:p>
+        </w:tc>
+        <w:tc>
+          <w:tcPr>
+            <w:tcW w:type="dxa" w:w="1088"/>
+            <w:tcBorders>
+              <w:top w:val="single" w:sz="8" w:space="0" w:color="404040"/>
+              <w:left w:val="single" w:sz="8" w:space="0" w:color="404040"/>
+              <w:bottom w:val="single" w:sz="8" w:space="0" w:color="404040"/>
+              <w:right w:val="single" w:sz="8" w:space="0" w:color="404040"/>
+            </w:tcBorders>
+          </w:tcPr>
+          <w:p>
+            <w:pPr>
+              <w:spacing w:before="80" w:after="80"/>
+              <w:jc w:val="center"/>
+            </w:pPr>
+            <w:r>
+              <w:rPr>
+                <w:rFonts w:ascii="Arial" w:hAnsi="Arial"/>
+                <w:b w:val="0"/>
+                <w:color w:val="30302F"/>
+                <w:sz w:val="20"/>
+              </w:rPr>
+            </w:r>
+            <w:r>
+              <w:rPr>
+                <w:rFonts w:ascii="Arial" w:hAnsi="Arial"/>
+                <w:b w:val="0"/>
+                <w:color w:val="30302F"/>
+                <w:sz w:val="20"/>
+              </w:rPr>
+              <w:t>1,040</w:t>
+            </w:r>
+          </w:p>
+        </w:tc>
+        <w:tc>
+          <w:tcPr>
+            <w:tcW w:type="dxa" w:w="1088"/>
+            <w:tcBorders>
+              <w:top w:val="single" w:sz="8" w:space="0" w:color="404040"/>
+              <w:left w:val="single" w:sz="8" w:space="0" w:color="404040"/>
+              <w:bottom w:val="single" w:sz="8" w:space="0" w:color="404040"/>
+              <w:right w:val="single" w:sz="8" w:space="0" w:color="404040"/>
+            </w:tcBorders>
+          </w:tcPr>
+          <w:p>
+            <w:pPr>
+              <w:spacing w:before="80" w:after="80"/>
+              <w:jc w:val="center"/>
+            </w:pPr>
+            <w:r>
+              <w:rPr>
+                <w:rFonts w:ascii="Arial" w:hAnsi="Arial"/>
+                <w:b w:val="0"/>
+                <w:color w:val="30302F"/>
+                <w:sz w:val="20"/>
+              </w:rPr>
+            </w:r>
+            <w:r>
+              <w:rPr>
+                <w:rFonts w:ascii="Arial" w:hAnsi="Arial"/>
+                <w:b w:val="0"/>
+                <w:color w:val="30302F"/>
+                <w:sz w:val="20"/>
+              </w:rPr>
+              <w:t>1,295</w:t>
+            </w:r>
+          </w:p>
+        </w:tc>
+        <w:tc>
+          <w:tcPr>
+            <w:tcW w:type="dxa" w:w="1088"/>
+            <w:tcBorders>
+              <w:top w:val="single" w:sz="8" w:space="0" w:color="404040"/>
+              <w:left w:val="single" w:sz="8" w:space="0" w:color="404040"/>
+              <w:bottom w:val="single" w:sz="8" w:space="0" w:color="404040"/>
+              <w:right w:val="single" w:sz="8" w:space="0" w:color="404040"/>
+            </w:tcBorders>
+          </w:tcPr>
+          <w:p>
+            <w:pPr>
+              <w:spacing w:before="80" w:after="80"/>
+              <w:jc w:val="center"/>
+            </w:pPr>
+            <w:r>
+              <w:rPr>
+                <w:rFonts w:ascii="Arial" w:hAnsi="Arial"/>
+                <w:b w:val="0"/>
+                <w:color w:val="30302F"/>
+                <w:sz w:val="20"/>
+              </w:rPr>
+            </w:r>
+            <w:r>
+              <w:rPr>
+                <w:rFonts w:ascii="Arial" w:hAnsi="Arial"/>
+                <w:b w:val="0"/>
+                <w:color w:val="30302F"/>
+                <w:sz w:val="20"/>
+              </w:rPr>
+              <w:t>2,335</w:t>
+            </w:r>
+          </w:p>
+        </w:tc>
+        <w:tc>
+          <w:tcPr>
+            <w:tcW w:type="dxa" w:w="1088"/>
+            <w:tcBorders>
+              <w:top w:val="single" w:sz="8" w:space="0" w:color="404040"/>
+              <w:left w:val="single" w:sz="8" w:space="0" w:color="404040"/>
+              <w:bottom w:val="single" w:sz="8" w:space="0" w:color="404040"/>
+              <w:right w:val="single" w:sz="8" w:space="0" w:color="404040"/>
+            </w:tcBorders>
+          </w:tcPr>
+          <w:p>
+            <w:pPr>
+              <w:spacing w:before="80" w:after="80"/>
+              <w:jc w:val="center"/>
+            </w:pPr>
+            <w:r>
+              <w:rPr>
+                <w:rFonts w:ascii="Arial" w:hAnsi="Arial"/>
+                <w:b w:val="0"/>
+                <w:color w:val="30302F"/>
+                <w:sz w:val="20"/>
+              </w:rPr>
+            </w:r>
+            <w:r>
+              <w:rPr>
+                <w:rFonts w:ascii="Arial" w:hAnsi="Arial"/>
+                <w:b w:val="0"/>
+                <w:color w:val="30302F"/>
+                <w:sz w:val="20"/>
+              </w:rPr>
+              <w:t>2,335</w:t>
+            </w:r>
+          </w:p>
+        </w:tc>
+      </w:tr>
+      <w:tr>
+        <w:tc>
+          <w:tcPr>
+            <w:tcW w:type="dxa" w:w="1088"/>
+            <w:tcBorders>
+              <w:top w:val="single" w:sz="8" w:space="0" w:color="404040"/>
+              <w:left w:val="single" w:sz="8" w:space="0" w:color="404040"/>
+              <w:bottom w:val="single" w:sz="8" w:space="0" w:color="404040"/>
+              <w:right w:val="single" w:sz="8" w:space="0" w:color="404040"/>
+            </w:tcBorders>
+            <w:shd w:fill="0A5455" w:val="clear"/>
+          </w:tcPr>
+          <w:p>
+            <w:pPr>
+              <w:spacing w:before="80" w:after="80"/>
+              <w:jc w:val="left"/>
+            </w:pPr>
+            <w:r>
+              <w:rPr>
+                <w:rFonts w:ascii="Arial" w:hAnsi="Arial"/>
+                <w:b/>
+                <w:color w:val="FFFFFF"/>
+                <w:sz w:val="20"/>
+              </w:rPr>
+            </w:r>
+            <w:r>
+              <w:rPr>
+                <w:rFonts w:ascii="Arial" w:hAnsi="Arial"/>
+                <w:b/>
+                <w:color w:val="FFFFFF"/>
+                <w:sz w:val="20"/>
+              </w:rPr>
+              <w:t>Coastal protection</w:t>
+            </w:r>
+          </w:p>
+        </w:tc>
+        <w:tc>
+          <w:tcPr>
+            <w:tcW w:type="dxa" w:w="1088"/>
+            <w:tcBorders>
+              <w:top w:val="single" w:sz="8" w:space="0" w:color="404040"/>
+              <w:left w:val="single" w:sz="8" w:space="0" w:color="404040"/>
+              <w:bottom w:val="single" w:sz="8" w:space="0" w:color="404040"/>
+              <w:right w:val="single" w:sz="8" w:space="0" w:color="404040"/>
+            </w:tcBorders>
+            <w:shd w:fill="0A5455" w:val="clear"/>
+          </w:tcPr>
+          <w:p>
+            <w:pPr>
+              <w:spacing w:before="80" w:after="80"/>
+              <w:jc w:val="center"/>
+            </w:pPr>
+            <w:r>
+              <w:rPr>
+                <w:rFonts w:ascii="Arial" w:hAnsi="Arial"/>
+                <w:b w:val="0"/>
+                <w:color w:val="FFFFFF"/>
+                <w:sz w:val="18"/>
+              </w:rPr>
+            </w:r>
+            <w:r>
+              <w:rPr>
+                <w:rFonts w:ascii="Arial" w:hAnsi="Arial"/>
+                <w:b w:val="0"/>
+                <w:color w:val="FFFFFF"/>
+                <w:sz w:val="18"/>
+              </w:rPr>
+              <w:t>m of coastline</w:t>
+            </w:r>
+          </w:p>
+        </w:tc>
+        <w:tc>
+          <w:tcPr>
+            <w:tcW w:type="dxa" w:w="1088"/>
+            <w:tcBorders>
+              <w:top w:val="single" w:sz="8" w:space="0" w:color="404040"/>
+              <w:left w:val="single" w:sz="8" w:space="0" w:color="404040"/>
+              <w:bottom w:val="single" w:sz="8" w:space="0" w:color="404040"/>
+              <w:right w:val="single" w:sz="8" w:space="0" w:color="404040"/>
+            </w:tcBorders>
+          </w:tcPr>
+          <w:p>
+            <w:pPr>
+              <w:spacing w:before="80" w:after="80"/>
+              <w:jc w:val="center"/>
+            </w:pPr>
+            <w:r>
+              <w:rPr>
+                <w:rFonts w:ascii="Arial" w:hAnsi="Arial"/>
+                <w:b w:val="0"/>
+                <w:color w:val="30302F"/>
+                <w:sz w:val="20"/>
+              </w:rPr>
+            </w:r>
+            <w:r>
+              <w:rPr>
+                <w:rFonts w:ascii="Arial" w:hAnsi="Arial"/>
+                <w:b w:val="0"/>
+                <w:color w:val="30302F"/>
+                <w:sz w:val="20"/>
+              </w:rPr>
+            </w:r>
+          </w:p>
+        </w:tc>
+        <w:tc>
+          <w:tcPr>
+            <w:tcW w:type="dxa" w:w="1088"/>
+            <w:tcBorders>
+              <w:top w:val="single" w:sz="8" w:space="0" w:color="404040"/>
+              <w:left w:val="single" w:sz="8" w:space="0" w:color="404040"/>
+              <w:bottom w:val="single" w:sz="8" w:space="0" w:color="404040"/>
+              <w:right w:val="single" w:sz="8" w:space="0" w:color="404040"/>
+            </w:tcBorders>
+          </w:tcPr>
+          <w:p>
+            <w:pPr>
+              <w:spacing w:before="80" w:after="80"/>
+              <w:jc w:val="center"/>
+            </w:pPr>
+            <w:r>
+              <w:rPr>
+                <w:rFonts w:ascii="Arial" w:hAnsi="Arial"/>
+                <w:b w:val="0"/>
+                <w:color w:val="30302F"/>
+                <w:sz w:val="20"/>
+              </w:rPr>
+            </w:r>
+            <w:r>
+              <w:rPr>
+                <w:rFonts w:ascii="Arial" w:hAnsi="Arial"/>
+                <w:b w:val="0"/>
+                <w:color w:val="30302F"/>
+                <w:sz w:val="20"/>
+              </w:rPr>
+            </w:r>
+          </w:p>
+        </w:tc>
+        <w:tc>
+          <w:tcPr>
+            <w:tcW w:type="dxa" w:w="1088"/>
+            <w:tcBorders>
+              <w:top w:val="single" w:sz="8" w:space="0" w:color="404040"/>
+              <w:left w:val="single" w:sz="8" w:space="0" w:color="404040"/>
+              <w:bottom w:val="single" w:sz="8" w:space="0" w:color="404040"/>
+              <w:right w:val="single" w:sz="8" w:space="0" w:color="404040"/>
+            </w:tcBorders>
+          </w:tcPr>
+          <w:p>
+            <w:pPr>
+              <w:spacing w:before="80" w:after="80"/>
+              <w:jc w:val="center"/>
+            </w:pPr>
+            <w:r>
+              <w:rPr>
+                <w:rFonts w:ascii="Arial" w:hAnsi="Arial"/>
+                <w:b w:val="0"/>
+                <w:color w:val="30302F"/>
+                <w:sz w:val="20"/>
+              </w:rPr>
+            </w:r>
+            <w:r>
+              <w:rPr>
+                <w:rFonts w:ascii="Arial" w:hAnsi="Arial"/>
+                <w:b w:val="0"/>
+                <w:color w:val="30302F"/>
+                <w:sz w:val="20"/>
+              </w:rPr>
+            </w:r>
+          </w:p>
+        </w:tc>
+        <w:tc>
+          <w:tcPr>
+            <w:tcW w:type="dxa" w:w="1088"/>
+            <w:tcBorders>
+              <w:top w:val="single" w:sz="8" w:space="0" w:color="404040"/>
+              <w:left w:val="single" w:sz="8" w:space="0" w:color="404040"/>
+              <w:bottom w:val="single" w:sz="8" w:space="0" w:color="404040"/>
+              <w:right w:val="single" w:sz="8" w:space="0" w:color="404040"/>
+            </w:tcBorders>
+          </w:tcPr>
+          <w:p>
+            <w:pPr>
+              <w:spacing w:before="80" w:after="80"/>
+              <w:jc w:val="center"/>
+            </w:pPr>
+            <w:r>
+              <w:rPr>
+                <w:rFonts w:ascii="Arial" w:hAnsi="Arial"/>
+                <w:b w:val="0"/>
+                <w:color w:val="30302F"/>
+                <w:sz w:val="20"/>
+              </w:rPr>
+            </w:r>
+            <w:r>
+              <w:rPr>
+                <w:rFonts w:ascii="Arial" w:hAnsi="Arial"/>
+                <w:b w:val="0"/>
+                <w:color w:val="30302F"/>
+                <w:sz w:val="20"/>
+              </w:rPr>
+            </w:r>
+          </w:p>
+        </w:tc>
+        <w:tc>
+          <w:tcPr>
+            <w:tcW w:type="dxa" w:w="1088"/>
+            <w:tcBorders>
+              <w:top w:val="single" w:sz="8" w:space="0" w:color="404040"/>
+              <w:left w:val="single" w:sz="8" w:space="0" w:color="404040"/>
+              <w:bottom w:val="single" w:sz="8" w:space="0" w:color="404040"/>
+              <w:right w:val="single" w:sz="8" w:space="0" w:color="404040"/>
+            </w:tcBorders>
+          </w:tcPr>
+          <w:p>
+            <w:pPr>
+              <w:spacing w:before="80" w:after="80"/>
+              <w:jc w:val="center"/>
+            </w:pPr>
+            <w:r>
+              <w:rPr>
+                <w:rFonts w:ascii="Arial" w:hAnsi="Arial"/>
+                <w:b w:val="0"/>
+                <w:color w:val="30302F"/>
+                <w:sz w:val="20"/>
+              </w:rPr>
+            </w:r>
+            <w:r>
+              <w:rPr>
+                <w:rFonts w:ascii="Arial" w:hAnsi="Arial"/>
+                <w:b w:val="0"/>
+                <w:color w:val="30302F"/>
+                <w:sz w:val="20"/>
+              </w:rPr>
+            </w:r>
+          </w:p>
+        </w:tc>
+        <w:tc>
+          <w:tcPr>
+            <w:tcW w:type="dxa" w:w="1088"/>
+            <w:tcBorders>
+              <w:top w:val="single" w:sz="8" w:space="0" w:color="404040"/>
+              <w:left w:val="single" w:sz="8" w:space="0" w:color="404040"/>
+              <w:bottom w:val="single" w:sz="8" w:space="0" w:color="404040"/>
+              <w:right w:val="single" w:sz="8" w:space="0" w:color="404040"/>
+            </w:tcBorders>
+          </w:tcPr>
+          <w:p>
+            <w:pPr>
+              <w:spacing w:before="80" w:after="80"/>
+              <w:jc w:val="center"/>
+            </w:pPr>
+            <w:r>
+              <w:rPr>
+                <w:rFonts w:ascii="Arial" w:hAnsi="Arial"/>
+                <w:b w:val="0"/>
+                <w:color w:val="30302F"/>
+                <w:sz w:val="20"/>
+              </w:rPr>
+            </w:r>
+            <w:r>
+              <w:rPr>
+                <w:rFonts w:ascii="Arial" w:hAnsi="Arial"/>
+                <w:b w:val="0"/>
+                <w:color w:val="30302F"/>
+                <w:sz w:val="20"/>
+              </w:rPr>
+            </w:r>
+          </w:p>
+        </w:tc>
+        <w:tc>
+          <w:tcPr>
+            <w:tcW w:type="dxa" w:w="1088"/>
+            <w:tcBorders>
+              <w:top w:val="single" w:sz="8" w:space="0" w:color="404040"/>
+              <w:left w:val="single" w:sz="8" w:space="0" w:color="404040"/>
+              <w:bottom w:val="single" w:sz="8" w:space="0" w:color="404040"/>
+              <w:right w:val="single" w:sz="8" w:space="0" w:color="404040"/>
+            </w:tcBorders>
+          </w:tcPr>
+          <w:p>
+            <w:pPr>
+              <w:spacing w:before="80" w:after="80"/>
+              <w:jc w:val="center"/>
+            </w:pPr>
+            <w:r>
+              <w:rPr>
+                <w:rFonts w:ascii="Arial" w:hAnsi="Arial"/>
+                <w:b w:val="0"/>
+                <w:color w:val="30302F"/>
+                <w:sz w:val="20"/>
+              </w:rPr>
+            </w:r>
+            <w:r>
+              <w:rPr>
+                <w:rFonts w:ascii="Arial" w:hAnsi="Arial"/>
+                <w:b w:val="0"/>
+                <w:color w:val="30302F"/>
+                <w:sz w:val="20"/>
+              </w:rPr>
+              <w:t>12,000</w:t>
+            </w:r>
+          </w:p>
+        </w:tc>
+        <w:tc>
+          <w:tcPr>
+            <w:tcW w:type="dxa" w:w="1088"/>
+            <w:tcBorders>
+              <w:top w:val="single" w:sz="8" w:space="0" w:color="404040"/>
+              <w:left w:val="single" w:sz="8" w:space="0" w:color="404040"/>
+              <w:bottom w:val="single" w:sz="8" w:space="0" w:color="404040"/>
+              <w:right w:val="single" w:sz="8" w:space="0" w:color="404040"/>
+            </w:tcBorders>
+          </w:tcPr>
+          <w:p>
+            <w:pPr>
+              <w:spacing w:before="80" w:after="80"/>
+              <w:jc w:val="center"/>
+            </w:pPr>
+            <w:r>
+              <w:rPr>
+                <w:rFonts w:ascii="Arial" w:hAnsi="Arial"/>
+                <w:b w:val="0"/>
+                <w:color w:val="30302F"/>
+                <w:sz w:val="20"/>
+              </w:rPr>
+            </w:r>
+            <w:r>
+              <w:rPr>
+                <w:rFonts w:ascii="Arial" w:hAnsi="Arial"/>
+                <w:b w:val="0"/>
+                <w:color w:val="30302F"/>
+                <w:sz w:val="20"/>
+              </w:rPr>
+            </w:r>
+          </w:p>
+        </w:tc>
+        <w:tc>
+          <w:tcPr>
+            <w:tcW w:type="dxa" w:w="1088"/>
+            <w:tcBorders>
+              <w:top w:val="single" w:sz="8" w:space="0" w:color="404040"/>
+              <w:left w:val="single" w:sz="8" w:space="0" w:color="404040"/>
+              <w:bottom w:val="single" w:sz="8" w:space="0" w:color="404040"/>
+              <w:right w:val="single" w:sz="8" w:space="0" w:color="404040"/>
+            </w:tcBorders>
+          </w:tcPr>
+          <w:p>
+            <w:pPr>
+              <w:spacing w:before="80" w:after="80"/>
+              <w:jc w:val="center"/>
+            </w:pPr>
+            <w:r>
+              <w:rPr>
+                <w:rFonts w:ascii="Arial" w:hAnsi="Arial"/>
+                <w:b w:val="0"/>
+                <w:color w:val="30302F"/>
+                <w:sz w:val="20"/>
+              </w:rPr>
+            </w:r>
+            <w:r>
+              <w:rPr>
+                <w:rFonts w:ascii="Arial" w:hAnsi="Arial"/>
+                <w:b w:val="0"/>
+                <w:color w:val="30302F"/>
+                <w:sz w:val="20"/>
+              </w:rPr>
+              <w:t>3,500</w:t>
+            </w:r>
+          </w:p>
+        </w:tc>
+        <w:tc>
+          <w:tcPr>
+            <w:tcW w:type="dxa" w:w="1088"/>
+            <w:tcBorders>
+              <w:top w:val="single" w:sz="8" w:space="0" w:color="404040"/>
+              <w:left w:val="single" w:sz="8" w:space="0" w:color="404040"/>
+              <w:bottom w:val="single" w:sz="8" w:space="0" w:color="404040"/>
+              <w:right w:val="single" w:sz="8" w:space="0" w:color="404040"/>
+            </w:tcBorders>
+          </w:tcPr>
+          <w:p>
+            <w:pPr>
+              <w:spacing w:before="80" w:after="80"/>
+              <w:jc w:val="center"/>
+            </w:pPr>
+            <w:r>
+              <w:rPr>
+                <w:rFonts w:ascii="Arial" w:hAnsi="Arial"/>
+                <w:b w:val="0"/>
+                <w:color w:val="30302F"/>
+                <w:sz w:val="20"/>
+              </w:rPr>
+            </w:r>
+            <w:r>
+              <w:rPr>
+                <w:rFonts w:ascii="Arial" w:hAnsi="Arial"/>
+                <w:b w:val="0"/>
+                <w:color w:val="30302F"/>
+                <w:sz w:val="20"/>
+              </w:rPr>
+              <w:t>15,500</w:t>
+            </w:r>
+          </w:p>
+        </w:tc>
+        <w:tc>
+          <w:tcPr>
+            <w:tcW w:type="dxa" w:w="1088"/>
+            <w:tcBorders>
+              <w:top w:val="single" w:sz="8" w:space="0" w:color="404040"/>
+              <w:left w:val="single" w:sz="8" w:space="0" w:color="404040"/>
+              <w:bottom w:val="single" w:sz="8" w:space="0" w:color="404040"/>
+              <w:right w:val="single" w:sz="8" w:space="0" w:color="404040"/>
+            </w:tcBorders>
+          </w:tcPr>
+          <w:p>
+            <w:pPr>
+              <w:spacing w:before="80" w:after="80"/>
+              <w:jc w:val="center"/>
+            </w:pPr>
+            <w:r>
+              <w:rPr>
+                <w:rFonts w:ascii="Arial" w:hAnsi="Arial"/>
+                <w:b w:val="0"/>
+                <w:color w:val="30302F"/>
+                <w:sz w:val="20"/>
+              </w:rPr>
+            </w:r>
+            <w:r>
+              <w:rPr>
+                <w:rFonts w:ascii="Arial" w:hAnsi="Arial"/>
+                <w:b w:val="0"/>
+                <w:color w:val="30302F"/>
+                <w:sz w:val="20"/>
+              </w:rPr>
+              <w:t>15,500</w:t>
+            </w:r>
+          </w:p>
+        </w:tc>
+      </w:tr>
+      <w:tr>
+        <w:tc>
+          <w:tcPr>
+            <w:tcW w:type="dxa" w:w="1088"/>
+            <w:tcBorders>
+              <w:top w:val="single" w:sz="8" w:space="0" w:color="404040"/>
+              <w:left w:val="single" w:sz="8" w:space="0" w:color="404040"/>
+              <w:bottom w:val="single" w:sz="8" w:space="0" w:color="404040"/>
+              <w:right w:val="single" w:sz="8" w:space="0" w:color="404040"/>
+            </w:tcBorders>
+            <w:shd w:fill="0A5455" w:val="clear"/>
+          </w:tcPr>
+          <w:p>
+            <w:pPr>
+              <w:spacing w:before="80" w:after="80"/>
+              <w:jc w:val="left"/>
+            </w:pPr>
+            <w:r>
+              <w:rPr>
+                <w:rFonts w:ascii="Arial" w:hAnsi="Arial"/>
+                <w:b/>
+                <w:color w:val="FFFFFF"/>
+                <w:sz w:val="20"/>
+              </w:rPr>
+            </w:r>
+            <w:r>
+              <w:rPr>
+                <w:rFonts w:ascii="Arial" w:hAnsi="Arial"/>
+                <w:b/>
+                <w:color w:val="FFFFFF"/>
+                <w:sz w:val="20"/>
+              </w:rPr>
+              <w:t>Nursery habitat support</w:t>
+            </w:r>
+          </w:p>
+        </w:tc>
+        <w:tc>
+          <w:tcPr>
+            <w:tcW w:type="dxa" w:w="1088"/>
+            <w:tcBorders>
+              <w:top w:val="single" w:sz="8" w:space="0" w:color="404040"/>
+              <w:left w:val="single" w:sz="8" w:space="0" w:color="404040"/>
+              <w:bottom w:val="single" w:sz="8" w:space="0" w:color="404040"/>
+              <w:right w:val="single" w:sz="8" w:space="0" w:color="404040"/>
+            </w:tcBorders>
+            <w:shd w:fill="0A5455" w:val="clear"/>
+          </w:tcPr>
+          <w:p>
+            <w:pPr>
+              <w:spacing w:before="80" w:after="80"/>
+              <w:jc w:val="center"/>
+            </w:pPr>
+            <w:r>
+              <w:rPr>
+                <w:rFonts w:ascii="Arial" w:hAnsi="Arial"/>
+                <w:b w:val="0"/>
+                <w:color w:val="FFFFFF"/>
+                <w:sz w:val="18"/>
+              </w:rPr>
+            </w:r>
+            <w:r>
+              <w:rPr>
+                <w:rFonts w:ascii="Arial" w:hAnsi="Arial"/>
+                <w:b w:val="0"/>
+                <w:color w:val="FFFFFF"/>
+                <w:sz w:val="18"/>
+              </w:rPr>
+              <w:t>kg fish/yr</w:t>
+            </w:r>
+          </w:p>
+        </w:tc>
+        <w:tc>
+          <w:tcPr>
+            <w:tcW w:type="dxa" w:w="1088"/>
+            <w:tcBorders>
+              <w:top w:val="single" w:sz="8" w:space="0" w:color="404040"/>
+              <w:left w:val="single" w:sz="8" w:space="0" w:color="404040"/>
+              <w:bottom w:val="single" w:sz="8" w:space="0" w:color="404040"/>
+              <w:right w:val="single" w:sz="8" w:space="0" w:color="404040"/>
+            </w:tcBorders>
+          </w:tcPr>
+          <w:p>
+            <w:pPr>
+              <w:spacing w:before="80" w:after="80"/>
+              <w:jc w:val="center"/>
+            </w:pPr>
+            <w:r>
+              <w:rPr>
+                <w:rFonts w:ascii="Arial" w:hAnsi="Arial"/>
+                <w:b w:val="0"/>
+                <w:color w:val="30302F"/>
+                <w:sz w:val="20"/>
+              </w:rPr>
+            </w:r>
+            <w:r>
+              <w:rPr>
+                <w:rFonts w:ascii="Arial" w:hAnsi="Arial"/>
+                <w:b w:val="0"/>
+                <w:color w:val="30302F"/>
+                <w:sz w:val="20"/>
+              </w:rPr>
+            </w:r>
+          </w:p>
+        </w:tc>
+        <w:tc>
+          <w:tcPr>
+            <w:tcW w:type="dxa" w:w="1088"/>
+            <w:tcBorders>
+              <w:top w:val="single" w:sz="8" w:space="0" w:color="404040"/>
+              <w:left w:val="single" w:sz="8" w:space="0" w:color="404040"/>
+              <w:bottom w:val="single" w:sz="8" w:space="0" w:color="404040"/>
+              <w:right w:val="single" w:sz="8" w:space="0" w:color="404040"/>
+            </w:tcBorders>
+          </w:tcPr>
+          <w:p>
+            <w:pPr>
+              <w:spacing w:before="80" w:after="80"/>
+              <w:jc w:val="center"/>
+            </w:pPr>
+            <w:r>
+              <w:rPr>
+                <w:rFonts w:ascii="Arial" w:hAnsi="Arial"/>
+                <w:b w:val="0"/>
+                <w:color w:val="30302F"/>
+                <w:sz w:val="20"/>
+              </w:rPr>
+            </w:r>
+            <w:r>
+              <w:rPr>
+                <w:rFonts w:ascii="Arial" w:hAnsi="Arial"/>
+                <w:b w:val="0"/>
+                <w:color w:val="30302F"/>
+                <w:sz w:val="20"/>
+              </w:rPr>
+            </w:r>
+          </w:p>
+        </w:tc>
+        <w:tc>
+          <w:tcPr>
+            <w:tcW w:type="dxa" w:w="1088"/>
+            <w:tcBorders>
+              <w:top w:val="single" w:sz="8" w:space="0" w:color="404040"/>
+              <w:left w:val="single" w:sz="8" w:space="0" w:color="404040"/>
+              <w:bottom w:val="single" w:sz="8" w:space="0" w:color="404040"/>
+              <w:right w:val="single" w:sz="8" w:space="0" w:color="404040"/>
+            </w:tcBorders>
+          </w:tcPr>
+          <w:p>
+            <w:pPr>
+              <w:spacing w:before="80" w:after="80"/>
+              <w:jc w:val="center"/>
+            </w:pPr>
+            <w:r>
+              <w:rPr>
+                <w:rFonts w:ascii="Arial" w:hAnsi="Arial"/>
+                <w:b w:val="0"/>
+                <w:color w:val="30302F"/>
+                <w:sz w:val="20"/>
+              </w:rPr>
+            </w:r>
+            <w:r>
+              <w:rPr>
+                <w:rFonts w:ascii="Arial" w:hAnsi="Arial"/>
+                <w:b w:val="0"/>
+                <w:color w:val="30302F"/>
+                <w:sz w:val="20"/>
+              </w:rPr>
+            </w:r>
+          </w:p>
+        </w:tc>
+        <w:tc>
+          <w:tcPr>
+            <w:tcW w:type="dxa" w:w="1088"/>
+            <w:tcBorders>
+              <w:top w:val="single" w:sz="8" w:space="0" w:color="404040"/>
+              <w:left w:val="single" w:sz="8" w:space="0" w:color="404040"/>
+              <w:bottom w:val="single" w:sz="8" w:space="0" w:color="404040"/>
+              <w:right w:val="single" w:sz="8" w:space="0" w:color="404040"/>
+            </w:tcBorders>
+          </w:tcPr>
+          <w:p>
+            <w:pPr>
+              <w:spacing w:before="80" w:after="80"/>
+              <w:jc w:val="center"/>
+            </w:pPr>
+            <w:r>
+              <w:rPr>
+                <w:rFonts w:ascii="Arial" w:hAnsi="Arial"/>
+                <w:b w:val="0"/>
+                <w:color w:val="30302F"/>
+                <w:sz w:val="20"/>
+              </w:rPr>
+            </w:r>
+            <w:r>
+              <w:rPr>
+                <w:rFonts w:ascii="Arial" w:hAnsi="Arial"/>
+                <w:b w:val="0"/>
+                <w:color w:val="30302F"/>
+                <w:sz w:val="20"/>
+              </w:rPr>
+            </w:r>
+          </w:p>
+        </w:tc>
+        <w:tc>
+          <w:tcPr>
+            <w:tcW w:type="dxa" w:w="1088"/>
+            <w:tcBorders>
+              <w:top w:val="single" w:sz="8" w:space="0" w:color="404040"/>
+              <w:left w:val="single" w:sz="8" w:space="0" w:color="404040"/>
+              <w:bottom w:val="single" w:sz="8" w:space="0" w:color="404040"/>
+              <w:right w:val="single" w:sz="8" w:space="0" w:color="404040"/>
+            </w:tcBorders>
+          </w:tcPr>
+          <w:p>
+            <w:pPr>
+              <w:spacing w:before="80" w:after="80"/>
+              <w:jc w:val="center"/>
+            </w:pPr>
+            <w:r>
+              <w:rPr>
+                <w:rFonts w:ascii="Arial" w:hAnsi="Arial"/>
+                <w:b w:val="0"/>
+                <w:color w:val="30302F"/>
+                <w:sz w:val="20"/>
+              </w:rPr>
+            </w:r>
+            <w:r>
+              <w:rPr>
+                <w:rFonts w:ascii="Arial" w:hAnsi="Arial"/>
+                <w:b w:val="0"/>
+                <w:color w:val="30302F"/>
+                <w:sz w:val="20"/>
+              </w:rPr>
+            </w:r>
+          </w:p>
+        </w:tc>
+        <w:tc>
+          <w:tcPr>
+            <w:tcW w:type="dxa" w:w="1088"/>
+            <w:tcBorders>
+              <w:top w:val="single" w:sz="8" w:space="0" w:color="404040"/>
+              <w:left w:val="single" w:sz="8" w:space="0" w:color="404040"/>
+              <w:bottom w:val="single" w:sz="8" w:space="0" w:color="404040"/>
+              <w:right w:val="single" w:sz="8" w:space="0" w:color="404040"/>
+            </w:tcBorders>
+          </w:tcPr>
+          <w:p>
+            <w:pPr>
+              <w:spacing w:before="80" w:after="80"/>
+              <w:jc w:val="center"/>
+            </w:pPr>
+            <w:r>
+              <w:rPr>
+                <w:rFonts w:ascii="Arial" w:hAnsi="Arial"/>
+                <w:b w:val="0"/>
+                <w:color w:val="30302F"/>
+                <w:sz w:val="20"/>
+              </w:rPr>
+            </w:r>
+            <w:r>
+              <w:rPr>
+                <w:rFonts w:ascii="Arial" w:hAnsi="Arial"/>
+                <w:b w:val="0"/>
+                <w:color w:val="30302F"/>
+                <w:sz w:val="20"/>
+              </w:rPr>
+            </w:r>
+          </w:p>
+        </w:tc>
+        <w:tc>
+          <w:tcPr>
+            <w:tcW w:type="dxa" w:w="1088"/>
+            <w:tcBorders>
+              <w:top w:val="single" w:sz="8" w:space="0" w:color="404040"/>
+              <w:left w:val="single" w:sz="8" w:space="0" w:color="404040"/>
+              <w:bottom w:val="single" w:sz="8" w:space="0" w:color="404040"/>
+              <w:right w:val="single" w:sz="8" w:space="0" w:color="404040"/>
+            </w:tcBorders>
+          </w:tcPr>
+          <w:p>
+            <w:pPr>
+              <w:spacing w:before="80" w:after="80"/>
+              <w:jc w:val="center"/>
+            </w:pPr>
+            <w:r>
+              <w:rPr>
+                <w:rFonts w:ascii="Arial" w:hAnsi="Arial"/>
+                <w:b w:val="0"/>
+                <w:color w:val="30302F"/>
+                <w:sz w:val="20"/>
+              </w:rPr>
+            </w:r>
+            <w:r>
+              <w:rPr>
+                <w:rFonts w:ascii="Arial" w:hAnsi="Arial"/>
+                <w:b w:val="0"/>
+                <w:color w:val="30302F"/>
+                <w:sz w:val="20"/>
+              </w:rPr>
+              <w:t>4,500</w:t>
+            </w:r>
+          </w:p>
+        </w:tc>
+        <w:tc>
+          <w:tcPr>
+            <w:tcW w:type="dxa" w:w="1088"/>
+            <w:tcBorders>
+              <w:top w:val="single" w:sz="8" w:space="0" w:color="404040"/>
+              <w:left w:val="single" w:sz="8" w:space="0" w:color="404040"/>
+              <w:bottom w:val="single" w:sz="8" w:space="0" w:color="404040"/>
+              <w:right w:val="single" w:sz="8" w:space="0" w:color="404040"/>
+            </w:tcBorders>
+          </w:tcPr>
+          <w:p>
+            <w:pPr>
+              <w:spacing w:before="80" w:after="80"/>
+              <w:jc w:val="center"/>
+            </w:pPr>
+            <w:r>
+              <w:rPr>
+                <w:rFonts w:ascii="Arial" w:hAnsi="Arial"/>
+                <w:b w:val="0"/>
+                <w:color w:val="30302F"/>
+                <w:sz w:val="20"/>
+              </w:rPr>
+            </w:r>
+            <w:r>
+              <w:rPr>
+                <w:rFonts w:ascii="Arial" w:hAnsi="Arial"/>
+                <w:b w:val="0"/>
+                <w:color w:val="30302F"/>
+                <w:sz w:val="20"/>
+              </w:rPr>
+              <w:t>2,800</w:t>
+            </w:r>
+          </w:p>
+        </w:tc>
+        <w:tc>
+          <w:tcPr>
+            <w:tcW w:type="dxa" w:w="1088"/>
+            <w:tcBorders>
+              <w:top w:val="single" w:sz="8" w:space="0" w:color="404040"/>
+              <w:left w:val="single" w:sz="8" w:space="0" w:color="404040"/>
+              <w:bottom w:val="single" w:sz="8" w:space="0" w:color="404040"/>
+              <w:right w:val="single" w:sz="8" w:space="0" w:color="404040"/>
+            </w:tcBorders>
+          </w:tcPr>
+          <w:p>
+            <w:pPr>
+              <w:spacing w:before="80" w:after="80"/>
+              <w:jc w:val="center"/>
+            </w:pPr>
+            <w:r>
+              <w:rPr>
+                <w:rFonts w:ascii="Arial" w:hAnsi="Arial"/>
+                <w:b w:val="0"/>
+                <w:color w:val="30302F"/>
+                <w:sz w:val="20"/>
+              </w:rPr>
+            </w:r>
+            <w:r>
+              <w:rPr>
+                <w:rFonts w:ascii="Arial" w:hAnsi="Arial"/>
+                <w:b w:val="0"/>
+                <w:color w:val="30302F"/>
+                <w:sz w:val="20"/>
+              </w:rPr>
+            </w:r>
+          </w:p>
+        </w:tc>
+        <w:tc>
+          <w:tcPr>
+            <w:tcW w:type="dxa" w:w="1088"/>
+            <w:tcBorders>
+              <w:top w:val="single" w:sz="8" w:space="0" w:color="404040"/>
+              <w:left w:val="single" w:sz="8" w:space="0" w:color="404040"/>
+              <w:bottom w:val="single" w:sz="8" w:space="0" w:color="404040"/>
+              <w:right w:val="single" w:sz="8" w:space="0" w:color="404040"/>
+            </w:tcBorders>
+          </w:tcPr>
+          <w:p>
+            <w:pPr>
+              <w:spacing w:before="80" w:after="80"/>
+              <w:jc w:val="center"/>
+            </w:pPr>
+            <w:r>
+              <w:rPr>
+                <w:rFonts w:ascii="Arial" w:hAnsi="Arial"/>
+                <w:b w:val="0"/>
+                <w:color w:val="30302F"/>
+                <w:sz w:val="20"/>
+              </w:rPr>
+            </w:r>
+            <w:r>
+              <w:rPr>
+                <w:rFonts w:ascii="Arial" w:hAnsi="Arial"/>
+                <w:b w:val="0"/>
+                <w:color w:val="30302F"/>
+                <w:sz w:val="20"/>
+              </w:rPr>
+              <w:t>7,300</w:t>
+            </w:r>
+          </w:p>
+        </w:tc>
+        <w:tc>
+          <w:tcPr>
+            <w:tcW w:type="dxa" w:w="1088"/>
+            <w:tcBorders>
+              <w:top w:val="single" w:sz="8" w:space="0" w:color="404040"/>
+              <w:left w:val="single" w:sz="8" w:space="0" w:color="404040"/>
+              <w:bottom w:val="single" w:sz="8" w:space="0" w:color="404040"/>
+              <w:right w:val="single" w:sz="8" w:space="0" w:color="404040"/>
+            </w:tcBorders>
+          </w:tcPr>
+          <w:p>
+            <w:pPr>
+              <w:spacing w:before="80" w:after="80"/>
+              <w:jc w:val="center"/>
+            </w:pPr>
+            <w:r>
+              <w:rPr>
+                <w:rFonts w:ascii="Arial" w:hAnsi="Arial"/>
+                <w:b w:val="0"/>
+                <w:color w:val="30302F"/>
+                <w:sz w:val="20"/>
+              </w:rPr>
+            </w:r>
+            <w:r>
+              <w:rPr>
+                <w:rFonts w:ascii="Arial" w:hAnsi="Arial"/>
+                <w:b w:val="0"/>
+                <w:color w:val="30302F"/>
+                <w:sz w:val="20"/>
+              </w:rPr>
+              <w:t>7,300</w:t>
+            </w:r>
+          </w:p>
+        </w:tc>
+      </w:tr>
+      <w:tr>
+        <w:tc>
+          <w:tcPr>
+            <w:tcW w:type="dxa" w:w="14144"/>
+            <w:gridSpan w:val="13"/>
+            <w:tcBorders>
+              <w:top w:val="single" w:sz="8" w:space="0" w:color="404040"/>
+              <w:left w:val="single" w:sz="8" w:space="0" w:color="404040"/>
+              <w:bottom w:val="single" w:sz="8" w:space="0" w:color="404040"/>
+              <w:right w:val="single" w:sz="8" w:space="0" w:color="404040"/>
+            </w:tcBorders>
+            <w:shd w:fill="D5E8D4" w:val="clear"/>
+          </w:tcPr>
+          <w:p>
+            <w:pPr>
+              <w:spacing w:before="80" w:after="80"/>
+              <w:jc w:val="center"/>
+            </w:pPr>
+            <w:r>
+              <w:rPr>
+                <w:rFonts w:ascii="Arial" w:hAnsi="Arial"/>
+                <w:b/>
+                <w:i/>
+                <w:color w:val="404040"/>
+                <w:sz w:val="18"/>
+              </w:rPr>
+            </w:r>
+            <w:r>
+              <w:rPr>
+                <w:rFonts w:ascii="Arial" w:hAnsi="Arial"/>
+                <w:b/>
+                <w:i/>
+                <w:color w:val="404040"/>
+                <w:sz w:val="18"/>
+              </w:rPr>
+              <w:t>Cultural services (6.6)</w:t>
+            </w:r>
+          </w:p>
+        </w:tc>
+      </w:tr>
+      <w:tr>
+        <w:tc>
+          <w:tcPr>
+            <w:tcW w:type="dxa" w:w="1088"/>
+            <w:tcBorders>
+              <w:top w:val="single" w:sz="8" w:space="0" w:color="404040"/>
+              <w:left w:val="single" w:sz="8" w:space="0" w:color="404040"/>
+              <w:bottom w:val="single" w:sz="8" w:space="0" w:color="404040"/>
+              <w:right w:val="single" w:sz="8" w:space="0" w:color="404040"/>
+            </w:tcBorders>
+            <w:shd w:fill="0A5455" w:val="clear"/>
+          </w:tcPr>
+          <w:p>
+            <w:pPr>
+              <w:spacing w:before="80" w:after="80"/>
+              <w:jc w:val="left"/>
+            </w:pPr>
+            <w:r>
+              <w:rPr>
+                <w:rFonts w:ascii="Arial" w:hAnsi="Arial"/>
+                <w:b/>
+                <w:color w:val="FFFFFF"/>
+                <w:sz w:val="20"/>
+              </w:rPr>
+            </w:r>
+            <w:r>
+              <w:rPr>
+                <w:rFonts w:ascii="Arial" w:hAnsi="Arial"/>
+                <w:b/>
+                <w:color w:val="FFFFFF"/>
+                <w:sz w:val="20"/>
+              </w:rPr>
+              <w:t>Recreation &amp; tourism</w:t>
+            </w:r>
+          </w:p>
+        </w:tc>
+        <w:tc>
+          <w:tcPr>
+            <w:tcW w:type="dxa" w:w="1088"/>
+            <w:tcBorders>
+              <w:top w:val="single" w:sz="8" w:space="0" w:color="404040"/>
+              <w:left w:val="single" w:sz="8" w:space="0" w:color="404040"/>
+              <w:bottom w:val="single" w:sz="8" w:space="0" w:color="404040"/>
+              <w:right w:val="single" w:sz="8" w:space="0" w:color="404040"/>
+            </w:tcBorders>
+            <w:shd w:fill="0A5455" w:val="clear"/>
+          </w:tcPr>
+          <w:p>
+            <w:pPr>
+              <w:spacing w:before="80" w:after="80"/>
+              <w:jc w:val="center"/>
+            </w:pPr>
+            <w:r>
+              <w:rPr>
+                <w:rFonts w:ascii="Arial" w:hAnsi="Arial"/>
+                <w:b w:val="0"/>
+                <w:color w:val="FFFFFF"/>
+                <w:sz w:val="18"/>
+              </w:rPr>
+            </w:r>
+            <w:r>
+              <w:rPr>
+                <w:rFonts w:ascii="Arial" w:hAnsi="Arial"/>
+                <w:b w:val="0"/>
+                <w:color w:val="FFFFFF"/>
+                <w:sz w:val="18"/>
+              </w:rPr>
+              <w:t>visitors/yr</w:t>
+            </w:r>
+          </w:p>
+        </w:tc>
+        <w:tc>
+          <w:tcPr>
+            <w:tcW w:type="dxa" w:w="1088"/>
+            <w:tcBorders>
+              <w:top w:val="single" w:sz="8" w:space="0" w:color="404040"/>
+              <w:left w:val="single" w:sz="8" w:space="0" w:color="404040"/>
+              <w:bottom w:val="single" w:sz="8" w:space="0" w:color="404040"/>
+              <w:right w:val="single" w:sz="8" w:space="0" w:color="404040"/>
+            </w:tcBorders>
+          </w:tcPr>
+          <w:p>
+            <w:pPr>
+              <w:spacing w:before="80" w:after="80"/>
+              <w:jc w:val="center"/>
+            </w:pPr>
+            <w:r>
+              <w:rPr>
+                <w:rFonts w:ascii="Arial" w:hAnsi="Arial"/>
+                <w:b w:val="0"/>
+                <w:color w:val="30302F"/>
+                <w:sz w:val="20"/>
+              </w:rPr>
+            </w:r>
+            <w:r>
+              <w:rPr>
+                <w:rFonts w:ascii="Arial" w:hAnsi="Arial"/>
+                <w:b w:val="0"/>
+                <w:color w:val="30302F"/>
+                <w:sz w:val="20"/>
+              </w:rPr>
+            </w:r>
+          </w:p>
+        </w:tc>
+        <w:tc>
+          <w:tcPr>
+            <w:tcW w:type="dxa" w:w="1088"/>
+            <w:tcBorders>
+              <w:top w:val="single" w:sz="8" w:space="0" w:color="404040"/>
+              <w:left w:val="single" w:sz="8" w:space="0" w:color="404040"/>
+              <w:bottom w:val="single" w:sz="8" w:space="0" w:color="404040"/>
+              <w:right w:val="single" w:sz="8" w:space="0" w:color="404040"/>
+            </w:tcBorders>
+          </w:tcPr>
+          <w:p>
+            <w:pPr>
+              <w:spacing w:before="80" w:after="80"/>
+              <w:jc w:val="center"/>
+            </w:pPr>
+            <w:r>
+              <w:rPr>
+                <w:rFonts w:ascii="Arial" w:hAnsi="Arial"/>
+                <w:b w:val="0"/>
+                <w:color w:val="30302F"/>
+                <w:sz w:val="20"/>
+              </w:rPr>
+            </w:r>
+            <w:r>
+              <w:rPr>
+                <w:rFonts w:ascii="Arial" w:hAnsi="Arial"/>
+                <w:b w:val="0"/>
+                <w:color w:val="30302F"/>
+                <w:sz w:val="20"/>
+              </w:rPr>
+            </w:r>
+          </w:p>
+        </w:tc>
+        <w:tc>
+          <w:tcPr>
+            <w:tcW w:type="dxa" w:w="1088"/>
+            <w:tcBorders>
+              <w:top w:val="single" w:sz="8" w:space="0" w:color="404040"/>
+              <w:left w:val="single" w:sz="8" w:space="0" w:color="404040"/>
+              <w:bottom w:val="single" w:sz="8" w:space="0" w:color="404040"/>
+              <w:right w:val="single" w:sz="8" w:space="0" w:color="404040"/>
+            </w:tcBorders>
+          </w:tcPr>
+          <w:p>
+            <w:pPr>
+              <w:spacing w:before="80" w:after="80"/>
+              <w:jc w:val="center"/>
+            </w:pPr>
+            <w:r>
+              <w:rPr>
+                <w:rFonts w:ascii="Arial" w:hAnsi="Arial"/>
+                <w:b w:val="0"/>
+                <w:color w:val="30302F"/>
+                <w:sz w:val="20"/>
+              </w:rPr>
+            </w:r>
+            <w:r>
+              <w:rPr>
+                <w:rFonts w:ascii="Arial" w:hAnsi="Arial"/>
+                <w:b w:val="0"/>
+                <w:color w:val="30302F"/>
+                <w:sz w:val="20"/>
+              </w:rPr>
+            </w:r>
+          </w:p>
+        </w:tc>
+        <w:tc>
+          <w:tcPr>
+            <w:tcW w:type="dxa" w:w="1088"/>
+            <w:tcBorders>
+              <w:top w:val="single" w:sz="8" w:space="0" w:color="404040"/>
+              <w:left w:val="single" w:sz="8" w:space="0" w:color="404040"/>
+              <w:bottom w:val="single" w:sz="8" w:space="0" w:color="404040"/>
+              <w:right w:val="single" w:sz="8" w:space="0" w:color="404040"/>
+            </w:tcBorders>
+          </w:tcPr>
+          <w:p>
+            <w:pPr>
+              <w:spacing w:before="80" w:after="80"/>
+              <w:jc w:val="center"/>
+            </w:pPr>
+            <w:r>
+              <w:rPr>
+                <w:rFonts w:ascii="Arial" w:hAnsi="Arial"/>
+                <w:b w:val="0"/>
+                <w:color w:val="30302F"/>
+                <w:sz w:val="20"/>
+              </w:rPr>
+            </w:r>
+            <w:r>
+              <w:rPr>
+                <w:rFonts w:ascii="Arial" w:hAnsi="Arial"/>
+                <w:b w:val="0"/>
+                <w:color w:val="30302F"/>
+                <w:sz w:val="20"/>
+              </w:rPr>
+            </w:r>
+          </w:p>
+        </w:tc>
+        <w:tc>
+          <w:tcPr>
+            <w:tcW w:type="dxa" w:w="1088"/>
+            <w:tcBorders>
+              <w:top w:val="single" w:sz="8" w:space="0" w:color="404040"/>
+              <w:left w:val="single" w:sz="8" w:space="0" w:color="404040"/>
+              <w:bottom w:val="single" w:sz="8" w:space="0" w:color="404040"/>
+              <w:right w:val="single" w:sz="8" w:space="0" w:color="404040"/>
+            </w:tcBorders>
+          </w:tcPr>
+          <w:p>
+            <w:pPr>
+              <w:spacing w:before="80" w:after="80"/>
+              <w:jc w:val="center"/>
+            </w:pPr>
+            <w:r>
+              <w:rPr>
+                <w:rFonts w:ascii="Arial" w:hAnsi="Arial"/>
+                <w:b w:val="0"/>
+                <w:color w:val="30302F"/>
+                <w:sz w:val="20"/>
+              </w:rPr>
+            </w:r>
+            <w:r>
+              <w:rPr>
+                <w:rFonts w:ascii="Arial" w:hAnsi="Arial"/>
+                <w:b w:val="0"/>
+                <w:color w:val="30302F"/>
+                <w:sz w:val="20"/>
+              </w:rPr>
+            </w:r>
+          </w:p>
+        </w:tc>
+        <w:tc>
+          <w:tcPr>
+            <w:tcW w:type="dxa" w:w="1088"/>
+            <w:tcBorders>
+              <w:top w:val="single" w:sz="8" w:space="0" w:color="404040"/>
+              <w:left w:val="single" w:sz="8" w:space="0" w:color="404040"/>
+              <w:bottom w:val="single" w:sz="8" w:space="0" w:color="404040"/>
+              <w:right w:val="single" w:sz="8" w:space="0" w:color="404040"/>
+            </w:tcBorders>
+          </w:tcPr>
+          <w:p>
+            <w:pPr>
+              <w:spacing w:before="80" w:after="80"/>
+              <w:jc w:val="center"/>
+            </w:pPr>
+            <w:r>
+              <w:rPr>
+                <w:rFonts w:ascii="Arial" w:hAnsi="Arial"/>
+                <w:b w:val="0"/>
+                <w:color w:val="30302F"/>
+                <w:sz w:val="20"/>
+              </w:rPr>
+            </w:r>
+            <w:r>
+              <w:rPr>
+                <w:rFonts w:ascii="Arial" w:hAnsi="Arial"/>
+                <w:b w:val="0"/>
+                <w:color w:val="30302F"/>
+                <w:sz w:val="20"/>
+              </w:rPr>
+            </w:r>
+          </w:p>
+        </w:tc>
+        <w:tc>
+          <w:tcPr>
+            <w:tcW w:type="dxa" w:w="1088"/>
+            <w:tcBorders>
+              <w:top w:val="single" w:sz="8" w:space="0" w:color="404040"/>
+              <w:left w:val="single" w:sz="8" w:space="0" w:color="404040"/>
+              <w:bottom w:val="single" w:sz="8" w:space="0" w:color="404040"/>
+              <w:right w:val="single" w:sz="8" w:space="0" w:color="404040"/>
+            </w:tcBorders>
+          </w:tcPr>
+          <w:p>
+            <w:pPr>
+              <w:spacing w:before="80" w:after="80"/>
+              <w:jc w:val="center"/>
+            </w:pPr>
+            <w:r>
+              <w:rPr>
+                <w:rFonts w:ascii="Arial" w:hAnsi="Arial"/>
+                <w:b w:val="0"/>
+                <w:color w:val="30302F"/>
+                <w:sz w:val="20"/>
+              </w:rPr>
+            </w:r>
+            <w:r>
+              <w:rPr>
+                <w:rFonts w:ascii="Arial" w:hAnsi="Arial"/>
+                <w:b w:val="0"/>
+                <w:color w:val="30302F"/>
+                <w:sz w:val="20"/>
+              </w:rPr>
+              <w:t>15,000</w:t>
+            </w:r>
+          </w:p>
+        </w:tc>
+        <w:tc>
+          <w:tcPr>
+            <w:tcW w:type="dxa" w:w="1088"/>
+            <w:tcBorders>
+              <w:top w:val="single" w:sz="8" w:space="0" w:color="404040"/>
+              <w:left w:val="single" w:sz="8" w:space="0" w:color="404040"/>
+              <w:bottom w:val="single" w:sz="8" w:space="0" w:color="404040"/>
+              <w:right w:val="single" w:sz="8" w:space="0" w:color="404040"/>
+            </w:tcBorders>
+          </w:tcPr>
+          <w:p>
+            <w:pPr>
+              <w:spacing w:before="80" w:after="80"/>
+              <w:jc w:val="center"/>
+            </w:pPr>
+            <w:r>
+              <w:rPr>
+                <w:rFonts w:ascii="Arial" w:hAnsi="Arial"/>
+                <w:b w:val="0"/>
+                <w:color w:val="30302F"/>
+                <w:sz w:val="20"/>
+              </w:rPr>
+            </w:r>
+            <w:r>
+              <w:rPr>
+                <w:rFonts w:ascii="Arial" w:hAnsi="Arial"/>
+                <w:b w:val="0"/>
+                <w:color w:val="30302F"/>
+                <w:sz w:val="20"/>
+              </w:rPr>
+            </w:r>
+          </w:p>
+        </w:tc>
+        <w:tc>
+          <w:tcPr>
+            <w:tcW w:type="dxa" w:w="1088"/>
+            <w:tcBorders>
+              <w:top w:val="single" w:sz="8" w:space="0" w:color="404040"/>
+              <w:left w:val="single" w:sz="8" w:space="0" w:color="404040"/>
+              <w:bottom w:val="single" w:sz="8" w:space="0" w:color="404040"/>
+              <w:right w:val="single" w:sz="8" w:space="0" w:color="404040"/>
+            </w:tcBorders>
+          </w:tcPr>
+          <w:p>
+            <w:pPr>
+              <w:spacing w:before="80" w:after="80"/>
+              <w:jc w:val="center"/>
+            </w:pPr>
+            <w:r>
+              <w:rPr>
+                <w:rFonts w:ascii="Arial" w:hAnsi="Arial"/>
+                <w:b w:val="0"/>
+                <w:color w:val="30302F"/>
+                <w:sz w:val="20"/>
+              </w:rPr>
+            </w:r>
+            <w:r>
+              <w:rPr>
+                <w:rFonts w:ascii="Arial" w:hAnsi="Arial"/>
+                <w:b w:val="0"/>
+                <w:color w:val="30302F"/>
+                <w:sz w:val="20"/>
+              </w:rPr>
+              <w:t>2,400</w:t>
+            </w:r>
+          </w:p>
+        </w:tc>
+        <w:tc>
+          <w:tcPr>
+            <w:tcW w:type="dxa" w:w="1088"/>
+            <w:tcBorders>
+              <w:top w:val="single" w:sz="8" w:space="0" w:color="404040"/>
+              <w:left w:val="single" w:sz="8" w:space="0" w:color="404040"/>
+              <w:bottom w:val="single" w:sz="8" w:space="0" w:color="404040"/>
+              <w:right w:val="single" w:sz="8" w:space="0" w:color="404040"/>
+            </w:tcBorders>
+          </w:tcPr>
+          <w:p>
+            <w:pPr>
+              <w:spacing w:before="80" w:after="80"/>
+              <w:jc w:val="center"/>
+            </w:pPr>
+            <w:r>
+              <w:rPr>
+                <w:rFonts w:ascii="Arial" w:hAnsi="Arial"/>
+                <w:b w:val="0"/>
+                <w:color w:val="30302F"/>
+                <w:sz w:val="20"/>
+              </w:rPr>
+            </w:r>
+            <w:r>
+              <w:rPr>
+                <w:rFonts w:ascii="Arial" w:hAnsi="Arial"/>
+                <w:b w:val="0"/>
+                <w:color w:val="30302F"/>
+                <w:sz w:val="20"/>
+              </w:rPr>
+              <w:t>17,400</w:t>
+            </w:r>
+          </w:p>
+        </w:tc>
+        <w:tc>
+          <w:tcPr>
+            <w:tcW w:type="dxa" w:w="1088"/>
+            <w:tcBorders>
+              <w:top w:val="single" w:sz="8" w:space="0" w:color="404040"/>
+              <w:left w:val="single" w:sz="8" w:space="0" w:color="404040"/>
+              <w:bottom w:val="single" w:sz="8" w:space="0" w:color="404040"/>
+              <w:right w:val="single" w:sz="8" w:space="0" w:color="404040"/>
+            </w:tcBorders>
+          </w:tcPr>
+          <w:p>
+            <w:pPr>
+              <w:spacing w:before="80" w:after="80"/>
+              <w:jc w:val="center"/>
+            </w:pPr>
+            <w:r>
+              <w:rPr>
+                <w:rFonts w:ascii="Arial" w:hAnsi="Arial"/>
+                <w:b w:val="0"/>
+                <w:color w:val="30302F"/>
+                <w:sz w:val="20"/>
+              </w:rPr>
+            </w:r>
+            <w:r>
+              <w:rPr>
+                <w:rFonts w:ascii="Arial" w:hAnsi="Arial"/>
+                <w:b w:val="0"/>
+                <w:color w:val="30302F"/>
+                <w:sz w:val="20"/>
+              </w:rPr>
+              <w:t>17,400</w:t>
+            </w:r>
+          </w:p>
+        </w:tc>
+      </w:tr>
+      <w:tr>
+        <w:tc>
+          <w:tcPr>
+            <w:tcW w:type="dxa" w:w="1088"/>
+            <w:tcBorders>
+              <w:top w:val="single" w:sz="8" w:space="0" w:color="404040"/>
+              <w:left w:val="single" w:sz="8" w:space="0" w:color="404040"/>
+              <w:bottom w:val="single" w:sz="8" w:space="0" w:color="404040"/>
+              <w:right w:val="single" w:sz="8" w:space="0" w:color="404040"/>
+            </w:tcBorders>
+            <w:shd w:fill="0A5455" w:val="clear"/>
+          </w:tcPr>
+          <w:p>
+            <w:pPr>
+              <w:spacing w:before="80" w:after="80"/>
+              <w:jc w:val="left"/>
+            </w:pPr>
+            <w:r>
+              <w:rPr>
+                <w:rFonts w:ascii="Arial" w:hAnsi="Arial"/>
+                <w:b/>
+                <w:color w:val="FFFFFF"/>
+                <w:sz w:val="20"/>
+              </w:rPr>
+            </w:r>
+            <w:r>
+              <w:rPr>
+                <w:rFonts w:ascii="Arial" w:hAnsi="Arial"/>
+                <w:b/>
+                <w:color w:val="FFFFFF"/>
+                <w:sz w:val="20"/>
+              </w:rPr>
+              <w:t>Gleaning (subsistence harvest)</w:t>
+            </w:r>
+          </w:p>
+        </w:tc>
+        <w:tc>
+          <w:tcPr>
+            <w:tcW w:type="dxa" w:w="1088"/>
+            <w:tcBorders>
+              <w:top w:val="single" w:sz="8" w:space="0" w:color="404040"/>
+              <w:left w:val="single" w:sz="8" w:space="0" w:color="404040"/>
+              <w:bottom w:val="single" w:sz="8" w:space="0" w:color="404040"/>
+              <w:right w:val="single" w:sz="8" w:space="0" w:color="404040"/>
+            </w:tcBorders>
+            <w:shd w:fill="0A5455" w:val="clear"/>
+          </w:tcPr>
+          <w:p>
+            <w:pPr>
+              <w:spacing w:before="80" w:after="80"/>
+              <w:jc w:val="center"/>
+            </w:pPr>
+            <w:r>
+              <w:rPr>
+                <w:rFonts w:ascii="Arial" w:hAnsi="Arial"/>
+                <w:b w:val="0"/>
+                <w:color w:val="FFFFFF"/>
+                <w:sz w:val="18"/>
+              </w:rPr>
+            </w:r>
+            <w:r>
+              <w:rPr>
+                <w:rFonts w:ascii="Arial" w:hAnsi="Arial"/>
+                <w:b w:val="0"/>
+                <w:color w:val="FFFFFF"/>
+                <w:sz w:val="18"/>
+              </w:rPr>
+              <w:t>hours/yr</w:t>
+            </w:r>
+          </w:p>
+        </w:tc>
+        <w:tc>
+          <w:tcPr>
+            <w:tcW w:type="dxa" w:w="1088"/>
+            <w:tcBorders>
+              <w:top w:val="single" w:sz="8" w:space="0" w:color="404040"/>
+              <w:left w:val="single" w:sz="8" w:space="0" w:color="404040"/>
+              <w:bottom w:val="single" w:sz="8" w:space="0" w:color="404040"/>
+              <w:right w:val="single" w:sz="8" w:space="0" w:color="404040"/>
+            </w:tcBorders>
+          </w:tcPr>
+          <w:p>
+            <w:pPr>
+              <w:spacing w:before="80" w:after="80"/>
+              <w:jc w:val="center"/>
+            </w:pPr>
+            <w:r>
+              <w:rPr>
+                <w:rFonts w:ascii="Arial" w:hAnsi="Arial"/>
+                <w:b w:val="0"/>
+                <w:color w:val="30302F"/>
+                <w:sz w:val="20"/>
+              </w:rPr>
+            </w:r>
+            <w:r>
+              <w:rPr>
+                <w:rFonts w:ascii="Arial" w:hAnsi="Arial"/>
+                <w:b w:val="0"/>
+                <w:color w:val="30302F"/>
+                <w:sz w:val="20"/>
+              </w:rPr>
+            </w:r>
+          </w:p>
+        </w:tc>
+        <w:tc>
+          <w:tcPr>
+            <w:tcW w:type="dxa" w:w="1088"/>
+            <w:tcBorders>
+              <w:top w:val="single" w:sz="8" w:space="0" w:color="404040"/>
+              <w:left w:val="single" w:sz="8" w:space="0" w:color="404040"/>
+              <w:bottom w:val="single" w:sz="8" w:space="0" w:color="404040"/>
+              <w:right w:val="single" w:sz="8" w:space="0" w:color="404040"/>
+            </w:tcBorders>
+          </w:tcPr>
+          <w:p>
+            <w:pPr>
+              <w:spacing w:before="80" w:after="80"/>
+              <w:jc w:val="center"/>
+            </w:pPr>
+            <w:r>
+              <w:rPr>
+                <w:rFonts w:ascii="Arial" w:hAnsi="Arial"/>
+                <w:b w:val="0"/>
+                <w:color w:val="30302F"/>
+                <w:sz w:val="20"/>
+              </w:rPr>
+            </w:r>
+            <w:r>
+              <w:rPr>
+                <w:rFonts w:ascii="Arial" w:hAnsi="Arial"/>
+                <w:b w:val="0"/>
+                <w:color w:val="30302F"/>
+                <w:sz w:val="20"/>
+              </w:rPr>
+            </w:r>
+          </w:p>
+        </w:tc>
+        <w:tc>
+          <w:tcPr>
+            <w:tcW w:type="dxa" w:w="1088"/>
+            <w:tcBorders>
+              <w:top w:val="single" w:sz="8" w:space="0" w:color="404040"/>
+              <w:left w:val="single" w:sz="8" w:space="0" w:color="404040"/>
+              <w:bottom w:val="single" w:sz="8" w:space="0" w:color="404040"/>
+              <w:right w:val="single" w:sz="8" w:space="0" w:color="404040"/>
+            </w:tcBorders>
+          </w:tcPr>
+          <w:p>
+            <w:pPr>
+              <w:spacing w:before="80" w:after="80"/>
+              <w:jc w:val="center"/>
+            </w:pPr>
+            <w:r>
+              <w:rPr>
+                <w:rFonts w:ascii="Arial" w:hAnsi="Arial"/>
+                <w:b w:val="0"/>
+                <w:color w:val="30302F"/>
+                <w:sz w:val="20"/>
+              </w:rPr>
+            </w:r>
+            <w:r>
+              <w:rPr>
+                <w:rFonts w:ascii="Arial" w:hAnsi="Arial"/>
+                <w:b w:val="0"/>
+                <w:color w:val="30302F"/>
+                <w:sz w:val="20"/>
+              </w:rPr>
+            </w:r>
+          </w:p>
+        </w:tc>
+        <w:tc>
+          <w:tcPr>
+            <w:tcW w:type="dxa" w:w="1088"/>
+            <w:tcBorders>
+              <w:top w:val="single" w:sz="8" w:space="0" w:color="404040"/>
+              <w:left w:val="single" w:sz="8" w:space="0" w:color="404040"/>
+              <w:bottom w:val="single" w:sz="8" w:space="0" w:color="404040"/>
+              <w:right w:val="single" w:sz="8" w:space="0" w:color="404040"/>
+            </w:tcBorders>
+          </w:tcPr>
+          <w:p>
+            <w:pPr>
+              <w:spacing w:before="80" w:after="80"/>
+              <w:jc w:val="center"/>
+            </w:pPr>
+            <w:r>
+              <w:rPr>
+                <w:rFonts w:ascii="Arial" w:hAnsi="Arial"/>
+                <w:b w:val="0"/>
+                <w:color w:val="30302F"/>
+                <w:sz w:val="20"/>
+              </w:rPr>
+            </w:r>
+            <w:r>
+              <w:rPr>
+                <w:rFonts w:ascii="Arial" w:hAnsi="Arial"/>
+                <w:b w:val="0"/>
+                <w:color w:val="30302F"/>
+                <w:sz w:val="20"/>
+              </w:rPr>
+            </w:r>
+          </w:p>
+        </w:tc>
+        <w:tc>
+          <w:tcPr>
+            <w:tcW w:type="dxa" w:w="1088"/>
+            <w:tcBorders>
+              <w:top w:val="single" w:sz="8" w:space="0" w:color="404040"/>
+              <w:left w:val="single" w:sz="8" w:space="0" w:color="404040"/>
+              <w:bottom w:val="single" w:sz="8" w:space="0" w:color="404040"/>
+              <w:right w:val="single" w:sz="8" w:space="0" w:color="404040"/>
+            </w:tcBorders>
+          </w:tcPr>
+          <w:p>
+            <w:pPr>
+              <w:spacing w:before="80" w:after="80"/>
+              <w:jc w:val="center"/>
+            </w:pPr>
+            <w:r>
+              <w:rPr>
+                <w:rFonts w:ascii="Arial" w:hAnsi="Arial"/>
+                <w:b w:val="0"/>
+                <w:color w:val="30302F"/>
+                <w:sz w:val="20"/>
+              </w:rPr>
+            </w:r>
+            <w:r>
+              <w:rPr>
+                <w:rFonts w:ascii="Arial" w:hAnsi="Arial"/>
+                <w:b w:val="0"/>
+                <w:color w:val="30302F"/>
+                <w:sz w:val="20"/>
+              </w:rPr>
+            </w:r>
+          </w:p>
+        </w:tc>
+        <w:tc>
+          <w:tcPr>
+            <w:tcW w:type="dxa" w:w="1088"/>
+            <w:tcBorders>
+              <w:top w:val="single" w:sz="8" w:space="0" w:color="404040"/>
+              <w:left w:val="single" w:sz="8" w:space="0" w:color="404040"/>
+              <w:bottom w:val="single" w:sz="8" w:space="0" w:color="404040"/>
+              <w:right w:val="single" w:sz="8" w:space="0" w:color="404040"/>
+            </w:tcBorders>
+          </w:tcPr>
+          <w:p>
+            <w:pPr>
+              <w:spacing w:before="80" w:after="80"/>
+              <w:jc w:val="center"/>
+            </w:pPr>
+            <w:r>
+              <w:rPr>
+                <w:rFonts w:ascii="Arial" w:hAnsi="Arial"/>
+                <w:b w:val="0"/>
+                <w:color w:val="30302F"/>
+                <w:sz w:val="20"/>
+              </w:rPr>
+            </w:r>
+            <w:r>
+              <w:rPr>
+                <w:rFonts w:ascii="Arial" w:hAnsi="Arial"/>
+                <w:b w:val="0"/>
+                <w:color w:val="30302F"/>
+                <w:sz w:val="20"/>
+              </w:rPr>
+            </w:r>
+          </w:p>
+        </w:tc>
+        <w:tc>
+          <w:tcPr>
+            <w:tcW w:type="dxa" w:w="1088"/>
+            <w:tcBorders>
+              <w:top w:val="single" w:sz="8" w:space="0" w:color="404040"/>
+              <w:left w:val="single" w:sz="8" w:space="0" w:color="404040"/>
+              <w:bottom w:val="single" w:sz="8" w:space="0" w:color="404040"/>
+              <w:right w:val="single" w:sz="8" w:space="0" w:color="404040"/>
+            </w:tcBorders>
+          </w:tcPr>
+          <w:p>
+            <w:pPr>
+              <w:spacing w:before="80" w:after="80"/>
+              <w:jc w:val="center"/>
+            </w:pPr>
+            <w:r>
+              <w:rPr>
+                <w:rFonts w:ascii="Arial" w:hAnsi="Arial"/>
+                <w:b w:val="0"/>
+                <w:color w:val="30302F"/>
+                <w:sz w:val="20"/>
+              </w:rPr>
+            </w:r>
+            <w:r>
+              <w:rPr>
+                <w:rFonts w:ascii="Arial" w:hAnsi="Arial"/>
+                <w:b w:val="0"/>
+                <w:color w:val="30302F"/>
+                <w:sz w:val="20"/>
+              </w:rPr>
+            </w:r>
+          </w:p>
+        </w:tc>
+        <w:tc>
+          <w:tcPr>
+            <w:tcW w:type="dxa" w:w="1088"/>
+            <w:tcBorders>
+              <w:top w:val="single" w:sz="8" w:space="0" w:color="404040"/>
+              <w:left w:val="single" w:sz="8" w:space="0" w:color="404040"/>
+              <w:bottom w:val="single" w:sz="8" w:space="0" w:color="404040"/>
+              <w:right w:val="single" w:sz="8" w:space="0" w:color="404040"/>
+            </w:tcBorders>
+          </w:tcPr>
+          <w:p>
+            <w:pPr>
+              <w:spacing w:before="80" w:after="80"/>
+              <w:jc w:val="center"/>
+            </w:pPr>
+            <w:r>
+              <w:rPr>
+                <w:rFonts w:ascii="Arial" w:hAnsi="Arial"/>
+                <w:b w:val="0"/>
+                <w:color w:val="30302F"/>
+                <w:sz w:val="20"/>
+              </w:rPr>
+            </w:r>
+            <w:r>
+              <w:rPr>
+                <w:rFonts w:ascii="Arial" w:hAnsi="Arial"/>
+                <w:b w:val="0"/>
+                <w:color w:val="30302F"/>
+                <w:sz w:val="20"/>
+              </w:rPr>
+              <w:t>18,000</w:t>
+            </w:r>
+          </w:p>
+        </w:tc>
+        <w:tc>
+          <w:tcPr>
+            <w:tcW w:type="dxa" w:w="1088"/>
+            <w:tcBorders>
+              <w:top w:val="single" w:sz="8" w:space="0" w:color="404040"/>
+              <w:left w:val="single" w:sz="8" w:space="0" w:color="404040"/>
+              <w:bottom w:val="single" w:sz="8" w:space="0" w:color="404040"/>
+              <w:right w:val="single" w:sz="8" w:space="0" w:color="404040"/>
+            </w:tcBorders>
+          </w:tcPr>
+          <w:p>
+            <w:pPr>
+              <w:spacing w:before="80" w:after="80"/>
+              <w:jc w:val="center"/>
+            </w:pPr>
+            <w:r>
+              <w:rPr>
+                <w:rFonts w:ascii="Arial" w:hAnsi="Arial"/>
+                <w:b w:val="0"/>
+                <w:color w:val="30302F"/>
+                <w:sz w:val="20"/>
+              </w:rPr>
+            </w:r>
+            <w:r>
+              <w:rPr>
+                <w:rFonts w:ascii="Arial" w:hAnsi="Arial"/>
+                <w:b w:val="0"/>
+                <w:color w:val="30302F"/>
+                <w:sz w:val="20"/>
+              </w:rPr>
+            </w:r>
+          </w:p>
+        </w:tc>
+        <w:tc>
+          <w:tcPr>
+            <w:tcW w:type="dxa" w:w="1088"/>
+            <w:tcBorders>
+              <w:top w:val="single" w:sz="8" w:space="0" w:color="404040"/>
+              <w:left w:val="single" w:sz="8" w:space="0" w:color="404040"/>
+              <w:bottom w:val="single" w:sz="8" w:space="0" w:color="404040"/>
+              <w:right w:val="single" w:sz="8" w:space="0" w:color="404040"/>
+            </w:tcBorders>
+          </w:tcPr>
+          <w:p>
+            <w:pPr>
+              <w:spacing w:before="80" w:after="80"/>
+              <w:jc w:val="center"/>
+            </w:pPr>
+            <w:r>
+              <w:rPr>
+                <w:rFonts w:ascii="Arial" w:hAnsi="Arial"/>
+                <w:b w:val="0"/>
+                <w:color w:val="30302F"/>
+                <w:sz w:val="20"/>
+              </w:rPr>
+            </w:r>
+            <w:r>
+              <w:rPr>
+                <w:rFonts w:ascii="Arial" w:hAnsi="Arial"/>
+                <w:b w:val="0"/>
+                <w:color w:val="30302F"/>
+                <w:sz w:val="20"/>
+              </w:rPr>
+              <w:t>18,000</w:t>
+            </w:r>
+          </w:p>
+        </w:tc>
+        <w:tc>
+          <w:tcPr>
+            <w:tcW w:type="dxa" w:w="1088"/>
+            <w:tcBorders>
+              <w:top w:val="single" w:sz="8" w:space="0" w:color="404040"/>
+              <w:left w:val="single" w:sz="8" w:space="0" w:color="404040"/>
+              <w:bottom w:val="single" w:sz="8" w:space="0" w:color="404040"/>
+              <w:right w:val="single" w:sz="8" w:space="0" w:color="404040"/>
+            </w:tcBorders>
+          </w:tcPr>
+          <w:p>
+            <w:pPr>
+              <w:spacing w:before="80" w:after="80"/>
+              <w:jc w:val="center"/>
+            </w:pPr>
+            <w:r>
+              <w:rPr>
+                <w:rFonts w:ascii="Arial" w:hAnsi="Arial"/>
+                <w:b w:val="0"/>
+                <w:color w:val="30302F"/>
+                <w:sz w:val="20"/>
+              </w:rPr>
+            </w:r>
+            <w:r>
+              <w:rPr>
+                <w:rFonts w:ascii="Arial" w:hAnsi="Arial"/>
+                <w:b w:val="0"/>
+                <w:color w:val="30302F"/>
+                <w:sz w:val="20"/>
+              </w:rPr>
+              <w:t>18,000</w:t>
+            </w:r>
+          </w:p>
+        </w:tc>
+      </w:tr>
+    </w:tbl>
+    <w:p/>
+    <w:p>
+      <w:pPr>
+        <w:spacing w:before="80" w:after="80"/>
+        <w:jc w:val="left"/>
+      </w:pPr>
+      <w:r>
+        <w:rPr>
+          <w:b/>
+        </w:rPr>
+        <w:t>USE TABLE (Table 7.1b)</w:t>
+      </w:r>
+    </w:p>
+    <w:tbl>
+      <w:tblPr>
+        <w:tblW w:type="auto" w:w="0"/>
+        <w:jc w:val="center"/>
+        <w:tblLook w:firstColumn="1" w:firstRow="1" w:lastColumn="0" w:lastRow="0" w:noHBand="0" w:noVBand="1" w:val="04A0"/>
+      </w:tblPr>
+      <w:tblGrid>
+        <w:gridCol w:w="1088"/>
+        <w:gridCol w:w="1088"/>
+        <w:gridCol w:w="1088"/>
+        <w:gridCol w:w="1088"/>
+        <w:gridCol w:w="1088"/>
+        <w:gridCol w:w="1088"/>
+        <w:gridCol w:w="1088"/>
+        <w:gridCol w:w="1088"/>
+        <w:gridCol w:w="1088"/>
+        <w:gridCol w:w="1088"/>
+        <w:gridCol w:w="1088"/>
+        <w:gridCol w:w="1088"/>
+        <w:gridCol w:w="1088"/>
+      </w:tblGrid>
+      <w:tr>
+        <w:tc>
+          <w:tcPr>
+            <w:tcW w:type="dxa" w:w="1088"/>
+            <w:tcBorders>
+              <w:top w:val="single" w:sz="8" w:space="0" w:color="404040"/>
+              <w:left w:val="single" w:sz="8" w:space="0" w:color="404040"/>
+              <w:bottom w:val="single" w:sz="8" w:space="0" w:color="404040"/>
+              <w:right w:val="single" w:sz="8" w:space="0" w:color="404040"/>
+            </w:tcBorders>
+            <w:shd w:fill="2C745B" w:val="clear"/>
+          </w:tcPr>
+          <w:p>
+            <w:pPr>
+              <w:spacing w:before="80" w:after="80"/>
+              <w:jc w:val="left"/>
+            </w:pPr>
+            <w:r>
+              <w:rPr>
+                <w:rFonts w:ascii="Arial" w:hAnsi="Arial"/>
+                <w:b w:val="0"/>
+                <w:color w:val="30302F"/>
+                <w:sz w:val="20"/>
+              </w:rPr>
+            </w:r>
+            <w:r>
+              <w:rPr>
+                <w:rFonts w:ascii="Arial" w:hAnsi="Arial"/>
+                <w:b w:val="0"/>
+                <w:color w:val="30302F"/>
+                <w:sz w:val="20"/>
+              </w:rPr>
+            </w:r>
+          </w:p>
+        </w:tc>
+        <w:tc>
+          <w:tcPr>
+            <w:tcW w:type="dxa" w:w="1088"/>
+            <w:tcBorders>
+              <w:top w:val="single" w:sz="8" w:space="0" w:color="404040"/>
+              <w:left w:val="single" w:sz="8" w:space="0" w:color="404040"/>
+              <w:bottom w:val="single" w:sz="8" w:space="0" w:color="404040"/>
+              <w:right w:val="single" w:sz="8" w:space="0" w:color="404040"/>
+            </w:tcBorders>
+            <w:shd w:fill="2C745B" w:val="clear"/>
+          </w:tcPr>
+          <w:p>
+            <w:pPr>
+              <w:spacing w:before="80" w:after="80"/>
+              <w:jc w:val="left"/>
+            </w:pPr>
+            <w:r>
+              <w:rPr>
+                <w:rFonts w:ascii="Arial" w:hAnsi="Arial"/>
+                <w:b w:val="0"/>
+                <w:color w:val="30302F"/>
+                <w:sz w:val="20"/>
+              </w:rPr>
+            </w:r>
+            <w:r>
+              <w:rPr>
+                <w:rFonts w:ascii="Arial" w:hAnsi="Arial"/>
+                <w:b w:val="0"/>
+                <w:color w:val="30302F"/>
+                <w:sz w:val="20"/>
+              </w:rPr>
+            </w:r>
+          </w:p>
+        </w:tc>
+        <w:tc>
+          <w:tcPr>
+            <w:tcW w:type="dxa" w:w="6528"/>
+            <w:gridSpan w:val="6"/>
+            <w:tcBorders>
+              <w:top w:val="single" w:sz="8" w:space="0" w:color="404040"/>
+              <w:left w:val="single" w:sz="8" w:space="0" w:color="404040"/>
+              <w:bottom w:val="single" w:sz="8" w:space="0" w:color="404040"/>
+              <w:right w:val="single" w:sz="8" w:space="0" w:color="404040"/>
+            </w:tcBorders>
+            <w:shd w:fill="2C745B" w:val="clear"/>
+            <w:tcBorders>
+              <w:top w:val="single" w:sz="8" w:space="0" w:color="404040"/>
+              <w:left w:val="single" w:sz="8" w:space="0" w:color="404040"/>
+              <w:bottom w:val="single" w:sz="8" w:space="0" w:color="404040"/>
+              <w:right w:val="single" w:sz="8" w:space="0" w:color="404040"/>
+            </w:tcBorders>
+            <w:shd w:fill="2C745B" w:val="clear"/>
+          </w:tcPr>
+          <w:p>
+            <w:pPr>
+              <w:spacing w:before="80" w:after="80"/>
+              <w:jc w:val="center"/>
+            </w:pPr>
+            <w:r>
+              <w:rPr>
+                <w:rFonts w:ascii="Arial" w:hAnsi="Arial"/>
+                <w:b/>
+                <w:color w:val="FFFFFF"/>
+                <w:sz w:val="20"/>
+              </w:rPr>
+            </w:r>
+            <w:r>
+              <w:rPr>
+                <w:rFonts w:ascii="Arial" w:hAnsi="Arial"/>
+                <w:b/>
+                <w:color w:val="FFFFFF"/>
+                <w:sz w:val="20"/>
+              </w:rPr>
+              <w:t>Economic units</w:t>
+            </w:r>
+          </w:p>
+        </w:tc>
+        <w:tc>
+          <w:tcPr>
+            <w:tcW w:type="dxa" w:w="3264"/>
+            <w:gridSpan w:val="3"/>
+            <w:tcBorders>
+              <w:top w:val="single" w:sz="8" w:space="0" w:color="404040"/>
+              <w:left w:val="single" w:sz="8" w:space="0" w:color="404040"/>
+              <w:bottom w:val="single" w:sz="8" w:space="0" w:color="404040"/>
+              <w:right w:val="single" w:sz="8" w:space="0" w:color="404040"/>
+            </w:tcBorders>
+            <w:shd w:fill="2C745B" w:val="clear"/>
+            <w:tcBorders>
+              <w:top w:val="single" w:sz="8" w:space="0" w:color="404040"/>
+              <w:left w:val="single" w:sz="8" w:space="0" w:color="404040"/>
+              <w:bottom w:val="single" w:sz="8" w:space="0" w:color="404040"/>
+              <w:right w:val="single" w:sz="8" w:space="0" w:color="404040"/>
+            </w:tcBorders>
+            <w:shd w:fill="2C745B" w:val="clear"/>
+          </w:tcPr>
+          <w:p>
+            <w:pPr>
+              <w:spacing w:before="80" w:after="80"/>
+              <w:jc w:val="center"/>
+            </w:pPr>
+            <w:r>
+              <w:rPr>
+                <w:rFonts w:ascii="Arial" w:hAnsi="Arial"/>
+                <w:b/>
+                <w:color w:val="FFFFFF"/>
+                <w:sz w:val="20"/>
+              </w:rPr>
+            </w:r>
+            <w:r>
+              <w:rPr>
+                <w:rFonts w:ascii="Arial" w:hAnsi="Arial"/>
+                <w:b/>
+                <w:color w:val="FFFFFF"/>
+                <w:sz w:val="20"/>
+              </w:rPr>
+              <w:t>Ecosystem types</w:t>
+            </w:r>
+          </w:p>
+        </w:tc>
+        <w:tc>
+          <w:tcPr>
+            <w:tcW w:type="dxa" w:w="1088"/>
+            <w:tcBorders>
+              <w:top w:val="single" w:sz="8" w:space="0" w:color="404040"/>
+              <w:left w:val="single" w:sz="8" w:space="0" w:color="404040"/>
+              <w:bottom w:val="single" w:sz="8" w:space="0" w:color="404040"/>
+              <w:right w:val="single" w:sz="8" w:space="0" w:color="404040"/>
+            </w:tcBorders>
+            <w:shd w:fill="2C745B" w:val="clear"/>
+          </w:tcPr>
+          <w:p>
+            <w:pPr>
+              <w:spacing w:before="80" w:after="80"/>
+              <w:jc w:val="left"/>
+            </w:pPr>
+            <w:r>
+              <w:rPr>
+                <w:rFonts w:ascii="Arial" w:hAnsi="Arial"/>
+                <w:b w:val="0"/>
+                <w:color w:val="30302F"/>
+                <w:sz w:val="20"/>
+              </w:rPr>
+            </w:r>
+            <w:r>
+              <w:rPr>
+                <w:rFonts w:ascii="Arial" w:hAnsi="Arial"/>
+                <w:b w:val="0"/>
+                <w:color w:val="30302F"/>
+                <w:sz w:val="20"/>
+              </w:rPr>
+            </w:r>
+          </w:p>
+        </w:tc>
+        <w:tc>
+          <w:tcPr>
+            <w:tcW w:type="dxa" w:w="1088"/>
+            <w:tcBorders>
+              <w:top w:val="single" w:sz="8" w:space="0" w:color="404040"/>
+              <w:left w:val="single" w:sz="8" w:space="0" w:color="404040"/>
+              <w:bottom w:val="single" w:sz="8" w:space="0" w:color="404040"/>
+              <w:right w:val="single" w:sz="8" w:space="0" w:color="404040"/>
+            </w:tcBorders>
+            <w:shd w:fill="2C745B" w:val="clear"/>
+          </w:tcPr>
+          <w:p>
+            <w:pPr>
+              <w:spacing w:before="80" w:after="80"/>
+              <w:jc w:val="left"/>
+            </w:pPr>
+            <w:r>
+              <w:rPr>
+                <w:rFonts w:ascii="Arial" w:hAnsi="Arial"/>
+                <w:b w:val="0"/>
+                <w:color w:val="30302F"/>
+                <w:sz w:val="20"/>
+              </w:rPr>
+            </w:r>
+            <w:r>
+              <w:rPr>
+                <w:rFonts w:ascii="Arial" w:hAnsi="Arial"/>
+                <w:b w:val="0"/>
+                <w:color w:val="30302F"/>
+                <w:sz w:val="20"/>
+              </w:rPr>
+            </w:r>
+          </w:p>
+        </w:tc>
+      </w:tr>
+      <w:tr>
+        <w:tc>
+          <w:tcPr>
+            <w:tcW w:type="dxa" w:w="1088"/>
             <w:tcBorders>
               <w:top w:val="single" w:sz="8" w:space="0" w:color="404040"/>
               <w:left w:val="single" w:sz="8" w:space="0" w:color="404040"/>
@@ -13475,13 +16847,13 @@
                 <w:color w:val="FFFFFF"/>
                 <w:sz w:val="20"/>
               </w:rPr>
-              <w:t>Fisheries</w:t>
-            </w:r>
-          </w:p>
-        </w:tc>
-        <w:tc>
-          <w:tcPr>
-            <w:tcW w:type="dxa" w:w="1178"/>
+              <w:t>Service</w:t>
+            </w:r>
+          </w:p>
+        </w:tc>
+        <w:tc>
+          <w:tcPr>
+            <w:tcW w:type="dxa" w:w="1088"/>
             <w:tcBorders>
               <w:top w:val="single" w:sz="8" w:space="0" w:color="404040"/>
               <w:left w:val="single" w:sz="8" w:space="0" w:color="404040"/>
@@ -13511,13 +16883,13 @@
                 <w:color w:val="FFFFFF"/>
                 <w:sz w:val="20"/>
               </w:rPr>
-              <w:t>Tourism</w:t>
-            </w:r>
-          </w:p>
-        </w:tc>
-        <w:tc>
-          <w:tcPr>
-            <w:tcW w:type="dxa" w:w="1178"/>
+              <w:t>Unit</w:t>
+            </w:r>
+          </w:p>
+        </w:tc>
+        <w:tc>
+          <w:tcPr>
+            <w:tcW w:type="dxa" w:w="1088"/>
             <w:tcBorders>
               <w:top w:val="single" w:sz="8" w:space="0" w:color="404040"/>
               <w:left w:val="single" w:sz="8" w:space="0" w:color="404040"/>
@@ -13547,13 +16919,13 @@
                 <w:color w:val="FFFFFF"/>
                 <w:sz w:val="20"/>
               </w:rPr>
-              <w:t>Coastal HH</w:t>
-            </w:r>
-          </w:p>
-        </w:tc>
-        <w:tc>
-          <w:tcPr>
-            <w:tcW w:type="dxa" w:w="1178"/>
+              <w:t>Fisheries</w:t>
+            </w:r>
+          </w:p>
+        </w:tc>
+        <w:tc>
+          <w:tcPr>
+            <w:tcW w:type="dxa" w:w="1088"/>
             <w:tcBorders>
               <w:top w:val="single" w:sz="8" w:space="0" w:color="404040"/>
               <w:left w:val="single" w:sz="8" w:space="0" w:color="404040"/>
@@ -13583,13 +16955,13 @@
                 <w:color w:val="FFFFFF"/>
                 <w:sz w:val="20"/>
               </w:rPr>
-              <w:t>Govt</w:t>
-            </w:r>
-          </w:p>
-        </w:tc>
-        <w:tc>
-          <w:tcPr>
-            <w:tcW w:type="dxa" w:w="1178"/>
+              <w:t>Tourism</w:t>
+            </w:r>
+          </w:p>
+        </w:tc>
+        <w:tc>
+          <w:tcPr>
+            <w:tcW w:type="dxa" w:w="1088"/>
             <w:tcBorders>
               <w:top w:val="single" w:sz="8" w:space="0" w:color="404040"/>
               <w:left w:val="single" w:sz="8" w:space="0" w:color="404040"/>
@@ -13619,13 +16991,13 @@
                 <w:color w:val="FFFFFF"/>
                 <w:sz w:val="20"/>
               </w:rPr>
-              <w:t>Global</w:t>
-            </w:r>
-          </w:p>
-        </w:tc>
-        <w:tc>
-          <w:tcPr>
-            <w:tcW w:type="dxa" w:w="1178"/>
+              <w:t>Other industry</w:t>
+            </w:r>
+          </w:p>
+        </w:tc>
+        <w:tc>
+          <w:tcPr>
+            <w:tcW w:type="dxa" w:w="1088"/>
             <w:tcBorders>
               <w:top w:val="single" w:sz="8" w:space="0" w:color="404040"/>
               <w:left w:val="single" w:sz="8" w:space="0" w:color="404040"/>
@@ -13655,7 +17027,269 @@
                 <w:color w:val="FFFFFF"/>
                 <w:sz w:val="20"/>
               </w:rPr>
+              <w:t>Households</w:t>
+            </w:r>
+          </w:p>
+        </w:tc>
+        <w:tc>
+          <w:tcPr>
+            <w:tcW w:type="dxa" w:w="1088"/>
+            <w:tcBorders>
+              <w:top w:val="single" w:sz="8" w:space="0" w:color="404040"/>
+              <w:left w:val="single" w:sz="8" w:space="0" w:color="404040"/>
+              <w:bottom w:val="single" w:sz="8" w:space="0" w:color="404040"/>
+              <w:right w:val="single" w:sz="8" w:space="0" w:color="404040"/>
+            </w:tcBorders>
+            <w:shd w:fill="3B9C7B" w:val="clear"/>
+            <w:shd w:fill="2C745B" w:val="clear"/>
+          </w:tcPr>
+          <w:p>
+            <w:pPr>
+              <w:spacing w:before="80" w:after="80"/>
+              <w:jc w:val="center"/>
+            </w:pPr>
+            <w:r>
+              <w:rPr>
+                <w:rFonts w:ascii="Arial" w:hAnsi="Arial"/>
+                <w:b/>
+                <w:color w:val="FFFFFF"/>
+                <w:sz w:val="20"/>
+              </w:rPr>
+            </w:r>
+            <w:r>
+              <w:rPr>
+                <w:rFonts w:ascii="Arial" w:hAnsi="Arial"/>
+                <w:b/>
+                <w:color w:val="FFFFFF"/>
+                <w:sz w:val="20"/>
+              </w:rPr>
+              <w:t>Govt</w:t>
+            </w:r>
+          </w:p>
+        </w:tc>
+        <w:tc>
+          <w:tcPr>
+            <w:tcW w:type="dxa" w:w="1088"/>
+            <w:tcBorders>
+              <w:top w:val="single" w:sz="8" w:space="0" w:color="404040"/>
+              <w:left w:val="single" w:sz="8" w:space="0" w:color="404040"/>
+              <w:bottom w:val="single" w:sz="8" w:space="0" w:color="404040"/>
+              <w:right w:val="single" w:sz="8" w:space="0" w:color="404040"/>
+            </w:tcBorders>
+            <w:shd w:fill="3B9C7B" w:val="clear"/>
+            <w:shd w:fill="2C745B" w:val="clear"/>
+          </w:tcPr>
+          <w:p>
+            <w:pPr>
+              <w:spacing w:before="80" w:after="80"/>
+              <w:jc w:val="center"/>
+            </w:pPr>
+            <w:r>
+              <w:rPr>
+                <w:rFonts w:ascii="Arial" w:hAnsi="Arial"/>
+                <w:b/>
+                <w:color w:val="FFFFFF"/>
+                <w:sz w:val="20"/>
+              </w:rPr>
+            </w:r>
+            <w:r>
+              <w:rPr>
+                <w:rFonts w:ascii="Arial" w:hAnsi="Arial"/>
+                <w:b/>
+                <w:color w:val="FFFFFF"/>
+                <w:sz w:val="20"/>
+              </w:rPr>
+              <w:t>Global/</w:t>
+              <w:br/>
+              <w:t>Exports</w:t>
+            </w:r>
+          </w:p>
+        </w:tc>
+        <w:tc>
+          <w:tcPr>
+            <w:tcW w:type="dxa" w:w="1088"/>
+            <w:tcBorders>
+              <w:top w:val="single" w:sz="8" w:space="0" w:color="404040"/>
+              <w:left w:val="single" w:sz="8" w:space="0" w:color="404040"/>
+              <w:bottom w:val="single" w:sz="8" w:space="0" w:color="404040"/>
+              <w:right w:val="single" w:sz="8" w:space="0" w:color="404040"/>
+            </w:tcBorders>
+            <w:shd w:fill="3B9C7B" w:val="clear"/>
+            <w:shd w:fill="2C745B" w:val="clear"/>
+          </w:tcPr>
+          <w:p>
+            <w:pPr>
+              <w:spacing w:before="80" w:after="80"/>
+              <w:jc w:val="center"/>
+            </w:pPr>
+            <w:r>
+              <w:rPr>
+                <w:rFonts w:ascii="Arial" w:hAnsi="Arial"/>
+                <w:b/>
+                <w:color w:val="FFFFFF"/>
+                <w:sz w:val="20"/>
+              </w:rPr>
+            </w:r>
+            <w:r>
+              <w:rPr>
+                <w:rFonts w:ascii="Arial" w:hAnsi="Arial"/>
+                <w:b/>
+                <w:color w:val="FFFFFF"/>
+                <w:sz w:val="20"/>
+              </w:rPr>
+              <w:t>Coral reefs</w:t>
+              <w:br/>
+              <w:t>(M1.3)</w:t>
+            </w:r>
+          </w:p>
+        </w:tc>
+        <w:tc>
+          <w:tcPr>
+            <w:tcW w:type="dxa" w:w="1088"/>
+            <w:tcBorders>
+              <w:top w:val="single" w:sz="8" w:space="0" w:color="404040"/>
+              <w:left w:val="single" w:sz="8" w:space="0" w:color="404040"/>
+              <w:bottom w:val="single" w:sz="8" w:space="0" w:color="404040"/>
+              <w:right w:val="single" w:sz="8" w:space="0" w:color="404040"/>
+            </w:tcBorders>
+            <w:shd w:fill="3B9C7B" w:val="clear"/>
+            <w:shd w:fill="2C745B" w:val="clear"/>
+          </w:tcPr>
+          <w:p>
+            <w:pPr>
+              <w:spacing w:before="80" w:after="80"/>
+              <w:jc w:val="center"/>
+            </w:pPr>
+            <w:r>
+              <w:rPr>
+                <w:rFonts w:ascii="Arial" w:hAnsi="Arial"/>
+                <w:b/>
+                <w:color w:val="FFFFFF"/>
+                <w:sz w:val="20"/>
+              </w:rPr>
+            </w:r>
+            <w:r>
+              <w:rPr>
+                <w:rFonts w:ascii="Arial" w:hAnsi="Arial"/>
+                <w:b/>
+                <w:color w:val="FFFFFF"/>
+                <w:sz w:val="20"/>
+              </w:rPr>
+              <w:t>Seagrass</w:t>
+              <w:br/>
+              <w:t>(M1.1)</w:t>
+            </w:r>
+          </w:p>
+        </w:tc>
+        <w:tc>
+          <w:tcPr>
+            <w:tcW w:type="dxa" w:w="1088"/>
+            <w:tcBorders>
+              <w:top w:val="single" w:sz="8" w:space="0" w:color="404040"/>
+              <w:left w:val="single" w:sz="8" w:space="0" w:color="404040"/>
+              <w:bottom w:val="single" w:sz="8" w:space="0" w:color="404040"/>
+              <w:right w:val="single" w:sz="8" w:space="0" w:color="404040"/>
+            </w:tcBorders>
+            <w:shd w:fill="3B9C7B" w:val="clear"/>
+            <w:shd w:fill="2C745B" w:val="clear"/>
+          </w:tcPr>
+          <w:p>
+            <w:pPr>
+              <w:spacing w:before="80" w:after="80"/>
+              <w:jc w:val="center"/>
+            </w:pPr>
+            <w:r>
+              <w:rPr>
+                <w:rFonts w:ascii="Arial" w:hAnsi="Arial"/>
+                <w:b/>
+                <w:color w:val="FFFFFF"/>
+                <w:sz w:val="20"/>
+              </w:rPr>
+            </w:r>
+            <w:r>
+              <w:rPr>
+                <w:rFonts w:ascii="Arial" w:hAnsi="Arial"/>
+                <w:b/>
+                <w:color w:val="FFFFFF"/>
+                <w:sz w:val="20"/>
+              </w:rPr>
+              <w:t>Mangroves</w:t>
+              <w:br/>
+              <w:t>(MFT1.2)</w:t>
+            </w:r>
+          </w:p>
+        </w:tc>
+        <w:tc>
+          <w:tcPr>
+            <w:tcW w:type="dxa" w:w="1088"/>
+            <w:tcBorders>
+              <w:top w:val="single" w:sz="8" w:space="0" w:color="404040"/>
+              <w:left w:val="single" w:sz="8" w:space="0" w:color="404040"/>
+              <w:bottom w:val="single" w:sz="8" w:space="0" w:color="404040"/>
+              <w:right w:val="single" w:sz="8" w:space="0" w:color="404040"/>
+            </w:tcBorders>
+            <w:shd w:fill="3B9C7B" w:val="clear"/>
+            <w:shd w:fill="2C745B" w:val="clear"/>
+          </w:tcPr>
+          <w:p>
+            <w:pPr>
+              <w:spacing w:before="80" w:after="80"/>
+              <w:jc w:val="center"/>
+            </w:pPr>
+            <w:r>
+              <w:rPr>
+                <w:rFonts w:ascii="Arial" w:hAnsi="Arial"/>
+                <w:b/>
+                <w:color w:val="FFFFFF"/>
+                <w:sz w:val="20"/>
+              </w:rPr>
+            </w:r>
+            <w:r>
+              <w:rPr>
+                <w:rFonts w:ascii="Arial" w:hAnsi="Arial"/>
+                <w:b/>
+                <w:color w:val="FFFFFF"/>
+                <w:sz w:val="20"/>
+              </w:rPr>
               <w:t>Total</w:t>
+              <w:br/>
+              <w:t>ecosystem</w:t>
+            </w:r>
+          </w:p>
+        </w:tc>
+        <w:tc>
+          <w:tcPr>
+            <w:tcW w:type="dxa" w:w="1088"/>
+            <w:tcBorders>
+              <w:top w:val="single" w:sz="8" w:space="0" w:color="404040"/>
+              <w:left w:val="single" w:sz="8" w:space="0" w:color="404040"/>
+              <w:bottom w:val="single" w:sz="8" w:space="0" w:color="404040"/>
+              <w:right w:val="single" w:sz="8" w:space="0" w:color="404040"/>
+            </w:tcBorders>
+            <w:shd w:fill="3B9C7B" w:val="clear"/>
+            <w:shd w:fill="2C745B" w:val="clear"/>
+          </w:tcPr>
+          <w:p>
+            <w:pPr>
+              <w:spacing w:before="80" w:after="80"/>
+              <w:jc w:val="center"/>
+            </w:pPr>
+            <w:r>
+              <w:rPr>
+                <w:rFonts w:ascii="Arial" w:hAnsi="Arial"/>
+                <w:b/>
+                <w:color w:val="FFFFFF"/>
+                <w:sz w:val="20"/>
+              </w:rPr>
+            </w:r>
+            <w:r>
+              <w:rPr>
+                <w:rFonts w:ascii="Arial" w:hAnsi="Arial"/>
+                <w:b/>
+                <w:color w:val="FFFFFF"/>
+                <w:sz w:val="20"/>
+              </w:rPr>
+              <w:t>TOTAL</w:t>
             </w:r>
           </w:p>
         </w:tc>
@@ -13663,7 +17297,47 @@
       <w:tr>
         <w:tc>
           <w:tcPr>
-            <w:tcW w:type="dxa" w:w="1178"/>
+            <w:tcW w:type="dxa" w:w="14144"/>
+            <w:gridSpan w:val="13"/>
+            <w:tcBorders>
+              <w:top w:val="single" w:sz="8" w:space="0" w:color="404040"/>
+              <w:left w:val="single" w:sz="8" w:space="0" w:color="404040"/>
+              <w:bottom w:val="single" w:sz="8" w:space="0" w:color="404040"/>
+              <w:right w:val="single" w:sz="8" w:space="0" w:color="404040"/>
+            </w:tcBorders>
+            <w:shd w:fill="B2D8D8" w:val="clear"/>
+          </w:tcPr>
+          <w:p>
+            <w:pPr>
+              <w:spacing w:before="80" w:after="80"/>
+              <w:jc w:val="center"/>
+            </w:pPr>
+            <w:r>
+              <w:rPr>
+                <w:rFonts w:ascii="Arial" w:hAnsi="Arial"/>
+                <w:b/>
+                <w:i/>
+                <w:color w:val="404040"/>
+                <w:sz w:val="18"/>
+              </w:rPr>
+            </w:r>
+            <w:r>
+              <w:rPr>
+                <w:rFonts w:ascii="Arial" w:hAnsi="Arial"/>
+                <w:b/>
+                <w:i/>
+                <w:color w:val="404040"/>
+                <w:sz w:val="18"/>
+              </w:rPr>
+              <w:t>Provisioning services (6.1)</w:t>
+            </w:r>
+          </w:p>
+        </w:tc>
+      </w:tr>
+      <w:tr>
+        <w:tc>
+          <w:tcPr>
+            <w:tcW w:type="dxa" w:w="1088"/>
             <w:tcBorders>
               <w:top w:val="single" w:sz="8" w:space="0" w:color="404040"/>
               <w:left w:val="single" w:sz="8" w:space="0" w:color="404040"/>
@@ -13698,7 +17372,7 @@
         </w:tc>
         <w:tc>
           <w:tcPr>
-            <w:tcW w:type="dxa" w:w="1178"/>
+            <w:tcW w:type="dxa" w:w="1088"/>
             <w:tcBorders>
               <w:top w:val="single" w:sz="8" w:space="0" w:color="404040"/>
               <w:left w:val="single" w:sz="8" w:space="0" w:color="404040"/>
@@ -13733,109 +17407,7 @@
         </w:tc>
         <w:tc>
           <w:tcPr>
-            <w:tcW w:type="dxa" w:w="1178"/>
-            <w:tcBorders>
-              <w:top w:val="single" w:sz="8" w:space="0" w:color="404040"/>
-              <w:left w:val="single" w:sz="8" w:space="0" w:color="404040"/>
-              <w:bottom w:val="single" w:sz="8" w:space="0" w:color="404040"/>
-              <w:right w:val="single" w:sz="8" w:space="0" w:color="404040"/>
-            </w:tcBorders>
-          </w:tcPr>
-          <w:p>
-            <w:pPr>
-              <w:spacing w:before="80" w:after="80"/>
-              <w:jc w:val="center"/>
-            </w:pPr>
-            <w:r>
-              <w:rPr>
-                <w:rFonts w:ascii="Arial" w:hAnsi="Arial"/>
-                <w:b w:val="0"/>
-                <w:color w:val="30302F"/>
-                <w:sz w:val="20"/>
-              </w:rPr>
-            </w:r>
-            <w:r>
-              <w:rPr>
-                <w:rFonts w:ascii="Arial" w:hAnsi="Arial"/>
-                <w:b w:val="0"/>
-                <w:color w:val="30302F"/>
-                <w:sz w:val="20"/>
-              </w:rPr>
-              <w:t>120,000</w:t>
-            </w:r>
-          </w:p>
-        </w:tc>
-        <w:tc>
-          <w:tcPr>
-            <w:tcW w:type="dxa" w:w="1178"/>
-            <w:tcBorders>
-              <w:top w:val="single" w:sz="8" w:space="0" w:color="404040"/>
-              <w:left w:val="single" w:sz="8" w:space="0" w:color="404040"/>
-              <w:bottom w:val="single" w:sz="8" w:space="0" w:color="404040"/>
-              <w:right w:val="single" w:sz="8" w:space="0" w:color="404040"/>
-            </w:tcBorders>
-          </w:tcPr>
-          <w:p>
-            <w:pPr>
-              <w:spacing w:before="80" w:after="80"/>
-              <w:jc w:val="center"/>
-            </w:pPr>
-            <w:r>
-              <w:rPr>
-                <w:rFonts w:ascii="Arial" w:hAnsi="Arial"/>
-                <w:b w:val="0"/>
-                <w:color w:val="30302F"/>
-                <w:sz w:val="20"/>
-              </w:rPr>
-            </w:r>
-            <w:r>
-              <w:rPr>
-                <w:rFonts w:ascii="Arial" w:hAnsi="Arial"/>
-                <w:b w:val="0"/>
-                <w:color w:val="30302F"/>
-                <w:sz w:val="20"/>
-              </w:rPr>
-              <w:t>45,000</w:t>
-            </w:r>
-          </w:p>
-        </w:tc>
-        <w:tc>
-          <w:tcPr>
-            <w:tcW w:type="dxa" w:w="1178"/>
-            <w:tcBorders>
-              <w:top w:val="single" w:sz="8" w:space="0" w:color="404040"/>
-              <w:left w:val="single" w:sz="8" w:space="0" w:color="404040"/>
-              <w:bottom w:val="single" w:sz="8" w:space="0" w:color="404040"/>
-              <w:right w:val="single" w:sz="8" w:space="0" w:color="404040"/>
-            </w:tcBorders>
-          </w:tcPr>
-          <w:p>
-            <w:pPr>
-              <w:spacing w:before="80" w:after="80"/>
-              <w:jc w:val="center"/>
-            </w:pPr>
-            <w:r>
-              <w:rPr>
-                <w:rFonts w:ascii="Arial" w:hAnsi="Arial"/>
-                <w:b w:val="0"/>
-                <w:color w:val="30302F"/>
-                <w:sz w:val="20"/>
-              </w:rPr>
-            </w:r>
-            <w:r>
-              <w:rPr>
-                <w:rFonts w:ascii="Arial" w:hAnsi="Arial"/>
-                <w:b w:val="0"/>
-                <w:color w:val="30302F"/>
-                <w:sz w:val="20"/>
-              </w:rPr>
-              <w:t>15,000</w:t>
-            </w:r>
-          </w:p>
-        </w:tc>
-        <w:tc>
-          <w:tcPr>
-            <w:tcW w:type="dxa" w:w="1178"/>
+            <w:tcW w:type="dxa" w:w="1088"/>
             <w:tcBorders>
               <w:top w:val="single" w:sz="8" w:space="0" w:color="404040"/>
               <w:left w:val="single" w:sz="8" w:space="0" w:color="404040"/>
@@ -13869,177 +17441,304 @@
         </w:tc>
         <w:tc>
           <w:tcPr>
-            <w:tcW w:type="dxa" w:w="1178"/>
-            <w:tcBorders>
-              <w:top w:val="single" w:sz="8" w:space="0" w:color="404040"/>
-              <w:left w:val="single" w:sz="8" w:space="0" w:color="404040"/>
-              <w:bottom w:val="single" w:sz="8" w:space="0" w:color="404040"/>
-              <w:right w:val="single" w:sz="8" w:space="0" w:color="404040"/>
-            </w:tcBorders>
-          </w:tcPr>
-          <w:p>
-            <w:pPr>
-              <w:spacing w:before="80" w:after="80"/>
-              <w:jc w:val="center"/>
-            </w:pPr>
-            <w:r>
-              <w:rPr>
-                <w:rFonts w:ascii="Arial" w:hAnsi="Arial"/>
-                <w:b w:val="0"/>
-                <w:color w:val="30302F"/>
-                <w:sz w:val="20"/>
-              </w:rPr>
-            </w:r>
-            <w:r>
-              <w:rPr>
-                <w:rFonts w:ascii="Arial" w:hAnsi="Arial"/>
-                <w:b w:val="0"/>
-                <w:color w:val="30302F"/>
-                <w:sz w:val="20"/>
-              </w:rPr>
-              <w:t>180,000</w:t>
-            </w:r>
-          </w:p>
-        </w:tc>
-        <w:tc>
-          <w:tcPr>
-            <w:tcW w:type="dxa" w:w="1178"/>
-            <w:tcBorders>
-              <w:top w:val="single" w:sz="8" w:space="0" w:color="404040"/>
-              <w:left w:val="single" w:sz="8" w:space="0" w:color="404040"/>
-              <w:bottom w:val="single" w:sz="8" w:space="0" w:color="404040"/>
-              <w:right w:val="single" w:sz="8" w:space="0" w:color="404040"/>
-            </w:tcBorders>
-          </w:tcPr>
-          <w:p>
-            <w:pPr>
-              <w:spacing w:before="80" w:after="80"/>
-              <w:jc w:val="center"/>
-            </w:pPr>
-            <w:r>
-              <w:rPr>
-                <w:rFonts w:ascii="Arial" w:hAnsi="Arial"/>
-                <w:b w:val="0"/>
-                <w:color w:val="30302F"/>
-                <w:sz w:val="20"/>
-              </w:rPr>
-            </w:r>
-            <w:r>
-              <w:rPr>
-                <w:rFonts w:ascii="Arial" w:hAnsi="Arial"/>
-                <w:b w:val="0"/>
-                <w:color w:val="30302F"/>
-                <w:sz w:val="20"/>
-              </w:rPr>
-              <w:t>0</w:t>
-            </w:r>
-          </w:p>
-        </w:tc>
-        <w:tc>
-          <w:tcPr>
-            <w:tcW w:type="dxa" w:w="1178"/>
-            <w:tcBorders>
-              <w:top w:val="single" w:sz="8" w:space="0" w:color="404040"/>
-              <w:left w:val="single" w:sz="8" w:space="0" w:color="404040"/>
-              <w:bottom w:val="single" w:sz="8" w:space="0" w:color="404040"/>
-              <w:right w:val="single" w:sz="8" w:space="0" w:color="404040"/>
-            </w:tcBorders>
-          </w:tcPr>
-          <w:p>
-            <w:pPr>
-              <w:spacing w:before="80" w:after="80"/>
-              <w:jc w:val="center"/>
-            </w:pPr>
-            <w:r>
-              <w:rPr>
-                <w:rFonts w:ascii="Arial" w:hAnsi="Arial"/>
-                <w:b w:val="0"/>
-                <w:color w:val="30302F"/>
-                <w:sz w:val="20"/>
-              </w:rPr>
-            </w:r>
-            <w:r>
-              <w:rPr>
-                <w:rFonts w:ascii="Arial" w:hAnsi="Arial"/>
-                <w:b w:val="0"/>
-                <w:color w:val="30302F"/>
-                <w:sz w:val="20"/>
-              </w:rPr>
-              <w:t>0</w:t>
-            </w:r>
-          </w:p>
-        </w:tc>
-        <w:tc>
-          <w:tcPr>
-            <w:tcW w:type="dxa" w:w="1178"/>
-            <w:tcBorders>
-              <w:top w:val="single" w:sz="8" w:space="0" w:color="404040"/>
-              <w:left w:val="single" w:sz="8" w:space="0" w:color="404040"/>
-              <w:bottom w:val="single" w:sz="8" w:space="0" w:color="404040"/>
-              <w:right w:val="single" w:sz="8" w:space="0" w:color="404040"/>
-            </w:tcBorders>
-          </w:tcPr>
-          <w:p>
-            <w:pPr>
-              <w:spacing w:before="80" w:after="80"/>
-              <w:jc w:val="center"/>
-            </w:pPr>
-            <w:r>
-              <w:rPr>
-                <w:rFonts w:ascii="Arial" w:hAnsi="Arial"/>
-                <w:b w:val="0"/>
-                <w:color w:val="30302F"/>
-                <w:sz w:val="20"/>
-              </w:rPr>
-            </w:r>
-            <w:r>
-              <w:rPr>
-                <w:rFonts w:ascii="Arial" w:hAnsi="Arial"/>
-                <w:b w:val="0"/>
-                <w:color w:val="30302F"/>
-                <w:sz w:val="20"/>
-              </w:rPr>
-              <w:t>0</w:t>
-            </w:r>
-          </w:p>
-        </w:tc>
-        <w:tc>
-          <w:tcPr>
-            <w:tcW w:type="dxa" w:w="1178"/>
-            <w:tcBorders>
-              <w:top w:val="single" w:sz="8" w:space="0" w:color="404040"/>
-              <w:left w:val="single" w:sz="8" w:space="0" w:color="404040"/>
-              <w:bottom w:val="single" w:sz="8" w:space="0" w:color="404040"/>
-              <w:right w:val="single" w:sz="8" w:space="0" w:color="404040"/>
-            </w:tcBorders>
-          </w:tcPr>
-          <w:p>
-            <w:pPr>
-              <w:spacing w:before="80" w:after="80"/>
-              <w:jc w:val="center"/>
-            </w:pPr>
-            <w:r>
-              <w:rPr>
-                <w:rFonts w:ascii="Arial" w:hAnsi="Arial"/>
-                <w:b w:val="0"/>
-                <w:color w:val="30302F"/>
-                <w:sz w:val="20"/>
-              </w:rPr>
-            </w:r>
-            <w:r>
-              <w:rPr>
-                <w:rFonts w:ascii="Arial" w:hAnsi="Arial"/>
-                <w:b w:val="0"/>
-                <w:color w:val="30302F"/>
-                <w:sz w:val="20"/>
-              </w:rPr>
-              <w:t>0</w:t>
-            </w:r>
-          </w:p>
-        </w:tc>
-        <w:tc>
-          <w:tcPr>
-            <w:tcW w:type="dxa" w:w="1178"/>
+            <w:tcW w:type="dxa" w:w="1088"/>
+            <w:tcBorders>
+              <w:top w:val="single" w:sz="8" w:space="0" w:color="404040"/>
+              <w:left w:val="single" w:sz="8" w:space="0" w:color="404040"/>
+              <w:bottom w:val="single" w:sz="8" w:space="0" w:color="404040"/>
+              <w:right w:val="single" w:sz="8" w:space="0" w:color="404040"/>
+            </w:tcBorders>
+          </w:tcPr>
+          <w:p>
+            <w:pPr>
+              <w:spacing w:before="80" w:after="80"/>
+              <w:jc w:val="center"/>
+            </w:pPr>
+            <w:r>
+              <w:rPr>
+                <w:rFonts w:ascii="Arial" w:hAnsi="Arial"/>
+                <w:b w:val="0"/>
+                <w:color w:val="30302F"/>
+                <w:sz w:val="20"/>
+              </w:rPr>
+            </w:r>
+            <w:r>
+              <w:rPr>
+                <w:rFonts w:ascii="Arial" w:hAnsi="Arial"/>
+                <w:b w:val="0"/>
+                <w:color w:val="30302F"/>
+                <w:sz w:val="20"/>
+              </w:rPr>
+            </w:r>
+          </w:p>
+        </w:tc>
+        <w:tc>
+          <w:tcPr>
+            <w:tcW w:type="dxa" w:w="1088"/>
+            <w:tcBorders>
+              <w:top w:val="single" w:sz="8" w:space="0" w:color="404040"/>
+              <w:left w:val="single" w:sz="8" w:space="0" w:color="404040"/>
+              <w:bottom w:val="single" w:sz="8" w:space="0" w:color="404040"/>
+              <w:right w:val="single" w:sz="8" w:space="0" w:color="404040"/>
+            </w:tcBorders>
+          </w:tcPr>
+          <w:p>
+            <w:pPr>
+              <w:spacing w:before="80" w:after="80"/>
+              <w:jc w:val="center"/>
+            </w:pPr>
+            <w:r>
+              <w:rPr>
+                <w:rFonts w:ascii="Arial" w:hAnsi="Arial"/>
+                <w:b w:val="0"/>
+                <w:color w:val="30302F"/>
+                <w:sz w:val="20"/>
+              </w:rPr>
+            </w:r>
+            <w:r>
+              <w:rPr>
+                <w:rFonts w:ascii="Arial" w:hAnsi="Arial"/>
+                <w:b w:val="0"/>
+                <w:color w:val="30302F"/>
+                <w:sz w:val="20"/>
+              </w:rPr>
+            </w:r>
+          </w:p>
+        </w:tc>
+        <w:tc>
+          <w:tcPr>
+            <w:tcW w:type="dxa" w:w="1088"/>
+            <w:tcBorders>
+              <w:top w:val="single" w:sz="8" w:space="0" w:color="404040"/>
+              <w:left w:val="single" w:sz="8" w:space="0" w:color="404040"/>
+              <w:bottom w:val="single" w:sz="8" w:space="0" w:color="404040"/>
+              <w:right w:val="single" w:sz="8" w:space="0" w:color="404040"/>
+            </w:tcBorders>
+          </w:tcPr>
+          <w:p>
+            <w:pPr>
+              <w:spacing w:before="80" w:after="80"/>
+              <w:jc w:val="center"/>
+            </w:pPr>
+            <w:r>
+              <w:rPr>
+                <w:rFonts w:ascii="Arial" w:hAnsi="Arial"/>
+                <w:b w:val="0"/>
+                <w:color w:val="30302F"/>
+                <w:sz w:val="20"/>
+              </w:rPr>
+            </w:r>
+            <w:r>
+              <w:rPr>
+                <w:rFonts w:ascii="Arial" w:hAnsi="Arial"/>
+                <w:b w:val="0"/>
+                <w:color w:val="30302F"/>
+                <w:sz w:val="20"/>
+              </w:rPr>
+            </w:r>
+          </w:p>
+        </w:tc>
+        <w:tc>
+          <w:tcPr>
+            <w:tcW w:type="dxa" w:w="1088"/>
+            <w:tcBorders>
+              <w:top w:val="single" w:sz="8" w:space="0" w:color="404040"/>
+              <w:left w:val="single" w:sz="8" w:space="0" w:color="404040"/>
+              <w:bottom w:val="single" w:sz="8" w:space="0" w:color="404040"/>
+              <w:right w:val="single" w:sz="8" w:space="0" w:color="404040"/>
+            </w:tcBorders>
+          </w:tcPr>
+          <w:p>
+            <w:pPr>
+              <w:spacing w:before="80" w:after="80"/>
+              <w:jc w:val="center"/>
+            </w:pPr>
+            <w:r>
+              <w:rPr>
+                <w:rFonts w:ascii="Arial" w:hAnsi="Arial"/>
+                <w:b w:val="0"/>
+                <w:color w:val="30302F"/>
+                <w:sz w:val="20"/>
+              </w:rPr>
+            </w:r>
+            <w:r>
+              <w:rPr>
+                <w:rFonts w:ascii="Arial" w:hAnsi="Arial"/>
+                <w:b w:val="0"/>
+                <w:color w:val="30302F"/>
+                <w:sz w:val="20"/>
+              </w:rPr>
+            </w:r>
+          </w:p>
+        </w:tc>
+        <w:tc>
+          <w:tcPr>
+            <w:tcW w:type="dxa" w:w="1088"/>
+            <w:tcBorders>
+              <w:top w:val="single" w:sz="8" w:space="0" w:color="404040"/>
+              <w:left w:val="single" w:sz="8" w:space="0" w:color="404040"/>
+              <w:bottom w:val="single" w:sz="8" w:space="0" w:color="404040"/>
+              <w:right w:val="single" w:sz="8" w:space="0" w:color="404040"/>
+            </w:tcBorders>
+          </w:tcPr>
+          <w:p>
+            <w:pPr>
+              <w:spacing w:before="80" w:after="80"/>
+              <w:jc w:val="center"/>
+            </w:pPr>
+            <w:r>
+              <w:rPr>
+                <w:rFonts w:ascii="Arial" w:hAnsi="Arial"/>
+                <w:b w:val="0"/>
+                <w:color w:val="30302F"/>
+                <w:sz w:val="20"/>
+              </w:rPr>
+            </w:r>
+            <w:r>
+              <w:rPr>
+                <w:rFonts w:ascii="Arial" w:hAnsi="Arial"/>
+                <w:b w:val="0"/>
+                <w:color w:val="30302F"/>
+                <w:sz w:val="20"/>
+              </w:rPr>
+            </w:r>
+          </w:p>
+        </w:tc>
+        <w:tc>
+          <w:tcPr>
+            <w:tcW w:type="dxa" w:w="1088"/>
+            <w:tcBorders>
+              <w:top w:val="single" w:sz="8" w:space="0" w:color="404040"/>
+              <w:left w:val="single" w:sz="8" w:space="0" w:color="404040"/>
+              <w:bottom w:val="single" w:sz="8" w:space="0" w:color="404040"/>
+              <w:right w:val="single" w:sz="8" w:space="0" w:color="404040"/>
+            </w:tcBorders>
+          </w:tcPr>
+          <w:p>
+            <w:pPr>
+              <w:spacing w:before="80" w:after="80"/>
+              <w:jc w:val="center"/>
+            </w:pPr>
+            <w:r>
+              <w:rPr>
+                <w:rFonts w:ascii="Arial" w:hAnsi="Arial"/>
+                <w:b w:val="0"/>
+                <w:color w:val="30302F"/>
+                <w:sz w:val="20"/>
+              </w:rPr>
+            </w:r>
+            <w:r>
+              <w:rPr>
+                <w:rFonts w:ascii="Arial" w:hAnsi="Arial"/>
+                <w:b w:val="0"/>
+                <w:color w:val="30302F"/>
+                <w:sz w:val="20"/>
+              </w:rPr>
+            </w:r>
+          </w:p>
+        </w:tc>
+        <w:tc>
+          <w:tcPr>
+            <w:tcW w:type="dxa" w:w="1088"/>
+            <w:tcBorders>
+              <w:top w:val="single" w:sz="8" w:space="0" w:color="404040"/>
+              <w:left w:val="single" w:sz="8" w:space="0" w:color="404040"/>
+              <w:bottom w:val="single" w:sz="8" w:space="0" w:color="404040"/>
+              <w:right w:val="single" w:sz="8" w:space="0" w:color="404040"/>
+            </w:tcBorders>
+          </w:tcPr>
+          <w:p>
+            <w:pPr>
+              <w:spacing w:before="80" w:after="80"/>
+              <w:jc w:val="center"/>
+            </w:pPr>
+            <w:r>
+              <w:rPr>
+                <w:rFonts w:ascii="Arial" w:hAnsi="Arial"/>
+                <w:b w:val="0"/>
+                <w:color w:val="30302F"/>
+                <w:sz w:val="20"/>
+              </w:rPr>
+            </w:r>
+            <w:r>
+              <w:rPr>
+                <w:rFonts w:ascii="Arial" w:hAnsi="Arial"/>
+                <w:b w:val="0"/>
+                <w:color w:val="30302F"/>
+                <w:sz w:val="20"/>
+              </w:rPr>
+            </w:r>
+          </w:p>
+        </w:tc>
+        <w:tc>
+          <w:tcPr>
+            <w:tcW w:type="dxa" w:w="1088"/>
+            <w:tcBorders>
+              <w:top w:val="single" w:sz="8" w:space="0" w:color="404040"/>
+              <w:left w:val="single" w:sz="8" w:space="0" w:color="404040"/>
+              <w:bottom w:val="single" w:sz="8" w:space="0" w:color="404040"/>
+              <w:right w:val="single" w:sz="8" w:space="0" w:color="404040"/>
+            </w:tcBorders>
+          </w:tcPr>
+          <w:p>
+            <w:pPr>
+              <w:spacing w:before="80" w:after="80"/>
+              <w:jc w:val="center"/>
+            </w:pPr>
+            <w:r>
+              <w:rPr>
+                <w:rFonts w:ascii="Arial" w:hAnsi="Arial"/>
+                <w:b w:val="0"/>
+                <w:color w:val="30302F"/>
+                <w:sz w:val="20"/>
+              </w:rPr>
+            </w:r>
+            <w:r>
+              <w:rPr>
+                <w:rFonts w:ascii="Arial" w:hAnsi="Arial"/>
+                <w:b w:val="0"/>
+                <w:color w:val="30302F"/>
+                <w:sz w:val="20"/>
+              </w:rPr>
+            </w:r>
+          </w:p>
+        </w:tc>
+        <w:tc>
+          <w:tcPr>
+            <w:tcW w:type="dxa" w:w="1088"/>
+            <w:tcBorders>
+              <w:top w:val="single" w:sz="8" w:space="0" w:color="404040"/>
+              <w:left w:val="single" w:sz="8" w:space="0" w:color="404040"/>
+              <w:bottom w:val="single" w:sz="8" w:space="0" w:color="404040"/>
+              <w:right w:val="single" w:sz="8" w:space="0" w:color="404040"/>
+            </w:tcBorders>
+          </w:tcPr>
+          <w:p>
+            <w:pPr>
+              <w:spacing w:before="80" w:after="80"/>
+              <w:jc w:val="center"/>
+            </w:pPr>
+            <w:r>
+              <w:rPr>
+                <w:rFonts w:ascii="Arial" w:hAnsi="Arial"/>
+                <w:b w:val="0"/>
+                <w:color w:val="30302F"/>
+                <w:sz w:val="20"/>
+              </w:rPr>
+            </w:r>
+            <w:r>
+              <w:rPr>
+                <w:rFonts w:ascii="Arial" w:hAnsi="Arial"/>
+                <w:b w:val="0"/>
+                <w:color w:val="30302F"/>
+                <w:sz w:val="20"/>
+              </w:rPr>
+            </w:r>
+          </w:p>
+        </w:tc>
+        <w:tc>
+          <w:tcPr>
+            <w:tcW w:type="dxa" w:w="1088"/>
             <w:tcBorders>
               <w:top w:val="single" w:sz="8" w:space="0" w:color="404040"/>
               <w:left w:val="single" w:sz="8" w:space="0" w:color="404040"/>
@@ -14075,7 +17774,47 @@
       <w:tr>
         <w:tc>
           <w:tcPr>
-            <w:tcW w:type="dxa" w:w="1178"/>
+            <w:tcW w:type="dxa" w:w="14144"/>
+            <w:gridSpan w:val="13"/>
+            <w:tcBorders>
+              <w:top w:val="single" w:sz="8" w:space="0" w:color="404040"/>
+              <w:left w:val="single" w:sz="8" w:space="0" w:color="404040"/>
+              <w:bottom w:val="single" w:sz="8" w:space="0" w:color="404040"/>
+              <w:right w:val="single" w:sz="8" w:space="0" w:color="404040"/>
+            </w:tcBorders>
+            <w:shd w:fill="B2D8D8" w:val="clear"/>
+          </w:tcPr>
+          <w:p>
+            <w:pPr>
+              <w:spacing w:before="80" w:after="80"/>
+              <w:jc w:val="center"/>
+            </w:pPr>
+            <w:r>
+              <w:rPr>
+                <w:rFonts w:ascii="Arial" w:hAnsi="Arial"/>
+                <w:b/>
+                <w:i/>
+                <w:color w:val="404040"/>
+                <w:sz w:val="18"/>
+              </w:rPr>
+            </w:r>
+            <w:r>
+              <w:rPr>
+                <w:rFonts w:ascii="Arial" w:hAnsi="Arial"/>
+                <w:b/>
+                <w:i/>
+                <w:color w:val="404040"/>
+                <w:sz w:val="18"/>
+              </w:rPr>
+              <w:t>Regulating &amp; maintenance services (6.2–6.5)</w:t>
+            </w:r>
+          </w:p>
+        </w:tc>
+      </w:tr>
+      <w:tr>
+        <w:tc>
+          <w:tcPr>
+            <w:tcW w:type="dxa" w:w="1088"/>
             <w:tcBorders>
               <w:top w:val="single" w:sz="8" w:space="0" w:color="404040"/>
               <w:left w:val="single" w:sz="8" w:space="0" w:color="404040"/>
@@ -14110,7 +17849,7 @@
         </w:tc>
         <w:tc>
           <w:tcPr>
-            <w:tcW w:type="dxa" w:w="1178"/>
+            <w:tcW w:type="dxa" w:w="1088"/>
             <w:tcBorders>
               <w:top w:val="single" w:sz="8" w:space="0" w:color="404040"/>
               <w:left w:val="single" w:sz="8" w:space="0" w:color="404040"/>
@@ -14145,109 +17884,172 @@
         </w:tc>
         <w:tc>
           <w:tcPr>
-            <w:tcW w:type="dxa" w:w="1178"/>
-            <w:tcBorders>
-              <w:top w:val="single" w:sz="8" w:space="0" w:color="404040"/>
-              <w:left w:val="single" w:sz="8" w:space="0" w:color="404040"/>
-              <w:bottom w:val="single" w:sz="8" w:space="0" w:color="404040"/>
-              <w:right w:val="single" w:sz="8" w:space="0" w:color="404040"/>
-            </w:tcBorders>
-          </w:tcPr>
-          <w:p>
-            <w:pPr>
-              <w:spacing w:before="80" w:after="80"/>
-              <w:jc w:val="center"/>
-            </w:pPr>
-            <w:r>
-              <w:rPr>
-                <w:rFonts w:ascii="Arial" w:hAnsi="Arial"/>
-                <w:b w:val="0"/>
-                <w:color w:val="30302F"/>
-                <w:sz w:val="20"/>
-              </w:rPr>
-            </w:r>
-            <w:r>
-              <w:rPr>
-                <w:rFonts w:ascii="Arial" w:hAnsi="Arial"/>
-                <w:b w:val="0"/>
-                <w:color w:val="30302F"/>
-                <w:sz w:val="20"/>
-              </w:rPr>
-              <w:t>0</w:t>
-            </w:r>
-          </w:p>
-        </w:tc>
-        <w:tc>
-          <w:tcPr>
-            <w:tcW w:type="dxa" w:w="1178"/>
-            <w:tcBorders>
-              <w:top w:val="single" w:sz="8" w:space="0" w:color="404040"/>
-              <w:left w:val="single" w:sz="8" w:space="0" w:color="404040"/>
-              <w:bottom w:val="single" w:sz="8" w:space="0" w:color="404040"/>
-              <w:right w:val="single" w:sz="8" w:space="0" w:color="404040"/>
-            </w:tcBorders>
-          </w:tcPr>
-          <w:p>
-            <w:pPr>
-              <w:spacing w:before="80" w:after="80"/>
-              <w:jc w:val="center"/>
-            </w:pPr>
-            <w:r>
-              <w:rPr>
-                <w:rFonts w:ascii="Arial" w:hAnsi="Arial"/>
-                <w:b w:val="0"/>
-                <w:color w:val="30302F"/>
-                <w:sz w:val="20"/>
-              </w:rPr>
-            </w:r>
-            <w:r>
-              <w:rPr>
-                <w:rFonts w:ascii="Arial" w:hAnsi="Arial"/>
-                <w:b w:val="0"/>
-                <w:color w:val="30302F"/>
-                <w:sz w:val="20"/>
-              </w:rPr>
-              <w:t>1,040</w:t>
-            </w:r>
-          </w:p>
-        </w:tc>
-        <w:tc>
-          <w:tcPr>
-            <w:tcW w:type="dxa" w:w="1178"/>
-            <w:tcBorders>
-              <w:top w:val="single" w:sz="8" w:space="0" w:color="404040"/>
-              <w:left w:val="single" w:sz="8" w:space="0" w:color="404040"/>
-              <w:bottom w:val="single" w:sz="8" w:space="0" w:color="404040"/>
-              <w:right w:val="single" w:sz="8" w:space="0" w:color="404040"/>
-            </w:tcBorders>
-          </w:tcPr>
-          <w:p>
-            <w:pPr>
-              <w:spacing w:before="80" w:after="80"/>
-              <w:jc w:val="center"/>
-            </w:pPr>
-            <w:r>
-              <w:rPr>
-                <w:rFonts w:ascii="Arial" w:hAnsi="Arial"/>
-                <w:b w:val="0"/>
-                <w:color w:val="30302F"/>
-                <w:sz w:val="20"/>
-              </w:rPr>
-            </w:r>
-            <w:r>
-              <w:rPr>
-                <w:rFonts w:ascii="Arial" w:hAnsi="Arial"/>
-                <w:b w:val="0"/>
-                <w:color w:val="30302F"/>
-                <w:sz w:val="20"/>
-              </w:rPr>
-              <w:t>1,295</w:t>
-            </w:r>
-          </w:p>
-        </w:tc>
-        <w:tc>
-          <w:tcPr>
-            <w:tcW w:type="dxa" w:w="1178"/>
+            <w:tcW w:type="dxa" w:w="1088"/>
+            <w:tcBorders>
+              <w:top w:val="single" w:sz="8" w:space="0" w:color="404040"/>
+              <w:left w:val="single" w:sz="8" w:space="0" w:color="404040"/>
+              <w:bottom w:val="single" w:sz="8" w:space="0" w:color="404040"/>
+              <w:right w:val="single" w:sz="8" w:space="0" w:color="404040"/>
+            </w:tcBorders>
+          </w:tcPr>
+          <w:p>
+            <w:pPr>
+              <w:spacing w:before="80" w:after="80"/>
+              <w:jc w:val="center"/>
+            </w:pPr>
+            <w:r>
+              <w:rPr>
+                <w:rFonts w:ascii="Arial" w:hAnsi="Arial"/>
+                <w:b w:val="0"/>
+                <w:color w:val="30302F"/>
+                <w:sz w:val="20"/>
+              </w:rPr>
+            </w:r>
+            <w:r>
+              <w:rPr>
+                <w:rFonts w:ascii="Arial" w:hAnsi="Arial"/>
+                <w:b w:val="0"/>
+                <w:color w:val="30302F"/>
+                <w:sz w:val="20"/>
+              </w:rPr>
+            </w:r>
+          </w:p>
+        </w:tc>
+        <w:tc>
+          <w:tcPr>
+            <w:tcW w:type="dxa" w:w="1088"/>
+            <w:tcBorders>
+              <w:top w:val="single" w:sz="8" w:space="0" w:color="404040"/>
+              <w:left w:val="single" w:sz="8" w:space="0" w:color="404040"/>
+              <w:bottom w:val="single" w:sz="8" w:space="0" w:color="404040"/>
+              <w:right w:val="single" w:sz="8" w:space="0" w:color="404040"/>
+            </w:tcBorders>
+          </w:tcPr>
+          <w:p>
+            <w:pPr>
+              <w:spacing w:before="80" w:after="80"/>
+              <w:jc w:val="center"/>
+            </w:pPr>
+            <w:r>
+              <w:rPr>
+                <w:rFonts w:ascii="Arial" w:hAnsi="Arial"/>
+                <w:b w:val="0"/>
+                <w:color w:val="30302F"/>
+                <w:sz w:val="20"/>
+              </w:rPr>
+            </w:r>
+            <w:r>
+              <w:rPr>
+                <w:rFonts w:ascii="Arial" w:hAnsi="Arial"/>
+                <w:b w:val="0"/>
+                <w:color w:val="30302F"/>
+                <w:sz w:val="20"/>
+              </w:rPr>
+            </w:r>
+          </w:p>
+        </w:tc>
+        <w:tc>
+          <w:tcPr>
+            <w:tcW w:type="dxa" w:w="1088"/>
+            <w:tcBorders>
+              <w:top w:val="single" w:sz="8" w:space="0" w:color="404040"/>
+              <w:left w:val="single" w:sz="8" w:space="0" w:color="404040"/>
+              <w:bottom w:val="single" w:sz="8" w:space="0" w:color="404040"/>
+              <w:right w:val="single" w:sz="8" w:space="0" w:color="404040"/>
+            </w:tcBorders>
+          </w:tcPr>
+          <w:p>
+            <w:pPr>
+              <w:spacing w:before="80" w:after="80"/>
+              <w:jc w:val="center"/>
+            </w:pPr>
+            <w:r>
+              <w:rPr>
+                <w:rFonts w:ascii="Arial" w:hAnsi="Arial"/>
+                <w:b w:val="0"/>
+                <w:color w:val="30302F"/>
+                <w:sz w:val="20"/>
+              </w:rPr>
+            </w:r>
+            <w:r>
+              <w:rPr>
+                <w:rFonts w:ascii="Arial" w:hAnsi="Arial"/>
+                <w:b w:val="0"/>
+                <w:color w:val="30302F"/>
+                <w:sz w:val="20"/>
+              </w:rPr>
+            </w:r>
+          </w:p>
+        </w:tc>
+        <w:tc>
+          <w:tcPr>
+            <w:tcW w:type="dxa" w:w="1088"/>
+            <w:tcBorders>
+              <w:top w:val="single" w:sz="8" w:space="0" w:color="404040"/>
+              <w:left w:val="single" w:sz="8" w:space="0" w:color="404040"/>
+              <w:bottom w:val="single" w:sz="8" w:space="0" w:color="404040"/>
+              <w:right w:val="single" w:sz="8" w:space="0" w:color="404040"/>
+            </w:tcBorders>
+          </w:tcPr>
+          <w:p>
+            <w:pPr>
+              <w:spacing w:before="80" w:after="80"/>
+              <w:jc w:val="center"/>
+            </w:pPr>
+            <w:r>
+              <w:rPr>
+                <w:rFonts w:ascii="Arial" w:hAnsi="Arial"/>
+                <w:b w:val="0"/>
+                <w:color w:val="30302F"/>
+                <w:sz w:val="20"/>
+              </w:rPr>
+            </w:r>
+            <w:r>
+              <w:rPr>
+                <w:rFonts w:ascii="Arial" w:hAnsi="Arial"/>
+                <w:b w:val="0"/>
+                <w:color w:val="30302F"/>
+                <w:sz w:val="20"/>
+              </w:rPr>
+            </w:r>
+          </w:p>
+        </w:tc>
+        <w:tc>
+          <w:tcPr>
+            <w:tcW w:type="dxa" w:w="1088"/>
+            <w:tcBorders>
+              <w:top w:val="single" w:sz="8" w:space="0" w:color="404040"/>
+              <w:left w:val="single" w:sz="8" w:space="0" w:color="404040"/>
+              <w:bottom w:val="single" w:sz="8" w:space="0" w:color="404040"/>
+              <w:right w:val="single" w:sz="8" w:space="0" w:color="404040"/>
+            </w:tcBorders>
+          </w:tcPr>
+          <w:p>
+            <w:pPr>
+              <w:spacing w:before="80" w:after="80"/>
+              <w:jc w:val="center"/>
+            </w:pPr>
+            <w:r>
+              <w:rPr>
+                <w:rFonts w:ascii="Arial" w:hAnsi="Arial"/>
+                <w:b w:val="0"/>
+                <w:color w:val="30302F"/>
+                <w:sz w:val="20"/>
+              </w:rPr>
+            </w:r>
+            <w:r>
+              <w:rPr>
+                <w:rFonts w:ascii="Arial" w:hAnsi="Arial"/>
+                <w:b w:val="0"/>
+                <w:color w:val="30302F"/>
+                <w:sz w:val="20"/>
+              </w:rPr>
+            </w:r>
+          </w:p>
+        </w:tc>
+        <w:tc>
+          <w:tcPr>
+            <w:tcW w:type="dxa" w:w="1088"/>
             <w:tcBorders>
               <w:top w:val="single" w:sz="8" w:space="0" w:color="404040"/>
               <w:left w:val="single" w:sz="8" w:space="0" w:color="404040"/>
@@ -14281,177 +18083,139 @@
         </w:tc>
         <w:tc>
           <w:tcPr>
-            <w:tcW w:type="dxa" w:w="1178"/>
-            <w:tcBorders>
-              <w:top w:val="single" w:sz="8" w:space="0" w:color="404040"/>
-              <w:left w:val="single" w:sz="8" w:space="0" w:color="404040"/>
-              <w:bottom w:val="single" w:sz="8" w:space="0" w:color="404040"/>
-              <w:right w:val="single" w:sz="8" w:space="0" w:color="404040"/>
-            </w:tcBorders>
-          </w:tcPr>
-          <w:p>
-            <w:pPr>
-              <w:spacing w:before="80" w:after="80"/>
-              <w:jc w:val="center"/>
-            </w:pPr>
-            <w:r>
-              <w:rPr>
-                <w:rFonts w:ascii="Arial" w:hAnsi="Arial"/>
-                <w:b w:val="0"/>
-                <w:color w:val="30302F"/>
-                <w:sz w:val="20"/>
-              </w:rPr>
-            </w:r>
-            <w:r>
-              <w:rPr>
-                <w:rFonts w:ascii="Arial" w:hAnsi="Arial"/>
-                <w:b w:val="0"/>
-                <w:color w:val="30302F"/>
-                <w:sz w:val="20"/>
-              </w:rPr>
-              <w:t>0</w:t>
-            </w:r>
-          </w:p>
-        </w:tc>
-        <w:tc>
-          <w:tcPr>
-            <w:tcW w:type="dxa" w:w="1178"/>
-            <w:tcBorders>
-              <w:top w:val="single" w:sz="8" w:space="0" w:color="404040"/>
-              <w:left w:val="single" w:sz="8" w:space="0" w:color="404040"/>
-              <w:bottom w:val="single" w:sz="8" w:space="0" w:color="404040"/>
-              <w:right w:val="single" w:sz="8" w:space="0" w:color="404040"/>
-            </w:tcBorders>
-          </w:tcPr>
-          <w:p>
-            <w:pPr>
-              <w:spacing w:before="80" w:after="80"/>
-              <w:jc w:val="center"/>
-            </w:pPr>
-            <w:r>
-              <w:rPr>
-                <w:rFonts w:ascii="Arial" w:hAnsi="Arial"/>
-                <w:b w:val="0"/>
-                <w:color w:val="30302F"/>
-                <w:sz w:val="20"/>
-              </w:rPr>
-            </w:r>
-            <w:r>
-              <w:rPr>
-                <w:rFonts w:ascii="Arial" w:hAnsi="Arial"/>
-                <w:b w:val="0"/>
-                <w:color w:val="30302F"/>
-                <w:sz w:val="20"/>
-              </w:rPr>
-              <w:t>0</w:t>
-            </w:r>
-          </w:p>
-        </w:tc>
-        <w:tc>
-          <w:tcPr>
-            <w:tcW w:type="dxa" w:w="1178"/>
-            <w:tcBorders>
-              <w:top w:val="single" w:sz="8" w:space="0" w:color="404040"/>
-              <w:left w:val="single" w:sz="8" w:space="0" w:color="404040"/>
-              <w:bottom w:val="single" w:sz="8" w:space="0" w:color="404040"/>
-              <w:right w:val="single" w:sz="8" w:space="0" w:color="404040"/>
-            </w:tcBorders>
-          </w:tcPr>
-          <w:p>
-            <w:pPr>
-              <w:spacing w:before="80" w:after="80"/>
-              <w:jc w:val="center"/>
-            </w:pPr>
-            <w:r>
-              <w:rPr>
-                <w:rFonts w:ascii="Arial" w:hAnsi="Arial"/>
-                <w:b w:val="0"/>
-                <w:color w:val="30302F"/>
-                <w:sz w:val="20"/>
-              </w:rPr>
-            </w:r>
-            <w:r>
-              <w:rPr>
-                <w:rFonts w:ascii="Arial" w:hAnsi="Arial"/>
-                <w:b w:val="0"/>
-                <w:color w:val="30302F"/>
-                <w:sz w:val="20"/>
-              </w:rPr>
-              <w:t>0</w:t>
-            </w:r>
-          </w:p>
-        </w:tc>
-        <w:tc>
-          <w:tcPr>
-            <w:tcW w:type="dxa" w:w="1178"/>
-            <w:tcBorders>
-              <w:top w:val="single" w:sz="8" w:space="0" w:color="404040"/>
-              <w:left w:val="single" w:sz="8" w:space="0" w:color="404040"/>
-              <w:bottom w:val="single" w:sz="8" w:space="0" w:color="404040"/>
-              <w:right w:val="single" w:sz="8" w:space="0" w:color="404040"/>
-            </w:tcBorders>
-          </w:tcPr>
-          <w:p>
-            <w:pPr>
-              <w:spacing w:before="80" w:after="80"/>
-              <w:jc w:val="center"/>
-            </w:pPr>
-            <w:r>
-              <w:rPr>
-                <w:rFonts w:ascii="Arial" w:hAnsi="Arial"/>
-                <w:b w:val="0"/>
-                <w:color w:val="30302F"/>
-                <w:sz w:val="20"/>
-              </w:rPr>
-            </w:r>
-            <w:r>
-              <w:rPr>
-                <w:rFonts w:ascii="Arial" w:hAnsi="Arial"/>
-                <w:b w:val="0"/>
-                <w:color w:val="30302F"/>
-                <w:sz w:val="20"/>
-              </w:rPr>
-              <w:t>0</w:t>
-            </w:r>
-          </w:p>
-        </w:tc>
-        <w:tc>
-          <w:tcPr>
-            <w:tcW w:type="dxa" w:w="1178"/>
-            <w:tcBorders>
-              <w:top w:val="single" w:sz="8" w:space="0" w:color="404040"/>
-              <w:left w:val="single" w:sz="8" w:space="0" w:color="404040"/>
-              <w:bottom w:val="single" w:sz="8" w:space="0" w:color="404040"/>
-              <w:right w:val="single" w:sz="8" w:space="0" w:color="404040"/>
-            </w:tcBorders>
-          </w:tcPr>
-          <w:p>
-            <w:pPr>
-              <w:spacing w:before="80" w:after="80"/>
-              <w:jc w:val="center"/>
-            </w:pPr>
-            <w:r>
-              <w:rPr>
-                <w:rFonts w:ascii="Arial" w:hAnsi="Arial"/>
-                <w:b w:val="0"/>
-                <w:color w:val="30302F"/>
-                <w:sz w:val="20"/>
-              </w:rPr>
-            </w:r>
-            <w:r>
-              <w:rPr>
-                <w:rFonts w:ascii="Arial" w:hAnsi="Arial"/>
-                <w:b w:val="0"/>
-                <w:color w:val="30302F"/>
-                <w:sz w:val="20"/>
-              </w:rPr>
-              <w:t>2,335</w:t>
-            </w:r>
-          </w:p>
-        </w:tc>
-        <w:tc>
-          <w:tcPr>
-            <w:tcW w:type="dxa" w:w="1178"/>
+            <w:tcW w:type="dxa" w:w="1088"/>
+            <w:tcBorders>
+              <w:top w:val="single" w:sz="8" w:space="0" w:color="404040"/>
+              <w:left w:val="single" w:sz="8" w:space="0" w:color="404040"/>
+              <w:bottom w:val="single" w:sz="8" w:space="0" w:color="404040"/>
+              <w:right w:val="single" w:sz="8" w:space="0" w:color="404040"/>
+            </w:tcBorders>
+          </w:tcPr>
+          <w:p>
+            <w:pPr>
+              <w:spacing w:before="80" w:after="80"/>
+              <w:jc w:val="center"/>
+            </w:pPr>
+            <w:r>
+              <w:rPr>
+                <w:rFonts w:ascii="Arial" w:hAnsi="Arial"/>
+                <w:b w:val="0"/>
+                <w:color w:val="30302F"/>
+                <w:sz w:val="20"/>
+              </w:rPr>
+            </w:r>
+            <w:r>
+              <w:rPr>
+                <w:rFonts w:ascii="Arial" w:hAnsi="Arial"/>
+                <w:b w:val="0"/>
+                <w:color w:val="30302F"/>
+                <w:sz w:val="20"/>
+              </w:rPr>
+            </w:r>
+          </w:p>
+        </w:tc>
+        <w:tc>
+          <w:tcPr>
+            <w:tcW w:type="dxa" w:w="1088"/>
+            <w:tcBorders>
+              <w:top w:val="single" w:sz="8" w:space="0" w:color="404040"/>
+              <w:left w:val="single" w:sz="8" w:space="0" w:color="404040"/>
+              <w:bottom w:val="single" w:sz="8" w:space="0" w:color="404040"/>
+              <w:right w:val="single" w:sz="8" w:space="0" w:color="404040"/>
+            </w:tcBorders>
+          </w:tcPr>
+          <w:p>
+            <w:pPr>
+              <w:spacing w:before="80" w:after="80"/>
+              <w:jc w:val="center"/>
+            </w:pPr>
+            <w:r>
+              <w:rPr>
+                <w:rFonts w:ascii="Arial" w:hAnsi="Arial"/>
+                <w:b w:val="0"/>
+                <w:color w:val="30302F"/>
+                <w:sz w:val="20"/>
+              </w:rPr>
+            </w:r>
+            <w:r>
+              <w:rPr>
+                <w:rFonts w:ascii="Arial" w:hAnsi="Arial"/>
+                <w:b w:val="0"/>
+                <w:color w:val="30302F"/>
+                <w:sz w:val="20"/>
+              </w:rPr>
+            </w:r>
+          </w:p>
+        </w:tc>
+        <w:tc>
+          <w:tcPr>
+            <w:tcW w:type="dxa" w:w="1088"/>
+            <w:tcBorders>
+              <w:top w:val="single" w:sz="8" w:space="0" w:color="404040"/>
+              <w:left w:val="single" w:sz="8" w:space="0" w:color="404040"/>
+              <w:bottom w:val="single" w:sz="8" w:space="0" w:color="404040"/>
+              <w:right w:val="single" w:sz="8" w:space="0" w:color="404040"/>
+            </w:tcBorders>
+          </w:tcPr>
+          <w:p>
+            <w:pPr>
+              <w:spacing w:before="80" w:after="80"/>
+              <w:jc w:val="center"/>
+            </w:pPr>
+            <w:r>
+              <w:rPr>
+                <w:rFonts w:ascii="Arial" w:hAnsi="Arial"/>
+                <w:b w:val="0"/>
+                <w:color w:val="30302F"/>
+                <w:sz w:val="20"/>
+              </w:rPr>
+            </w:r>
+            <w:r>
+              <w:rPr>
+                <w:rFonts w:ascii="Arial" w:hAnsi="Arial"/>
+                <w:b w:val="0"/>
+                <w:color w:val="30302F"/>
+                <w:sz w:val="20"/>
+              </w:rPr>
+            </w:r>
+          </w:p>
+        </w:tc>
+        <w:tc>
+          <w:tcPr>
+            <w:tcW w:type="dxa" w:w="1088"/>
+            <w:tcBorders>
+              <w:top w:val="single" w:sz="8" w:space="0" w:color="404040"/>
+              <w:left w:val="single" w:sz="8" w:space="0" w:color="404040"/>
+              <w:bottom w:val="single" w:sz="8" w:space="0" w:color="404040"/>
+              <w:right w:val="single" w:sz="8" w:space="0" w:color="404040"/>
+            </w:tcBorders>
+          </w:tcPr>
+          <w:p>
+            <w:pPr>
+              <w:spacing w:before="80" w:after="80"/>
+              <w:jc w:val="center"/>
+            </w:pPr>
+            <w:r>
+              <w:rPr>
+                <w:rFonts w:ascii="Arial" w:hAnsi="Arial"/>
+                <w:b w:val="0"/>
+                <w:color w:val="30302F"/>
+                <w:sz w:val="20"/>
+              </w:rPr>
+            </w:r>
+            <w:r>
+              <w:rPr>
+                <w:rFonts w:ascii="Arial" w:hAnsi="Arial"/>
+                <w:b w:val="0"/>
+                <w:color w:val="30302F"/>
+                <w:sz w:val="20"/>
+              </w:rPr>
+            </w:r>
+          </w:p>
+        </w:tc>
+        <w:tc>
+          <w:tcPr>
+            <w:tcW w:type="dxa" w:w="1088"/>
             <w:tcBorders>
               <w:top w:val="single" w:sz="8" w:space="0" w:color="404040"/>
               <w:left w:val="single" w:sz="8" w:space="0" w:color="404040"/>
@@ -14487,7 +18251,7 @@
       <w:tr>
         <w:tc>
           <w:tcPr>
-            <w:tcW w:type="dxa" w:w="1178"/>
+            <w:tcW w:type="dxa" w:w="1088"/>
             <w:tcBorders>
               <w:top w:val="single" w:sz="8" w:space="0" w:color="404040"/>
               <w:left w:val="single" w:sz="8" w:space="0" w:color="404040"/>
@@ -14522,7 +18286,7 @@
         </w:tc>
         <w:tc>
           <w:tcPr>
-            <w:tcW w:type="dxa" w:w="1178"/>
+            <w:tcW w:type="dxa" w:w="1088"/>
             <w:tcBorders>
               <w:top w:val="single" w:sz="8" w:space="0" w:color="404040"/>
               <w:left w:val="single" w:sz="8" w:space="0" w:color="404040"/>
@@ -14551,217 +18315,112 @@
                 <w:color w:val="FFFFFF"/>
                 <w:sz w:val="18"/>
               </w:rPr>
-              <w:t>m coastline</w:t>
-            </w:r>
-          </w:p>
-        </w:tc>
-        <w:tc>
-          <w:tcPr>
-            <w:tcW w:type="dxa" w:w="1178"/>
-            <w:tcBorders>
-              <w:top w:val="single" w:sz="8" w:space="0" w:color="404040"/>
-              <w:left w:val="single" w:sz="8" w:space="0" w:color="404040"/>
-              <w:bottom w:val="single" w:sz="8" w:space="0" w:color="404040"/>
-              <w:right w:val="single" w:sz="8" w:space="0" w:color="404040"/>
-            </w:tcBorders>
-          </w:tcPr>
-          <w:p>
-            <w:pPr>
-              <w:spacing w:before="80" w:after="80"/>
-              <w:jc w:val="center"/>
-            </w:pPr>
-            <w:r>
-              <w:rPr>
-                <w:rFonts w:ascii="Arial" w:hAnsi="Arial"/>
-                <w:b w:val="0"/>
-                <w:color w:val="30302F"/>
-                <w:sz w:val="20"/>
-              </w:rPr>
-            </w:r>
-            <w:r>
-              <w:rPr>
-                <w:rFonts w:ascii="Arial" w:hAnsi="Arial"/>
-                <w:b w:val="0"/>
-                <w:color w:val="30302F"/>
-                <w:sz w:val="20"/>
-              </w:rPr>
-              <w:t>12,000</w:t>
-            </w:r>
-          </w:p>
-        </w:tc>
-        <w:tc>
-          <w:tcPr>
-            <w:tcW w:type="dxa" w:w="1178"/>
-            <w:tcBorders>
-              <w:top w:val="single" w:sz="8" w:space="0" w:color="404040"/>
-              <w:left w:val="single" w:sz="8" w:space="0" w:color="404040"/>
-              <w:bottom w:val="single" w:sz="8" w:space="0" w:color="404040"/>
-              <w:right w:val="single" w:sz="8" w:space="0" w:color="404040"/>
-            </w:tcBorders>
-          </w:tcPr>
-          <w:p>
-            <w:pPr>
-              <w:spacing w:before="80" w:after="80"/>
-              <w:jc w:val="center"/>
-            </w:pPr>
-            <w:r>
-              <w:rPr>
-                <w:rFonts w:ascii="Arial" w:hAnsi="Arial"/>
-                <w:b w:val="0"/>
-                <w:color w:val="30302F"/>
-                <w:sz w:val="20"/>
-              </w:rPr>
-            </w:r>
-            <w:r>
-              <w:rPr>
-                <w:rFonts w:ascii="Arial" w:hAnsi="Arial"/>
-                <w:b w:val="0"/>
-                <w:color w:val="30302F"/>
-                <w:sz w:val="20"/>
-              </w:rPr>
-              <w:t>0</w:t>
-            </w:r>
-          </w:p>
-        </w:tc>
-        <w:tc>
-          <w:tcPr>
-            <w:tcW w:type="dxa" w:w="1178"/>
-            <w:tcBorders>
-              <w:top w:val="single" w:sz="8" w:space="0" w:color="404040"/>
-              <w:left w:val="single" w:sz="8" w:space="0" w:color="404040"/>
-              <w:bottom w:val="single" w:sz="8" w:space="0" w:color="404040"/>
-              <w:right w:val="single" w:sz="8" w:space="0" w:color="404040"/>
-            </w:tcBorders>
-          </w:tcPr>
-          <w:p>
-            <w:pPr>
-              <w:spacing w:before="80" w:after="80"/>
-              <w:jc w:val="center"/>
-            </w:pPr>
-            <w:r>
-              <w:rPr>
-                <w:rFonts w:ascii="Arial" w:hAnsi="Arial"/>
-                <w:b w:val="0"/>
-                <w:color w:val="30302F"/>
-                <w:sz w:val="20"/>
-              </w:rPr>
-            </w:r>
-            <w:r>
-              <w:rPr>
-                <w:rFonts w:ascii="Arial" w:hAnsi="Arial"/>
-                <w:b w:val="0"/>
-                <w:color w:val="30302F"/>
-                <w:sz w:val="20"/>
-              </w:rPr>
-              <w:t>3,500</w:t>
-            </w:r>
-          </w:p>
-        </w:tc>
-        <w:tc>
-          <w:tcPr>
-            <w:tcW w:type="dxa" w:w="1178"/>
-            <w:tcBorders>
-              <w:top w:val="single" w:sz="8" w:space="0" w:color="404040"/>
-              <w:left w:val="single" w:sz="8" w:space="0" w:color="404040"/>
-              <w:bottom w:val="single" w:sz="8" w:space="0" w:color="404040"/>
-              <w:right w:val="single" w:sz="8" w:space="0" w:color="404040"/>
-            </w:tcBorders>
-          </w:tcPr>
-          <w:p>
-            <w:pPr>
-              <w:spacing w:before="80" w:after="80"/>
-              <w:jc w:val="center"/>
-            </w:pPr>
-            <w:r>
-              <w:rPr>
-                <w:rFonts w:ascii="Arial" w:hAnsi="Arial"/>
-                <w:b w:val="0"/>
-                <w:color w:val="30302F"/>
-                <w:sz w:val="20"/>
-              </w:rPr>
-            </w:r>
-            <w:r>
-              <w:rPr>
-                <w:rFonts w:ascii="Arial" w:hAnsi="Arial"/>
-                <w:b w:val="0"/>
-                <w:color w:val="30302F"/>
-                <w:sz w:val="20"/>
-              </w:rPr>
-              <w:t>15,500</w:t>
-            </w:r>
-          </w:p>
-        </w:tc>
-        <w:tc>
-          <w:tcPr>
-            <w:tcW w:type="dxa" w:w="1178"/>
-            <w:tcBorders>
-              <w:top w:val="single" w:sz="8" w:space="0" w:color="404040"/>
-              <w:left w:val="single" w:sz="8" w:space="0" w:color="404040"/>
-              <w:bottom w:val="single" w:sz="8" w:space="0" w:color="404040"/>
-              <w:right w:val="single" w:sz="8" w:space="0" w:color="404040"/>
-            </w:tcBorders>
-          </w:tcPr>
-          <w:p>
-            <w:pPr>
-              <w:spacing w:before="80" w:after="80"/>
-              <w:jc w:val="center"/>
-            </w:pPr>
-            <w:r>
-              <w:rPr>
-                <w:rFonts w:ascii="Arial" w:hAnsi="Arial"/>
-                <w:b w:val="0"/>
-                <w:color w:val="30302F"/>
-                <w:sz w:val="20"/>
-              </w:rPr>
-            </w:r>
-            <w:r>
-              <w:rPr>
-                <w:rFonts w:ascii="Arial" w:hAnsi="Arial"/>
-                <w:b w:val="0"/>
-                <w:color w:val="30302F"/>
-                <w:sz w:val="20"/>
-              </w:rPr>
-              <w:t>0</w:t>
-            </w:r>
-          </w:p>
-        </w:tc>
-        <w:tc>
-          <w:tcPr>
-            <w:tcW w:type="dxa" w:w="1178"/>
-            <w:tcBorders>
-              <w:top w:val="single" w:sz="8" w:space="0" w:color="404040"/>
-              <w:left w:val="single" w:sz="8" w:space="0" w:color="404040"/>
-              <w:bottom w:val="single" w:sz="8" w:space="0" w:color="404040"/>
-              <w:right w:val="single" w:sz="8" w:space="0" w:color="404040"/>
-            </w:tcBorders>
-          </w:tcPr>
-          <w:p>
-            <w:pPr>
-              <w:spacing w:before="80" w:after="80"/>
-              <w:jc w:val="center"/>
-            </w:pPr>
-            <w:r>
-              <w:rPr>
-                <w:rFonts w:ascii="Arial" w:hAnsi="Arial"/>
-                <w:b w:val="0"/>
-                <w:color w:val="30302F"/>
-                <w:sz w:val="20"/>
-              </w:rPr>
-            </w:r>
-            <w:r>
-              <w:rPr>
-                <w:rFonts w:ascii="Arial" w:hAnsi="Arial"/>
-                <w:b w:val="0"/>
-                <w:color w:val="30302F"/>
-                <w:sz w:val="20"/>
-              </w:rPr>
-              <w:t>0</w:t>
-            </w:r>
-          </w:p>
-        </w:tc>
-        <w:tc>
-          <w:tcPr>
-            <w:tcW w:type="dxa" w:w="1178"/>
+              <w:t>m of coastline</w:t>
+            </w:r>
+          </w:p>
+        </w:tc>
+        <w:tc>
+          <w:tcPr>
+            <w:tcW w:type="dxa" w:w="1088"/>
+            <w:tcBorders>
+              <w:top w:val="single" w:sz="8" w:space="0" w:color="404040"/>
+              <w:left w:val="single" w:sz="8" w:space="0" w:color="404040"/>
+              <w:bottom w:val="single" w:sz="8" w:space="0" w:color="404040"/>
+              <w:right w:val="single" w:sz="8" w:space="0" w:color="404040"/>
+            </w:tcBorders>
+          </w:tcPr>
+          <w:p>
+            <w:pPr>
+              <w:spacing w:before="80" w:after="80"/>
+              <w:jc w:val="center"/>
+            </w:pPr>
+            <w:r>
+              <w:rPr>
+                <w:rFonts w:ascii="Arial" w:hAnsi="Arial"/>
+                <w:b w:val="0"/>
+                <w:color w:val="30302F"/>
+                <w:sz w:val="20"/>
+              </w:rPr>
+            </w:r>
+            <w:r>
+              <w:rPr>
+                <w:rFonts w:ascii="Arial" w:hAnsi="Arial"/>
+                <w:b w:val="0"/>
+                <w:color w:val="30302F"/>
+                <w:sz w:val="20"/>
+              </w:rPr>
+            </w:r>
+          </w:p>
+        </w:tc>
+        <w:tc>
+          <w:tcPr>
+            <w:tcW w:type="dxa" w:w="1088"/>
+            <w:tcBorders>
+              <w:top w:val="single" w:sz="8" w:space="0" w:color="404040"/>
+              <w:left w:val="single" w:sz="8" w:space="0" w:color="404040"/>
+              <w:bottom w:val="single" w:sz="8" w:space="0" w:color="404040"/>
+              <w:right w:val="single" w:sz="8" w:space="0" w:color="404040"/>
+            </w:tcBorders>
+          </w:tcPr>
+          <w:p>
+            <w:pPr>
+              <w:spacing w:before="80" w:after="80"/>
+              <w:jc w:val="center"/>
+            </w:pPr>
+            <w:r>
+              <w:rPr>
+                <w:rFonts w:ascii="Arial" w:hAnsi="Arial"/>
+                <w:b w:val="0"/>
+                <w:color w:val="30302F"/>
+                <w:sz w:val="20"/>
+              </w:rPr>
+            </w:r>
+            <w:r>
+              <w:rPr>
+                <w:rFonts w:ascii="Arial" w:hAnsi="Arial"/>
+                <w:b w:val="0"/>
+                <w:color w:val="30302F"/>
+                <w:sz w:val="20"/>
+              </w:rPr>
+            </w:r>
+          </w:p>
+        </w:tc>
+        <w:tc>
+          <w:tcPr>
+            <w:tcW w:type="dxa" w:w="1088"/>
+            <w:tcBorders>
+              <w:top w:val="single" w:sz="8" w:space="0" w:color="404040"/>
+              <w:left w:val="single" w:sz="8" w:space="0" w:color="404040"/>
+              <w:bottom w:val="single" w:sz="8" w:space="0" w:color="404040"/>
+              <w:right w:val="single" w:sz="8" w:space="0" w:color="404040"/>
+            </w:tcBorders>
+          </w:tcPr>
+          <w:p>
+            <w:pPr>
+              <w:spacing w:before="80" w:after="80"/>
+              <w:jc w:val="center"/>
+            </w:pPr>
+            <w:r>
+              <w:rPr>
+                <w:rFonts w:ascii="Arial" w:hAnsi="Arial"/>
+                <w:b w:val="0"/>
+                <w:color w:val="30302F"/>
+                <w:sz w:val="20"/>
+              </w:rPr>
+            </w:r>
+            <w:r>
+              <w:rPr>
+                <w:rFonts w:ascii="Arial" w:hAnsi="Arial"/>
+                <w:b w:val="0"/>
+                <w:color w:val="30302F"/>
+                <w:sz w:val="20"/>
+              </w:rPr>
+            </w:r>
+          </w:p>
+        </w:tc>
+        <w:tc>
+          <w:tcPr>
+            <w:tcW w:type="dxa" w:w="1088"/>
             <w:tcBorders>
               <w:top w:val="single" w:sz="8" w:space="0" w:color="404040"/>
               <w:left w:val="single" w:sz="8" w:space="0" w:color="404040"/>
@@ -14795,7 +18454,7 @@
         </w:tc>
         <w:tc>
           <w:tcPr>
-            <w:tcW w:type="dxa" w:w="1178"/>
+            <w:tcW w:type="dxa" w:w="1088"/>
             <w:tcBorders>
               <w:top w:val="single" w:sz="8" w:space="0" w:color="404040"/>
               <w:left w:val="single" w:sz="8" w:space="0" w:color="404040"/>
@@ -14829,41 +18488,172 @@
         </w:tc>
         <w:tc>
           <w:tcPr>
-            <w:tcW w:type="dxa" w:w="1178"/>
-            <w:tcBorders>
-              <w:top w:val="single" w:sz="8" w:space="0" w:color="404040"/>
-              <w:left w:val="single" w:sz="8" w:space="0" w:color="404040"/>
-              <w:bottom w:val="single" w:sz="8" w:space="0" w:color="404040"/>
-              <w:right w:val="single" w:sz="8" w:space="0" w:color="404040"/>
-            </w:tcBorders>
-          </w:tcPr>
-          <w:p>
-            <w:pPr>
-              <w:spacing w:before="80" w:after="80"/>
-              <w:jc w:val="center"/>
-            </w:pPr>
-            <w:r>
-              <w:rPr>
-                <w:rFonts w:ascii="Arial" w:hAnsi="Arial"/>
-                <w:b w:val="0"/>
-                <w:color w:val="30302F"/>
-                <w:sz w:val="20"/>
-              </w:rPr>
-            </w:r>
-            <w:r>
-              <w:rPr>
-                <w:rFonts w:ascii="Arial" w:hAnsi="Arial"/>
-                <w:b w:val="0"/>
-                <w:color w:val="30302F"/>
-                <w:sz w:val="20"/>
-              </w:rPr>
-              <w:t>0</w:t>
-            </w:r>
-          </w:p>
-        </w:tc>
-        <w:tc>
-          <w:tcPr>
-            <w:tcW w:type="dxa" w:w="1178"/>
+            <w:tcW w:type="dxa" w:w="1088"/>
+            <w:tcBorders>
+              <w:top w:val="single" w:sz="8" w:space="0" w:color="404040"/>
+              <w:left w:val="single" w:sz="8" w:space="0" w:color="404040"/>
+              <w:bottom w:val="single" w:sz="8" w:space="0" w:color="404040"/>
+              <w:right w:val="single" w:sz="8" w:space="0" w:color="404040"/>
+            </w:tcBorders>
+          </w:tcPr>
+          <w:p>
+            <w:pPr>
+              <w:spacing w:before="80" w:after="80"/>
+              <w:jc w:val="center"/>
+            </w:pPr>
+            <w:r>
+              <w:rPr>
+                <w:rFonts w:ascii="Arial" w:hAnsi="Arial"/>
+                <w:b w:val="0"/>
+                <w:color w:val="30302F"/>
+                <w:sz w:val="20"/>
+              </w:rPr>
+            </w:r>
+            <w:r>
+              <w:rPr>
+                <w:rFonts w:ascii="Arial" w:hAnsi="Arial"/>
+                <w:b w:val="0"/>
+                <w:color w:val="30302F"/>
+                <w:sz w:val="20"/>
+              </w:rPr>
+            </w:r>
+          </w:p>
+        </w:tc>
+        <w:tc>
+          <w:tcPr>
+            <w:tcW w:type="dxa" w:w="1088"/>
+            <w:tcBorders>
+              <w:top w:val="single" w:sz="8" w:space="0" w:color="404040"/>
+              <w:left w:val="single" w:sz="8" w:space="0" w:color="404040"/>
+              <w:bottom w:val="single" w:sz="8" w:space="0" w:color="404040"/>
+              <w:right w:val="single" w:sz="8" w:space="0" w:color="404040"/>
+            </w:tcBorders>
+          </w:tcPr>
+          <w:p>
+            <w:pPr>
+              <w:spacing w:before="80" w:after="80"/>
+              <w:jc w:val="center"/>
+            </w:pPr>
+            <w:r>
+              <w:rPr>
+                <w:rFonts w:ascii="Arial" w:hAnsi="Arial"/>
+                <w:b w:val="0"/>
+                <w:color w:val="30302F"/>
+                <w:sz w:val="20"/>
+              </w:rPr>
+            </w:r>
+            <w:r>
+              <w:rPr>
+                <w:rFonts w:ascii="Arial" w:hAnsi="Arial"/>
+                <w:b w:val="0"/>
+                <w:color w:val="30302F"/>
+                <w:sz w:val="20"/>
+              </w:rPr>
+            </w:r>
+          </w:p>
+        </w:tc>
+        <w:tc>
+          <w:tcPr>
+            <w:tcW w:type="dxa" w:w="1088"/>
+            <w:tcBorders>
+              <w:top w:val="single" w:sz="8" w:space="0" w:color="404040"/>
+              <w:left w:val="single" w:sz="8" w:space="0" w:color="404040"/>
+              <w:bottom w:val="single" w:sz="8" w:space="0" w:color="404040"/>
+              <w:right w:val="single" w:sz="8" w:space="0" w:color="404040"/>
+            </w:tcBorders>
+          </w:tcPr>
+          <w:p>
+            <w:pPr>
+              <w:spacing w:before="80" w:after="80"/>
+              <w:jc w:val="center"/>
+            </w:pPr>
+            <w:r>
+              <w:rPr>
+                <w:rFonts w:ascii="Arial" w:hAnsi="Arial"/>
+                <w:b w:val="0"/>
+                <w:color w:val="30302F"/>
+                <w:sz w:val="20"/>
+              </w:rPr>
+            </w:r>
+            <w:r>
+              <w:rPr>
+                <w:rFonts w:ascii="Arial" w:hAnsi="Arial"/>
+                <w:b w:val="0"/>
+                <w:color w:val="30302F"/>
+                <w:sz w:val="20"/>
+              </w:rPr>
+            </w:r>
+          </w:p>
+        </w:tc>
+        <w:tc>
+          <w:tcPr>
+            <w:tcW w:type="dxa" w:w="1088"/>
+            <w:tcBorders>
+              <w:top w:val="single" w:sz="8" w:space="0" w:color="404040"/>
+              <w:left w:val="single" w:sz="8" w:space="0" w:color="404040"/>
+              <w:bottom w:val="single" w:sz="8" w:space="0" w:color="404040"/>
+              <w:right w:val="single" w:sz="8" w:space="0" w:color="404040"/>
+            </w:tcBorders>
+          </w:tcPr>
+          <w:p>
+            <w:pPr>
+              <w:spacing w:before="80" w:after="80"/>
+              <w:jc w:val="center"/>
+            </w:pPr>
+            <w:r>
+              <w:rPr>
+                <w:rFonts w:ascii="Arial" w:hAnsi="Arial"/>
+                <w:b w:val="0"/>
+                <w:color w:val="30302F"/>
+                <w:sz w:val="20"/>
+              </w:rPr>
+            </w:r>
+            <w:r>
+              <w:rPr>
+                <w:rFonts w:ascii="Arial" w:hAnsi="Arial"/>
+                <w:b w:val="0"/>
+                <w:color w:val="30302F"/>
+                <w:sz w:val="20"/>
+              </w:rPr>
+            </w:r>
+          </w:p>
+        </w:tc>
+        <w:tc>
+          <w:tcPr>
+            <w:tcW w:type="dxa" w:w="1088"/>
+            <w:tcBorders>
+              <w:top w:val="single" w:sz="8" w:space="0" w:color="404040"/>
+              <w:left w:val="single" w:sz="8" w:space="0" w:color="404040"/>
+              <w:bottom w:val="single" w:sz="8" w:space="0" w:color="404040"/>
+              <w:right w:val="single" w:sz="8" w:space="0" w:color="404040"/>
+            </w:tcBorders>
+          </w:tcPr>
+          <w:p>
+            <w:pPr>
+              <w:spacing w:before="80" w:after="80"/>
+              <w:jc w:val="center"/>
+            </w:pPr>
+            <w:r>
+              <w:rPr>
+                <w:rFonts w:ascii="Arial" w:hAnsi="Arial"/>
+                <w:b w:val="0"/>
+                <w:color w:val="30302F"/>
+                <w:sz w:val="20"/>
+              </w:rPr>
+            </w:r>
+            <w:r>
+              <w:rPr>
+                <w:rFonts w:ascii="Arial" w:hAnsi="Arial"/>
+                <w:b w:val="0"/>
+                <w:color w:val="30302F"/>
+                <w:sz w:val="20"/>
+              </w:rPr>
+            </w:r>
+          </w:p>
+        </w:tc>
+        <w:tc>
+          <w:tcPr>
+            <w:tcW w:type="dxa" w:w="1088"/>
             <w:tcBorders>
               <w:top w:val="single" w:sz="8" w:space="0" w:color="404040"/>
               <w:left w:val="single" w:sz="8" w:space="0" w:color="404040"/>
@@ -14899,7 +18689,7 @@
       <w:tr>
         <w:tc>
           <w:tcPr>
-            <w:tcW w:type="dxa" w:w="1178"/>
+            <w:tcW w:type="dxa" w:w="1088"/>
             <w:tcBorders>
               <w:top w:val="single" w:sz="8" w:space="0" w:color="404040"/>
               <w:left w:val="single" w:sz="8" w:space="0" w:color="404040"/>
@@ -14928,13 +18718,13 @@
                 <w:color w:val="FFFFFF"/>
                 <w:sz w:val="20"/>
               </w:rPr>
-              <w:t>Nursery habitat</w:t>
-            </w:r>
-          </w:p>
-        </w:tc>
-        <w:tc>
-          <w:tcPr>
-            <w:tcW w:type="dxa" w:w="1178"/>
+              <w:t>Nursery habitat support</w:t>
+            </w:r>
+          </w:p>
+        </w:tc>
+        <w:tc>
+          <w:tcPr>
+            <w:tcW w:type="dxa" w:w="1088"/>
             <w:tcBorders>
               <w:top w:val="single" w:sz="8" w:space="0" w:color="404040"/>
               <w:left w:val="single" w:sz="8" w:space="0" w:color="404040"/>
@@ -14963,115 +18753,13 @@
                 <w:color w:val="FFFFFF"/>
                 <w:sz w:val="18"/>
               </w:rPr>
-              <w:t>kg/yr</w:t>
-            </w:r>
-          </w:p>
-        </w:tc>
-        <w:tc>
-          <w:tcPr>
-            <w:tcW w:type="dxa" w:w="1178"/>
-            <w:tcBorders>
-              <w:top w:val="single" w:sz="8" w:space="0" w:color="404040"/>
-              <w:left w:val="single" w:sz="8" w:space="0" w:color="404040"/>
-              <w:bottom w:val="single" w:sz="8" w:space="0" w:color="404040"/>
-              <w:right w:val="single" w:sz="8" w:space="0" w:color="404040"/>
-            </w:tcBorders>
-          </w:tcPr>
-          <w:p>
-            <w:pPr>
-              <w:spacing w:before="80" w:after="80"/>
-              <w:jc w:val="center"/>
-            </w:pPr>
-            <w:r>
-              <w:rPr>
-                <w:rFonts w:ascii="Arial" w:hAnsi="Arial"/>
-                <w:b w:val="0"/>
-                <w:color w:val="30302F"/>
-                <w:sz w:val="20"/>
-              </w:rPr>
-            </w:r>
-            <w:r>
-              <w:rPr>
-                <w:rFonts w:ascii="Arial" w:hAnsi="Arial"/>
-                <w:b w:val="0"/>
-                <w:color w:val="30302F"/>
-                <w:sz w:val="20"/>
-              </w:rPr>
-              <w:t>4,500</w:t>
-            </w:r>
-          </w:p>
-        </w:tc>
-        <w:tc>
-          <w:tcPr>
-            <w:tcW w:type="dxa" w:w="1178"/>
-            <w:tcBorders>
-              <w:top w:val="single" w:sz="8" w:space="0" w:color="404040"/>
-              <w:left w:val="single" w:sz="8" w:space="0" w:color="404040"/>
-              <w:bottom w:val="single" w:sz="8" w:space="0" w:color="404040"/>
-              <w:right w:val="single" w:sz="8" w:space="0" w:color="404040"/>
-            </w:tcBorders>
-          </w:tcPr>
-          <w:p>
-            <w:pPr>
-              <w:spacing w:before="80" w:after="80"/>
-              <w:jc w:val="center"/>
-            </w:pPr>
-            <w:r>
-              <w:rPr>
-                <w:rFonts w:ascii="Arial" w:hAnsi="Arial"/>
-                <w:b w:val="0"/>
-                <w:color w:val="30302F"/>
-                <w:sz w:val="20"/>
-              </w:rPr>
-            </w:r>
-            <w:r>
-              <w:rPr>
-                <w:rFonts w:ascii="Arial" w:hAnsi="Arial"/>
-                <w:b w:val="0"/>
-                <w:color w:val="30302F"/>
-                <w:sz w:val="20"/>
-              </w:rPr>
-              <w:t>2,800</w:t>
-            </w:r>
-          </w:p>
-        </w:tc>
-        <w:tc>
-          <w:tcPr>
-            <w:tcW w:type="dxa" w:w="1178"/>
-            <w:tcBorders>
-              <w:top w:val="single" w:sz="8" w:space="0" w:color="404040"/>
-              <w:left w:val="single" w:sz="8" w:space="0" w:color="404040"/>
-              <w:bottom w:val="single" w:sz="8" w:space="0" w:color="404040"/>
-              <w:right w:val="single" w:sz="8" w:space="0" w:color="404040"/>
-            </w:tcBorders>
-          </w:tcPr>
-          <w:p>
-            <w:pPr>
-              <w:spacing w:before="80" w:after="80"/>
-              <w:jc w:val="center"/>
-            </w:pPr>
-            <w:r>
-              <w:rPr>
-                <w:rFonts w:ascii="Arial" w:hAnsi="Arial"/>
-                <w:b w:val="0"/>
-                <w:color w:val="30302F"/>
-                <w:sz w:val="20"/>
-              </w:rPr>
-            </w:r>
-            <w:r>
-              <w:rPr>
-                <w:rFonts w:ascii="Arial" w:hAnsi="Arial"/>
-                <w:b w:val="0"/>
-                <w:color w:val="30302F"/>
-                <w:sz w:val="20"/>
-              </w:rPr>
-              <w:t>0</w:t>
-            </w:r>
-          </w:p>
-        </w:tc>
-        <w:tc>
-          <w:tcPr>
-            <w:tcW w:type="dxa" w:w="1178"/>
+              <w:t>kg fish/yr</w:t>
+            </w:r>
+          </w:p>
+        </w:tc>
+        <w:tc>
+          <w:tcPr>
+            <w:tcW w:type="dxa" w:w="1088"/>
             <w:tcBorders>
               <w:top w:val="single" w:sz="8" w:space="0" w:color="404040"/>
               <w:left w:val="single" w:sz="8" w:space="0" w:color="404040"/>
@@ -15105,177 +18793,304 @@
         </w:tc>
         <w:tc>
           <w:tcPr>
-            <w:tcW w:type="dxa" w:w="1178"/>
-            <w:tcBorders>
-              <w:top w:val="single" w:sz="8" w:space="0" w:color="404040"/>
-              <w:left w:val="single" w:sz="8" w:space="0" w:color="404040"/>
-              <w:bottom w:val="single" w:sz="8" w:space="0" w:color="404040"/>
-              <w:right w:val="single" w:sz="8" w:space="0" w:color="404040"/>
-            </w:tcBorders>
-          </w:tcPr>
-          <w:p>
-            <w:pPr>
-              <w:spacing w:before="80" w:after="80"/>
-              <w:jc w:val="center"/>
-            </w:pPr>
-            <w:r>
-              <w:rPr>
-                <w:rFonts w:ascii="Arial" w:hAnsi="Arial"/>
-                <w:b w:val="0"/>
-                <w:color w:val="30302F"/>
-                <w:sz w:val="20"/>
-              </w:rPr>
-            </w:r>
-            <w:r>
-              <w:rPr>
-                <w:rFonts w:ascii="Arial" w:hAnsi="Arial"/>
-                <w:b w:val="0"/>
-                <w:color w:val="30302F"/>
-                <w:sz w:val="20"/>
-              </w:rPr>
-              <w:t>7,300</w:t>
-            </w:r>
-          </w:p>
-        </w:tc>
-        <w:tc>
-          <w:tcPr>
-            <w:tcW w:type="dxa" w:w="1178"/>
-            <w:tcBorders>
-              <w:top w:val="single" w:sz="8" w:space="0" w:color="404040"/>
-              <w:left w:val="single" w:sz="8" w:space="0" w:color="404040"/>
-              <w:bottom w:val="single" w:sz="8" w:space="0" w:color="404040"/>
-              <w:right w:val="single" w:sz="8" w:space="0" w:color="404040"/>
-            </w:tcBorders>
-          </w:tcPr>
-          <w:p>
-            <w:pPr>
-              <w:spacing w:before="80" w:after="80"/>
-              <w:jc w:val="center"/>
-            </w:pPr>
-            <w:r>
-              <w:rPr>
-                <w:rFonts w:ascii="Arial" w:hAnsi="Arial"/>
-                <w:b w:val="0"/>
-                <w:color w:val="30302F"/>
-                <w:sz w:val="20"/>
-              </w:rPr>
-            </w:r>
-            <w:r>
-              <w:rPr>
-                <w:rFonts w:ascii="Arial" w:hAnsi="Arial"/>
-                <w:b w:val="0"/>
-                <w:color w:val="30302F"/>
-                <w:sz w:val="20"/>
-              </w:rPr>
-              <w:t>0</w:t>
-            </w:r>
-          </w:p>
-        </w:tc>
-        <w:tc>
-          <w:tcPr>
-            <w:tcW w:type="dxa" w:w="1178"/>
-            <w:tcBorders>
-              <w:top w:val="single" w:sz="8" w:space="0" w:color="404040"/>
-              <w:left w:val="single" w:sz="8" w:space="0" w:color="404040"/>
-              <w:bottom w:val="single" w:sz="8" w:space="0" w:color="404040"/>
-              <w:right w:val="single" w:sz="8" w:space="0" w:color="404040"/>
-            </w:tcBorders>
-          </w:tcPr>
-          <w:p>
-            <w:pPr>
-              <w:spacing w:before="80" w:after="80"/>
-              <w:jc w:val="center"/>
-            </w:pPr>
-            <w:r>
-              <w:rPr>
-                <w:rFonts w:ascii="Arial" w:hAnsi="Arial"/>
-                <w:b w:val="0"/>
-                <w:color w:val="30302F"/>
-                <w:sz w:val="20"/>
-              </w:rPr>
-            </w:r>
-            <w:r>
-              <w:rPr>
-                <w:rFonts w:ascii="Arial" w:hAnsi="Arial"/>
-                <w:b w:val="0"/>
-                <w:color w:val="30302F"/>
-                <w:sz w:val="20"/>
-              </w:rPr>
-              <w:t>0</w:t>
-            </w:r>
-          </w:p>
-        </w:tc>
-        <w:tc>
-          <w:tcPr>
-            <w:tcW w:type="dxa" w:w="1178"/>
-            <w:tcBorders>
-              <w:top w:val="single" w:sz="8" w:space="0" w:color="404040"/>
-              <w:left w:val="single" w:sz="8" w:space="0" w:color="404040"/>
-              <w:bottom w:val="single" w:sz="8" w:space="0" w:color="404040"/>
-              <w:right w:val="single" w:sz="8" w:space="0" w:color="404040"/>
-            </w:tcBorders>
-          </w:tcPr>
-          <w:p>
-            <w:pPr>
-              <w:spacing w:before="80" w:after="80"/>
-              <w:jc w:val="center"/>
-            </w:pPr>
-            <w:r>
-              <w:rPr>
-                <w:rFonts w:ascii="Arial" w:hAnsi="Arial"/>
-                <w:b w:val="0"/>
-                <w:color w:val="30302F"/>
-                <w:sz w:val="20"/>
-              </w:rPr>
-            </w:r>
-            <w:r>
-              <w:rPr>
-                <w:rFonts w:ascii="Arial" w:hAnsi="Arial"/>
-                <w:b w:val="0"/>
-                <w:color w:val="30302F"/>
-                <w:sz w:val="20"/>
-              </w:rPr>
-              <w:t>0</w:t>
-            </w:r>
-          </w:p>
-        </w:tc>
-        <w:tc>
-          <w:tcPr>
-            <w:tcW w:type="dxa" w:w="1178"/>
-            <w:tcBorders>
-              <w:top w:val="single" w:sz="8" w:space="0" w:color="404040"/>
-              <w:left w:val="single" w:sz="8" w:space="0" w:color="404040"/>
-              <w:bottom w:val="single" w:sz="8" w:space="0" w:color="404040"/>
-              <w:right w:val="single" w:sz="8" w:space="0" w:color="404040"/>
-            </w:tcBorders>
-          </w:tcPr>
-          <w:p>
-            <w:pPr>
-              <w:spacing w:before="80" w:after="80"/>
-              <w:jc w:val="center"/>
-            </w:pPr>
-            <w:r>
-              <w:rPr>
-                <w:rFonts w:ascii="Arial" w:hAnsi="Arial"/>
-                <w:b w:val="0"/>
-                <w:color w:val="30302F"/>
-                <w:sz w:val="20"/>
-              </w:rPr>
-            </w:r>
-            <w:r>
-              <w:rPr>
-                <w:rFonts w:ascii="Arial" w:hAnsi="Arial"/>
-                <w:b w:val="0"/>
-                <w:color w:val="30302F"/>
-                <w:sz w:val="20"/>
-              </w:rPr>
-              <w:t>0</w:t>
-            </w:r>
-          </w:p>
-        </w:tc>
-        <w:tc>
-          <w:tcPr>
-            <w:tcW w:type="dxa" w:w="1178"/>
+            <w:tcW w:type="dxa" w:w="1088"/>
+            <w:tcBorders>
+              <w:top w:val="single" w:sz="8" w:space="0" w:color="404040"/>
+              <w:left w:val="single" w:sz="8" w:space="0" w:color="404040"/>
+              <w:bottom w:val="single" w:sz="8" w:space="0" w:color="404040"/>
+              <w:right w:val="single" w:sz="8" w:space="0" w:color="404040"/>
+            </w:tcBorders>
+          </w:tcPr>
+          <w:p>
+            <w:pPr>
+              <w:spacing w:before="80" w:after="80"/>
+              <w:jc w:val="center"/>
+            </w:pPr>
+            <w:r>
+              <w:rPr>
+                <w:rFonts w:ascii="Arial" w:hAnsi="Arial"/>
+                <w:b w:val="0"/>
+                <w:color w:val="30302F"/>
+                <w:sz w:val="20"/>
+              </w:rPr>
+            </w:r>
+            <w:r>
+              <w:rPr>
+                <w:rFonts w:ascii="Arial" w:hAnsi="Arial"/>
+                <w:b w:val="0"/>
+                <w:color w:val="30302F"/>
+                <w:sz w:val="20"/>
+              </w:rPr>
+            </w:r>
+          </w:p>
+        </w:tc>
+        <w:tc>
+          <w:tcPr>
+            <w:tcW w:type="dxa" w:w="1088"/>
+            <w:tcBorders>
+              <w:top w:val="single" w:sz="8" w:space="0" w:color="404040"/>
+              <w:left w:val="single" w:sz="8" w:space="0" w:color="404040"/>
+              <w:bottom w:val="single" w:sz="8" w:space="0" w:color="404040"/>
+              <w:right w:val="single" w:sz="8" w:space="0" w:color="404040"/>
+            </w:tcBorders>
+          </w:tcPr>
+          <w:p>
+            <w:pPr>
+              <w:spacing w:before="80" w:after="80"/>
+              <w:jc w:val="center"/>
+            </w:pPr>
+            <w:r>
+              <w:rPr>
+                <w:rFonts w:ascii="Arial" w:hAnsi="Arial"/>
+                <w:b w:val="0"/>
+                <w:color w:val="30302F"/>
+                <w:sz w:val="20"/>
+              </w:rPr>
+            </w:r>
+            <w:r>
+              <w:rPr>
+                <w:rFonts w:ascii="Arial" w:hAnsi="Arial"/>
+                <w:b w:val="0"/>
+                <w:color w:val="30302F"/>
+                <w:sz w:val="20"/>
+              </w:rPr>
+            </w:r>
+          </w:p>
+        </w:tc>
+        <w:tc>
+          <w:tcPr>
+            <w:tcW w:type="dxa" w:w="1088"/>
+            <w:tcBorders>
+              <w:top w:val="single" w:sz="8" w:space="0" w:color="404040"/>
+              <w:left w:val="single" w:sz="8" w:space="0" w:color="404040"/>
+              <w:bottom w:val="single" w:sz="8" w:space="0" w:color="404040"/>
+              <w:right w:val="single" w:sz="8" w:space="0" w:color="404040"/>
+            </w:tcBorders>
+          </w:tcPr>
+          <w:p>
+            <w:pPr>
+              <w:spacing w:before="80" w:after="80"/>
+              <w:jc w:val="center"/>
+            </w:pPr>
+            <w:r>
+              <w:rPr>
+                <w:rFonts w:ascii="Arial" w:hAnsi="Arial"/>
+                <w:b w:val="0"/>
+                <w:color w:val="30302F"/>
+                <w:sz w:val="20"/>
+              </w:rPr>
+            </w:r>
+            <w:r>
+              <w:rPr>
+                <w:rFonts w:ascii="Arial" w:hAnsi="Arial"/>
+                <w:b w:val="0"/>
+                <w:color w:val="30302F"/>
+                <w:sz w:val="20"/>
+              </w:rPr>
+            </w:r>
+          </w:p>
+        </w:tc>
+        <w:tc>
+          <w:tcPr>
+            <w:tcW w:type="dxa" w:w="1088"/>
+            <w:tcBorders>
+              <w:top w:val="single" w:sz="8" w:space="0" w:color="404040"/>
+              <w:left w:val="single" w:sz="8" w:space="0" w:color="404040"/>
+              <w:bottom w:val="single" w:sz="8" w:space="0" w:color="404040"/>
+              <w:right w:val="single" w:sz="8" w:space="0" w:color="404040"/>
+            </w:tcBorders>
+          </w:tcPr>
+          <w:p>
+            <w:pPr>
+              <w:spacing w:before="80" w:after="80"/>
+              <w:jc w:val="center"/>
+            </w:pPr>
+            <w:r>
+              <w:rPr>
+                <w:rFonts w:ascii="Arial" w:hAnsi="Arial"/>
+                <w:b w:val="0"/>
+                <w:color w:val="30302F"/>
+                <w:sz w:val="20"/>
+              </w:rPr>
+            </w:r>
+            <w:r>
+              <w:rPr>
+                <w:rFonts w:ascii="Arial" w:hAnsi="Arial"/>
+                <w:b w:val="0"/>
+                <w:color w:val="30302F"/>
+                <w:sz w:val="20"/>
+              </w:rPr>
+            </w:r>
+          </w:p>
+        </w:tc>
+        <w:tc>
+          <w:tcPr>
+            <w:tcW w:type="dxa" w:w="1088"/>
+            <w:tcBorders>
+              <w:top w:val="single" w:sz="8" w:space="0" w:color="404040"/>
+              <w:left w:val="single" w:sz="8" w:space="0" w:color="404040"/>
+              <w:bottom w:val="single" w:sz="8" w:space="0" w:color="404040"/>
+              <w:right w:val="single" w:sz="8" w:space="0" w:color="404040"/>
+            </w:tcBorders>
+          </w:tcPr>
+          <w:p>
+            <w:pPr>
+              <w:spacing w:before="80" w:after="80"/>
+              <w:jc w:val="center"/>
+            </w:pPr>
+            <w:r>
+              <w:rPr>
+                <w:rFonts w:ascii="Arial" w:hAnsi="Arial"/>
+                <w:b w:val="0"/>
+                <w:color w:val="30302F"/>
+                <w:sz w:val="20"/>
+              </w:rPr>
+            </w:r>
+            <w:r>
+              <w:rPr>
+                <w:rFonts w:ascii="Arial" w:hAnsi="Arial"/>
+                <w:b w:val="0"/>
+                <w:color w:val="30302F"/>
+                <w:sz w:val="20"/>
+              </w:rPr>
+            </w:r>
+          </w:p>
+        </w:tc>
+        <w:tc>
+          <w:tcPr>
+            <w:tcW w:type="dxa" w:w="1088"/>
+            <w:tcBorders>
+              <w:top w:val="single" w:sz="8" w:space="0" w:color="404040"/>
+              <w:left w:val="single" w:sz="8" w:space="0" w:color="404040"/>
+              <w:bottom w:val="single" w:sz="8" w:space="0" w:color="404040"/>
+              <w:right w:val="single" w:sz="8" w:space="0" w:color="404040"/>
+            </w:tcBorders>
+          </w:tcPr>
+          <w:p>
+            <w:pPr>
+              <w:spacing w:before="80" w:after="80"/>
+              <w:jc w:val="center"/>
+            </w:pPr>
+            <w:r>
+              <w:rPr>
+                <w:rFonts w:ascii="Arial" w:hAnsi="Arial"/>
+                <w:b w:val="0"/>
+                <w:color w:val="30302F"/>
+                <w:sz w:val="20"/>
+              </w:rPr>
+            </w:r>
+            <w:r>
+              <w:rPr>
+                <w:rFonts w:ascii="Arial" w:hAnsi="Arial"/>
+                <w:b w:val="0"/>
+                <w:color w:val="30302F"/>
+                <w:sz w:val="20"/>
+              </w:rPr>
+            </w:r>
+          </w:p>
+        </w:tc>
+        <w:tc>
+          <w:tcPr>
+            <w:tcW w:type="dxa" w:w="1088"/>
+            <w:tcBorders>
+              <w:top w:val="single" w:sz="8" w:space="0" w:color="404040"/>
+              <w:left w:val="single" w:sz="8" w:space="0" w:color="404040"/>
+              <w:bottom w:val="single" w:sz="8" w:space="0" w:color="404040"/>
+              <w:right w:val="single" w:sz="8" w:space="0" w:color="404040"/>
+            </w:tcBorders>
+          </w:tcPr>
+          <w:p>
+            <w:pPr>
+              <w:spacing w:before="80" w:after="80"/>
+              <w:jc w:val="center"/>
+            </w:pPr>
+            <w:r>
+              <w:rPr>
+                <w:rFonts w:ascii="Arial" w:hAnsi="Arial"/>
+                <w:b w:val="0"/>
+                <w:color w:val="30302F"/>
+                <w:sz w:val="20"/>
+              </w:rPr>
+            </w:r>
+            <w:r>
+              <w:rPr>
+                <w:rFonts w:ascii="Arial" w:hAnsi="Arial"/>
+                <w:b w:val="0"/>
+                <w:color w:val="30302F"/>
+                <w:sz w:val="20"/>
+              </w:rPr>
+            </w:r>
+          </w:p>
+        </w:tc>
+        <w:tc>
+          <w:tcPr>
+            <w:tcW w:type="dxa" w:w="1088"/>
+            <w:tcBorders>
+              <w:top w:val="single" w:sz="8" w:space="0" w:color="404040"/>
+              <w:left w:val="single" w:sz="8" w:space="0" w:color="404040"/>
+              <w:bottom w:val="single" w:sz="8" w:space="0" w:color="404040"/>
+              <w:right w:val="single" w:sz="8" w:space="0" w:color="404040"/>
+            </w:tcBorders>
+          </w:tcPr>
+          <w:p>
+            <w:pPr>
+              <w:spacing w:before="80" w:after="80"/>
+              <w:jc w:val="center"/>
+            </w:pPr>
+            <w:r>
+              <w:rPr>
+                <w:rFonts w:ascii="Arial" w:hAnsi="Arial"/>
+                <w:b w:val="0"/>
+                <w:color w:val="30302F"/>
+                <w:sz w:val="20"/>
+              </w:rPr>
+            </w:r>
+            <w:r>
+              <w:rPr>
+                <w:rFonts w:ascii="Arial" w:hAnsi="Arial"/>
+                <w:b w:val="0"/>
+                <w:color w:val="30302F"/>
+                <w:sz w:val="20"/>
+              </w:rPr>
+            </w:r>
+          </w:p>
+        </w:tc>
+        <w:tc>
+          <w:tcPr>
+            <w:tcW w:type="dxa" w:w="1088"/>
+            <w:tcBorders>
+              <w:top w:val="single" w:sz="8" w:space="0" w:color="404040"/>
+              <w:left w:val="single" w:sz="8" w:space="0" w:color="404040"/>
+              <w:bottom w:val="single" w:sz="8" w:space="0" w:color="404040"/>
+              <w:right w:val="single" w:sz="8" w:space="0" w:color="404040"/>
+            </w:tcBorders>
+          </w:tcPr>
+          <w:p>
+            <w:pPr>
+              <w:spacing w:before="80" w:after="80"/>
+              <w:jc w:val="center"/>
+            </w:pPr>
+            <w:r>
+              <w:rPr>
+                <w:rFonts w:ascii="Arial" w:hAnsi="Arial"/>
+                <w:b w:val="0"/>
+                <w:color w:val="30302F"/>
+                <w:sz w:val="20"/>
+              </w:rPr>
+            </w:r>
+            <w:r>
+              <w:rPr>
+                <w:rFonts w:ascii="Arial" w:hAnsi="Arial"/>
+                <w:b w:val="0"/>
+                <w:color w:val="30302F"/>
+                <w:sz w:val="20"/>
+              </w:rPr>
+            </w:r>
+          </w:p>
+        </w:tc>
+        <w:tc>
+          <w:tcPr>
+            <w:tcW w:type="dxa" w:w="1088"/>
             <w:tcBorders>
               <w:top w:val="single" w:sz="8" w:space="0" w:color="404040"/>
               <w:left w:val="single" w:sz="8" w:space="0" w:color="404040"/>
@@ -15311,7 +19126,47 @@
       <w:tr>
         <w:tc>
           <w:tcPr>
-            <w:tcW w:type="dxa" w:w="1178"/>
+            <w:tcW w:type="dxa" w:w="14144"/>
+            <w:gridSpan w:val="13"/>
+            <w:tcBorders>
+              <w:top w:val="single" w:sz="8" w:space="0" w:color="404040"/>
+              <w:left w:val="single" w:sz="8" w:space="0" w:color="404040"/>
+              <w:bottom w:val="single" w:sz="8" w:space="0" w:color="404040"/>
+              <w:right w:val="single" w:sz="8" w:space="0" w:color="404040"/>
+            </w:tcBorders>
+            <w:shd w:fill="B2D8D8" w:val="clear"/>
+          </w:tcPr>
+          <w:p>
+            <w:pPr>
+              <w:spacing w:before="80" w:after="80"/>
+              <w:jc w:val="center"/>
+            </w:pPr>
+            <w:r>
+              <w:rPr>
+                <w:rFonts w:ascii="Arial" w:hAnsi="Arial"/>
+                <w:b/>
+                <w:i/>
+                <w:color w:val="404040"/>
+                <w:sz w:val="18"/>
+              </w:rPr>
+            </w:r>
+            <w:r>
+              <w:rPr>
+                <w:rFonts w:ascii="Arial" w:hAnsi="Arial"/>
+                <w:b/>
+                <w:i/>
+                <w:color w:val="404040"/>
+                <w:sz w:val="18"/>
+              </w:rPr>
+              <w:t>Cultural services (6.6)</w:t>
+            </w:r>
+          </w:p>
+        </w:tc>
+      </w:tr>
+      <w:tr>
+        <w:tc>
+          <w:tcPr>
+            <w:tcW w:type="dxa" w:w="1088"/>
             <w:tcBorders>
               <w:top w:val="single" w:sz="8" w:space="0" w:color="404040"/>
               <w:left w:val="single" w:sz="8" w:space="0" w:color="404040"/>
@@ -15340,13 +19195,13 @@
                 <w:color w:val="FFFFFF"/>
                 <w:sz w:val="20"/>
               </w:rPr>
-              <w:t>Recreation</w:t>
-            </w:r>
-          </w:p>
-        </w:tc>
-        <w:tc>
-          <w:tcPr>
-            <w:tcW w:type="dxa" w:w="1178"/>
+              <w:t>Recreation &amp; tourism</w:t>
+            </w:r>
+          </w:p>
+        </w:tc>
+        <w:tc>
+          <w:tcPr>
+            <w:tcW w:type="dxa" w:w="1088"/>
             <w:tcBorders>
               <w:top w:val="single" w:sz="8" w:space="0" w:color="404040"/>
               <w:left w:val="single" w:sz="8" w:space="0" w:color="404040"/>
@@ -15381,7 +19236,40 @@
         </w:tc>
         <w:tc>
           <w:tcPr>
-            <w:tcW w:type="dxa" w:w="1178"/>
+            <w:tcW w:type="dxa" w:w="1088"/>
+            <w:tcBorders>
+              <w:top w:val="single" w:sz="8" w:space="0" w:color="404040"/>
+              <w:left w:val="single" w:sz="8" w:space="0" w:color="404040"/>
+              <w:bottom w:val="single" w:sz="8" w:space="0" w:color="404040"/>
+              <w:right w:val="single" w:sz="8" w:space="0" w:color="404040"/>
+            </w:tcBorders>
+          </w:tcPr>
+          <w:p>
+            <w:pPr>
+              <w:spacing w:before="80" w:after="80"/>
+              <w:jc w:val="center"/>
+            </w:pPr>
+            <w:r>
+              <w:rPr>
+                <w:rFonts w:ascii="Arial" w:hAnsi="Arial"/>
+                <w:b w:val="0"/>
+                <w:color w:val="30302F"/>
+                <w:sz w:val="20"/>
+              </w:rPr>
+            </w:r>
+            <w:r>
+              <w:rPr>
+                <w:rFonts w:ascii="Arial" w:hAnsi="Arial"/>
+                <w:b w:val="0"/>
+                <w:color w:val="30302F"/>
+                <w:sz w:val="20"/>
+              </w:rPr>
+            </w:r>
+          </w:p>
+        </w:tc>
+        <w:tc>
+          <w:tcPr>
+            <w:tcW w:type="dxa" w:w="1088"/>
             <w:tcBorders>
               <w:top w:val="single" w:sz="8" w:space="0" w:color="404040"/>
               <w:left w:val="single" w:sz="8" w:space="0" w:color="404040"/>
@@ -15415,41 +19303,40 @@
         </w:tc>
         <w:tc>
           <w:tcPr>
-            <w:tcW w:type="dxa" w:w="1178"/>
-            <w:tcBorders>
-              <w:top w:val="single" w:sz="8" w:space="0" w:color="404040"/>
-              <w:left w:val="single" w:sz="8" w:space="0" w:color="404040"/>
-              <w:bottom w:val="single" w:sz="8" w:space="0" w:color="404040"/>
-              <w:right w:val="single" w:sz="8" w:space="0" w:color="404040"/>
-            </w:tcBorders>
-          </w:tcPr>
-          <w:p>
-            <w:pPr>
-              <w:spacing w:before="80" w:after="80"/>
-              <w:jc w:val="center"/>
-            </w:pPr>
-            <w:r>
-              <w:rPr>
-                <w:rFonts w:ascii="Arial" w:hAnsi="Arial"/>
-                <w:b w:val="0"/>
-                <w:color w:val="30302F"/>
-                <w:sz w:val="20"/>
-              </w:rPr>
-            </w:r>
-            <w:r>
-              <w:rPr>
-                <w:rFonts w:ascii="Arial" w:hAnsi="Arial"/>
-                <w:b w:val="0"/>
-                <w:color w:val="30302F"/>
-                <w:sz w:val="20"/>
-              </w:rPr>
-              <w:t>0</w:t>
-            </w:r>
-          </w:p>
-        </w:tc>
-        <w:tc>
-          <w:tcPr>
-            <w:tcW w:type="dxa" w:w="1178"/>
+            <w:tcW w:type="dxa" w:w="1088"/>
+            <w:tcBorders>
+              <w:top w:val="single" w:sz="8" w:space="0" w:color="404040"/>
+              <w:left w:val="single" w:sz="8" w:space="0" w:color="404040"/>
+              <w:bottom w:val="single" w:sz="8" w:space="0" w:color="404040"/>
+              <w:right w:val="single" w:sz="8" w:space="0" w:color="404040"/>
+            </w:tcBorders>
+          </w:tcPr>
+          <w:p>
+            <w:pPr>
+              <w:spacing w:before="80" w:after="80"/>
+              <w:jc w:val="center"/>
+            </w:pPr>
+            <w:r>
+              <w:rPr>
+                <w:rFonts w:ascii="Arial" w:hAnsi="Arial"/>
+                <w:b w:val="0"/>
+                <w:color w:val="30302F"/>
+                <w:sz w:val="20"/>
+              </w:rPr>
+            </w:r>
+            <w:r>
+              <w:rPr>
+                <w:rFonts w:ascii="Arial" w:hAnsi="Arial"/>
+                <w:b w:val="0"/>
+                <w:color w:val="30302F"/>
+                <w:sz w:val="20"/>
+              </w:rPr>
+            </w:r>
+          </w:p>
+        </w:tc>
+        <w:tc>
+          <w:tcPr>
+            <w:tcW w:type="dxa" w:w="1088"/>
             <w:tcBorders>
               <w:top w:val="single" w:sz="8" w:space="0" w:color="404040"/>
               <w:left w:val="single" w:sz="8" w:space="0" w:color="404040"/>
@@ -15483,211 +19370,205 @@
         </w:tc>
         <w:tc>
           <w:tcPr>
-            <w:tcW w:type="dxa" w:w="1178"/>
-            <w:tcBorders>
-              <w:top w:val="single" w:sz="8" w:space="0" w:color="404040"/>
-              <w:left w:val="single" w:sz="8" w:space="0" w:color="404040"/>
-              <w:bottom w:val="single" w:sz="8" w:space="0" w:color="404040"/>
-              <w:right w:val="single" w:sz="8" w:space="0" w:color="404040"/>
-            </w:tcBorders>
-          </w:tcPr>
-          <w:p>
-            <w:pPr>
-              <w:spacing w:before="80" w:after="80"/>
-              <w:jc w:val="center"/>
-            </w:pPr>
-            <w:r>
-              <w:rPr>
-                <w:rFonts w:ascii="Arial" w:hAnsi="Arial"/>
-                <w:b w:val="0"/>
-                <w:color w:val="30302F"/>
-                <w:sz w:val="20"/>
-              </w:rPr>
-            </w:r>
-            <w:r>
-              <w:rPr>
-                <w:rFonts w:ascii="Arial" w:hAnsi="Arial"/>
-                <w:b w:val="0"/>
-                <w:color w:val="30302F"/>
-                <w:sz w:val="20"/>
-              </w:rPr>
-              <w:t>17,400</w:t>
-            </w:r>
-          </w:p>
-        </w:tc>
-        <w:tc>
-          <w:tcPr>
-            <w:tcW w:type="dxa" w:w="1178"/>
-            <w:tcBorders>
-              <w:top w:val="single" w:sz="8" w:space="0" w:color="404040"/>
-              <w:left w:val="single" w:sz="8" w:space="0" w:color="404040"/>
-              <w:bottom w:val="single" w:sz="8" w:space="0" w:color="404040"/>
-              <w:right w:val="single" w:sz="8" w:space="0" w:color="404040"/>
-            </w:tcBorders>
-          </w:tcPr>
-          <w:p>
-            <w:pPr>
-              <w:spacing w:before="80" w:after="80"/>
-              <w:jc w:val="center"/>
-            </w:pPr>
-            <w:r>
-              <w:rPr>
-                <w:rFonts w:ascii="Arial" w:hAnsi="Arial"/>
-                <w:b w:val="0"/>
-                <w:color w:val="30302F"/>
-                <w:sz w:val="20"/>
-              </w:rPr>
-            </w:r>
-            <w:r>
-              <w:rPr>
-                <w:rFonts w:ascii="Arial" w:hAnsi="Arial"/>
-                <w:b w:val="0"/>
-                <w:color w:val="30302F"/>
-                <w:sz w:val="20"/>
-              </w:rPr>
-              <w:t>0</w:t>
-            </w:r>
-          </w:p>
-        </w:tc>
-        <w:tc>
-          <w:tcPr>
-            <w:tcW w:type="dxa" w:w="1178"/>
-            <w:tcBorders>
-              <w:top w:val="single" w:sz="8" w:space="0" w:color="404040"/>
-              <w:left w:val="single" w:sz="8" w:space="0" w:color="404040"/>
-              <w:bottom w:val="single" w:sz="8" w:space="0" w:color="404040"/>
-              <w:right w:val="single" w:sz="8" w:space="0" w:color="404040"/>
-            </w:tcBorders>
-          </w:tcPr>
-          <w:p>
-            <w:pPr>
-              <w:spacing w:before="80" w:after="80"/>
-              <w:jc w:val="center"/>
-            </w:pPr>
-            <w:r>
-              <w:rPr>
-                <w:rFonts w:ascii="Arial" w:hAnsi="Arial"/>
-                <w:b w:val="0"/>
-                <w:color w:val="30302F"/>
-                <w:sz w:val="20"/>
-              </w:rPr>
-            </w:r>
-            <w:r>
-              <w:rPr>
-                <w:rFonts w:ascii="Arial" w:hAnsi="Arial"/>
-                <w:b w:val="0"/>
-                <w:color w:val="30302F"/>
-                <w:sz w:val="20"/>
-              </w:rPr>
-              <w:t>15,000</w:t>
-            </w:r>
-          </w:p>
-        </w:tc>
-        <w:tc>
-          <w:tcPr>
-            <w:tcW w:type="dxa" w:w="1178"/>
-            <w:tcBorders>
-              <w:top w:val="single" w:sz="8" w:space="0" w:color="404040"/>
-              <w:left w:val="single" w:sz="8" w:space="0" w:color="404040"/>
-              <w:bottom w:val="single" w:sz="8" w:space="0" w:color="404040"/>
-              <w:right w:val="single" w:sz="8" w:space="0" w:color="404040"/>
-            </w:tcBorders>
-          </w:tcPr>
-          <w:p>
-            <w:pPr>
-              <w:spacing w:before="80" w:after="80"/>
-              <w:jc w:val="center"/>
-            </w:pPr>
-            <w:r>
-              <w:rPr>
-                <w:rFonts w:ascii="Arial" w:hAnsi="Arial"/>
-                <w:b w:val="0"/>
-                <w:color w:val="30302F"/>
-                <w:sz w:val="20"/>
-              </w:rPr>
-            </w:r>
-            <w:r>
-              <w:rPr>
-                <w:rFonts w:ascii="Arial" w:hAnsi="Arial"/>
-                <w:b w:val="0"/>
-                <w:color w:val="30302F"/>
-                <w:sz w:val="20"/>
-              </w:rPr>
-              <w:t>2,400</w:t>
-            </w:r>
-          </w:p>
-        </w:tc>
-        <w:tc>
-          <w:tcPr>
-            <w:tcW w:type="dxa" w:w="1178"/>
-            <w:tcBorders>
-              <w:top w:val="single" w:sz="8" w:space="0" w:color="404040"/>
-              <w:left w:val="single" w:sz="8" w:space="0" w:color="404040"/>
-              <w:bottom w:val="single" w:sz="8" w:space="0" w:color="404040"/>
-              <w:right w:val="single" w:sz="8" w:space="0" w:color="404040"/>
-            </w:tcBorders>
-          </w:tcPr>
-          <w:p>
-            <w:pPr>
-              <w:spacing w:before="80" w:after="80"/>
-              <w:jc w:val="center"/>
-            </w:pPr>
-            <w:r>
-              <w:rPr>
-                <w:rFonts w:ascii="Arial" w:hAnsi="Arial"/>
-                <w:b w:val="0"/>
-                <w:color w:val="30302F"/>
-                <w:sz w:val="20"/>
-              </w:rPr>
-            </w:r>
-            <w:r>
-              <w:rPr>
-                <w:rFonts w:ascii="Arial" w:hAnsi="Arial"/>
-                <w:b w:val="0"/>
-                <w:color w:val="30302F"/>
-                <w:sz w:val="20"/>
-              </w:rPr>
-              <w:t>0</w:t>
-            </w:r>
-          </w:p>
-        </w:tc>
-        <w:tc>
-          <w:tcPr>
-            <w:tcW w:type="dxa" w:w="1178"/>
-            <w:tcBorders>
-              <w:top w:val="single" w:sz="8" w:space="0" w:color="404040"/>
-              <w:left w:val="single" w:sz="8" w:space="0" w:color="404040"/>
-              <w:bottom w:val="single" w:sz="8" w:space="0" w:color="404040"/>
-              <w:right w:val="single" w:sz="8" w:space="0" w:color="404040"/>
-            </w:tcBorders>
-          </w:tcPr>
-          <w:p>
-            <w:pPr>
-              <w:spacing w:before="80" w:after="80"/>
-              <w:jc w:val="center"/>
-            </w:pPr>
-            <w:r>
-              <w:rPr>
-                <w:rFonts w:ascii="Arial" w:hAnsi="Arial"/>
-                <w:b w:val="0"/>
-                <w:color w:val="30302F"/>
-                <w:sz w:val="20"/>
-              </w:rPr>
-            </w:r>
-            <w:r>
-              <w:rPr>
-                <w:rFonts w:ascii="Arial" w:hAnsi="Arial"/>
-                <w:b w:val="0"/>
-                <w:color w:val="30302F"/>
-                <w:sz w:val="20"/>
-              </w:rPr>
-              <w:t>0</w:t>
-            </w:r>
-          </w:p>
-        </w:tc>
-        <w:tc>
-          <w:tcPr>
-            <w:tcW w:type="dxa" w:w="1178"/>
+            <w:tcW w:type="dxa" w:w="1088"/>
+            <w:tcBorders>
+              <w:top w:val="single" w:sz="8" w:space="0" w:color="404040"/>
+              <w:left w:val="single" w:sz="8" w:space="0" w:color="404040"/>
+              <w:bottom w:val="single" w:sz="8" w:space="0" w:color="404040"/>
+              <w:right w:val="single" w:sz="8" w:space="0" w:color="404040"/>
+            </w:tcBorders>
+          </w:tcPr>
+          <w:p>
+            <w:pPr>
+              <w:spacing w:before="80" w:after="80"/>
+              <w:jc w:val="center"/>
+            </w:pPr>
+            <w:r>
+              <w:rPr>
+                <w:rFonts w:ascii="Arial" w:hAnsi="Arial"/>
+                <w:b w:val="0"/>
+                <w:color w:val="30302F"/>
+                <w:sz w:val="20"/>
+              </w:rPr>
+            </w:r>
+            <w:r>
+              <w:rPr>
+                <w:rFonts w:ascii="Arial" w:hAnsi="Arial"/>
+                <w:b w:val="0"/>
+                <w:color w:val="30302F"/>
+                <w:sz w:val="20"/>
+              </w:rPr>
+            </w:r>
+          </w:p>
+        </w:tc>
+        <w:tc>
+          <w:tcPr>
+            <w:tcW w:type="dxa" w:w="1088"/>
+            <w:tcBorders>
+              <w:top w:val="single" w:sz="8" w:space="0" w:color="404040"/>
+              <w:left w:val="single" w:sz="8" w:space="0" w:color="404040"/>
+              <w:bottom w:val="single" w:sz="8" w:space="0" w:color="404040"/>
+              <w:right w:val="single" w:sz="8" w:space="0" w:color="404040"/>
+            </w:tcBorders>
+          </w:tcPr>
+          <w:p>
+            <w:pPr>
+              <w:spacing w:before="80" w:after="80"/>
+              <w:jc w:val="center"/>
+            </w:pPr>
+            <w:r>
+              <w:rPr>
+                <w:rFonts w:ascii="Arial" w:hAnsi="Arial"/>
+                <w:b w:val="0"/>
+                <w:color w:val="30302F"/>
+                <w:sz w:val="20"/>
+              </w:rPr>
+            </w:r>
+            <w:r>
+              <w:rPr>
+                <w:rFonts w:ascii="Arial" w:hAnsi="Arial"/>
+                <w:b w:val="0"/>
+                <w:color w:val="30302F"/>
+                <w:sz w:val="20"/>
+              </w:rPr>
+            </w:r>
+          </w:p>
+        </w:tc>
+        <w:tc>
+          <w:tcPr>
+            <w:tcW w:type="dxa" w:w="1088"/>
+            <w:tcBorders>
+              <w:top w:val="single" w:sz="8" w:space="0" w:color="404040"/>
+              <w:left w:val="single" w:sz="8" w:space="0" w:color="404040"/>
+              <w:bottom w:val="single" w:sz="8" w:space="0" w:color="404040"/>
+              <w:right w:val="single" w:sz="8" w:space="0" w:color="404040"/>
+            </w:tcBorders>
+          </w:tcPr>
+          <w:p>
+            <w:pPr>
+              <w:spacing w:before="80" w:after="80"/>
+              <w:jc w:val="center"/>
+            </w:pPr>
+            <w:r>
+              <w:rPr>
+                <w:rFonts w:ascii="Arial" w:hAnsi="Arial"/>
+                <w:b w:val="0"/>
+                <w:color w:val="30302F"/>
+                <w:sz w:val="20"/>
+              </w:rPr>
+            </w:r>
+            <w:r>
+              <w:rPr>
+                <w:rFonts w:ascii="Arial" w:hAnsi="Arial"/>
+                <w:b w:val="0"/>
+                <w:color w:val="30302F"/>
+                <w:sz w:val="20"/>
+              </w:rPr>
+            </w:r>
+          </w:p>
+        </w:tc>
+        <w:tc>
+          <w:tcPr>
+            <w:tcW w:type="dxa" w:w="1088"/>
+            <w:tcBorders>
+              <w:top w:val="single" w:sz="8" w:space="0" w:color="404040"/>
+              <w:left w:val="single" w:sz="8" w:space="0" w:color="404040"/>
+              <w:bottom w:val="single" w:sz="8" w:space="0" w:color="404040"/>
+              <w:right w:val="single" w:sz="8" w:space="0" w:color="404040"/>
+            </w:tcBorders>
+          </w:tcPr>
+          <w:p>
+            <w:pPr>
+              <w:spacing w:before="80" w:after="80"/>
+              <w:jc w:val="center"/>
+            </w:pPr>
+            <w:r>
+              <w:rPr>
+                <w:rFonts w:ascii="Arial" w:hAnsi="Arial"/>
+                <w:b w:val="0"/>
+                <w:color w:val="30302F"/>
+                <w:sz w:val="20"/>
+              </w:rPr>
+            </w:r>
+            <w:r>
+              <w:rPr>
+                <w:rFonts w:ascii="Arial" w:hAnsi="Arial"/>
+                <w:b w:val="0"/>
+                <w:color w:val="30302F"/>
+                <w:sz w:val="20"/>
+              </w:rPr>
+            </w:r>
+          </w:p>
+        </w:tc>
+        <w:tc>
+          <w:tcPr>
+            <w:tcW w:type="dxa" w:w="1088"/>
+            <w:tcBorders>
+              <w:top w:val="single" w:sz="8" w:space="0" w:color="404040"/>
+              <w:left w:val="single" w:sz="8" w:space="0" w:color="404040"/>
+              <w:bottom w:val="single" w:sz="8" w:space="0" w:color="404040"/>
+              <w:right w:val="single" w:sz="8" w:space="0" w:color="404040"/>
+            </w:tcBorders>
+          </w:tcPr>
+          <w:p>
+            <w:pPr>
+              <w:spacing w:before="80" w:after="80"/>
+              <w:jc w:val="center"/>
+            </w:pPr>
+            <w:r>
+              <w:rPr>
+                <w:rFonts w:ascii="Arial" w:hAnsi="Arial"/>
+                <w:b w:val="0"/>
+                <w:color w:val="30302F"/>
+                <w:sz w:val="20"/>
+              </w:rPr>
+            </w:r>
+            <w:r>
+              <w:rPr>
+                <w:rFonts w:ascii="Arial" w:hAnsi="Arial"/>
+                <w:b w:val="0"/>
+                <w:color w:val="30302F"/>
+                <w:sz w:val="20"/>
+              </w:rPr>
+            </w:r>
+          </w:p>
+        </w:tc>
+        <w:tc>
+          <w:tcPr>
+            <w:tcW w:type="dxa" w:w="1088"/>
+            <w:tcBorders>
+              <w:top w:val="single" w:sz="8" w:space="0" w:color="404040"/>
+              <w:left w:val="single" w:sz="8" w:space="0" w:color="404040"/>
+              <w:bottom w:val="single" w:sz="8" w:space="0" w:color="404040"/>
+              <w:right w:val="single" w:sz="8" w:space="0" w:color="404040"/>
+            </w:tcBorders>
+          </w:tcPr>
+          <w:p>
+            <w:pPr>
+              <w:spacing w:before="80" w:after="80"/>
+              <w:jc w:val="center"/>
+            </w:pPr>
+            <w:r>
+              <w:rPr>
+                <w:rFonts w:ascii="Arial" w:hAnsi="Arial"/>
+                <w:b w:val="0"/>
+                <w:color w:val="30302F"/>
+                <w:sz w:val="20"/>
+              </w:rPr>
+            </w:r>
+            <w:r>
+              <w:rPr>
+                <w:rFonts w:ascii="Arial" w:hAnsi="Arial"/>
+                <w:b w:val="0"/>
+                <w:color w:val="30302F"/>
+                <w:sz w:val="20"/>
+              </w:rPr>
+            </w:r>
+          </w:p>
+        </w:tc>
+        <w:tc>
+          <w:tcPr>
+            <w:tcW w:type="dxa" w:w="1088"/>
             <w:tcBorders>
               <w:top w:val="single" w:sz="8" w:space="0" w:color="404040"/>
               <w:left w:val="single" w:sz="8" w:space="0" w:color="404040"/>
@@ -15723,7 +19604,7 @@
       <w:tr>
         <w:tc>
           <w:tcPr>
-            <w:tcW w:type="dxa" w:w="1178"/>
+            <w:tcW w:type="dxa" w:w="1088"/>
             <w:tcBorders>
               <w:top w:val="single" w:sz="8" w:space="0" w:color="404040"/>
               <w:left w:val="single" w:sz="8" w:space="0" w:color="404040"/>
@@ -15752,13 +19633,13 @@
                 <w:color w:val="FFFFFF"/>
                 <w:sz w:val="20"/>
               </w:rPr>
-              <w:t>Gleaning</w:t>
-            </w:r>
-          </w:p>
-        </w:tc>
-        <w:tc>
-          <w:tcPr>
-            <w:tcW w:type="dxa" w:w="1178"/>
+              <w:t>Gleaning (subsistence harvest)</w:t>
+            </w:r>
+          </w:p>
+        </w:tc>
+        <w:tc>
+          <w:tcPr>
+            <w:tcW w:type="dxa" w:w="1088"/>
             <w:tcBorders>
               <w:top w:val="single" w:sz="8" w:space="0" w:color="404040"/>
               <w:left w:val="single" w:sz="8" w:space="0" w:color="404040"/>
@@ -15793,41 +19674,106 @@
         </w:tc>
         <w:tc>
           <w:tcPr>
-            <w:tcW w:type="dxa" w:w="1178"/>
-            <w:tcBorders>
-              <w:top w:val="single" w:sz="8" w:space="0" w:color="404040"/>
-              <w:left w:val="single" w:sz="8" w:space="0" w:color="404040"/>
-              <w:bottom w:val="single" w:sz="8" w:space="0" w:color="404040"/>
-              <w:right w:val="single" w:sz="8" w:space="0" w:color="404040"/>
-            </w:tcBorders>
-          </w:tcPr>
-          <w:p>
-            <w:pPr>
-              <w:spacing w:before="80" w:after="80"/>
-              <w:jc w:val="center"/>
-            </w:pPr>
-            <w:r>
-              <w:rPr>
-                <w:rFonts w:ascii="Arial" w:hAnsi="Arial"/>
-                <w:b w:val="0"/>
-                <w:color w:val="30302F"/>
-                <w:sz w:val="20"/>
-              </w:rPr>
-            </w:r>
-            <w:r>
-              <w:rPr>
-                <w:rFonts w:ascii="Arial" w:hAnsi="Arial"/>
-                <w:b w:val="0"/>
-                <w:color w:val="30302F"/>
-                <w:sz w:val="20"/>
-              </w:rPr>
-              <w:t>0</w:t>
-            </w:r>
-          </w:p>
-        </w:tc>
-        <w:tc>
-          <w:tcPr>
-            <w:tcW w:type="dxa" w:w="1178"/>
+            <w:tcW w:type="dxa" w:w="1088"/>
+            <w:tcBorders>
+              <w:top w:val="single" w:sz="8" w:space="0" w:color="404040"/>
+              <w:left w:val="single" w:sz="8" w:space="0" w:color="404040"/>
+              <w:bottom w:val="single" w:sz="8" w:space="0" w:color="404040"/>
+              <w:right w:val="single" w:sz="8" w:space="0" w:color="404040"/>
+            </w:tcBorders>
+          </w:tcPr>
+          <w:p>
+            <w:pPr>
+              <w:spacing w:before="80" w:after="80"/>
+              <w:jc w:val="center"/>
+            </w:pPr>
+            <w:r>
+              <w:rPr>
+                <w:rFonts w:ascii="Arial" w:hAnsi="Arial"/>
+                <w:b w:val="0"/>
+                <w:color w:val="30302F"/>
+                <w:sz w:val="20"/>
+              </w:rPr>
+            </w:r>
+            <w:r>
+              <w:rPr>
+                <w:rFonts w:ascii="Arial" w:hAnsi="Arial"/>
+                <w:b w:val="0"/>
+                <w:color w:val="30302F"/>
+                <w:sz w:val="20"/>
+              </w:rPr>
+            </w:r>
+          </w:p>
+        </w:tc>
+        <w:tc>
+          <w:tcPr>
+            <w:tcW w:type="dxa" w:w="1088"/>
+            <w:tcBorders>
+              <w:top w:val="single" w:sz="8" w:space="0" w:color="404040"/>
+              <w:left w:val="single" w:sz="8" w:space="0" w:color="404040"/>
+              <w:bottom w:val="single" w:sz="8" w:space="0" w:color="404040"/>
+              <w:right w:val="single" w:sz="8" w:space="0" w:color="404040"/>
+            </w:tcBorders>
+          </w:tcPr>
+          <w:p>
+            <w:pPr>
+              <w:spacing w:before="80" w:after="80"/>
+              <w:jc w:val="center"/>
+            </w:pPr>
+            <w:r>
+              <w:rPr>
+                <w:rFonts w:ascii="Arial" w:hAnsi="Arial"/>
+                <w:b w:val="0"/>
+                <w:color w:val="30302F"/>
+                <w:sz w:val="20"/>
+              </w:rPr>
+            </w:r>
+            <w:r>
+              <w:rPr>
+                <w:rFonts w:ascii="Arial" w:hAnsi="Arial"/>
+                <w:b w:val="0"/>
+                <w:color w:val="30302F"/>
+                <w:sz w:val="20"/>
+              </w:rPr>
+            </w:r>
+          </w:p>
+        </w:tc>
+        <w:tc>
+          <w:tcPr>
+            <w:tcW w:type="dxa" w:w="1088"/>
+            <w:tcBorders>
+              <w:top w:val="single" w:sz="8" w:space="0" w:color="404040"/>
+              <w:left w:val="single" w:sz="8" w:space="0" w:color="404040"/>
+              <w:bottom w:val="single" w:sz="8" w:space="0" w:color="404040"/>
+              <w:right w:val="single" w:sz="8" w:space="0" w:color="404040"/>
+            </w:tcBorders>
+          </w:tcPr>
+          <w:p>
+            <w:pPr>
+              <w:spacing w:before="80" w:after="80"/>
+              <w:jc w:val="center"/>
+            </w:pPr>
+            <w:r>
+              <w:rPr>
+                <w:rFonts w:ascii="Arial" w:hAnsi="Arial"/>
+                <w:b w:val="0"/>
+                <w:color w:val="30302F"/>
+                <w:sz w:val="20"/>
+              </w:rPr>
+            </w:r>
+            <w:r>
+              <w:rPr>
+                <w:rFonts w:ascii="Arial" w:hAnsi="Arial"/>
+                <w:b w:val="0"/>
+                <w:color w:val="30302F"/>
+                <w:sz w:val="20"/>
+              </w:rPr>
+            </w:r>
+          </w:p>
+        </w:tc>
+        <w:tc>
+          <w:tcPr>
+            <w:tcW w:type="dxa" w:w="1088"/>
             <w:tcBorders>
               <w:top w:val="single" w:sz="8" w:space="0" w:color="404040"/>
               <w:left w:val="single" w:sz="8" w:space="0" w:color="404040"/>
@@ -15861,245 +19807,205 @@
         </w:tc>
         <w:tc>
           <w:tcPr>
-            <w:tcW w:type="dxa" w:w="1178"/>
-            <w:tcBorders>
-              <w:top w:val="single" w:sz="8" w:space="0" w:color="404040"/>
-              <w:left w:val="single" w:sz="8" w:space="0" w:color="404040"/>
-              <w:bottom w:val="single" w:sz="8" w:space="0" w:color="404040"/>
-              <w:right w:val="single" w:sz="8" w:space="0" w:color="404040"/>
-            </w:tcBorders>
-          </w:tcPr>
-          <w:p>
-            <w:pPr>
-              <w:spacing w:before="80" w:after="80"/>
-              <w:jc w:val="center"/>
-            </w:pPr>
-            <w:r>
-              <w:rPr>
-                <w:rFonts w:ascii="Arial" w:hAnsi="Arial"/>
-                <w:b w:val="0"/>
-                <w:color w:val="30302F"/>
-                <w:sz w:val="20"/>
-              </w:rPr>
-            </w:r>
-            <w:r>
-              <w:rPr>
-                <w:rFonts w:ascii="Arial" w:hAnsi="Arial"/>
-                <w:b w:val="0"/>
-                <w:color w:val="30302F"/>
-                <w:sz w:val="20"/>
-              </w:rPr>
-              <w:t>0</w:t>
-            </w:r>
-          </w:p>
-        </w:tc>
-        <w:tc>
-          <w:tcPr>
-            <w:tcW w:type="dxa" w:w="1178"/>
-            <w:tcBorders>
-              <w:top w:val="single" w:sz="8" w:space="0" w:color="404040"/>
-              <w:left w:val="single" w:sz="8" w:space="0" w:color="404040"/>
-              <w:bottom w:val="single" w:sz="8" w:space="0" w:color="404040"/>
-              <w:right w:val="single" w:sz="8" w:space="0" w:color="404040"/>
-            </w:tcBorders>
-          </w:tcPr>
-          <w:p>
-            <w:pPr>
-              <w:spacing w:before="80" w:after="80"/>
-              <w:jc w:val="center"/>
-            </w:pPr>
-            <w:r>
-              <w:rPr>
-                <w:rFonts w:ascii="Arial" w:hAnsi="Arial"/>
-                <w:b w:val="0"/>
-                <w:color w:val="30302F"/>
-                <w:sz w:val="20"/>
-              </w:rPr>
-            </w:r>
-            <w:r>
-              <w:rPr>
-                <w:rFonts w:ascii="Arial" w:hAnsi="Arial"/>
-                <w:b w:val="0"/>
-                <w:color w:val="30302F"/>
-                <w:sz w:val="20"/>
-              </w:rPr>
-              <w:t>18,000</w:t>
-            </w:r>
-          </w:p>
-        </w:tc>
-        <w:tc>
-          <w:tcPr>
-            <w:tcW w:type="dxa" w:w="1178"/>
-            <w:tcBorders>
-              <w:top w:val="single" w:sz="8" w:space="0" w:color="404040"/>
-              <w:left w:val="single" w:sz="8" w:space="0" w:color="404040"/>
-              <w:bottom w:val="single" w:sz="8" w:space="0" w:color="404040"/>
-              <w:right w:val="single" w:sz="8" w:space="0" w:color="404040"/>
-            </w:tcBorders>
-          </w:tcPr>
-          <w:p>
-            <w:pPr>
-              <w:spacing w:before="80" w:after="80"/>
-              <w:jc w:val="center"/>
-            </w:pPr>
-            <w:r>
-              <w:rPr>
-                <w:rFonts w:ascii="Arial" w:hAnsi="Arial"/>
-                <w:b w:val="0"/>
-                <w:color w:val="30302F"/>
-                <w:sz w:val="20"/>
-              </w:rPr>
-            </w:r>
-            <w:r>
-              <w:rPr>
-                <w:rFonts w:ascii="Arial" w:hAnsi="Arial"/>
-                <w:b w:val="0"/>
-                <w:color w:val="30302F"/>
-                <w:sz w:val="20"/>
-              </w:rPr>
-              <w:t>0</w:t>
-            </w:r>
-          </w:p>
-        </w:tc>
-        <w:tc>
-          <w:tcPr>
-            <w:tcW w:type="dxa" w:w="1178"/>
-            <w:tcBorders>
-              <w:top w:val="single" w:sz="8" w:space="0" w:color="404040"/>
-              <w:left w:val="single" w:sz="8" w:space="0" w:color="404040"/>
-              <w:bottom w:val="single" w:sz="8" w:space="0" w:color="404040"/>
-              <w:right w:val="single" w:sz="8" w:space="0" w:color="404040"/>
-            </w:tcBorders>
-          </w:tcPr>
-          <w:p>
-            <w:pPr>
-              <w:spacing w:before="80" w:after="80"/>
-              <w:jc w:val="center"/>
-            </w:pPr>
-            <w:r>
-              <w:rPr>
-                <w:rFonts w:ascii="Arial" w:hAnsi="Arial"/>
-                <w:b w:val="0"/>
-                <w:color w:val="30302F"/>
-                <w:sz w:val="20"/>
-              </w:rPr>
-            </w:r>
-            <w:r>
-              <w:rPr>
-                <w:rFonts w:ascii="Arial" w:hAnsi="Arial"/>
-                <w:b w:val="0"/>
-                <w:color w:val="30302F"/>
-                <w:sz w:val="20"/>
-              </w:rPr>
-              <w:t>0</w:t>
-            </w:r>
-          </w:p>
-        </w:tc>
-        <w:tc>
-          <w:tcPr>
-            <w:tcW w:type="dxa" w:w="1178"/>
-            <w:tcBorders>
-              <w:top w:val="single" w:sz="8" w:space="0" w:color="404040"/>
-              <w:left w:val="single" w:sz="8" w:space="0" w:color="404040"/>
-              <w:bottom w:val="single" w:sz="8" w:space="0" w:color="404040"/>
-              <w:right w:val="single" w:sz="8" w:space="0" w:color="404040"/>
-            </w:tcBorders>
-          </w:tcPr>
-          <w:p>
-            <w:pPr>
-              <w:spacing w:before="80" w:after="80"/>
-              <w:jc w:val="center"/>
-            </w:pPr>
-            <w:r>
-              <w:rPr>
-                <w:rFonts w:ascii="Arial" w:hAnsi="Arial"/>
-                <w:b w:val="0"/>
-                <w:color w:val="30302F"/>
-                <w:sz w:val="20"/>
-              </w:rPr>
-            </w:r>
-            <w:r>
-              <w:rPr>
-                <w:rFonts w:ascii="Arial" w:hAnsi="Arial"/>
-                <w:b w:val="0"/>
-                <w:color w:val="30302F"/>
-                <w:sz w:val="20"/>
-              </w:rPr>
-              <w:t>18,000</w:t>
-            </w:r>
-          </w:p>
-        </w:tc>
-        <w:tc>
-          <w:tcPr>
-            <w:tcW w:type="dxa" w:w="1178"/>
-            <w:tcBorders>
-              <w:top w:val="single" w:sz="8" w:space="0" w:color="404040"/>
-              <w:left w:val="single" w:sz="8" w:space="0" w:color="404040"/>
-              <w:bottom w:val="single" w:sz="8" w:space="0" w:color="404040"/>
-              <w:right w:val="single" w:sz="8" w:space="0" w:color="404040"/>
-            </w:tcBorders>
-          </w:tcPr>
-          <w:p>
-            <w:pPr>
-              <w:spacing w:before="80" w:after="80"/>
-              <w:jc w:val="center"/>
-            </w:pPr>
-            <w:r>
-              <w:rPr>
-                <w:rFonts w:ascii="Arial" w:hAnsi="Arial"/>
-                <w:b w:val="0"/>
-                <w:color w:val="30302F"/>
-                <w:sz w:val="20"/>
-              </w:rPr>
-            </w:r>
-            <w:r>
-              <w:rPr>
-                <w:rFonts w:ascii="Arial" w:hAnsi="Arial"/>
-                <w:b w:val="0"/>
-                <w:color w:val="30302F"/>
-                <w:sz w:val="20"/>
-              </w:rPr>
-              <w:t>0</w:t>
-            </w:r>
-          </w:p>
-        </w:tc>
-        <w:tc>
-          <w:tcPr>
-            <w:tcW w:type="dxa" w:w="1178"/>
-            <w:tcBorders>
-              <w:top w:val="single" w:sz="8" w:space="0" w:color="404040"/>
-              <w:left w:val="single" w:sz="8" w:space="0" w:color="404040"/>
-              <w:bottom w:val="single" w:sz="8" w:space="0" w:color="404040"/>
-              <w:right w:val="single" w:sz="8" w:space="0" w:color="404040"/>
-            </w:tcBorders>
-          </w:tcPr>
-          <w:p>
-            <w:pPr>
-              <w:spacing w:before="80" w:after="80"/>
-              <w:jc w:val="center"/>
-            </w:pPr>
-            <w:r>
-              <w:rPr>
-                <w:rFonts w:ascii="Arial" w:hAnsi="Arial"/>
-                <w:b w:val="0"/>
-                <w:color w:val="30302F"/>
-                <w:sz w:val="20"/>
-              </w:rPr>
-            </w:r>
-            <w:r>
-              <w:rPr>
-                <w:rFonts w:ascii="Arial" w:hAnsi="Arial"/>
-                <w:b w:val="0"/>
-                <w:color w:val="30302F"/>
-                <w:sz w:val="20"/>
-              </w:rPr>
-              <w:t>0</w:t>
-            </w:r>
-          </w:p>
-        </w:tc>
-        <w:tc>
-          <w:tcPr>
-            <w:tcW w:type="dxa" w:w="1178"/>
+            <w:tcW w:type="dxa" w:w="1088"/>
+            <w:tcBorders>
+              <w:top w:val="single" w:sz="8" w:space="0" w:color="404040"/>
+              <w:left w:val="single" w:sz="8" w:space="0" w:color="404040"/>
+              <w:bottom w:val="single" w:sz="8" w:space="0" w:color="404040"/>
+              <w:right w:val="single" w:sz="8" w:space="0" w:color="404040"/>
+            </w:tcBorders>
+          </w:tcPr>
+          <w:p>
+            <w:pPr>
+              <w:spacing w:before="80" w:after="80"/>
+              <w:jc w:val="center"/>
+            </w:pPr>
+            <w:r>
+              <w:rPr>
+                <w:rFonts w:ascii="Arial" w:hAnsi="Arial"/>
+                <w:b w:val="0"/>
+                <w:color w:val="30302F"/>
+                <w:sz w:val="20"/>
+              </w:rPr>
+            </w:r>
+            <w:r>
+              <w:rPr>
+                <w:rFonts w:ascii="Arial" w:hAnsi="Arial"/>
+                <w:b w:val="0"/>
+                <w:color w:val="30302F"/>
+                <w:sz w:val="20"/>
+              </w:rPr>
+            </w:r>
+          </w:p>
+        </w:tc>
+        <w:tc>
+          <w:tcPr>
+            <w:tcW w:type="dxa" w:w="1088"/>
+            <w:tcBorders>
+              <w:top w:val="single" w:sz="8" w:space="0" w:color="404040"/>
+              <w:left w:val="single" w:sz="8" w:space="0" w:color="404040"/>
+              <w:bottom w:val="single" w:sz="8" w:space="0" w:color="404040"/>
+              <w:right w:val="single" w:sz="8" w:space="0" w:color="404040"/>
+            </w:tcBorders>
+          </w:tcPr>
+          <w:p>
+            <w:pPr>
+              <w:spacing w:before="80" w:after="80"/>
+              <w:jc w:val="center"/>
+            </w:pPr>
+            <w:r>
+              <w:rPr>
+                <w:rFonts w:ascii="Arial" w:hAnsi="Arial"/>
+                <w:b w:val="0"/>
+                <w:color w:val="30302F"/>
+                <w:sz w:val="20"/>
+              </w:rPr>
+            </w:r>
+            <w:r>
+              <w:rPr>
+                <w:rFonts w:ascii="Arial" w:hAnsi="Arial"/>
+                <w:b w:val="0"/>
+                <w:color w:val="30302F"/>
+                <w:sz w:val="20"/>
+              </w:rPr>
+            </w:r>
+          </w:p>
+        </w:tc>
+        <w:tc>
+          <w:tcPr>
+            <w:tcW w:type="dxa" w:w="1088"/>
+            <w:tcBorders>
+              <w:top w:val="single" w:sz="8" w:space="0" w:color="404040"/>
+              <w:left w:val="single" w:sz="8" w:space="0" w:color="404040"/>
+              <w:bottom w:val="single" w:sz="8" w:space="0" w:color="404040"/>
+              <w:right w:val="single" w:sz="8" w:space="0" w:color="404040"/>
+            </w:tcBorders>
+          </w:tcPr>
+          <w:p>
+            <w:pPr>
+              <w:spacing w:before="80" w:after="80"/>
+              <w:jc w:val="center"/>
+            </w:pPr>
+            <w:r>
+              <w:rPr>
+                <w:rFonts w:ascii="Arial" w:hAnsi="Arial"/>
+                <w:b w:val="0"/>
+                <w:color w:val="30302F"/>
+                <w:sz w:val="20"/>
+              </w:rPr>
+            </w:r>
+            <w:r>
+              <w:rPr>
+                <w:rFonts w:ascii="Arial" w:hAnsi="Arial"/>
+                <w:b w:val="0"/>
+                <w:color w:val="30302F"/>
+                <w:sz w:val="20"/>
+              </w:rPr>
+            </w:r>
+          </w:p>
+        </w:tc>
+        <w:tc>
+          <w:tcPr>
+            <w:tcW w:type="dxa" w:w="1088"/>
+            <w:tcBorders>
+              <w:top w:val="single" w:sz="8" w:space="0" w:color="404040"/>
+              <w:left w:val="single" w:sz="8" w:space="0" w:color="404040"/>
+              <w:bottom w:val="single" w:sz="8" w:space="0" w:color="404040"/>
+              <w:right w:val="single" w:sz="8" w:space="0" w:color="404040"/>
+            </w:tcBorders>
+          </w:tcPr>
+          <w:p>
+            <w:pPr>
+              <w:spacing w:before="80" w:after="80"/>
+              <w:jc w:val="center"/>
+            </w:pPr>
+            <w:r>
+              <w:rPr>
+                <w:rFonts w:ascii="Arial" w:hAnsi="Arial"/>
+                <w:b w:val="0"/>
+                <w:color w:val="30302F"/>
+                <w:sz w:val="20"/>
+              </w:rPr>
+            </w:r>
+            <w:r>
+              <w:rPr>
+                <w:rFonts w:ascii="Arial" w:hAnsi="Arial"/>
+                <w:b w:val="0"/>
+                <w:color w:val="30302F"/>
+                <w:sz w:val="20"/>
+              </w:rPr>
+            </w:r>
+          </w:p>
+        </w:tc>
+        <w:tc>
+          <w:tcPr>
+            <w:tcW w:type="dxa" w:w="1088"/>
+            <w:tcBorders>
+              <w:top w:val="single" w:sz="8" w:space="0" w:color="404040"/>
+              <w:left w:val="single" w:sz="8" w:space="0" w:color="404040"/>
+              <w:bottom w:val="single" w:sz="8" w:space="0" w:color="404040"/>
+              <w:right w:val="single" w:sz="8" w:space="0" w:color="404040"/>
+            </w:tcBorders>
+          </w:tcPr>
+          <w:p>
+            <w:pPr>
+              <w:spacing w:before="80" w:after="80"/>
+              <w:jc w:val="center"/>
+            </w:pPr>
+            <w:r>
+              <w:rPr>
+                <w:rFonts w:ascii="Arial" w:hAnsi="Arial"/>
+                <w:b w:val="0"/>
+                <w:color w:val="30302F"/>
+                <w:sz w:val="20"/>
+              </w:rPr>
+            </w:r>
+            <w:r>
+              <w:rPr>
+                <w:rFonts w:ascii="Arial" w:hAnsi="Arial"/>
+                <w:b w:val="0"/>
+                <w:color w:val="30302F"/>
+                <w:sz w:val="20"/>
+              </w:rPr>
+            </w:r>
+          </w:p>
+        </w:tc>
+        <w:tc>
+          <w:tcPr>
+            <w:tcW w:type="dxa" w:w="1088"/>
+            <w:tcBorders>
+              <w:top w:val="single" w:sz="8" w:space="0" w:color="404040"/>
+              <w:left w:val="single" w:sz="8" w:space="0" w:color="404040"/>
+              <w:bottom w:val="single" w:sz="8" w:space="0" w:color="404040"/>
+              <w:right w:val="single" w:sz="8" w:space="0" w:color="404040"/>
+            </w:tcBorders>
+          </w:tcPr>
+          <w:p>
+            <w:pPr>
+              <w:spacing w:before="80" w:after="80"/>
+              <w:jc w:val="center"/>
+            </w:pPr>
+            <w:r>
+              <w:rPr>
+                <w:rFonts w:ascii="Arial" w:hAnsi="Arial"/>
+                <w:b w:val="0"/>
+                <w:color w:val="30302F"/>
+                <w:sz w:val="20"/>
+              </w:rPr>
+            </w:r>
+            <w:r>
+              <w:rPr>
+                <w:rFonts w:ascii="Arial" w:hAnsi="Arial"/>
+                <w:b w:val="0"/>
+                <w:color w:val="30302F"/>
+                <w:sz w:val="20"/>
+              </w:rPr>
+            </w:r>
+          </w:p>
+        </w:tc>
+        <w:tc>
+          <w:tcPr>
+            <w:tcW w:type="dxa" w:w="1088"/>
             <w:tcBorders>
               <w:top w:val="single" w:sz="8" w:space="0" w:color="404040"/>
               <w:left w:val="single" w:sz="8" w:space="0" w:color="404040"/>
@@ -16142,7 +20048,7 @@
         <w:rPr>
           <w:i/>
         </w:rPr>
-        <w:t>Accounting identity: Total supply = Total use for each service row. Supply is organised by ecosystem type; use is organised by beneficiary sector.</w:t>
+        <w:t>Format follows SEEA EA Table 7.1 (supply and use of ecosystem services). Supply table shows which ecosystems generate each service; use table shows which economic sectors benefit. Carbon sequestration use is allocated to Global/Exports.</w:t>
       </w:r>
     </w:p>
     <w:sectPr>

--- a/s-s-event-bogor/print-notebooks/03-services/08-example-tables.docx
+++ b/s-s-event-bogor/print-notebooks/03-services/08-example-tables.docx
@@ -11,7 +11,7 @@
           <w:rFonts w:ascii="Arial" w:hAnsi="Arial"/>
           <w:b/>
           <w:color w:val="0A5455"/>
-          <w:sz w:val="36"/>
+          <w:sz w:val="20"/>
         </w:rPr>
         <w:t>GOAP Example Ocean Account Tables</w:t>
       </w:r>
@@ -24,7 +24,7 @@
         <w:rPr>
           <w:rFonts w:ascii="Arial" w:hAnsi="Arial"/>
           <w:color w:val="30302F"/>
-          <w:sz w:val="22"/>
+          <w:sz w:val="20"/>
         </w:rPr>
         <w:t>Illustrative data for a hypothetical coastal ecosystem accounting area</w:t>
       </w:r>
@@ -32,13 +32,14 @@
     <w:p>
       <w:pPr>
         <w:spacing w:before="360" w:after="120"/>
+        <w:keepNext/>
       </w:pPr>
       <w:r>
         <w:rPr>
           <w:rFonts w:ascii="Arial" w:hAnsi="Arial"/>
           <w:b/>
           <w:color w:val="0A5455"/>
-          <w:sz w:val="26"/>
+          <w:sz w:val="20"/>
         </w:rPr>
         <w:t>Table 1 -- Extent Account (ha)</w:t>
       </w:r>
@@ -1317,13 +1318,14 @@
     <w:p>
       <w:pPr>
         <w:spacing w:before="360" w:after="120"/>
+        <w:keepNext/>
       </w:pPr>
       <w:r>
         <w:rPr>
           <w:rFonts w:ascii="Arial" w:hAnsi="Arial"/>
           <w:b/>
           <w:color w:val="0A5455"/>
-          <w:sz w:val="26"/>
+          <w:sz w:val="20"/>
         </w:rPr>
         <w:t>Table 1b -- Extent Time-Series (ha)</w:t>
       </w:r>
@@ -2569,13 +2571,14 @@
     <w:p>
       <w:pPr>
         <w:spacing w:before="360" w:after="120"/>
+        <w:keepNext/>
       </w:pPr>
       <w:r>
         <w:rPr>
           <w:rFonts w:ascii="Arial" w:hAnsi="Arial"/>
           <w:b/>
           <w:color w:val="0A5455"/>
-          <w:sz w:val="26"/>
+          <w:sz w:val="20"/>
         </w:rPr>
         <w:t>Table 2 -- Ecosystem Extent Change Matrix (ha, 2018-2023)</w:t>
       </w:r>
@@ -3854,13 +3857,14 @@
     <w:p>
       <w:pPr>
         <w:spacing w:before="360" w:after="120"/>
+        <w:keepNext/>
       </w:pPr>
       <w:r>
         <w:rPr>
           <w:rFonts w:ascii="Arial" w:hAnsi="Arial"/>
           <w:b/>
           <w:color w:val="0A5455"/>
-          <w:sz w:val="26"/>
+          <w:sz w:val="20"/>
         </w:rPr>
         <w:t>Table 3 -- Ecosystem Condition Account (Coral Reef)</w:t>
       </w:r>
@@ -5834,13 +5838,14 @@
     <w:p>
       <w:pPr>
         <w:spacing w:before="360" w:after="120"/>
+        <w:keepNext/>
       </w:pPr>
       <w:r>
         <w:rPr>
           <w:rFonts w:ascii="Arial" w:hAnsi="Arial"/>
           <w:b/>
           <w:color w:val="0A5455"/>
-          <w:sz w:val="26"/>
+          <w:sz w:val="20"/>
         </w:rPr>
         <w:t>Table 4a -- Ecosystem Services Supply (Physical Units)</w:t>
       </w:r>
@@ -7317,13 +7322,14 @@
     <w:p>
       <w:pPr>
         <w:spacing w:before="360" w:after="120"/>
+        <w:keepNext/>
       </w:pPr>
       <w:r>
         <w:rPr>
           <w:rFonts w:ascii="Arial" w:hAnsi="Arial"/>
           <w:b/>
           <w:color w:val="0A5455"/>
-          <w:sz w:val="26"/>
+          <w:sz w:val="20"/>
         </w:rPr>
         <w:t>Table 4b -- Ecosystem Services Supply (Monetary, USD/yr)</w:t>
       </w:r>
@@ -8809,13 +8815,14 @@
     <w:p>
       <w:pPr>
         <w:spacing w:before="360" w:after="120"/>
+        <w:keepNext/>
       </w:pPr>
       <w:r>
         <w:rPr>
           <w:rFonts w:ascii="Arial" w:hAnsi="Arial"/>
           <w:b/>
           <w:color w:val="0A5455"/>
-          <w:sz w:val="26"/>
+          <w:sz w:val="20"/>
         </w:rPr>
         <w:t>Table 4c -- Ecosystem Service Physical Use (Part A): Who Benefits?</w:t>
       </w:r>
@@ -10792,13 +10799,14 @@
     <w:p>
       <w:pPr>
         <w:spacing w:before="360" w:after="120"/>
+        <w:keepNext/>
       </w:pPr>
       <w:r>
         <w:rPr>
           <w:rFonts w:ascii="Arial" w:hAnsi="Arial"/>
           <w:b/>
           <w:color w:val="0A5455"/>
-          <w:sz w:val="26"/>
+          <w:sz w:val="20"/>
         </w:rPr>
         <w:t>Table 4d -- Ecosystem Service Monetary Use (Part B): USD/yr by Beneficiary</w:t>
       </w:r>
@@ -13059,7 +13067,7 @@
           <w:rFonts w:ascii="Arial" w:hAnsi="Arial"/>
           <w:b/>
           <w:color w:val="0A5455"/>
-          <w:sz w:val="26"/>
+          <w:sz w:val="20"/>
         </w:rPr>
         <w:t>Table 4e -- Supply and Use of Ecosystem Services (SEEA EA Table 7.1)</w:t>
       </w:r>
@@ -13068,6 +13076,7 @@
       <w:pPr>
         <w:spacing w:before="80" w:after="80"/>
         <w:jc w:val="left"/>
+        <w:keepNext/>
       </w:pPr>
       <w:r>
         <w:rPr>
@@ -16561,6 +16570,7 @@
       <w:pPr>
         <w:spacing w:before="80" w:after="80"/>
         <w:jc w:val="left"/>
+        <w:keepNext/>
       </w:pPr>
       <w:r>
         <w:rPr>
